--- a/FASE 2/avances grupales/2.4_GuiaEstudiante_Fase 2_DesarrolloProyecto APT.docx
+++ b/FASE 2/avances grupales/2.4_GuiaEstudiante_Fase 2_DesarrolloProyecto APT.docx
@@ -98,52 +98,7 @@
                                   <w:sz w:val="48"/>
                                   <w:szCs w:val="48"/>
                                 </w:rPr>
-                                <w:t>Guía</w:t>
-                              </w:r>
-                              <w:r>
-                                <w:rPr>
-                                  <w:b/>
-                                  <w:color w:val="1F3864" w:themeColor="accent1" w:themeShade="80"/>
-                                  <w:sz w:val="48"/>
-                                  <w:szCs w:val="48"/>
-                                </w:rPr>
-                                <w:t>2.</w:t>
-                              </w:r>
-                              <w:r>
-                                <w:rPr>
-                                  <w:b/>
-                                  <w:color w:val="1F3864" w:themeColor="accent1" w:themeShade="80"/>
-                                  <w:sz w:val="48"/>
-                                  <w:szCs w:val="48"/>
-                                </w:rPr>
-                                <w:t xml:space="preserve"> </w:t>
-                              </w:r>
-                              <w:r>
-                                <w:rPr>
-                                  <w:b/>
-                                  <w:color w:val="1F3864" w:themeColor="accent1" w:themeShade="80"/>
-                                  <w:sz w:val="48"/>
-                                  <w:szCs w:val="48"/>
-                                </w:rPr>
-                                <w:t>Desarrollo P</w:t>
-                              </w:r>
-                              <w:r>
-                                <w:rPr>
-                                  <w:b/>
-                                  <w:color w:val="1F3864" w:themeColor="accent1" w:themeShade="80"/>
-                                  <w:sz w:val="48"/>
-                                  <w:szCs w:val="48"/>
-                                </w:rPr>
-                                <w:t xml:space="preserve">royecto </w:t>
-                              </w:r>
-                              <w:r>
-                                <w:rPr>
-                                  <w:b/>
-                                  <w:color w:val="1F3864" w:themeColor="accent1" w:themeShade="80"/>
-                                  <w:sz w:val="48"/>
-                                  <w:szCs w:val="48"/>
-                                </w:rPr>
-                                <w:t xml:space="preserve">APT </w:t>
+                                <w:t xml:space="preserve">Guía2. Desarrollo Proyecto APT </w:t>
                               </w:r>
                             </w:p>
                             <w:p>
@@ -163,16 +118,7 @@
                                   <w:sz w:val="48"/>
                                   <w:szCs w:val="48"/>
                                 </w:rPr>
-                                <w:t xml:space="preserve">Asignatura </w:t>
-                              </w:r>
-                              <w:r>
-                                <w:rPr>
-                                  <w:b/>
-                                  <w:color w:val="1F3864" w:themeColor="accent1" w:themeShade="80"/>
-                                  <w:sz w:val="48"/>
-                                  <w:szCs w:val="48"/>
-                                </w:rPr>
-                                <w:t>Capstone</w:t>
+                                <w:t xml:space="preserve">Asignatura Capstone</w:t>
                               </w:r>
                             </w:p>
                           </w:txbxContent>
@@ -238,12 +184,12 @@
           </mc:Choice>
           <mc:Fallback>
             <w:pict>
-              <v:group w14:anchorId="39581AEC" id="Grupo 27" o:spid="_x0000_s1026" style="position:absolute;margin-left:0;margin-top:.75pt;width:491.25pt;height:123pt;z-index:251659264;mso-position-horizontal:center;mso-position-horizontal-relative:margin;mso-width-relative:margin;mso-height-relative:margin" coordsize="59912,15621" o:gfxdata="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">
+              <v:group w14:anchorId="39581AEC" id="Grupo 27" o:spid="_x0000_s1026" style="position:absolute;margin-left:0;margin-top:.75pt;width:491.25pt;height:123pt;z-index:251659264;mso-position-horizontal:center;mso-position-horizontal-relative:margin;mso-width-relative:margin;mso-height-relative:margin" coordsize="59912,15621" o:gfxdata="UEsDBBQABgAIAAAAIQC2gziS/gAAAOEBAAATAAAAW0NvbnRlbnRfVHlwZXNdLnhtbJSRQU7DMBBF 90jcwfIWJU67QAgl6YK0S0CoHGBkTxKLZGx5TGhvj5O2G0SRWNoz/78nu9wcxkFMGNg6quQqL6RA 0s5Y6ir5vt9lD1JwBDIwOMJKHpHlpr69KfdHjyxSmriSfYz+USnWPY7AufNIadK6MEJMx9ApD/oD OlTrorhX2lFEilmcO2RdNtjC5xDF9pCuTyYBB5bi6bQ4syoJ3g9WQ0ymaiLzg5KdCXlKLjvcW893 SUOqXwnz5DrgnHtJTxOsQfEKIT7DmDSUCaxw7Rqn8787ZsmRM9e2VmPeBN4uqYvTtW7jvijg9N/y JsXecLq0q+WD6m8AAAD//wMAUEsDBBQABgAIAAAAIQA4/SH/1gAAAJQBAAALAAAAX3JlbHMvLnJl bHOkkMFqwzAMhu+DvYPRfXGawxijTi+j0GvpHsDYimMaW0Yy2fr2M4PBMnrbUb/Q94l/f/hMi1qR JVI2sOt6UJgd+ZiDgffL8ekFlFSbvV0oo4EbChzGx4f9GRdb25HMsYhqlCwG5lrLq9biZkxWOiqY 22YiTra2kYMu1l1tQD30/bPm3wwYN0x18gb45AdQl1tp5j/sFB2T0FQ7R0nTNEV3j6o9feQzro1i OWA14Fm+Q8a1a8+Bvu/d/dMb2JY5uiPbhG/ktn4cqGU/er3pcvwCAAD//wMAUEsDBBQABgAIAAAA IQDFspt0wgMAAFgJAAAOAAAAZHJzL2Uyb0RvYy54bWy0Vttu3DYQfS/QfyD4Hmslay8SLAfbTWwU cBIjTpFnLkWthFIcluRa6/xNvqU/1iF1WXfXbdG0sQEtbzOcOTxnyKvXh1aSR2FsA6qg8cWMEqE4 lI3aFfSXTzevVpRYx1TJJChR0Cdh6evrH3+46nQuEqhBlsIQdKJs3umC1s7pPIosr0XL7AVooXCy AtMyh12zi0rDOvTeyiiZzRZRB6bUBriwFkff9JP0OvivKsHdh6qywhFZUIzNha8J363/RtdXLN8Z puuGD2Gwb4iiZY3CTSdXb5hjZG+aM1dtww1YqNwFhzaCqmq4CDlgNvHsJJtbA3sdctnl3U5PMCG0 Jzh9s1v+/vHekKYsaLKkRLEWz+jW7DUQ7CM4nd7luObW6Ad9b4aBXd/z+R4q0/pfzIQcAqxPE6zi 4AjHwUVyuVot55RwnIvniySeDcDzGk/nzI7XbwfLeZbFSXJuGY0bRz6+KZxOI4nsESf733B6qJkW AX7rMRhxQkb3OG32rDRASkEcpoqI9YCFxR4t4g4/AeYfB2ZYfQf8V0sUbGqmdmJtDHS1YCVGGXtL zGUy9cDb3Hon2+4dlHgqbO8gODqBPJ4l6WIZU4LgJlmWLi+9M5aP6KfZYjGfpwP6yQL/w8lOGLJc G+tuBbTENwpqUDVhJ/Z4Z52P7LjEe1Zw00gZNpGKdAXN5nhGJzNt41DYsmkLupr5vz4qn/BbVQZj xxrZt3EDqQYEfNJ9+u6wPeBCj8QWyifEwkAvYCw42KjBfKGkQ/EW1P62Z0ZQIn9WiGcWp6lXe+ik 82WCHfN8Zvt8himOrgrqKOmbGxcqRJ/RGnGvmgDDMZIhViRbH993Z12ajaz7iKfz+1e120sgODoA hPycBNoTx0d/QhVE4VydWXYZe7CCONPVYpWlgY1H639JDwuyKT1DfAShkIuNNOSRYQlmnAvlekHI fYvM7sfnI0OQCZNJIN6fvHmSPOPfy7Sx7kkKv06qj6LC2oYSTAI9J8/nwdiaoY5DjH8dS3DoPVeY 3eR7kLe/sc4TxePBKIf13lSES2kynv1dYL3xZBF2BuUm47ZRYF5yIBHiYed+/aitHpojjydFWc1v GlT/HbPunhm8A5ESXmYf8FNJQJXD0KLEC++l8f9XlmrfbgA5g6UNowtNL2Mnx2ZloP2M1//aFwOc GnXMnRk7g5IJPiC4WK/DMrx4NXN36kHzsTZ7hn86fGZGDyXQF/T3MF4ALD+phP1afx4K/rE+hDsK r+/AhOGp4d8Hz/vhfI4Pous/AAAA//8DAFBLAwQUAAYACAAAACEAGd1UyN4AAAAGAQAADwAAAGRy cy9kb3ducmV2LnhtbEyPQU/DMAyF70j8h8hI3FjaQmGUptM0AadpEhvStFvWeG21xqmarO3+PeYE Nz8/673P+WKyrRiw940jBfEsAoFUOtNQpeB79/EwB+GDJqNbR6jgih4Wxe1NrjPjRvrCYRsqwSHk M62gDqHLpPRljVb7meuQ2Du53urAsq+k6fXI4baVSRQ9S6sb4oZad7iqsTxvL1bB56jH5WP8PqzP p9X1sEs3+3WMSt3fTcs3EAGn8HcMv/iMDgUzHd2FjBetAn4k8DYFwebrPOHhqCB5eklBFrn8j1/8 AAAA//8DAFBLAQItABQABgAIAAAAIQC2gziS/gAAAOEBAAATAAAAAAAAAAAAAAAAAAAAAABbQ29u dGVudF9UeXBlc10ueG1sUEsBAi0AFAAGAAgAAAAhADj9If/WAAAAlAEAAAsAAAAAAAAAAAAAAAAA LwEAAF9yZWxzLy5yZWxzUEsBAi0AFAAGAAgAAAAhAMWym3TCAwAAWAkAAA4AAAAAAAAAAAAAAAAA LgIAAGRycy9lMm9Eb2MueG1sUEsBAi0AFAAGAAgAAAAhABndVMjeAAAABgEAAA8AAAAAAAAAAAAA AAAAHAYAAGRycy9kb3ducmV2LnhtbFBLBQYAAAAABAAEAPMAAAAnBwAAAAA= ">
                 <v:shapetype id="_x0000_t202" coordsize="21600,21600" o:spt="202" path="m,l,21600r21600,l21600,xe">
                   <v:stroke joinstyle="miter"/>
                   <v:path gradientshapeok="t" o:connecttype="rect"/>
                 </v:shapetype>
-                <v:shape id="Cuadro de texto 2" o:spid="_x0000_s1027" type="#_x0000_t202" style="position:absolute;left:10246;top:2994;width:49666;height:12627;visibility:visible;mso-wrap-style:square;v-text-anchor:top" o:gfxdata="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" filled="f" stroked="f">
+                <v:shape id="Cuadro de texto 2" o:spid="_x0000_s1027" type="#_x0000_t202" style="position:absolute;left:10246;top:2994;width:49666;height:12627;visibility:visible;mso-wrap-style:square;v-text-anchor:top" o:gfxdata="UEsDBBQABgAIAAAAIQDb4fbL7gAAAIUBAAATAAAAW0NvbnRlbnRfVHlwZXNdLnhtbHyQz07DMAyH 70i8Q+QralM4IITa7kDhCAiNB7ASt43WOlEcyvb2pNu4IODoPz9/n1xv9vOkForiPDdwXVagiI23 jocG3rdPxR0oScgWJ8/UwIEENu3lRb09BBKV0ywNjCmFe63FjDSjlD4Q50nv44wpl3HQAc0OB9I3 VXWrjedEnIq03oC27qjHjympx31un0wiTQLq4bS4shrAECZnMGVTvbD9QSnOhDInjzsyuiBXWQP0 r4R18jfgnHvJr4nOknrFmJ5xzhraRtHWf3Kkpfz/yGo5S+H73hkquyhdjr3R8m2lj09svwAAAP// AwBQSwMEFAAGAAgAAAAhAFr0LFu/AAAAFQEAAAsAAABfcmVscy8ucmVsc2zPwWrDMAwG4Ptg72B0 X5TuUMaI01uh19I+gLGVxCy2jGSy9e1nemrHjpL4P0nD4SetZiPRyNnCruvBUPYcYp4tXC/Htw8w Wl0ObuVMFm6kcBhfX4Yzra62kC6xqGlKVgtLreUTUf1CyWnHhXKbTCzJ1VbKjMX5LzcTvvf9HuXR gPHJNKdgQU5hB+ZyK23zHztFL6w81c5zQp6m6P9TMfB3PtPWFCczVQtB9N4U2rp2HOA44NMz4y8A AAD//wMAUEsDBBQABgAIAAAAIQBsmhNCwAAAANsAAAAPAAAAZHJzL2Rvd25yZXYueG1sRE/Pa8Iw FL4L+x/CG3izycTJVhtlKIOdJtZN8PZonm2xeQlNZrv/3hwGO358v4vNaDtxoz60jjU8ZQoEceVM y7WGr+P77AVEiMgGO8ek4ZcCbNYPkwJz4wY+0K2MtUghHHLU0MTocylD1ZDFkDlPnLiL6y3GBPta mh6HFG47OVdqKS22nBoa9LRtqLqWP1bD9+flfFqofb2zz35wo5JsX6XW08fxbQUi0hj/xX/uD6Nh nsamL+kHyPUdAAD//wMAUEsBAi0AFAAGAAgAAAAhANvh9svuAAAAhQEAABMAAAAAAAAAAAAAAAAA AAAAAFtDb250ZW50X1R5cGVzXS54bWxQSwECLQAUAAYACAAAACEAWvQsW78AAAAVAQAACwAAAAAA AAAAAAAAAAAfAQAAX3JlbHMvLnJlbHNQSwECLQAUAAYACAAAACEAbJoTQsAAAADbAAAADwAAAAAA AAAAAAAAAAAHAgAAZHJzL2Rvd25yZXYueG1sUEsFBgAAAAADAAMAtwAAAPQCAAAAAA== " filled="f" stroked="f">
                   <v:textbox>
                     <w:txbxContent>
                       <w:p>
@@ -274,52 +220,7 @@
                             <w:sz w:val="48"/>
                             <w:szCs w:val="48"/>
                           </w:rPr>
-                          <w:t>Guía</w:t>
-                        </w:r>
-                        <w:r>
-                          <w:rPr>
-                            <w:b/>
-                            <w:color w:val="1F3864" w:themeColor="accent1" w:themeShade="80"/>
-                            <w:sz w:val="48"/>
-                            <w:szCs w:val="48"/>
-                          </w:rPr>
-                          <w:t>2.</w:t>
-                        </w:r>
-                        <w:r>
-                          <w:rPr>
-                            <w:b/>
-                            <w:color w:val="1F3864" w:themeColor="accent1" w:themeShade="80"/>
-                            <w:sz w:val="48"/>
-                            <w:szCs w:val="48"/>
-                          </w:rPr>
-                          <w:t xml:space="preserve"> </w:t>
-                        </w:r>
-                        <w:r>
-                          <w:rPr>
-                            <w:b/>
-                            <w:color w:val="1F3864" w:themeColor="accent1" w:themeShade="80"/>
-                            <w:sz w:val="48"/>
-                            <w:szCs w:val="48"/>
-                          </w:rPr>
-                          <w:t>Desarrollo P</w:t>
-                        </w:r>
-                        <w:r>
-                          <w:rPr>
-                            <w:b/>
-                            <w:color w:val="1F3864" w:themeColor="accent1" w:themeShade="80"/>
-                            <w:sz w:val="48"/>
-                            <w:szCs w:val="48"/>
-                          </w:rPr>
-                          <w:t xml:space="preserve">royecto </w:t>
-                        </w:r>
-                        <w:r>
-                          <w:rPr>
-                            <w:b/>
-                            <w:color w:val="1F3864" w:themeColor="accent1" w:themeShade="80"/>
-                            <w:sz w:val="48"/>
-                            <w:szCs w:val="48"/>
-                          </w:rPr>
-                          <w:t xml:space="preserve">APT </w:t>
+                          <w:t xml:space="preserve">Guía2. Desarrollo Proyecto APT </w:t>
                         </w:r>
                       </w:p>
                       <w:p>
@@ -339,22 +240,13 @@
                             <w:sz w:val="48"/>
                             <w:szCs w:val="48"/>
                           </w:rPr>
-                          <w:t xml:space="preserve">Asignatura </w:t>
-                        </w:r>
-                        <w:r>
-                          <w:rPr>
-                            <w:b/>
-                            <w:color w:val="1F3864" w:themeColor="accent1" w:themeShade="80"/>
-                            <w:sz w:val="48"/>
-                            <w:szCs w:val="48"/>
-                          </w:rPr>
-                          <w:t>Capstone</w:t>
+                          <w:t xml:space="preserve">Asignatura Capstone</w:t>
                         </w:r>
                       </w:p>
                     </w:txbxContent>
                   </v:textbox>
                 </v:shape>
-                <v:rect id="Rectángulo 49" o:spid="_x0000_s1028" style="position:absolute;width:9931;height:14868;visibility:visible;mso-wrap-style:square;v-text-anchor:middle" o:gfxdata="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" fillcolor="#1f3763 [1604]" stroked="f" strokeweight="1pt"/>
+                <v:rect id="Rectángulo 49" o:spid="_x0000_s1028" style="position:absolute;width:9931;height:14868;visibility:visible;mso-wrap-style:square;v-text-anchor:middle" o:gfxdata="UEsDBBQABgAIAAAAIQDb4fbL7gAAAIUBAAATAAAAW0NvbnRlbnRfVHlwZXNdLnhtbHyQz07DMAyH 70i8Q+QralM4IITa7kDhCAiNB7ASt43WOlEcyvb2pNu4IODoPz9/n1xv9vOkForiPDdwXVagiI23 jocG3rdPxR0oScgWJ8/UwIEENu3lRb09BBKV0ywNjCmFe63FjDSjlD4Q50nv44wpl3HQAc0OB9I3 VXWrjedEnIq03oC27qjHjympx31un0wiTQLq4bS4shrAECZnMGVTvbD9QSnOhDInjzsyuiBXWQP0 r4R18jfgnHvJr4nOknrFmJ5xzhraRtHWf3Kkpfz/yGo5S+H73hkquyhdjr3R8m2lj09svwAAAP// AwBQSwMEFAAGAAgAAAAhAFr0LFu/AAAAFQEAAAsAAABfcmVscy8ucmVsc2zPwWrDMAwG4Ptg72B0 X5TuUMaI01uh19I+gLGVxCy2jGSy9e1nemrHjpL4P0nD4SetZiPRyNnCruvBUPYcYp4tXC/Htw8w Wl0ObuVMFm6kcBhfX4Yzra62kC6xqGlKVgtLreUTUf1CyWnHhXKbTCzJ1VbKjMX5LzcTvvf9HuXR gPHJNKdgQU5hB+ZyK23zHztFL6w81c5zQp6m6P9TMfB3PtPWFCczVQtB9N4U2rp2HOA44NMz4y8A AAD//wMAUEsDBBQABgAIAAAAIQCGjL46wQAAANsAAAAPAAAAZHJzL2Rvd25yZXYueG1sRI/RagIx FETfBf8hXKFvmq0UsatRakHwSXDtB1yT62Z1c7Nsosa/b4RCH4eZOcMs18m14k59aDwreJ8UIIi1 Nw3XCn6O2/EcRIjIBlvPpOBJAdar4WCJpfEPPtC9irXIEA4lKrAxdqWUQVtyGCa+I87e2fcOY5Z9 LU2Pjwx3rZwWxUw6bDgvWOzo25K+VjenoDun6U5vtptndZzf7OW0l0mTUm+j9LUAESnF//Bfe2cU fHzC60v+AXL1CwAA//8DAFBLAQItABQABgAIAAAAIQDb4fbL7gAAAIUBAAATAAAAAAAAAAAAAAAA AAAAAABbQ29udGVudF9UeXBlc10ueG1sUEsBAi0AFAAGAAgAAAAhAFr0LFu/AAAAFQEAAAsAAAAA AAAAAAAAAAAAHwEAAF9yZWxzLy5yZWxzUEsBAi0AFAAGAAgAAAAhAIaMvjrBAAAA2wAAAA8AAAAA AAAAAAAAAAAABwIAAGRycy9kb3ducmV2LnhtbFBLBQYAAAAAAwADALcAAAD1AgAAAAA= " fillcolor="#1f3763 [1604]" stroked="f" strokeweight="1pt"/>
                 <w10:wrap anchorx="margin"/>
               </v:group>
             </w:pict>
@@ -471,43 +363,7 @@
                 <w:sz w:val="28"/>
                 <w:szCs w:val="28"/>
               </w:rPr>
-              <w:t>1</w:t>
-            </w:r>
-            <w:r>
-              <w:rPr>
-                <w:b/>
-                <w:color w:val="1F3864" w:themeColor="accent1" w:themeShade="80"/>
-                <w:sz w:val="28"/>
-                <w:szCs w:val="28"/>
-              </w:rPr>
-              <w:t xml:space="preserve">. </w:t>
-            </w:r>
-            <w:r>
-              <w:rPr>
-                <w:b/>
-                <w:color w:val="1F3864" w:themeColor="accent1" w:themeShade="80"/>
-                <w:sz w:val="28"/>
-                <w:szCs w:val="28"/>
-              </w:rPr>
-              <w:t xml:space="preserve">Resumen </w:t>
-            </w:r>
-            <w:r>
-              <w:rPr>
-                <w:b/>
-                <w:color w:val="1F3864" w:themeColor="accent1" w:themeShade="80"/>
-                <w:sz w:val="28"/>
-                <w:szCs w:val="28"/>
-              </w:rPr>
-              <w:t xml:space="preserve">avance </w:t>
-            </w:r>
-            <w:r>
-              <w:rPr>
-                <w:b/>
-                <w:color w:val="1F3864" w:themeColor="accent1" w:themeShade="80"/>
-                <w:sz w:val="28"/>
-                <w:szCs w:val="28"/>
-              </w:rPr>
-              <w:t>Proyecto APT</w:t>
+              <w:t xml:space="preserve">1. Resumen avance Proyecto APT</w:t>
             </w:r>
           </w:p>
         </w:tc>
@@ -603,21 +459,7 @@
                 <w:rFonts w:ascii="Calibri" w:hAnsi="Calibri"/>
                 <w:color w:val="1F3864" w:themeColor="accent1" w:themeShade="80"/>
               </w:rPr>
-              <w:t>Resumen</w:t>
-            </w:r>
-            <w:r>
-              <w:rPr>
-                <w:rFonts w:ascii="Calibri" w:hAnsi="Calibri"/>
-                <w:color w:val="1F3864" w:themeColor="accent1" w:themeShade="80"/>
-              </w:rPr>
-              <w:t xml:space="preserve"> de</w:t>
-            </w:r>
-            <w:r>
-              <w:rPr>
-                <w:rFonts w:ascii="Calibri" w:hAnsi="Calibri"/>
-                <w:color w:val="1F3864" w:themeColor="accent1" w:themeShade="80"/>
-              </w:rPr>
-              <w:t xml:space="preserve"> avance proyecto APT</w:t>
+              <w:t xml:space="preserve">Resumen de avance proyecto APT</w:t>
             </w:r>
           </w:p>
         </w:tc>
@@ -627,160 +469,47 @@
           </w:tcPr>
           <w:p>
             <w:pPr>
+              <w:spacing w:after="120" w:line="259" w:lineRule="auto"/>
               <w:jc w:val="both"/>
-              <w:rPr>
-                <w:rFonts w:ascii="Calibri" w:hAnsi="Calibri" w:cs="Arial"/>
-                <w:i/>
-                <w:color w:val="548DD4"/>
-                <w:sz w:val="20"/>
-                <w:szCs w:val="20"/>
-                <w:lang w:eastAsia="es-CL"/>
-              </w:rPr>
-            </w:pPr>
-            <w:r>
-              <w:rPr>
-                <w:rFonts w:ascii="Calibri" w:hAnsi="Calibri" w:cs="Arial"/>
-                <w:i/>
-                <w:color w:val="548DD4"/>
-                <w:sz w:val="20"/>
-                <w:szCs w:val="20"/>
-                <w:lang w:eastAsia="es-CL"/>
-              </w:rPr>
-              <w:t xml:space="preserve">En esta </w:t>
-            </w:r>
-            <w:r>
-              <w:rPr>
-                <w:rFonts w:ascii="Calibri" w:hAnsi="Calibri" w:cs="Arial"/>
-                <w:i/>
-                <w:color w:val="548DD4"/>
-                <w:sz w:val="20"/>
-                <w:szCs w:val="20"/>
-                <w:lang w:eastAsia="es-CL"/>
-              </w:rPr>
-              <w:t>sección</w:t>
-            </w:r>
-            <w:r>
-              <w:rPr>
-                <w:rFonts w:ascii="Calibri" w:hAnsi="Calibri" w:cs="Arial"/>
-                <w:i/>
-                <w:color w:val="548DD4"/>
-                <w:sz w:val="20"/>
-                <w:szCs w:val="20"/>
-                <w:lang w:eastAsia="es-CL"/>
-              </w:rPr>
-              <w:t xml:space="preserve"> deberá</w:t>
-            </w:r>
-            <w:r>
-              <w:rPr>
-                <w:rFonts w:ascii="Calibri" w:hAnsi="Calibri" w:cs="Arial"/>
-                <w:i/>
-                <w:color w:val="548DD4"/>
-                <w:sz w:val="20"/>
-                <w:szCs w:val="20"/>
-                <w:lang w:eastAsia="es-CL"/>
-              </w:rPr>
-              <w:t>s</w:t>
-            </w:r>
-            <w:r>
-              <w:rPr>
-                <w:rFonts w:ascii="Calibri" w:hAnsi="Calibri" w:cs="Arial"/>
-                <w:i/>
-                <w:color w:val="548DD4"/>
-                <w:sz w:val="20"/>
-                <w:szCs w:val="20"/>
-                <w:lang w:eastAsia="es-CL"/>
-              </w:rPr>
-              <w:t xml:space="preserve"> </w:t>
-            </w:r>
-            <w:r>
-              <w:rPr>
-                <w:rFonts w:ascii="Calibri" w:hAnsi="Calibri" w:cs="Arial"/>
-                <w:i/>
-                <w:color w:val="548DD4"/>
-                <w:sz w:val="20"/>
-                <w:szCs w:val="20"/>
-                <w:lang w:eastAsia="es-CL"/>
-              </w:rPr>
-              <w:t xml:space="preserve">realizar un resumen de los avances que has realizado en tu proyecto APT. </w:t>
-            </w:r>
-            <w:r>
-              <w:rPr>
-                <w:rFonts w:ascii="Calibri" w:hAnsi="Calibri" w:cs="Arial"/>
-                <w:i/>
-                <w:color w:val="548DD4"/>
-                <w:sz w:val="20"/>
-                <w:szCs w:val="20"/>
-                <w:lang w:eastAsia="es-CL"/>
-              </w:rPr>
-              <w:t xml:space="preserve">Relata </w:t>
-            </w:r>
-            <w:r>
-              <w:rPr>
-                <w:rFonts w:ascii="Calibri" w:hAnsi="Calibri" w:cs="Arial"/>
-                <w:i/>
-                <w:color w:val="548DD4"/>
-                <w:sz w:val="20"/>
-                <w:szCs w:val="20"/>
-                <w:lang w:eastAsia="es-CL"/>
-              </w:rPr>
-              <w:t xml:space="preserve">brevemente </w:t>
-            </w:r>
-            <w:r>
-              <w:rPr>
-                <w:rFonts w:ascii="Calibri" w:hAnsi="Calibri" w:cs="Arial"/>
-                <w:i/>
-                <w:color w:val="548DD4"/>
-                <w:sz w:val="20"/>
-                <w:szCs w:val="20"/>
-                <w:lang w:eastAsia="es-CL"/>
-              </w:rPr>
-              <w:t xml:space="preserve">qué </w:t>
-            </w:r>
-            <w:r>
-              <w:rPr>
-                <w:rFonts w:ascii="Calibri" w:hAnsi="Calibri" w:cs="Arial"/>
-                <w:i/>
-                <w:color w:val="548DD4"/>
-                <w:sz w:val="20"/>
-                <w:szCs w:val="20"/>
-                <w:lang w:eastAsia="es-CL"/>
-              </w:rPr>
-              <w:t xml:space="preserve">actividades </w:t>
-            </w:r>
-            <w:r>
-              <w:rPr>
-                <w:rFonts w:ascii="Calibri" w:hAnsi="Calibri" w:cs="Arial"/>
-                <w:i/>
-                <w:color w:val="548DD4"/>
-                <w:sz w:val="20"/>
-                <w:szCs w:val="20"/>
-                <w:lang w:eastAsia="es-CL"/>
-              </w:rPr>
-              <w:t>del proyecto has llevado a cabo y qué objetivos específicos has cumplido hasta el minuto y de qué manera.</w:t>
-            </w:r>
-          </w:p>
-          <w:p>
-            <w:pPr>
+            </w:pPr>
+            <w:r>
+              <w:rPr>
+                <w:rFonts w:ascii="Calibri" w:hAnsi="Calibri" w:cs="Arial"/>
+                <w:sz w:val="22"/>
+                <w:szCs w:val="22"/>
+                <w:lang w:eastAsia="es-CL"/>
+              </w:rPr>
+              <w:t xml:space="preserve">En esta fase nos dedicamos a construir el núcleo del sistema. Partimos por la base de datos en MySQL, que conectamos al backend con Prisma, y la API en Node.js con Express. Después fuimos sumando los módulos uno por uno y conectándolos al frontend en React.</w:t>
+            </w:r>
+          </w:p>
+          <w:p>
+            <w:pPr>
+              <w:spacing w:after="120" w:line="259" w:lineRule="auto"/>
               <w:jc w:val="both"/>
-              <w:rPr>
-                <w:rFonts w:ascii="Calibri" w:hAnsi="Calibri" w:cs="Arial"/>
-                <w:i/>
-                <w:color w:val="548DD4"/>
-                <w:sz w:val="20"/>
-                <w:szCs w:val="20"/>
-                <w:lang w:eastAsia="es-CL"/>
-              </w:rPr>
-            </w:pPr>
-            <w:r>
-              <w:rPr>
-                <w:rFonts w:ascii="Calibri" w:hAnsi="Calibri" w:cs="Arial"/>
-                <w:i/>
-                <w:color w:val="548DD4"/>
-                <w:sz w:val="20"/>
-                <w:szCs w:val="20"/>
-                <w:lang w:eastAsia="es-CL"/>
-              </w:rPr>
-              <w:t>En caso que hayas realizado ajustes a los objetivos o metodología, debes incluir dichos apartados nuevamente en este informe, señalando cuáles son dichos ajustes.</w:t>
+            </w:pPr>
+            <w:r>
+              <w:rPr>
+                <w:rFonts w:ascii="Calibri" w:hAnsi="Calibri" w:cs="Arial"/>
+                <w:sz w:val="22"/>
+                <w:szCs w:val="22"/>
+                <w:lang w:eastAsia="es-CL"/>
+              </w:rPr>
+              <w:t xml:space="preserve">Hoy el sistema ya permite entrar con usuario y contraseña más un código que llega al correo, y cada persona entra a su panel según su rol: administrador, operador, peoneta o cliente. Lo que ya funciona es crear órdenes de transporte con el precio calculado (por peso o por volumen, el que salga mayor) y con su historial; recibir los bultos en bodega con su código; armar manifiestos de reparto y de traspaso escaneando los bultos; registrar la entrega o el rechazo desde la vista del peoneta; cobrar en caja y con Webpay en ambiente de pruebas; llevar la cuenta corriente con su planilla del mes; el seguimiento público por número de OT; y el portal del cliente, donde el cliente con cuenta corriente además puede pagar sus pendientes y cotizar.</w:t>
+            </w:r>
+          </w:p>
+          <w:p>
+            <w:pPr>
+              <w:spacing w:after="120" w:line="259" w:lineRule="auto"/>
+              <w:jc w:val="both"/>
+            </w:pPr>
+            <w:r>
+              <w:rPr>
+                <w:rFonts w:ascii="Calibri" w:hAnsi="Calibri" w:cs="Arial"/>
+                <w:sz w:val="22"/>
+                <w:szCs w:val="22"/>
+                <w:lang w:eastAsia="es-CL"/>
+              </w:rPr>
+              <w:t xml:space="preserve">De los objetivos específicos, tenemos cumplidos los de requerimientos, modelo de datos, OT con trazabilidad, tarifas y maestros, manifiestos, seguimiento web y Webpay en pruebas. Las alertas y los reportes están avanzados pero no terminados. El de Machine Learning todavía no lo empezamos y lo explicamos más abajo.</w:t>
             </w:r>
           </w:p>
         </w:tc>
@@ -817,27 +546,32 @@
           </w:tcPr>
           <w:p>
             <w:pPr>
+              <w:spacing w:after="120" w:line="259" w:lineRule="auto"/>
               <w:jc w:val="both"/>
-              <w:rPr>
-                <w:rFonts w:ascii="Calibri" w:hAnsi="Calibri" w:cs="Arial"/>
-                <w:b/>
-                <w:i/>
-                <w:color w:val="548DD4"/>
-                <w:sz w:val="20"/>
-                <w:szCs w:val="20"/>
-                <w:lang w:eastAsia="es-CL"/>
-              </w:rPr>
-            </w:pPr>
-            <w:r>
-              <w:rPr>
-                <w:rFonts w:ascii="Calibri" w:hAnsi="Calibri" w:cs="Arial"/>
-                <w:i/>
-                <w:color w:val="548DD4"/>
-                <w:sz w:val="20"/>
-                <w:szCs w:val="20"/>
-                <w:lang w:eastAsia="es-CL"/>
-              </w:rPr>
-              <w:t>Opcional en caso de ajuste</w:t>
+            </w:pPr>
+            <w:r>
+              <w:rPr>
+                <w:rFonts w:ascii="Calibri" w:hAnsi="Calibri" w:cs="Arial"/>
+                <w:sz w:val="22"/>
+                <w:szCs w:val="22"/>
+                <w:lang w:eastAsia="es-CL"/>
+              </w:rPr>
+              <w:t xml:space="preserve">El objetivo general y los objetivos específicos siguen siendo los mismos de la Fase 1. El único cambio es el de Machine Learning: lo mantenemos como meta del proyecto, pero no lo vamos a entregar en esta fase, porque todavía no hay datos históricos suficientes para entrenar un modelo que le sirva a la empresa. Mientras tanto, la cuenta corriente clasifica a los clientes con reglas simples (con deuda, al día, frecuentes o con posible baja).</w:t>
+            </w:r>
+          </w:p>
+          <w:p>
+            <w:pPr>
+              <w:spacing w:after="120" w:line="259" w:lineRule="auto"/>
+              <w:jc w:val="both"/>
+            </w:pPr>
+            <w:r>
+              <w:rPr>
+                <w:rFonts w:ascii="Calibri" w:hAnsi="Calibri" w:cs="Arial"/>
+                <w:sz w:val="22"/>
+                <w:szCs w:val="22"/>
+                <w:lang w:eastAsia="es-CL"/>
+              </w:rPr>
+              <w:t xml:space="preserve">Además, la facturación electrónica, que en la Fase 1 ya dependía de la autorización del servicio tributario, la sacamos del menú para no mostrar algo que el sistema no hace.</w:t>
             </w:r>
           </w:p>
         </w:tc>
@@ -874,26 +608,32 @@
           </w:tcPr>
           <w:p>
             <w:pPr>
+              <w:spacing w:after="120" w:line="259" w:lineRule="auto"/>
               <w:jc w:val="both"/>
-              <w:rPr>
-                <w:rFonts w:ascii="Calibri" w:hAnsi="Calibri" w:cs="Arial"/>
-                <w:i/>
-                <w:color w:val="548DD4"/>
-                <w:sz w:val="20"/>
-                <w:szCs w:val="20"/>
-                <w:lang w:eastAsia="es-CL"/>
-              </w:rPr>
-            </w:pPr>
-            <w:r>
-              <w:rPr>
-                <w:rFonts w:ascii="Calibri" w:hAnsi="Calibri" w:cs="Arial"/>
-                <w:i/>
-                <w:color w:val="548DD4"/>
-                <w:sz w:val="20"/>
-                <w:szCs w:val="20"/>
-                <w:lang w:eastAsia="es-CL"/>
-              </w:rPr>
-              <w:t>Opcional en caso de ajuste</w:t>
+            </w:pPr>
+            <w:r>
+              <w:rPr>
+                <w:rFonts w:ascii="Calibri" w:hAnsi="Calibri" w:cs="Arial"/>
+                <w:sz w:val="22"/>
+                <w:szCs w:val="22"/>
+                <w:lang w:eastAsia="es-CL"/>
+              </w:rPr>
+              <w:t xml:space="preserve">Seguimos con la metodología iterativa e incremental de la Fase 1, adaptada a un equipo de dos. Cada módulo lo pensamos primero con la operación de Marexpress, lo agregamos al modelo de datos, lo programamos en la API y en la pantalla del rol que lo usa, y lo probamos con datos de la base local antes de pasar al siguiente.</w:t>
+            </w:r>
+          </w:p>
+          <w:p>
+            <w:pPr>
+              <w:spacing w:after="120" w:line="259" w:lineRule="auto"/>
+              <w:jc w:val="both"/>
+            </w:pPr>
+            <w:r>
+              <w:rPr>
+                <w:rFonts w:ascii="Calibri" w:hAnsi="Calibri" w:cs="Arial"/>
+                <w:sz w:val="22"/>
+                <w:szCs w:val="22"/>
+                <w:lang w:eastAsia="es-CL"/>
+              </w:rPr>
+              <w:t xml:space="preserve">Lo que cambió en la práctica es que varias reglas aparecieron recién cuando empezamos a usar el sistema, por ejemplo que un manifiesto de traspaso no cobra o que el peoneta no debe dejar una OT como pagada en la calle. Por eso tuvimos que volver a módulos que creíamos terminados. Para coordinarnos usamos el repositorio de GitHub: cada uno trabajó su parte y juntamos los cambios con un pull request.</w:t>
             </w:r>
           </w:p>
         </w:tc>
@@ -930,372 +670,157 @@
           </w:tcPr>
           <w:p>
             <w:pPr>
+              <w:spacing w:after="120" w:line="259" w:lineRule="auto"/>
               <w:jc w:val="both"/>
-              <w:rPr>
-                <w:rFonts w:ascii="Calibri" w:hAnsi="Calibri" w:cs="Arial"/>
-                <w:i/>
-                <w:color w:val="548DD4"/>
-                <w:sz w:val="20"/>
-                <w:szCs w:val="20"/>
-                <w:lang w:eastAsia="es-CL"/>
-              </w:rPr>
-            </w:pPr>
-            <w:r>
-              <w:rPr>
-                <w:rFonts w:ascii="Calibri" w:hAnsi="Calibri" w:cs="Arial"/>
-                <w:i/>
-                <w:color w:val="548DD4"/>
-                <w:sz w:val="20"/>
-                <w:szCs w:val="20"/>
-                <w:lang w:eastAsia="es-CL"/>
-              </w:rPr>
-              <w:t>Describe la</w:t>
-            </w:r>
-            <w:r>
-              <w:rPr>
-                <w:rFonts w:ascii="Calibri" w:hAnsi="Calibri" w:cs="Arial"/>
-                <w:i/>
-                <w:color w:val="548DD4"/>
-                <w:sz w:val="20"/>
-                <w:szCs w:val="20"/>
-                <w:lang w:eastAsia="es-CL"/>
-              </w:rPr>
-              <w:t>(</w:t>
-            </w:r>
-            <w:r>
-              <w:rPr>
-                <w:rFonts w:ascii="Calibri" w:hAnsi="Calibri" w:cs="Arial"/>
-                <w:i/>
-                <w:color w:val="548DD4"/>
-                <w:sz w:val="20"/>
-                <w:szCs w:val="20"/>
-                <w:lang w:eastAsia="es-CL"/>
-              </w:rPr>
-              <w:t>s</w:t>
-            </w:r>
-            <w:r>
-              <w:rPr>
-                <w:rFonts w:ascii="Calibri" w:hAnsi="Calibri" w:cs="Arial"/>
-                <w:i/>
-                <w:color w:val="548DD4"/>
-                <w:sz w:val="20"/>
-                <w:szCs w:val="20"/>
-                <w:lang w:eastAsia="es-CL"/>
-              </w:rPr>
-              <w:t>)</w:t>
-            </w:r>
-            <w:r>
-              <w:rPr>
-                <w:rFonts w:ascii="Calibri" w:hAnsi="Calibri" w:cs="Arial"/>
-                <w:i/>
-                <w:color w:val="548DD4"/>
-                <w:sz w:val="20"/>
-                <w:szCs w:val="20"/>
-                <w:lang w:eastAsia="es-CL"/>
-              </w:rPr>
-              <w:t xml:space="preserve"> evidencia</w:t>
-            </w:r>
-            <w:r>
-              <w:rPr>
-                <w:rFonts w:ascii="Calibri" w:hAnsi="Calibri" w:cs="Arial"/>
-                <w:i/>
-                <w:color w:val="548DD4"/>
-                <w:sz w:val="20"/>
-                <w:szCs w:val="20"/>
-                <w:lang w:eastAsia="es-CL"/>
-              </w:rPr>
-              <w:t>(</w:t>
-            </w:r>
-            <w:r>
-              <w:rPr>
-                <w:rFonts w:ascii="Calibri" w:hAnsi="Calibri" w:cs="Arial"/>
-                <w:i/>
-                <w:color w:val="548DD4"/>
-                <w:sz w:val="20"/>
-                <w:szCs w:val="20"/>
-                <w:lang w:eastAsia="es-CL"/>
-              </w:rPr>
-              <w:t>s</w:t>
-            </w:r>
-            <w:r>
-              <w:rPr>
-                <w:rFonts w:ascii="Calibri" w:hAnsi="Calibri" w:cs="Arial"/>
-                <w:i/>
-                <w:color w:val="548DD4"/>
-                <w:sz w:val="20"/>
-                <w:szCs w:val="20"/>
-                <w:lang w:eastAsia="es-CL"/>
-              </w:rPr>
-              <w:t>)</w:t>
-            </w:r>
-            <w:r>
-              <w:rPr>
-                <w:rFonts w:ascii="Calibri" w:hAnsi="Calibri" w:cs="Arial"/>
-                <w:i/>
-                <w:color w:val="548DD4"/>
-                <w:sz w:val="20"/>
-                <w:szCs w:val="20"/>
-                <w:lang w:eastAsia="es-CL"/>
-              </w:rPr>
-              <w:t xml:space="preserve"> que </w:t>
-            </w:r>
-            <w:r>
-              <w:rPr>
-                <w:rFonts w:ascii="Calibri" w:hAnsi="Calibri" w:cs="Arial"/>
-                <w:i/>
-                <w:color w:val="548DD4"/>
-                <w:sz w:val="20"/>
-                <w:szCs w:val="20"/>
-                <w:lang w:eastAsia="es-CL"/>
-              </w:rPr>
-              <w:t xml:space="preserve">presentarás en este informe de avance y justifica </w:t>
-            </w:r>
-            <w:r>
-              <w:rPr>
-                <w:rFonts w:ascii="Calibri" w:hAnsi="Calibri" w:cs="Arial"/>
-                <w:i/>
-                <w:color w:val="548DD4"/>
-                <w:sz w:val="20"/>
-                <w:szCs w:val="20"/>
-                <w:lang w:eastAsia="es-CL"/>
-              </w:rPr>
-              <w:t xml:space="preserve">de qué manera </w:t>
-            </w:r>
-            <w:r>
-              <w:rPr>
-                <w:rFonts w:ascii="Calibri" w:hAnsi="Calibri" w:cs="Arial"/>
-                <w:i/>
-                <w:color w:val="548DD4"/>
-                <w:sz w:val="20"/>
-                <w:szCs w:val="20"/>
-                <w:lang w:eastAsia="es-CL"/>
-              </w:rPr>
-              <w:t>esta</w:t>
-            </w:r>
-            <w:r>
-              <w:rPr>
-                <w:rFonts w:ascii="Calibri" w:hAnsi="Calibri" w:cs="Arial"/>
-                <w:i/>
-                <w:color w:val="548DD4"/>
-                <w:sz w:val="20"/>
-                <w:szCs w:val="20"/>
-                <w:lang w:eastAsia="es-CL"/>
-              </w:rPr>
-              <w:t>(</w:t>
-            </w:r>
-            <w:r>
-              <w:rPr>
-                <w:rFonts w:ascii="Calibri" w:hAnsi="Calibri" w:cs="Arial"/>
-                <w:i/>
-                <w:color w:val="548DD4"/>
-                <w:sz w:val="20"/>
-                <w:szCs w:val="20"/>
-                <w:lang w:eastAsia="es-CL"/>
-              </w:rPr>
-              <w:t>s</w:t>
-            </w:r>
-            <w:r>
-              <w:rPr>
-                <w:rFonts w:ascii="Calibri" w:hAnsi="Calibri" w:cs="Arial"/>
-                <w:i/>
-                <w:color w:val="548DD4"/>
-                <w:sz w:val="20"/>
-                <w:szCs w:val="20"/>
-                <w:lang w:eastAsia="es-CL"/>
-              </w:rPr>
-              <w:t>)</w:t>
-            </w:r>
-            <w:r>
-              <w:rPr>
-                <w:rFonts w:ascii="Calibri" w:hAnsi="Calibri" w:cs="Arial"/>
-                <w:i/>
-                <w:color w:val="548DD4"/>
-                <w:sz w:val="20"/>
-                <w:szCs w:val="20"/>
-                <w:lang w:eastAsia="es-CL"/>
-              </w:rPr>
-              <w:t xml:space="preserve"> evidencia</w:t>
-            </w:r>
-            <w:r>
-              <w:rPr>
-                <w:rFonts w:ascii="Calibri" w:hAnsi="Calibri" w:cs="Arial"/>
-                <w:i/>
-                <w:color w:val="548DD4"/>
-                <w:sz w:val="20"/>
-                <w:szCs w:val="20"/>
-                <w:lang w:eastAsia="es-CL"/>
-              </w:rPr>
-              <w:t>(</w:t>
-            </w:r>
-            <w:r>
-              <w:rPr>
-                <w:rFonts w:ascii="Calibri" w:hAnsi="Calibri" w:cs="Arial"/>
-                <w:i/>
-                <w:color w:val="548DD4"/>
-                <w:sz w:val="20"/>
-                <w:szCs w:val="20"/>
-                <w:lang w:eastAsia="es-CL"/>
-              </w:rPr>
-              <w:t>s</w:t>
-            </w:r>
-            <w:r>
-              <w:rPr>
-                <w:rFonts w:ascii="Calibri" w:hAnsi="Calibri" w:cs="Arial"/>
-                <w:i/>
-                <w:color w:val="548DD4"/>
-                <w:sz w:val="20"/>
-                <w:szCs w:val="20"/>
-                <w:lang w:eastAsia="es-CL"/>
-              </w:rPr>
-              <w:t>)</w:t>
-            </w:r>
-            <w:r>
-              <w:rPr>
-                <w:rFonts w:ascii="Calibri" w:hAnsi="Calibri" w:cs="Arial"/>
-                <w:i/>
-                <w:color w:val="548DD4"/>
-                <w:sz w:val="20"/>
-                <w:szCs w:val="20"/>
-                <w:lang w:eastAsia="es-CL"/>
-              </w:rPr>
-              <w:t xml:space="preserve"> </w:t>
-            </w:r>
-            <w:r>
-              <w:rPr>
-                <w:rFonts w:ascii="Calibri" w:hAnsi="Calibri" w:cs="Arial"/>
-                <w:i/>
-                <w:color w:val="548DD4"/>
-                <w:sz w:val="20"/>
-                <w:szCs w:val="20"/>
-                <w:lang w:eastAsia="es-CL"/>
-              </w:rPr>
-              <w:t xml:space="preserve">permite(n) </w:t>
-            </w:r>
-            <w:r>
-              <w:rPr>
-                <w:rFonts w:ascii="Calibri" w:hAnsi="Calibri" w:cs="Arial"/>
-                <w:i/>
-                <w:color w:val="548DD4"/>
-                <w:sz w:val="20"/>
-                <w:szCs w:val="20"/>
-                <w:lang w:eastAsia="es-CL"/>
-              </w:rPr>
-              <w:t>da</w:t>
-            </w:r>
-            <w:r>
-              <w:rPr>
-                <w:rFonts w:ascii="Calibri" w:hAnsi="Calibri" w:cs="Arial"/>
-                <w:i/>
-                <w:color w:val="548DD4"/>
-                <w:sz w:val="20"/>
-                <w:szCs w:val="20"/>
-                <w:lang w:eastAsia="es-CL"/>
-              </w:rPr>
-              <w:t>r</w:t>
-            </w:r>
-            <w:r>
-              <w:rPr>
-                <w:rFonts w:ascii="Calibri" w:hAnsi="Calibri" w:cs="Arial"/>
-                <w:i/>
-                <w:color w:val="548DD4"/>
-                <w:sz w:val="20"/>
-                <w:szCs w:val="20"/>
-                <w:lang w:eastAsia="es-CL"/>
-              </w:rPr>
-              <w:t xml:space="preserve"> cuenta del </w:t>
-            </w:r>
-            <w:r>
-              <w:rPr>
-                <w:rFonts w:ascii="Calibri" w:hAnsi="Calibri" w:cs="Arial"/>
-                <w:i/>
-                <w:color w:val="548DD4"/>
-                <w:sz w:val="20"/>
-                <w:szCs w:val="20"/>
-                <w:lang w:eastAsia="es-CL"/>
-              </w:rPr>
-              <w:t>desarrollo</w:t>
-            </w:r>
-            <w:r>
-              <w:rPr>
-                <w:rFonts w:ascii="Calibri" w:hAnsi="Calibri" w:cs="Arial"/>
-                <w:i/>
-                <w:color w:val="548DD4"/>
-                <w:sz w:val="20"/>
-                <w:szCs w:val="20"/>
-                <w:lang w:eastAsia="es-CL"/>
-              </w:rPr>
-              <w:t xml:space="preserve"> </w:t>
-            </w:r>
-            <w:r>
-              <w:rPr>
-                <w:rFonts w:ascii="Calibri" w:hAnsi="Calibri" w:cs="Arial"/>
-                <w:i/>
-                <w:color w:val="548DD4"/>
-                <w:sz w:val="20"/>
-                <w:szCs w:val="20"/>
-                <w:lang w:eastAsia="es-CL"/>
-              </w:rPr>
-              <w:t>del proyecto.</w:t>
-            </w:r>
-          </w:p>
-          <w:p>
-            <w:pPr>
+            </w:pPr>
+            <w:r>
+              <w:rPr>
+                <w:rFonts w:ascii="Calibri" w:hAnsi="Calibri" w:cs="Arial"/>
+                <w:sz w:val="22"/>
+                <w:szCs w:val="22"/>
+                <w:lang w:eastAsia="es-CL"/>
+              </w:rPr>
+              <w:t xml:space="preserve">Las evidencias que presentamos en este avance son:</w:t>
+            </w:r>
+          </w:p>
+          <w:p>
+            <w:pPr>
+              <w:spacing w:after="120" w:line="259" w:lineRule="auto"/>
               <w:jc w:val="both"/>
-              <w:rPr>
-                <w:rFonts w:ascii="Calibri" w:hAnsi="Calibri" w:cs="Arial"/>
-                <w:i/>
-                <w:color w:val="548DD4"/>
-                <w:sz w:val="20"/>
-                <w:szCs w:val="20"/>
-                <w:lang w:eastAsia="es-CL"/>
-              </w:rPr>
-            </w:pPr>
-            <w:r>
-              <w:rPr>
-                <w:rFonts w:ascii="Calibri" w:hAnsi="Calibri" w:cs="Arial"/>
-                <w:i/>
-                <w:color w:val="548DD4"/>
-                <w:sz w:val="20"/>
-                <w:szCs w:val="20"/>
-                <w:lang w:eastAsia="es-CL"/>
-              </w:rPr>
-              <w:t xml:space="preserve">En caso de ser pertinente </w:t>
-            </w:r>
-            <w:r>
-              <w:rPr>
-                <w:rFonts w:ascii="Calibri" w:hAnsi="Calibri" w:cs="Arial"/>
-                <w:i/>
-                <w:color w:val="548DD4"/>
-                <w:sz w:val="20"/>
-                <w:szCs w:val="20"/>
-                <w:lang w:eastAsia="es-CL"/>
-              </w:rPr>
-              <w:t>explica cómo resguardaste la calidad de tu Proyecto APT a partir de aspectos propios de tu disciplina (correcta aplicación de metodologías, actividades, herramientas, recursos propios, etc.).</w:t>
-            </w:r>
-          </w:p>
-          <w:p>
-            <w:pPr>
+            </w:pPr>
+            <w:r>
+              <w:rPr>
+                <w:rFonts w:ascii="Calibri" w:hAnsi="Calibri" w:cs="Arial"/>
+                <w:b/>
+                <w:sz w:val="22"/>
+                <w:szCs w:val="22"/>
+                <w:lang w:eastAsia="es-CL"/>
+              </w:rPr>
+              <w:t xml:space="preserve">Código del sistema: </w:t>
+            </w:r>
+            <w:r>
+              <w:rPr>
+                <w:rFonts w:ascii="Calibri" w:hAnsi="Calibri" w:cs="Arial"/>
+                <w:sz w:val="22"/>
+                <w:szCs w:val="22"/>
+                <w:lang w:eastAsia="es-CL"/>
+              </w:rPr>
+              <w:t xml:space="preserve">la API dividida en módulos (FASE 2/avances grupales/backend/src/modules), las vistas de cada rol en React (frontend/src/sistema) y el sitio público con el seguimiento.</w:t>
+            </w:r>
+          </w:p>
+          <w:p>
+            <w:pPr>
+              <w:spacing w:after="120" w:line="259" w:lineRule="auto"/>
               <w:jc w:val="both"/>
+            </w:pPr>
+            <w:r>
               <w:rPr>
                 <w:rFonts w:ascii="Calibri" w:hAnsi="Calibri" w:cs="Arial"/>
                 <w:b/>
-                <w:i/>
-                <w:color w:val="548DD4"/>
-                <w:sz w:val="20"/>
-                <w:szCs w:val="20"/>
-                <w:lang w:eastAsia="es-CL"/>
-              </w:rPr>
-            </w:pPr>
-            <w:r>
-              <w:rPr>
-                <w:rFonts w:ascii="Calibri" w:hAnsi="Calibri" w:cs="Arial"/>
-                <w:i/>
-                <w:color w:val="548DD4"/>
-                <w:sz w:val="20"/>
-                <w:szCs w:val="20"/>
-                <w:lang w:eastAsia="es-CL"/>
-              </w:rPr>
-              <w:t>En este apartado adjuntar la(s) evidencia(s) seleccionada(s) para ser evaluada por el docente.</w:t>
+                <w:sz w:val="22"/>
+                <w:szCs w:val="22"/>
+                <w:lang w:eastAsia="es-CL"/>
+              </w:rPr>
+              <w:t xml:space="preserve">Modelo de datos: </w:t>
+            </w:r>
+            <w:r>
+              <w:rPr>
+                <w:rFonts w:ascii="Calibri" w:hAnsi="Calibri" w:cs="Arial"/>
+                <w:sz w:val="22"/>
+                <w:szCs w:val="22"/>
+                <w:lang w:eastAsia="es-CL"/>
+              </w:rPr>
+              <w:t xml:space="preserve">el archivo schema.prisma y la base marexpress_db, con sus claves foráneas y los triggers que controlan el estado de los bultos.</w:t>
+            </w:r>
+          </w:p>
+          <w:p>
+            <w:pPr>
+              <w:spacing w:after="120" w:line="259" w:lineRule="auto"/>
+              <w:jc w:val="both"/>
+            </w:pPr>
+            <w:r>
+              <w:rPr>
+                <w:rFonts w:ascii="Calibri" w:hAnsi="Calibri" w:cs="Arial"/>
+                <w:b/>
+                <w:sz w:val="22"/>
+                <w:szCs w:val="22"/>
+                <w:lang w:eastAsia="es-CL"/>
+              </w:rPr>
+              <w:t xml:space="preserve">Colección de Postman </w:t>
+            </w:r>
+            <w:r>
+              <w:rPr>
+                <w:rFonts w:ascii="Calibri" w:hAnsi="Calibri" w:cs="Arial"/>
+                <w:sz w:val="22"/>
+                <w:szCs w:val="22"/>
+                <w:lang w:eastAsia="es-CL"/>
+              </w:rPr>
+              <w:t xml:space="preserve">(backend/postman): sirve para llamar cada módulo con el rol que corresponde y comprobar que responde bien.</w:t>
+            </w:r>
+          </w:p>
+          <w:p>
+            <w:pPr>
+              <w:spacing w:after="120" w:line="259" w:lineRule="auto"/>
+              <w:jc w:val="both"/>
+            </w:pPr>
+            <w:r>
+              <w:rPr>
+                <w:rFonts w:ascii="Calibri" w:hAnsi="Calibri" w:cs="Arial"/>
+                <w:b/>
+                <w:sz w:val="22"/>
+                <w:szCs w:val="22"/>
+                <w:lang w:eastAsia="es-CL"/>
+              </w:rPr>
+              <w:t xml:space="preserve">Informes de pruebas, roles y códigos </w:t>
+            </w:r>
+            <w:r>
+              <w:rPr>
+                <w:rFonts w:ascii="Calibri" w:hAnsi="Calibri" w:cs="Arial"/>
+                <w:sz w:val="22"/>
+                <w:szCs w:val="22"/>
+                <w:lang w:eastAsia="es-CL"/>
+              </w:rPr>
+              <w:t xml:space="preserve">(carpeta informes). En las pruebas hicimos 108 comprobaciones contra la API y la base, y las 108 quedaron correctas después de arreglar un error en la entrega del peoneta.</w:t>
+            </w:r>
+          </w:p>
+          <w:p>
+            <w:pPr>
+              <w:spacing w:after="120" w:line="259" w:lineRule="auto"/>
+              <w:jc w:val="both"/>
+            </w:pPr>
+            <w:r>
+              <w:rPr>
+                <w:rFonts w:ascii="Calibri" w:hAnsi="Calibri" w:cs="Arial"/>
+                <w:b/>
+                <w:sz w:val="22"/>
+                <w:szCs w:val="22"/>
+                <w:lang w:eastAsia="es-CL"/>
+              </w:rPr>
+              <w:t xml:space="preserve">Carta Gantt actualizada al 18 de octubre, </w:t>
+            </w:r>
+            <w:r>
+              <w:rPr>
+                <w:rFonts w:ascii="Calibri" w:hAnsi="Calibri" w:cs="Arial"/>
+                <w:sz w:val="22"/>
+                <w:szCs w:val="22"/>
+                <w:lang w:eastAsia="es-CL"/>
+              </w:rPr>
+              <w:t xml:space="preserve">con el porcentaje real de avance de cada tarea, y el historial de commits en GitHub, donde se ve lo que hizo cada uno.</w:t>
+            </w:r>
+          </w:p>
+          <w:p>
+            <w:pPr>
+              <w:spacing w:after="120" w:line="259" w:lineRule="auto"/>
+              <w:jc w:val="both"/>
+            </w:pPr>
+            <w:r>
+              <w:rPr>
+                <w:rFonts w:ascii="Calibri" w:hAnsi="Calibri" w:cs="Arial"/>
+                <w:sz w:val="22"/>
+                <w:szCs w:val="22"/>
+                <w:lang w:eastAsia="es-CL"/>
+              </w:rPr>
+              <w:t xml:space="preserve">Con esto se puede ver el sistema funcionando y no solo descrito. Para cuidar la calidad separamos el sistema en capas y por rol, revisamos los permisos en el backend y no solo en la pantalla, guardamos las contraseñas con hash, pedimos un código por correo para entrar y dejamos que la base de datos bloquee estados que no corresponden (por ejemplo, subir a un camión un bulto que no está en bodega). Lo que nos falta es una batería de pruebas automáticas; por ahora probamos con Postman y revisando las pantallas.</w:t>
             </w:r>
           </w:p>
         </w:tc>
@@ -1345,25 +870,7 @@
                 <w:szCs w:val="28"/>
               </w:rPr>
               <w:lastRenderedPageBreak/>
-              <w:t>2</w:t>
-            </w:r>
-            <w:r>
-              <w:rPr>
-                <w:b/>
-                <w:color w:val="1F3864" w:themeColor="accent1" w:themeShade="80"/>
-                <w:sz w:val="28"/>
-                <w:szCs w:val="28"/>
-              </w:rPr>
-              <w:t xml:space="preserve">. </w:t>
-            </w:r>
-            <w:r>
-              <w:rPr>
-                <w:b/>
-                <w:color w:val="1F3864" w:themeColor="accent1" w:themeShade="80"/>
-                <w:sz w:val="28"/>
-                <w:szCs w:val="28"/>
-              </w:rPr>
-              <w:t xml:space="preserve">Monitoreo del Plan de Trabajo </w:t>
+              <w:t xml:space="preserve">2. Monitoreo del Plan de Trabajo </w:t>
             </w:r>
           </w:p>
         </w:tc>
@@ -1391,21 +898,7 @@
                 <w:rFonts w:ascii="Calibri" w:hAnsi="Calibri"/>
                 <w:color w:val="1F3864" w:themeColor="accent1" w:themeShade="80"/>
               </w:rPr>
-              <w:t xml:space="preserve">Examina cuidadosamente tu plan de trabajo, enfocándote especialmente en la columna de </w:t>
-            </w:r>
-            <w:r>
-              <w:rPr>
-                <w:rFonts w:ascii="Calibri" w:hAnsi="Calibri"/>
-                <w:color w:val="1F3864" w:themeColor="accent1" w:themeShade="80"/>
-              </w:rPr>
-              <w:t xml:space="preserve">estado de avance </w:t>
-            </w:r>
-            <w:r>
-              <w:rPr>
-                <w:rFonts w:ascii="Calibri" w:hAnsi="Calibri"/>
-                <w:color w:val="1F3864" w:themeColor="accent1" w:themeShade="80"/>
-              </w:rPr>
-              <w:t>y ajustes.</w:t>
+              <w:t xml:space="preserve">Examina cuidadosamente tu plan de trabajo, enfocándote especialmente en la columna de estado de avance y ajustes.</w:t>
             </w:r>
           </w:p>
         </w:tc>
@@ -1426,8 +919,8 @@
     <w:tbl>
       <w:tblPr>
         <w:tblStyle w:val="Tablaconcuadrcula"/>
-        <w:tblpPr w:leftFromText="180" w:rightFromText="180" w:vertAnchor="page" w:horzAnchor="margin" w:tblpXSpec="center" w:tblpY="3517"/>
-        <w:tblW w:w="9776" w:type="dxa"/>
+        <w:tblW w:w="10300" w:type="dxa"/>
+        <w:jc w:val="center"/>
         <w:tblBorders>
           <w:top w:val="single" w:sz="4" w:space="0" w:color="BFBFBF" w:themeColor="background1" w:themeShade="BF"/>
           <w:left w:val="single" w:sz="4" w:space="0" w:color="BFBFBF" w:themeColor="background1" w:themeShade="BF"/>
@@ -1440,14 +933,14 @@
         <w:tblLook w:val="04A0" w:firstRow="1" w:lastRow="0" w:firstColumn="1" w:lastColumn="0" w:noHBand="0" w:noVBand="1"/>
       </w:tblPr>
       <w:tblGrid>
-        <w:gridCol w:w="1328"/>
-        <w:gridCol w:w="1077"/>
-        <w:gridCol w:w="1276"/>
-        <w:gridCol w:w="1276"/>
-        <w:gridCol w:w="1275"/>
-        <w:gridCol w:w="1276"/>
-        <w:gridCol w:w="1418"/>
-        <w:gridCol w:w="850"/>
+        <w:gridCol w:w="1360"/>
+        <w:gridCol w:w="1350"/>
+        <w:gridCol w:w="1400"/>
+        <w:gridCol w:w="1050"/>
+        <w:gridCol w:w="1250"/>
+        <w:gridCol w:w="1350"/>
+        <w:gridCol w:w="1170"/>
+        <w:gridCol w:w="1370"/>
       </w:tblGrid>
       <w:tr>
         <w:trPr>
@@ -1455,7 +948,7 @@
         </w:trPr>
         <w:tc>
           <w:tcPr>
-            <w:tcW w:w="9776" w:type="dxa"/>
+            <w:tcW w:w="10300" w:type="dxa"/>
             <w:gridSpan w:val="8"/>
             <w:vAlign w:val="center"/>
           </w:tcPr>
@@ -1485,7 +978,7 @@
         </w:trPr>
         <w:tc>
           <w:tcPr>
-            <w:tcW w:w="1328" w:type="dxa"/>
+            <w:tcW w:w="1360" w:type="dxa"/>
             <w:vAlign w:val="center"/>
           </w:tcPr>
           <w:p>
@@ -1503,29 +996,37 @@
                 <w:color w:val="1F3864" w:themeColor="accent1" w:themeShade="80"/>
                 <w:sz w:val="18"/>
               </w:rPr>
-              <w:t>C</w:t>
-            </w:r>
-            <w:r>
+              <w:t xml:space="preserve">Competencia o unidades de competencias</w:t>
+            </w:r>
+          </w:p>
+        </w:tc>
+        <w:tc>
+          <w:tcPr>
+            <w:tcW w:w="1350" w:type="dxa"/>
+            <w:vAlign w:val="center"/>
+          </w:tcPr>
+          <w:p>
+            <w:pPr>
+              <w:jc w:val="center"/>
               <w:rPr>
                 <w:rFonts w:ascii="Calibri" w:hAnsi="Calibri"/>
                 <w:color w:val="1F3864" w:themeColor="accent1" w:themeShade="80"/>
                 <w:sz w:val="18"/>
               </w:rPr>
-              <w:t>ompetencia</w:t>
-            </w:r>
+            </w:pPr>
             <w:r>
               <w:rPr>
                 <w:rFonts w:ascii="Calibri" w:hAnsi="Calibri"/>
                 <w:color w:val="1F3864" w:themeColor="accent1" w:themeShade="80"/>
                 <w:sz w:val="18"/>
               </w:rPr>
-              <w:t xml:space="preserve"> o unidades de competencias</w:t>
-            </w:r>
-          </w:p>
-        </w:tc>
-        <w:tc>
-          <w:tcPr>
-            <w:tcW w:w="1077" w:type="dxa"/>
+              <w:t>Actividades</w:t>
+            </w:r>
+          </w:p>
+        </w:tc>
+        <w:tc>
+          <w:tcPr>
+            <w:tcW w:w="1400" w:type="dxa"/>
             <w:vAlign w:val="center"/>
           </w:tcPr>
           <w:p>
@@ -1543,13 +1044,13 @@
                 <w:color w:val="1F3864" w:themeColor="accent1" w:themeShade="80"/>
                 <w:sz w:val="18"/>
               </w:rPr>
-              <w:t>Actividades</w:t>
-            </w:r>
-          </w:p>
-        </w:tc>
-        <w:tc>
-          <w:tcPr>
-            <w:tcW w:w="1276" w:type="dxa"/>
+              <w:t>Recursos</w:t>
+            </w:r>
+          </w:p>
+        </w:tc>
+        <w:tc>
+          <w:tcPr>
+            <w:tcW w:w="1050" w:type="dxa"/>
             <w:vAlign w:val="center"/>
           </w:tcPr>
           <w:p>
@@ -1567,37 +1068,13 @@
                 <w:color w:val="1F3864" w:themeColor="accent1" w:themeShade="80"/>
                 <w:sz w:val="18"/>
               </w:rPr>
-              <w:t>Recursos</w:t>
-            </w:r>
-          </w:p>
-        </w:tc>
-        <w:tc>
-          <w:tcPr>
-            <w:tcW w:w="1276" w:type="dxa"/>
-            <w:vAlign w:val="center"/>
-          </w:tcPr>
-          <w:p>
-            <w:pPr>
-              <w:jc w:val="center"/>
-              <w:rPr>
-                <w:rFonts w:ascii="Calibri" w:hAnsi="Calibri"/>
-                <w:color w:val="1F3864" w:themeColor="accent1" w:themeShade="80"/>
-                <w:sz w:val="18"/>
-              </w:rPr>
-            </w:pPr>
-            <w:r>
-              <w:rPr>
-                <w:rFonts w:ascii="Calibri" w:hAnsi="Calibri"/>
-                <w:color w:val="1F3864" w:themeColor="accent1" w:themeShade="80"/>
-                <w:sz w:val="18"/>
-              </w:rPr>
               <w:t>Duración de la actividad</w:t>
             </w:r>
           </w:p>
         </w:tc>
         <w:tc>
           <w:tcPr>
-            <w:tcW w:w="1275" w:type="dxa"/>
+            <w:tcW w:w="1250" w:type="dxa"/>
             <w:vAlign w:val="center"/>
           </w:tcPr>
           <w:p>
@@ -1630,7 +1107,7 @@
         </w:tc>
         <w:tc>
           <w:tcPr>
-            <w:tcW w:w="1276" w:type="dxa"/>
+            <w:tcW w:w="1350" w:type="dxa"/>
             <w:vAlign w:val="center"/>
           </w:tcPr>
           <w:p>
@@ -1654,7 +1131,7 @@
         </w:tc>
         <w:tc>
           <w:tcPr>
-            <w:tcW w:w="1418" w:type="dxa"/>
+            <w:tcW w:w="1170" w:type="dxa"/>
             <w:vAlign w:val="center"/>
           </w:tcPr>
           <w:p>
@@ -1678,7 +1155,7 @@
         </w:tc>
         <w:tc>
           <w:tcPr>
-            <w:tcW w:w="850" w:type="dxa"/>
+            <w:tcW w:w="1370" w:type="dxa"/>
             <w:vAlign w:val="center"/>
           </w:tcPr>
           <w:p>
@@ -1696,612 +1173,2152 @@
                 <w:color w:val="1F3864" w:themeColor="accent1" w:themeShade="80"/>
                 <w:sz w:val="18"/>
               </w:rPr>
-              <w:t>A</w:t>
-            </w:r>
-            <w:r>
-              <w:rPr>
-                <w:rFonts w:ascii="Calibri" w:hAnsi="Calibri"/>
-                <w:color w:val="1F3864" w:themeColor="accent1" w:themeShade="80"/>
-                <w:sz w:val="18"/>
-              </w:rPr>
-              <w:t>justes</w:t>
+              <w:t>Ajustes</w:t>
             </w:r>
           </w:p>
         </w:tc>
       </w:tr>
       <w:tr>
         <w:trPr>
-          <w:trHeight w:val="2410"/>
+          <w:cantSplit/>
         </w:trPr>
         <w:tc>
           <w:tcPr>
-            <w:tcW w:w="1328" w:type="dxa"/>
-          </w:tcPr>
-          <w:p>
-            <w:pPr>
-              <w:jc w:val="both"/>
-              <w:rPr>
-                <w:b/>
-                <w:sz w:val="18"/>
-                <w:szCs w:val="24"/>
-              </w:rPr>
-            </w:pPr>
-            <w:r>
-              <w:rPr>
-                <w:rFonts w:ascii="Calibri" w:hAnsi="Calibri" w:cs="Arial"/>
-                <w:i/>
-                <w:color w:val="548DD4"/>
-                <w:sz w:val="18"/>
-                <w:szCs w:val="20"/>
-                <w:lang w:eastAsia="es-CL"/>
-              </w:rPr>
-              <w:t xml:space="preserve">Nombra las competencias o unidades de competencias </w:t>
-            </w:r>
-            <w:r>
-              <w:rPr>
-                <w:rFonts w:ascii="Calibri" w:hAnsi="Calibri" w:cs="Arial"/>
-                <w:i/>
-                <w:color w:val="548DD4"/>
-                <w:sz w:val="18"/>
-                <w:szCs w:val="20"/>
-                <w:lang w:eastAsia="es-CL"/>
-              </w:rPr>
-              <w:t xml:space="preserve">que se relacionan con las diferentes actividades </w:t>
-            </w:r>
-            <w:r>
-              <w:rPr>
-                <w:rFonts w:ascii="Calibri" w:hAnsi="Calibri" w:cs="Arial"/>
-                <w:i/>
-                <w:color w:val="548DD4"/>
-                <w:sz w:val="18"/>
-                <w:szCs w:val="20"/>
-                <w:lang w:eastAsia="es-CL"/>
-              </w:rPr>
-              <w:t>requeridas para el desarrollo de</w:t>
-            </w:r>
-            <w:r>
-              <w:rPr>
-                <w:rFonts w:ascii="Calibri" w:hAnsi="Calibri" w:cs="Arial"/>
-                <w:i/>
-                <w:color w:val="548DD4"/>
-                <w:sz w:val="18"/>
-                <w:szCs w:val="20"/>
-                <w:lang w:eastAsia="es-CL"/>
-              </w:rPr>
-              <w:t>l proyecto APT</w:t>
-            </w:r>
-            <w:r>
-              <w:rPr>
-                <w:rFonts w:ascii="Calibri" w:hAnsi="Calibri" w:cs="Arial"/>
-                <w:i/>
-                <w:color w:val="548DD4"/>
-                <w:sz w:val="18"/>
-                <w:szCs w:val="20"/>
-                <w:lang w:eastAsia="es-CL"/>
-              </w:rPr>
-              <w:t>.</w:t>
-            </w:r>
-          </w:p>
-        </w:tc>
-        <w:tc>
-          <w:tcPr>
-            <w:tcW w:w="1077" w:type="dxa"/>
-          </w:tcPr>
-          <w:p>
-            <w:pPr>
-              <w:jc w:val="both"/>
-              <w:rPr>
-                <w:rFonts w:ascii="Calibri" w:hAnsi="Calibri" w:cs="Arial"/>
-                <w:i/>
-                <w:color w:val="548DD4"/>
-                <w:sz w:val="18"/>
-                <w:szCs w:val="20"/>
-                <w:lang w:eastAsia="es-CL"/>
-              </w:rPr>
-            </w:pPr>
-            <w:r>
-              <w:rPr>
-                <w:rFonts w:ascii="Calibri" w:hAnsi="Calibri" w:cs="Arial"/>
-                <w:i/>
-                <w:color w:val="548DD4"/>
-                <w:sz w:val="18"/>
-                <w:szCs w:val="20"/>
-                <w:lang w:eastAsia="es-CL"/>
-              </w:rPr>
-              <w:t>Nombra</w:t>
-            </w:r>
-            <w:r>
-              <w:rPr>
-                <w:rFonts w:ascii="Calibri" w:hAnsi="Calibri" w:cs="Arial"/>
-                <w:i/>
-                <w:color w:val="548DD4"/>
-                <w:sz w:val="18"/>
-                <w:szCs w:val="20"/>
-                <w:lang w:eastAsia="es-CL"/>
-              </w:rPr>
-              <w:t xml:space="preserve"> la</w:t>
-            </w:r>
-            <w:r>
-              <w:rPr>
-                <w:rFonts w:ascii="Calibri" w:hAnsi="Calibri" w:cs="Arial"/>
-                <w:i/>
-                <w:color w:val="548DD4"/>
-                <w:sz w:val="18"/>
-                <w:szCs w:val="20"/>
-                <w:lang w:eastAsia="es-CL"/>
-              </w:rPr>
-              <w:t>s</w:t>
-            </w:r>
-            <w:r>
-              <w:rPr>
-                <w:rFonts w:ascii="Calibri" w:hAnsi="Calibri" w:cs="Arial"/>
-                <w:i/>
-                <w:color w:val="548DD4"/>
-                <w:sz w:val="18"/>
-                <w:szCs w:val="20"/>
-                <w:lang w:eastAsia="es-CL"/>
-              </w:rPr>
-              <w:t xml:space="preserve"> </w:t>
-            </w:r>
-            <w:r>
-              <w:rPr>
-                <w:rFonts w:ascii="Calibri" w:hAnsi="Calibri" w:cs="Arial"/>
-                <w:i/>
-                <w:color w:val="548DD4"/>
-                <w:sz w:val="18"/>
-                <w:szCs w:val="20"/>
-                <w:lang w:eastAsia="es-CL"/>
-              </w:rPr>
-              <w:t xml:space="preserve">actividades que se necesitan para desarrollar el proyecto APT. </w:t>
-            </w:r>
-          </w:p>
-        </w:tc>
-        <w:tc>
-          <w:tcPr>
-            <w:tcW w:w="1276" w:type="dxa"/>
-          </w:tcPr>
-          <w:p>
-            <w:pPr>
-              <w:jc w:val="both"/>
-              <w:rPr>
-                <w:b/>
-                <w:sz w:val="18"/>
-                <w:szCs w:val="24"/>
-              </w:rPr>
-            </w:pPr>
-            <w:r>
-              <w:rPr>
-                <w:rFonts w:ascii="Calibri" w:hAnsi="Calibri" w:cs="Arial"/>
-                <w:i/>
-                <w:color w:val="548DD4"/>
-                <w:sz w:val="18"/>
-                <w:szCs w:val="20"/>
-                <w:lang w:eastAsia="es-CL"/>
-              </w:rPr>
-              <w:t>Nombra los recursos necesarios para llevar a cabo las actividades</w:t>
-            </w:r>
-            <w:r>
-              <w:rPr>
-                <w:rFonts w:ascii="Calibri" w:hAnsi="Calibri" w:cs="Arial"/>
-                <w:i/>
-                <w:color w:val="548DD4"/>
-                <w:sz w:val="18"/>
-                <w:szCs w:val="20"/>
-                <w:lang w:eastAsia="es-CL"/>
-              </w:rPr>
-              <w:t xml:space="preserve"> </w:t>
-            </w:r>
-            <w:r>
-              <w:rPr>
-                <w:rFonts w:ascii="Calibri" w:hAnsi="Calibri" w:cs="Arial"/>
-                <w:i/>
-                <w:color w:val="548DD4"/>
-                <w:sz w:val="18"/>
-                <w:szCs w:val="20"/>
-                <w:lang w:eastAsia="es-CL"/>
-              </w:rPr>
-              <w:t>definidas.</w:t>
-            </w:r>
-          </w:p>
-        </w:tc>
-        <w:tc>
-          <w:tcPr>
-            <w:tcW w:w="1276" w:type="dxa"/>
-          </w:tcPr>
-          <w:p>
-            <w:pPr>
-              <w:jc w:val="both"/>
-              <w:rPr>
-                <w:b/>
-                <w:sz w:val="18"/>
-                <w:szCs w:val="24"/>
-              </w:rPr>
-            </w:pPr>
-            <w:r>
-              <w:rPr>
-                <w:rFonts w:ascii="Calibri" w:hAnsi="Calibri" w:cs="Arial"/>
-                <w:i/>
-                <w:color w:val="548DD4"/>
-                <w:sz w:val="18"/>
-                <w:szCs w:val="20"/>
-                <w:lang w:eastAsia="es-CL"/>
-              </w:rPr>
-              <w:t xml:space="preserve">Señala </w:t>
-            </w:r>
-            <w:r>
-              <w:rPr>
-                <w:rFonts w:ascii="Calibri" w:hAnsi="Calibri" w:cs="Arial"/>
-                <w:i/>
-                <w:color w:val="548DD4"/>
-                <w:sz w:val="18"/>
-                <w:szCs w:val="20"/>
-                <w:lang w:eastAsia="es-CL"/>
-              </w:rPr>
-              <w:t>la duración de</w:t>
-            </w:r>
-            <w:r>
-              <w:rPr>
-                <w:rFonts w:ascii="Calibri" w:hAnsi="Calibri" w:cs="Arial"/>
-                <w:i/>
-                <w:color w:val="548DD4"/>
-                <w:sz w:val="18"/>
-                <w:szCs w:val="20"/>
-                <w:lang w:eastAsia="es-CL"/>
-              </w:rPr>
-              <w:t xml:space="preserve"> cada </w:t>
-            </w:r>
-            <w:r>
-              <w:rPr>
-                <w:rFonts w:ascii="Calibri" w:hAnsi="Calibri" w:cs="Arial"/>
-                <w:i/>
-                <w:color w:val="548DD4"/>
-                <w:sz w:val="18"/>
-                <w:szCs w:val="20"/>
-                <w:lang w:eastAsia="es-CL"/>
-              </w:rPr>
-              <w:t>actividad</w:t>
-            </w:r>
-            <w:r>
-              <w:rPr>
-                <w:rFonts w:ascii="Calibri" w:hAnsi="Calibri" w:cs="Arial"/>
-                <w:i/>
-                <w:color w:val="548DD4"/>
-                <w:sz w:val="18"/>
-                <w:szCs w:val="20"/>
-                <w:lang w:eastAsia="es-CL"/>
-              </w:rPr>
-              <w:t xml:space="preserve">. </w:t>
-            </w:r>
-          </w:p>
-        </w:tc>
-        <w:tc>
-          <w:tcPr>
-            <w:tcW w:w="1275" w:type="dxa"/>
-          </w:tcPr>
-          <w:p>
-            <w:pPr>
-              <w:jc w:val="both"/>
-              <w:rPr>
-                <w:rFonts w:ascii="Calibri" w:hAnsi="Calibri" w:cs="Arial"/>
-                <w:i/>
-                <w:color w:val="548DD4"/>
-                <w:sz w:val="18"/>
-                <w:szCs w:val="20"/>
-                <w:lang w:eastAsia="es-CL"/>
-              </w:rPr>
-            </w:pPr>
-            <w:r>
-              <w:rPr>
-                <w:rFonts w:ascii="Calibri" w:hAnsi="Calibri" w:cs="Arial"/>
-                <w:i/>
-                <w:color w:val="548DD4"/>
-                <w:sz w:val="18"/>
-                <w:szCs w:val="20"/>
-                <w:lang w:eastAsia="es-CL"/>
-              </w:rPr>
-              <w:t xml:space="preserve">Escribe el </w:t>
-            </w:r>
-            <w:r>
-              <w:rPr>
-                <w:rFonts w:ascii="Calibri" w:hAnsi="Calibri" w:cs="Arial"/>
-                <w:i/>
-                <w:color w:val="548DD4"/>
-                <w:sz w:val="18"/>
-                <w:szCs w:val="20"/>
-                <w:lang w:eastAsia="es-CL"/>
-              </w:rPr>
-              <w:t xml:space="preserve">nombre del integrante del equipo responsable de </w:t>
-            </w:r>
-            <w:r>
-              <w:rPr>
-                <w:rFonts w:ascii="Calibri" w:hAnsi="Calibri" w:cs="Arial"/>
-                <w:i/>
-                <w:color w:val="548DD4"/>
-                <w:sz w:val="18"/>
-                <w:szCs w:val="20"/>
-                <w:lang w:eastAsia="es-CL"/>
-              </w:rPr>
-              <w:t xml:space="preserve">cada </w:t>
-            </w:r>
-            <w:r>
-              <w:rPr>
-                <w:rFonts w:ascii="Calibri" w:hAnsi="Calibri" w:cs="Arial"/>
-                <w:i/>
-                <w:color w:val="548DD4"/>
-                <w:sz w:val="18"/>
-                <w:szCs w:val="20"/>
-                <w:lang w:eastAsia="es-CL"/>
-              </w:rPr>
-              <w:t>actividad.</w:t>
-            </w:r>
-          </w:p>
-        </w:tc>
-        <w:tc>
-          <w:tcPr>
-            <w:tcW w:w="1276" w:type="dxa"/>
-          </w:tcPr>
-          <w:p>
-            <w:pPr>
-              <w:jc w:val="both"/>
-              <w:rPr>
-                <w:rFonts w:ascii="Calibri" w:hAnsi="Calibri" w:cs="Arial"/>
-                <w:i/>
-                <w:color w:val="548DD4"/>
-                <w:sz w:val="18"/>
-                <w:szCs w:val="20"/>
-                <w:lang w:eastAsia="es-CL"/>
-              </w:rPr>
-            </w:pPr>
-            <w:r>
-              <w:rPr>
-                <w:rFonts w:ascii="Calibri" w:hAnsi="Calibri" w:cs="Arial"/>
-                <w:i/>
-                <w:color w:val="548DD4"/>
-                <w:sz w:val="18"/>
-                <w:szCs w:val="20"/>
-                <w:lang w:eastAsia="es-CL"/>
-              </w:rPr>
-              <w:t xml:space="preserve">Señala </w:t>
-            </w:r>
-            <w:r>
-              <w:rPr>
-                <w:rFonts w:ascii="Calibri" w:hAnsi="Calibri" w:cs="Arial"/>
-                <w:i/>
-                <w:color w:val="548DD4"/>
-                <w:sz w:val="18"/>
-                <w:szCs w:val="20"/>
-                <w:lang w:eastAsia="es-CL"/>
-              </w:rPr>
-              <w:t>las dific</w:t>
-            </w:r>
-            <w:r>
-              <w:rPr>
-                <w:rFonts w:ascii="Calibri" w:hAnsi="Calibri" w:cs="Arial"/>
-                <w:i/>
-                <w:color w:val="548DD4"/>
-                <w:sz w:val="18"/>
-                <w:szCs w:val="20"/>
-                <w:lang w:eastAsia="es-CL"/>
-              </w:rPr>
-              <w:t>ult</w:t>
-            </w:r>
-            <w:r>
-              <w:rPr>
-                <w:rFonts w:ascii="Calibri" w:hAnsi="Calibri" w:cs="Arial"/>
-                <w:i/>
-                <w:color w:val="548DD4"/>
-                <w:sz w:val="18"/>
-                <w:szCs w:val="20"/>
-                <w:lang w:eastAsia="es-CL"/>
-              </w:rPr>
-              <w:t>ades o facilitadores que se podrían presentar durante la ejecución de cada una de las actividades propuestas.</w:t>
-            </w:r>
-          </w:p>
-        </w:tc>
-        <w:tc>
-          <w:tcPr>
-            <w:tcW w:w="1418" w:type="dxa"/>
-          </w:tcPr>
-          <w:p>
-            <w:pPr>
-              <w:jc w:val="both"/>
-              <w:rPr>
-                <w:rFonts w:ascii="Calibri" w:hAnsi="Calibri" w:cs="Arial"/>
-                <w:i/>
-                <w:color w:val="548DD4"/>
-                <w:sz w:val="18"/>
-                <w:szCs w:val="20"/>
-                <w:lang w:eastAsia="es-CL"/>
-              </w:rPr>
-            </w:pPr>
-            <w:r>
-              <w:rPr>
-                <w:rFonts w:ascii="Calibri" w:hAnsi="Calibri" w:cs="Arial"/>
-                <w:i/>
-                <w:color w:val="548DD4"/>
-                <w:sz w:val="18"/>
-                <w:szCs w:val="20"/>
-                <w:lang w:eastAsia="es-CL"/>
-              </w:rPr>
-              <w:t>D</w:t>
-            </w:r>
-            <w:r>
-              <w:rPr>
-                <w:rFonts w:ascii="Calibri" w:hAnsi="Calibri" w:cs="Arial"/>
-                <w:i/>
-                <w:color w:val="548DD4"/>
-                <w:sz w:val="18"/>
-                <w:szCs w:val="20"/>
-                <w:lang w:eastAsia="es-CL"/>
-              </w:rPr>
-              <w:t>escribe</w:t>
-            </w:r>
-            <w:r>
-              <w:rPr>
-                <w:rFonts w:ascii="Calibri" w:hAnsi="Calibri" w:cs="Arial"/>
-                <w:i/>
-                <w:color w:val="548DD4"/>
-                <w:sz w:val="18"/>
-                <w:szCs w:val="20"/>
-                <w:lang w:eastAsia="es-CL"/>
-              </w:rPr>
-              <w:t xml:space="preserve"> el estado de avance </w:t>
-            </w:r>
-            <w:r>
-              <w:rPr>
-                <w:rFonts w:ascii="Calibri" w:hAnsi="Calibri" w:cs="Arial"/>
-                <w:i/>
-                <w:color w:val="548DD4"/>
-                <w:sz w:val="18"/>
-                <w:szCs w:val="20"/>
-                <w:lang w:eastAsia="es-CL"/>
-              </w:rPr>
-              <w:t>de cada actividad.</w:t>
-            </w:r>
-          </w:p>
-          <w:p>
-            <w:pPr>
-              <w:jc w:val="both"/>
-              <w:rPr>
-                <w:rFonts w:ascii="Calibri" w:hAnsi="Calibri" w:cs="Arial"/>
-                <w:i/>
-                <w:color w:val="C00000"/>
-                <w:sz w:val="16"/>
-                <w:szCs w:val="20"/>
-                <w:lang w:eastAsia="es-CL"/>
-              </w:rPr>
-            </w:pPr>
-          </w:p>
-          <w:p>
-            <w:pPr>
-              <w:jc w:val="both"/>
-              <w:rPr>
-                <w:rFonts w:ascii="Calibri" w:hAnsi="Calibri" w:cs="Arial"/>
-                <w:i/>
-                <w:color w:val="548DD4"/>
-                <w:sz w:val="18"/>
-                <w:szCs w:val="20"/>
-                <w:lang w:eastAsia="es-CL"/>
-              </w:rPr>
-            </w:pPr>
-            <w:r>
-              <w:rPr>
-                <w:rFonts w:ascii="Calibri" w:hAnsi="Calibri" w:cs="Arial"/>
-                <w:i/>
-                <w:color w:val="548DD4"/>
-                <w:sz w:val="18"/>
-                <w:szCs w:val="20"/>
-                <w:lang w:eastAsia="es-CL"/>
-              </w:rPr>
-              <w:t xml:space="preserve">Tipos de estado: </w:t>
-            </w:r>
-          </w:p>
-          <w:p>
-            <w:pPr>
-              <w:jc w:val="both"/>
-              <w:rPr>
-                <w:rFonts w:ascii="Calibri" w:hAnsi="Calibri" w:cs="Arial"/>
-                <w:i/>
-                <w:color w:val="C00000"/>
-                <w:sz w:val="16"/>
-                <w:szCs w:val="20"/>
-                <w:lang w:eastAsia="es-CL"/>
-              </w:rPr>
-            </w:pPr>
-            <w:r>
-              <w:rPr>
-                <w:rFonts w:ascii="Calibri" w:hAnsi="Calibri" w:cs="Arial"/>
-                <w:i/>
-                <w:color w:val="548DD4"/>
-                <w:sz w:val="18"/>
-                <w:szCs w:val="20"/>
-                <w:lang w:eastAsia="es-CL"/>
-              </w:rPr>
-              <w:t>En curso/ Con retraso/ No iniciado/ Completado/ Ajustada</w:t>
-            </w:r>
-            <w:r>
-              <w:rPr>
-                <w:rFonts w:ascii="Calibri" w:hAnsi="Calibri" w:cs="Arial"/>
-                <w:i/>
-                <w:color w:val="C00000"/>
-                <w:sz w:val="16"/>
-                <w:szCs w:val="20"/>
-                <w:lang w:eastAsia="es-CL"/>
-              </w:rPr>
-              <w:t xml:space="preserve"> </w:t>
-            </w:r>
-          </w:p>
-        </w:tc>
-        <w:tc>
-          <w:tcPr>
-            <w:tcW w:w="850" w:type="dxa"/>
-          </w:tcPr>
-          <w:p>
-            <w:pPr>
-              <w:jc w:val="both"/>
-              <w:rPr>
-                <w:rFonts w:ascii="Calibri" w:hAnsi="Calibri" w:cs="Arial"/>
-                <w:i/>
-                <w:color w:val="548DD4"/>
-                <w:sz w:val="18"/>
-                <w:szCs w:val="20"/>
-                <w:lang w:eastAsia="es-CL"/>
-              </w:rPr>
-            </w:pPr>
-            <w:r>
-              <w:rPr>
-                <w:rFonts w:ascii="Calibri" w:hAnsi="Calibri" w:cs="Arial"/>
-                <w:i/>
-                <w:color w:val="548DD4"/>
-                <w:sz w:val="18"/>
-                <w:szCs w:val="20"/>
-                <w:lang w:eastAsia="es-CL"/>
-              </w:rPr>
-              <w:t>S</w:t>
-            </w:r>
-            <w:r>
-              <w:rPr>
-                <w:rFonts w:ascii="Calibri" w:hAnsi="Calibri" w:cs="Arial"/>
-                <w:i/>
-                <w:color w:val="548DD4"/>
-                <w:sz w:val="18"/>
-                <w:szCs w:val="20"/>
-                <w:lang w:eastAsia="es-CL"/>
-              </w:rPr>
-              <w:t>e</w:t>
-            </w:r>
-            <w:r>
-              <w:rPr>
-                <w:rFonts w:ascii="Calibri" w:hAnsi="Calibri" w:cs="Arial"/>
-                <w:i/>
-                <w:color w:val="548DD4"/>
-                <w:sz w:val="18"/>
-                <w:szCs w:val="20"/>
-                <w:lang w:eastAsia="es-CL"/>
-              </w:rPr>
-              <w:t xml:space="preserve">ñala los ajustes o reformulaciones </w:t>
-            </w:r>
-            <w:r>
-              <w:rPr>
-                <w:rFonts w:ascii="Calibri" w:hAnsi="Calibri" w:cs="Arial"/>
-                <w:i/>
-                <w:color w:val="548DD4"/>
-                <w:sz w:val="18"/>
-                <w:szCs w:val="20"/>
-                <w:lang w:eastAsia="es-CL"/>
-              </w:rPr>
-              <w:t>que has realiza</w:t>
-            </w:r>
-            <w:r>
-              <w:rPr>
-                <w:rFonts w:ascii="Calibri" w:hAnsi="Calibri" w:cs="Arial"/>
-                <w:i/>
-                <w:color w:val="548DD4"/>
-                <w:sz w:val="18"/>
-                <w:szCs w:val="20"/>
-                <w:lang w:eastAsia="es-CL"/>
-              </w:rPr>
-              <w:t xml:space="preserve">do. </w:t>
+            <w:tcW w:w="1360" w:type="dxa"/>
+          </w:tcPr>
+          <w:p>
+            <w:pPr>
+              <w:spacing w:after="120" w:line="259" w:lineRule="auto"/>
+              <w:jc w:val="left"/>
+            </w:pPr>
+            <w:r>
+              <w:rPr>
+                <w:rFonts w:ascii="Calibri" w:hAnsi="Calibri" w:cs="Arial"/>
+                <w:sz w:val="18"/>
+                <w:szCs w:val="18"/>
+                <w:lang w:eastAsia="es-CL"/>
+              </w:rPr>
+              <w:t xml:space="preserve">Competencias 1, 3, 4 y 5</w:t>
+            </w:r>
+          </w:p>
+        </w:tc>
+        <w:tc>
+          <w:tcPr>
+            <w:tcW w:w="1350" w:type="dxa"/>
+          </w:tcPr>
+          <w:p>
+            <w:pPr>
+              <w:spacing w:after="120" w:line="259" w:lineRule="auto"/>
+              <w:jc w:val="left"/>
+            </w:pPr>
+            <w:r>
+              <w:rPr>
+                <w:rFonts w:ascii="Calibri" w:hAnsi="Calibri" w:cs="Arial"/>
+                <w:sz w:val="18"/>
+                <w:szCs w:val="18"/>
+                <w:lang w:eastAsia="es-CL"/>
+              </w:rPr>
+              <w:t xml:space="preserve">Levantamiento y validación de requerimientos</w:t>
+            </w:r>
+          </w:p>
+        </w:tc>
+        <w:tc>
+          <w:tcPr>
+            <w:tcW w:w="1400" w:type="dxa"/>
+          </w:tcPr>
+          <w:p>
+            <w:pPr>
+              <w:spacing w:after="120" w:line="259" w:lineRule="auto"/>
+              <w:jc w:val="left"/>
+            </w:pPr>
+            <w:r>
+              <w:rPr>
+                <w:rFonts w:ascii="Calibri" w:hAnsi="Calibri" w:cs="Arial"/>
+                <w:sz w:val="18"/>
+                <w:szCs w:val="18"/>
+                <w:lang w:eastAsia="es-CL"/>
+              </w:rPr>
+              <w:t xml:space="preserve">Reuniones, documentación, GitHub</w:t>
+            </w:r>
+          </w:p>
+        </w:tc>
+        <w:tc>
+          <w:tcPr>
+            <w:tcW w:w="1050" w:type="dxa"/>
+          </w:tcPr>
+          <w:p>
+            <w:pPr>
+              <w:spacing w:after="120" w:line="259" w:lineRule="auto"/>
+              <w:jc w:val="left"/>
+            </w:pPr>
+            <w:r>
+              <w:rPr>
+                <w:rFonts w:ascii="Calibri" w:hAnsi="Calibri" w:cs="Arial"/>
+                <w:sz w:val="18"/>
+                <w:szCs w:val="18"/>
+                <w:lang w:eastAsia="es-CL"/>
+              </w:rPr>
+              <w:t xml:space="preserve">1 semana</w:t>
+            </w:r>
+          </w:p>
+        </w:tc>
+        <w:tc>
+          <w:tcPr>
+            <w:tcW w:w="1250" w:type="dxa"/>
+          </w:tcPr>
+          <w:p>
+            <w:pPr>
+              <w:spacing w:after="120" w:line="259" w:lineRule="auto"/>
+              <w:jc w:val="left"/>
+            </w:pPr>
+            <w:r>
+              <w:rPr>
+                <w:rFonts w:ascii="Calibri" w:hAnsi="Calibri" w:cs="Arial"/>
+                <w:sz w:val="18"/>
+                <w:szCs w:val="18"/>
+                <w:lang w:eastAsia="es-CL"/>
+              </w:rPr>
+              <w:t xml:space="preserve">Raúl y Benjamín</w:t>
+            </w:r>
+          </w:p>
+        </w:tc>
+        <w:tc>
+          <w:tcPr>
+            <w:tcW w:w="1350" w:type="dxa"/>
+          </w:tcPr>
+          <w:p>
+            <w:pPr>
+              <w:spacing w:after="120" w:line="259" w:lineRule="auto"/>
+              <w:jc w:val="left"/>
+            </w:pPr>
+            <w:r>
+              <w:rPr>
+                <w:rFonts w:ascii="Calibri" w:hAnsi="Calibri" w:cs="Arial"/>
+                <w:sz w:val="18"/>
+                <w:szCs w:val="18"/>
+                <w:lang w:eastAsia="es-CL"/>
+              </w:rPr>
+              <w:t xml:space="preserve">Las reglas de cobro se terminaron de aclarar al usar el sistema</w:t>
+            </w:r>
+          </w:p>
+        </w:tc>
+        <w:tc>
+          <w:tcPr>
+            <w:tcW w:w="1170" w:type="dxa"/>
+          </w:tcPr>
+          <w:p>
+            <w:pPr>
+              <w:spacing w:after="120" w:line="259" w:lineRule="auto"/>
+              <w:jc w:val="left"/>
+            </w:pPr>
+            <w:r>
+              <w:rPr>
+                <w:rFonts w:ascii="Calibri" w:hAnsi="Calibri" w:cs="Arial"/>
+                <w:sz w:val="18"/>
+                <w:szCs w:val="18"/>
+                <w:lang w:eastAsia="es-CL"/>
+              </w:rPr>
+              <w:t xml:space="preserve">Completado</w:t>
+            </w:r>
+          </w:p>
+        </w:tc>
+        <w:tc>
+          <w:tcPr>
+            <w:tcW w:w="1370" w:type="dxa"/>
+          </w:tcPr>
+          <w:p>
+            <w:pPr>
+              <w:spacing w:after="120" w:line="259" w:lineRule="auto"/>
+              <w:jc w:val="left"/>
+            </w:pPr>
+            <w:r>
+              <w:rPr>
+                <w:rFonts w:ascii="Calibri" w:hAnsi="Calibri" w:cs="Arial"/>
+                <w:sz w:val="18"/>
+                <w:szCs w:val="18"/>
+                <w:lang w:eastAsia="es-CL"/>
+              </w:rPr>
+              <w:t xml:space="preserve">Se agregaron reglas de caja y cuadre</w:t>
+            </w:r>
+          </w:p>
+        </w:tc>
+      </w:tr>
+      <w:tr>
+        <w:trPr>
+          <w:cantSplit/>
+        </w:trPr>
+        <w:tc>
+          <w:tcPr>
+            <w:tcW w:w="1360" w:type="dxa"/>
+          </w:tcPr>
+          <w:p>
+            <w:pPr>
+              <w:spacing w:after="120" w:line="259" w:lineRule="auto"/>
+              <w:jc w:val="left"/>
+            </w:pPr>
+            <w:r>
+              <w:rPr>
+                <w:rFonts w:ascii="Calibri" w:hAnsi="Calibri" w:cs="Arial"/>
+                <w:sz w:val="18"/>
+                <w:szCs w:val="18"/>
+                <w:lang w:eastAsia="es-CL"/>
+              </w:rPr>
+              <w:t xml:space="preserve">Competencias 1, 2, 3 y 5</w:t>
+            </w:r>
+          </w:p>
+        </w:tc>
+        <w:tc>
+          <w:tcPr>
+            <w:tcW w:w="1350" w:type="dxa"/>
+          </w:tcPr>
+          <w:p>
+            <w:pPr>
+              <w:spacing w:after="120" w:line="259" w:lineRule="auto"/>
+              <w:jc w:val="left"/>
+            </w:pPr>
+            <w:r>
+              <w:rPr>
+                <w:rFonts w:ascii="Calibri" w:hAnsi="Calibri" w:cs="Arial"/>
+                <w:sz w:val="18"/>
+                <w:szCs w:val="18"/>
+                <w:lang w:eastAsia="es-CL"/>
+              </w:rPr>
+              <w:t xml:space="preserve">Arquitectura y base de datos</w:t>
+            </w:r>
+          </w:p>
+        </w:tc>
+        <w:tc>
+          <w:tcPr>
+            <w:tcW w:w="1400" w:type="dxa"/>
+          </w:tcPr>
+          <w:p>
+            <w:pPr>
+              <w:spacing w:after="120" w:line="259" w:lineRule="auto"/>
+              <w:jc w:val="left"/>
+            </w:pPr>
+            <w:r>
+              <w:rPr>
+                <w:rFonts w:ascii="Calibri" w:hAnsi="Calibri" w:cs="Arial"/>
+                <w:sz w:val="18"/>
+                <w:szCs w:val="18"/>
+                <w:lang w:eastAsia="es-CL"/>
+              </w:rPr>
+              <w:t xml:space="preserve">MySQL, Workbench, Prisma, Node.js</w:t>
+            </w:r>
+          </w:p>
+        </w:tc>
+        <w:tc>
+          <w:tcPr>
+            <w:tcW w:w="1050" w:type="dxa"/>
+          </w:tcPr>
+          <w:p>
+            <w:pPr>
+              <w:spacing w:after="120" w:line="259" w:lineRule="auto"/>
+              <w:jc w:val="left"/>
+            </w:pPr>
+            <w:r>
+              <w:rPr>
+                <w:rFonts w:ascii="Calibri" w:hAnsi="Calibri" w:cs="Arial"/>
+                <w:sz w:val="18"/>
+                <w:szCs w:val="18"/>
+                <w:lang w:eastAsia="es-CL"/>
+              </w:rPr>
+              <w:t xml:space="preserve">1 semana</w:t>
+            </w:r>
+          </w:p>
+        </w:tc>
+        <w:tc>
+          <w:tcPr>
+            <w:tcW w:w="1250" w:type="dxa"/>
+          </w:tcPr>
+          <w:p>
+            <w:pPr>
+              <w:spacing w:after="120" w:line="259" w:lineRule="auto"/>
+              <w:jc w:val="left"/>
+            </w:pPr>
+            <w:r>
+              <w:rPr>
+                <w:rFonts w:ascii="Calibri" w:hAnsi="Calibri" w:cs="Arial"/>
+                <w:sz w:val="18"/>
+                <w:szCs w:val="18"/>
+                <w:lang w:eastAsia="es-CL"/>
+              </w:rPr>
+              <w:t xml:space="preserve">Raúl (revisión de Benjamín)</w:t>
+            </w:r>
+          </w:p>
+        </w:tc>
+        <w:tc>
+          <w:tcPr>
+            <w:tcW w:w="1350" w:type="dxa"/>
+          </w:tcPr>
+          <w:p>
+            <w:pPr>
+              <w:spacing w:after="120" w:line="259" w:lineRule="auto"/>
+              <w:jc w:val="left"/>
+            </w:pPr>
+            <w:r>
+              <w:rPr>
+                <w:rFonts w:ascii="Calibri" w:hAnsi="Calibri" w:cs="Arial"/>
+                <w:sz w:val="18"/>
+                <w:szCs w:val="18"/>
+                <w:lang w:eastAsia="es-CL"/>
+              </w:rPr>
+              <w:t xml:space="preserve">El modelo creció más de lo planeado</w:t>
+            </w:r>
+          </w:p>
+        </w:tc>
+        <w:tc>
+          <w:tcPr>
+            <w:tcW w:w="1170" w:type="dxa"/>
+          </w:tcPr>
+          <w:p>
+            <w:pPr>
+              <w:spacing w:after="120" w:line="259" w:lineRule="auto"/>
+              <w:jc w:val="left"/>
+            </w:pPr>
+            <w:r>
+              <w:rPr>
+                <w:rFonts w:ascii="Calibri" w:hAnsi="Calibri" w:cs="Arial"/>
+                <w:sz w:val="18"/>
+                <w:szCs w:val="18"/>
+                <w:lang w:eastAsia="es-CL"/>
+              </w:rPr>
+              <w:t xml:space="preserve">Completado</w:t>
+            </w:r>
+          </w:p>
+        </w:tc>
+        <w:tc>
+          <w:tcPr>
+            <w:tcW w:w="1370" w:type="dxa"/>
+          </w:tcPr>
+          <w:p>
+            <w:pPr>
+              <w:spacing w:after="120" w:line="259" w:lineRule="auto"/>
+              <w:jc w:val="left"/>
+            </w:pPr>
+            <w:r>
+              <w:rPr>
+                <w:rFonts w:ascii="Calibri" w:hAnsi="Calibri" w:cs="Arial"/>
+                <w:sz w:val="18"/>
+                <w:szCs w:val="18"/>
+                <w:lang w:eastAsia="es-CL"/>
+              </w:rPr>
+              <w:t xml:space="preserve">Se agregaron tablas de bultos, alertas y cotizaciones</w:t>
+            </w:r>
+          </w:p>
+        </w:tc>
+      </w:tr>
+      <w:tr>
+        <w:trPr>
+          <w:cantSplit/>
+        </w:trPr>
+        <w:tc>
+          <w:tcPr>
+            <w:tcW w:w="1360" w:type="dxa"/>
+          </w:tcPr>
+          <w:p>
+            <w:pPr>
+              <w:spacing w:after="120" w:line="259" w:lineRule="auto"/>
+              <w:jc w:val="left"/>
+            </w:pPr>
+            <w:r>
+              <w:rPr>
+                <w:rFonts w:ascii="Calibri" w:hAnsi="Calibri" w:cs="Arial"/>
+                <w:sz w:val="18"/>
+                <w:szCs w:val="18"/>
+                <w:lang w:eastAsia="es-CL"/>
+              </w:rPr>
+              <w:t xml:space="preserve">Competencias 1, 2 y 5</w:t>
+            </w:r>
+          </w:p>
+        </w:tc>
+        <w:tc>
+          <w:tcPr>
+            <w:tcW w:w="1350" w:type="dxa"/>
+          </w:tcPr>
+          <w:p>
+            <w:pPr>
+              <w:spacing w:after="120" w:line="259" w:lineRule="auto"/>
+              <w:jc w:val="left"/>
+            </w:pPr>
+            <w:r>
+              <w:rPr>
+                <w:rFonts w:ascii="Calibri" w:hAnsi="Calibri" w:cs="Arial"/>
+                <w:sz w:val="18"/>
+                <w:szCs w:val="18"/>
+                <w:lang w:eastAsia="es-CL"/>
+              </w:rPr>
+              <w:t xml:space="preserve">Prototipos, interfaz y navegación</w:t>
+            </w:r>
+          </w:p>
+        </w:tc>
+        <w:tc>
+          <w:tcPr>
+            <w:tcW w:w="1400" w:type="dxa"/>
+          </w:tcPr>
+          <w:p>
+            <w:pPr>
+              <w:spacing w:after="120" w:line="259" w:lineRule="auto"/>
+              <w:jc w:val="left"/>
+            </w:pPr>
+            <w:r>
+              <w:rPr>
+                <w:rFonts w:ascii="Calibri" w:hAnsi="Calibri" w:cs="Arial"/>
+                <w:sz w:val="18"/>
+                <w:szCs w:val="18"/>
+                <w:lang w:eastAsia="es-CL"/>
+              </w:rPr>
+              <w:t xml:space="preserve">HTML, CSS, React, Tailwind</w:t>
+            </w:r>
+          </w:p>
+        </w:tc>
+        <w:tc>
+          <w:tcPr>
+            <w:tcW w:w="1050" w:type="dxa"/>
+          </w:tcPr>
+          <w:p>
+            <w:pPr>
+              <w:spacing w:after="120" w:line="259" w:lineRule="auto"/>
+              <w:jc w:val="left"/>
+            </w:pPr>
+            <w:r>
+              <w:rPr>
+                <w:rFonts w:ascii="Calibri" w:hAnsi="Calibri" w:cs="Arial"/>
+                <w:sz w:val="18"/>
+                <w:szCs w:val="18"/>
+                <w:lang w:eastAsia="es-CL"/>
+              </w:rPr>
+              <w:t xml:space="preserve">1 semana</w:t>
+            </w:r>
+          </w:p>
+        </w:tc>
+        <w:tc>
+          <w:tcPr>
+            <w:tcW w:w="1250" w:type="dxa"/>
+          </w:tcPr>
+          <w:p>
+            <w:pPr>
+              <w:spacing w:after="120" w:line="259" w:lineRule="auto"/>
+              <w:jc w:val="left"/>
+            </w:pPr>
+            <w:r>
+              <w:rPr>
+                <w:rFonts w:ascii="Calibri" w:hAnsi="Calibri" w:cs="Arial"/>
+                <w:sz w:val="18"/>
+                <w:szCs w:val="18"/>
+                <w:lang w:eastAsia="es-CL"/>
+              </w:rPr>
+              <w:t xml:space="preserve">Benjamín (apoyo de Raúl)</w:t>
+            </w:r>
+          </w:p>
+        </w:tc>
+        <w:tc>
+          <w:tcPr>
+            <w:tcW w:w="1350" w:type="dxa"/>
+          </w:tcPr>
+          <w:p>
+            <w:pPr>
+              <w:spacing w:after="120" w:line="259" w:lineRule="auto"/>
+              <w:jc w:val="left"/>
+            </w:pPr>
+            <w:r>
+              <w:rPr>
+                <w:rFonts w:ascii="Calibri" w:hAnsi="Calibri" w:cs="Arial"/>
+                <w:sz w:val="18"/>
+                <w:szCs w:val="18"/>
+                <w:lang w:eastAsia="es-CL"/>
+              </w:rPr>
+              <w:t xml:space="preserve">Primero se hizo un prototipo en HTML para mostrar avances</w:t>
+            </w:r>
+          </w:p>
+        </w:tc>
+        <w:tc>
+          <w:tcPr>
+            <w:tcW w:w="1170" w:type="dxa"/>
+          </w:tcPr>
+          <w:p>
+            <w:pPr>
+              <w:spacing w:after="120" w:line="259" w:lineRule="auto"/>
+              <w:jc w:val="left"/>
+            </w:pPr>
+            <w:r>
+              <w:rPr>
+                <w:rFonts w:ascii="Calibri" w:hAnsi="Calibri" w:cs="Arial"/>
+                <w:sz w:val="18"/>
+                <w:szCs w:val="18"/>
+                <w:lang w:eastAsia="es-CL"/>
+              </w:rPr>
+              <w:t xml:space="preserve">Completado</w:t>
+            </w:r>
+          </w:p>
+        </w:tc>
+        <w:tc>
+          <w:tcPr>
+            <w:tcW w:w="1370" w:type="dxa"/>
+          </w:tcPr>
+          <w:p>
+            <w:pPr>
+              <w:spacing w:after="120" w:line="259" w:lineRule="auto"/>
+              <w:jc w:val="left"/>
+            </w:pPr>
+            <w:r>
+              <w:rPr>
+                <w:rFonts w:ascii="Calibri" w:hAnsi="Calibri" w:cs="Arial"/>
+                <w:sz w:val="18"/>
+                <w:szCs w:val="18"/>
+                <w:lang w:eastAsia="es-CL"/>
+              </w:rPr>
+              <w:t xml:space="preserve">Se pasó del prototipo a React</w:t>
+            </w:r>
+          </w:p>
+        </w:tc>
+      </w:tr>
+      <w:tr>
+        <w:trPr>
+          <w:cantSplit/>
+        </w:trPr>
+        <w:tc>
+          <w:tcPr>
+            <w:tcW w:w="1360" w:type="dxa"/>
+          </w:tcPr>
+          <w:p>
+            <w:pPr>
+              <w:spacing w:after="120" w:line="259" w:lineRule="auto"/>
+              <w:jc w:val="left"/>
+            </w:pPr>
+            <w:r>
+              <w:rPr>
+                <w:rFonts w:ascii="Calibri" w:hAnsi="Calibri" w:cs="Arial"/>
+                <w:sz w:val="18"/>
+                <w:szCs w:val="18"/>
+                <w:lang w:eastAsia="es-CL"/>
+              </w:rPr>
+              <w:t xml:space="preserve">Competencias 1, 2 y 5</w:t>
+            </w:r>
+          </w:p>
+        </w:tc>
+        <w:tc>
+          <w:tcPr>
+            <w:tcW w:w="1350" w:type="dxa"/>
+          </w:tcPr>
+          <w:p>
+            <w:pPr>
+              <w:spacing w:after="120" w:line="259" w:lineRule="auto"/>
+              <w:jc w:val="left"/>
+            </w:pPr>
+            <w:r>
+              <w:rPr>
+                <w:rFonts w:ascii="Calibri" w:hAnsi="Calibri" w:cs="Arial"/>
+                <w:sz w:val="18"/>
+                <w:szCs w:val="18"/>
+                <w:lang w:eastAsia="es-CL"/>
+              </w:rPr>
+              <w:t xml:space="preserve">Autenticación y maestros</w:t>
+            </w:r>
+          </w:p>
+        </w:tc>
+        <w:tc>
+          <w:tcPr>
+            <w:tcW w:w="1400" w:type="dxa"/>
+          </w:tcPr>
+          <w:p>
+            <w:pPr>
+              <w:spacing w:after="120" w:line="259" w:lineRule="auto"/>
+              <w:jc w:val="left"/>
+            </w:pPr>
+            <w:r>
+              <w:rPr>
+                <w:rFonts w:ascii="Calibri" w:hAnsi="Calibri" w:cs="Arial"/>
+                <w:sz w:val="18"/>
+                <w:szCs w:val="18"/>
+                <w:lang w:eastAsia="es-CL"/>
+              </w:rPr>
+              <w:t xml:space="preserve">Node.js, Prisma, MySQL, React</w:t>
+            </w:r>
+          </w:p>
+        </w:tc>
+        <w:tc>
+          <w:tcPr>
+            <w:tcW w:w="1050" w:type="dxa"/>
+          </w:tcPr>
+          <w:p>
+            <w:pPr>
+              <w:spacing w:after="120" w:line="259" w:lineRule="auto"/>
+              <w:jc w:val="left"/>
+            </w:pPr>
+            <w:r>
+              <w:rPr>
+                <w:rFonts w:ascii="Calibri" w:hAnsi="Calibri" w:cs="Arial"/>
+                <w:sz w:val="18"/>
+                <w:szCs w:val="18"/>
+                <w:lang w:eastAsia="es-CL"/>
+              </w:rPr>
+              <w:t xml:space="preserve">1 semana</w:t>
+            </w:r>
+          </w:p>
+        </w:tc>
+        <w:tc>
+          <w:tcPr>
+            <w:tcW w:w="1250" w:type="dxa"/>
+          </w:tcPr>
+          <w:p>
+            <w:pPr>
+              <w:spacing w:after="120" w:line="259" w:lineRule="auto"/>
+              <w:jc w:val="left"/>
+            </w:pPr>
+            <w:r>
+              <w:rPr>
+                <w:rFonts w:ascii="Calibri" w:hAnsi="Calibri" w:cs="Arial"/>
+                <w:sz w:val="18"/>
+                <w:szCs w:val="18"/>
+                <w:lang w:eastAsia="es-CL"/>
+              </w:rPr>
+              <w:t xml:space="preserve">Raúl y Benjamín</w:t>
+            </w:r>
+          </w:p>
+        </w:tc>
+        <w:tc>
+          <w:tcPr>
+            <w:tcW w:w="1350" w:type="dxa"/>
+          </w:tcPr>
+          <w:p>
+            <w:pPr>
+              <w:spacing w:after="120" w:line="259" w:lineRule="auto"/>
+              <w:jc w:val="left"/>
+            </w:pPr>
+            <w:r>
+              <w:rPr>
+                <w:rFonts w:ascii="Calibri" w:hAnsi="Calibri" w:cs="Arial"/>
+                <w:sz w:val="18"/>
+                <w:szCs w:val="18"/>
+                <w:lang w:eastAsia="es-CL"/>
+              </w:rPr>
+              <w:t xml:space="preserve">Sin mayores problemas</w:t>
+            </w:r>
+          </w:p>
+        </w:tc>
+        <w:tc>
+          <w:tcPr>
+            <w:tcW w:w="1170" w:type="dxa"/>
+          </w:tcPr>
+          <w:p>
+            <w:pPr>
+              <w:spacing w:after="120" w:line="259" w:lineRule="auto"/>
+              <w:jc w:val="left"/>
+            </w:pPr>
+            <w:r>
+              <w:rPr>
+                <w:rFonts w:ascii="Calibri" w:hAnsi="Calibri" w:cs="Arial"/>
+                <w:sz w:val="18"/>
+                <w:szCs w:val="18"/>
+                <w:lang w:eastAsia="es-CL"/>
+              </w:rPr>
+              <w:t xml:space="preserve">Completado</w:t>
+            </w:r>
+          </w:p>
+        </w:tc>
+        <w:tc>
+          <w:tcPr>
+            <w:tcW w:w="1370" w:type="dxa"/>
+          </w:tcPr>
+          <w:p>
+            <w:pPr>
+              <w:spacing w:after="120" w:line="259" w:lineRule="auto"/>
+              <w:jc w:val="left"/>
+            </w:pPr>
+            <w:r>
+              <w:rPr>
+                <w:rFonts w:ascii="Calibri" w:hAnsi="Calibri" w:cs="Arial"/>
+                <w:sz w:val="18"/>
+                <w:szCs w:val="18"/>
+                <w:lang w:eastAsia="es-CL"/>
+              </w:rPr>
+              <w:t xml:space="preserve">Se sumó el código de verificación por correo</w:t>
+            </w:r>
+          </w:p>
+        </w:tc>
+      </w:tr>
+      <w:tr>
+        <w:trPr>
+          <w:cantSplit/>
+        </w:trPr>
+        <w:tc>
+          <w:tcPr>
+            <w:tcW w:w="1360" w:type="dxa"/>
+          </w:tcPr>
+          <w:p>
+            <w:pPr>
+              <w:spacing w:after="120" w:line="259" w:lineRule="auto"/>
+              <w:jc w:val="left"/>
+            </w:pPr>
+            <w:r>
+              <w:rPr>
+                <w:rFonts w:ascii="Calibri" w:hAnsi="Calibri" w:cs="Arial"/>
+                <w:sz w:val="18"/>
+                <w:szCs w:val="18"/>
+                <w:lang w:eastAsia="es-CL"/>
+              </w:rPr>
+              <w:t xml:space="preserve">Competencias 1, 2, 3 y 5</w:t>
+            </w:r>
+          </w:p>
+        </w:tc>
+        <w:tc>
+          <w:tcPr>
+            <w:tcW w:w="1350" w:type="dxa"/>
+          </w:tcPr>
+          <w:p>
+            <w:pPr>
+              <w:spacing w:after="120" w:line="259" w:lineRule="auto"/>
+              <w:jc w:val="left"/>
+            </w:pPr>
+            <w:r>
+              <w:rPr>
+                <w:rFonts w:ascii="Calibri" w:hAnsi="Calibri" w:cs="Arial"/>
+                <w:sz w:val="18"/>
+                <w:szCs w:val="18"/>
+                <w:lang w:eastAsia="es-CL"/>
+              </w:rPr>
+              <w:t xml:space="preserve">Módulo de Orden de Transporte</w:t>
+            </w:r>
+          </w:p>
+        </w:tc>
+        <w:tc>
+          <w:tcPr>
+            <w:tcW w:w="1400" w:type="dxa"/>
+          </w:tcPr>
+          <w:p>
+            <w:pPr>
+              <w:spacing w:after="120" w:line="259" w:lineRule="auto"/>
+              <w:jc w:val="left"/>
+            </w:pPr>
+            <w:r>
+              <w:rPr>
+                <w:rFonts w:ascii="Calibri" w:hAnsi="Calibri" w:cs="Arial"/>
+                <w:sz w:val="18"/>
+                <w:szCs w:val="18"/>
+                <w:lang w:eastAsia="es-CL"/>
+              </w:rPr>
+              <w:t xml:space="preserve">Node.js, Prisma, MySQL, React</w:t>
+            </w:r>
+          </w:p>
+        </w:tc>
+        <w:tc>
+          <w:tcPr>
+            <w:tcW w:w="1050" w:type="dxa"/>
+          </w:tcPr>
+          <w:p>
+            <w:pPr>
+              <w:spacing w:after="120" w:line="259" w:lineRule="auto"/>
+              <w:jc w:val="left"/>
+            </w:pPr>
+            <w:r>
+              <w:rPr>
+                <w:rFonts w:ascii="Calibri" w:hAnsi="Calibri" w:cs="Arial"/>
+                <w:sz w:val="18"/>
+                <w:szCs w:val="18"/>
+                <w:lang w:eastAsia="es-CL"/>
+              </w:rPr>
+              <w:t xml:space="preserve">2 semanas</w:t>
+            </w:r>
+          </w:p>
+        </w:tc>
+        <w:tc>
+          <w:tcPr>
+            <w:tcW w:w="1250" w:type="dxa"/>
+          </w:tcPr>
+          <w:p>
+            <w:pPr>
+              <w:spacing w:after="120" w:line="259" w:lineRule="auto"/>
+              <w:jc w:val="left"/>
+            </w:pPr>
+            <w:r>
+              <w:rPr>
+                <w:rFonts w:ascii="Calibri" w:hAnsi="Calibri" w:cs="Arial"/>
+                <w:sz w:val="18"/>
+                <w:szCs w:val="18"/>
+                <w:lang w:eastAsia="es-CL"/>
+              </w:rPr>
+              <w:t xml:space="preserve">Raúl (backend) y Benjamín (interfaz)</w:t>
+            </w:r>
+          </w:p>
+        </w:tc>
+        <w:tc>
+          <w:tcPr>
+            <w:tcW w:w="1350" w:type="dxa"/>
+          </w:tcPr>
+          <w:p>
+            <w:pPr>
+              <w:spacing w:after="120" w:line="259" w:lineRule="auto"/>
+              <w:jc w:val="left"/>
+            </w:pPr>
+            <w:r>
+              <w:rPr>
+                <w:rFonts w:ascii="Calibri" w:hAnsi="Calibri" w:cs="Arial"/>
+                <w:sz w:val="18"/>
+                <w:szCs w:val="18"/>
+                <w:lang w:eastAsia="es-CL"/>
+              </w:rPr>
+              <w:t xml:space="preserve">El cálculo de tarifas tomó más tiempo</w:t>
+            </w:r>
+          </w:p>
+        </w:tc>
+        <w:tc>
+          <w:tcPr>
+            <w:tcW w:w="1170" w:type="dxa"/>
+          </w:tcPr>
+          <w:p>
+            <w:pPr>
+              <w:spacing w:after="120" w:line="259" w:lineRule="auto"/>
+              <w:jc w:val="left"/>
+            </w:pPr>
+            <w:r>
+              <w:rPr>
+                <w:rFonts w:ascii="Calibri" w:hAnsi="Calibri" w:cs="Arial"/>
+                <w:sz w:val="18"/>
+                <w:szCs w:val="18"/>
+                <w:lang w:eastAsia="es-CL"/>
+              </w:rPr>
+              <w:t xml:space="preserve">Completado</w:t>
+            </w:r>
+          </w:p>
+        </w:tc>
+        <w:tc>
+          <w:tcPr>
+            <w:tcW w:w="1370" w:type="dxa"/>
+          </w:tcPr>
+          <w:p>
+            <w:pPr>
+              <w:spacing w:after="120" w:line="259" w:lineRule="auto"/>
+              <w:jc w:val="left"/>
+            </w:pPr>
+            <w:r>
+              <w:rPr>
+                <w:rFonts w:ascii="Calibri" w:hAnsi="Calibri" w:cs="Arial"/>
+                <w:sz w:val="18"/>
+                <w:szCs w:val="18"/>
+                <w:lang w:eastAsia="es-CL"/>
+              </w:rPr>
+              <w:t xml:space="preserve">Tarifas por ruta y por tramo de peso</w:t>
+            </w:r>
+          </w:p>
+        </w:tc>
+      </w:tr>
+      <w:tr>
+        <w:trPr>
+          <w:cantSplit/>
+        </w:trPr>
+        <w:tc>
+          <w:tcPr>
+            <w:tcW w:w="1360" w:type="dxa"/>
+          </w:tcPr>
+          <w:p>
+            <w:pPr>
+              <w:spacing w:after="120" w:line="259" w:lineRule="auto"/>
+              <w:jc w:val="left"/>
+            </w:pPr>
+            <w:r>
+              <w:rPr>
+                <w:rFonts w:ascii="Calibri" w:hAnsi="Calibri" w:cs="Arial"/>
+                <w:sz w:val="18"/>
+                <w:szCs w:val="18"/>
+                <w:lang w:eastAsia="es-CL"/>
+              </w:rPr>
+              <w:t xml:space="preserve">Competencias 1, 2 y 5</w:t>
+            </w:r>
+          </w:p>
+        </w:tc>
+        <w:tc>
+          <w:tcPr>
+            <w:tcW w:w="1350" w:type="dxa"/>
+          </w:tcPr>
+          <w:p>
+            <w:pPr>
+              <w:spacing w:after="120" w:line="259" w:lineRule="auto"/>
+              <w:jc w:val="left"/>
+            </w:pPr>
+            <w:r>
+              <w:rPr>
+                <w:rFonts w:ascii="Calibri" w:hAnsi="Calibri" w:cs="Arial"/>
+                <w:sz w:val="18"/>
+                <w:szCs w:val="18"/>
+                <w:lang w:eastAsia="es-CL"/>
+              </w:rPr>
+              <w:t xml:space="preserve">Auditoría y recuperación de OT</w:t>
+            </w:r>
+          </w:p>
+        </w:tc>
+        <w:tc>
+          <w:tcPr>
+            <w:tcW w:w="1400" w:type="dxa"/>
+          </w:tcPr>
+          <w:p>
+            <w:pPr>
+              <w:spacing w:after="120" w:line="259" w:lineRule="auto"/>
+              <w:jc w:val="left"/>
+            </w:pPr>
+            <w:r>
+              <w:rPr>
+                <w:rFonts w:ascii="Calibri" w:hAnsi="Calibri" w:cs="Arial"/>
+                <w:sz w:val="18"/>
+                <w:szCs w:val="18"/>
+                <w:lang w:eastAsia="es-CL"/>
+              </w:rPr>
+              <w:t xml:space="preserve">Node.js, Prisma, MySQL</w:t>
+            </w:r>
+          </w:p>
+        </w:tc>
+        <w:tc>
+          <w:tcPr>
+            <w:tcW w:w="1050" w:type="dxa"/>
+          </w:tcPr>
+          <w:p>
+            <w:pPr>
+              <w:spacing w:after="120" w:line="259" w:lineRule="auto"/>
+              <w:jc w:val="left"/>
+            </w:pPr>
+            <w:r>
+              <w:rPr>
+                <w:rFonts w:ascii="Calibri" w:hAnsi="Calibri" w:cs="Arial"/>
+                <w:sz w:val="18"/>
+                <w:szCs w:val="18"/>
+                <w:lang w:eastAsia="es-CL"/>
+              </w:rPr>
+              <w:t xml:space="preserve">1 semana</w:t>
+            </w:r>
+          </w:p>
+        </w:tc>
+        <w:tc>
+          <w:tcPr>
+            <w:tcW w:w="1250" w:type="dxa"/>
+          </w:tcPr>
+          <w:p>
+            <w:pPr>
+              <w:spacing w:after="120" w:line="259" w:lineRule="auto"/>
+              <w:jc w:val="left"/>
+            </w:pPr>
+            <w:r>
+              <w:rPr>
+                <w:rFonts w:ascii="Calibri" w:hAnsi="Calibri" w:cs="Arial"/>
+                <w:sz w:val="18"/>
+                <w:szCs w:val="18"/>
+                <w:lang w:eastAsia="es-CL"/>
+              </w:rPr>
+              <w:t xml:space="preserve">Raúl (pruebas de Benjamín)</w:t>
+            </w:r>
+          </w:p>
+        </w:tc>
+        <w:tc>
+          <w:tcPr>
+            <w:tcW w:w="1350" w:type="dxa"/>
+          </w:tcPr>
+          <w:p>
+            <w:pPr>
+              <w:spacing w:after="120" w:line="259" w:lineRule="auto"/>
+              <w:jc w:val="left"/>
+            </w:pPr>
+            <w:r>
+              <w:rPr>
+                <w:rFonts w:ascii="Calibri" w:hAnsi="Calibri" w:cs="Arial"/>
+                <w:sz w:val="18"/>
+                <w:szCs w:val="18"/>
+                <w:lang w:eastAsia="es-CL"/>
+              </w:rPr>
+              <w:t xml:space="preserve">Cada evento de la OT queda con usuario y fecha</w:t>
+            </w:r>
+          </w:p>
+        </w:tc>
+        <w:tc>
+          <w:tcPr>
+            <w:tcW w:w="1170" w:type="dxa"/>
+          </w:tcPr>
+          <w:p>
+            <w:pPr>
+              <w:spacing w:after="120" w:line="259" w:lineRule="auto"/>
+              <w:jc w:val="left"/>
+            </w:pPr>
+            <w:r>
+              <w:rPr>
+                <w:rFonts w:ascii="Calibri" w:hAnsi="Calibri" w:cs="Arial"/>
+                <w:sz w:val="18"/>
+                <w:szCs w:val="18"/>
+                <w:lang w:eastAsia="es-CL"/>
+              </w:rPr>
+              <w:t xml:space="preserve">Completado</w:t>
+            </w:r>
+          </w:p>
+        </w:tc>
+        <w:tc>
+          <w:tcPr>
+            <w:tcW w:w="1370" w:type="dxa"/>
+          </w:tcPr>
+          <w:p>
+            <w:pPr>
+              <w:spacing w:after="120" w:line="259" w:lineRule="auto"/>
+              <w:jc w:val="left"/>
+            </w:pPr>
+            <w:r>
+              <w:rPr>
+                <w:rFonts w:ascii="Calibri" w:hAnsi="Calibri" w:cs="Arial"/>
+                <w:sz w:val="18"/>
+                <w:szCs w:val="18"/>
+                <w:lang w:eastAsia="es-CL"/>
+              </w:rPr>
+              <w:t xml:space="preserve">Falta guardar el detalle de cada campo editado</w:t>
+            </w:r>
+          </w:p>
+        </w:tc>
+      </w:tr>
+      <w:tr>
+        <w:trPr>
+          <w:cantSplit/>
+        </w:trPr>
+        <w:tc>
+          <w:tcPr>
+            <w:tcW w:w="1360" w:type="dxa"/>
+          </w:tcPr>
+          <w:p>
+            <w:pPr>
+              <w:spacing w:after="120" w:line="259" w:lineRule="auto"/>
+              <w:jc w:val="left"/>
+            </w:pPr>
+            <w:r>
+              <w:rPr>
+                <w:rFonts w:ascii="Calibri" w:hAnsi="Calibri" w:cs="Arial"/>
+                <w:sz w:val="18"/>
+                <w:szCs w:val="18"/>
+                <w:lang w:eastAsia="es-CL"/>
+              </w:rPr>
+              <w:t xml:space="preserve">Competencias 1, 2 y 5</w:t>
+            </w:r>
+          </w:p>
+        </w:tc>
+        <w:tc>
+          <w:tcPr>
+            <w:tcW w:w="1350" w:type="dxa"/>
+          </w:tcPr>
+          <w:p>
+            <w:pPr>
+              <w:spacing w:after="120" w:line="259" w:lineRule="auto"/>
+              <w:jc w:val="left"/>
+            </w:pPr>
+            <w:r>
+              <w:rPr>
+                <w:rFonts w:ascii="Calibri" w:hAnsi="Calibri" w:cs="Arial"/>
+                <w:sz w:val="18"/>
+                <w:szCs w:val="18"/>
+                <w:lang w:eastAsia="es-CL"/>
+              </w:rPr>
+              <w:t xml:space="preserve">Manifiesto y control de carga</w:t>
+            </w:r>
+          </w:p>
+        </w:tc>
+        <w:tc>
+          <w:tcPr>
+            <w:tcW w:w="1400" w:type="dxa"/>
+          </w:tcPr>
+          <w:p>
+            <w:pPr>
+              <w:spacing w:after="120" w:line="259" w:lineRule="auto"/>
+              <w:jc w:val="left"/>
+            </w:pPr>
+            <w:r>
+              <w:rPr>
+                <w:rFonts w:ascii="Calibri" w:hAnsi="Calibri" w:cs="Arial"/>
+                <w:sz w:val="18"/>
+                <w:szCs w:val="18"/>
+                <w:lang w:eastAsia="es-CL"/>
+              </w:rPr>
+              <w:t xml:space="preserve">API REST, MySQL, lector de código de barras</w:t>
+            </w:r>
+          </w:p>
+        </w:tc>
+        <w:tc>
+          <w:tcPr>
+            <w:tcW w:w="1050" w:type="dxa"/>
+          </w:tcPr>
+          <w:p>
+            <w:pPr>
+              <w:spacing w:after="120" w:line="259" w:lineRule="auto"/>
+              <w:jc w:val="left"/>
+            </w:pPr>
+            <w:r>
+              <w:rPr>
+                <w:rFonts w:ascii="Calibri" w:hAnsi="Calibri" w:cs="Arial"/>
+                <w:sz w:val="18"/>
+                <w:szCs w:val="18"/>
+                <w:lang w:eastAsia="es-CL"/>
+              </w:rPr>
+              <w:t xml:space="preserve">2 semanas</w:t>
+            </w:r>
+          </w:p>
+        </w:tc>
+        <w:tc>
+          <w:tcPr>
+            <w:tcW w:w="1250" w:type="dxa"/>
+          </w:tcPr>
+          <w:p>
+            <w:pPr>
+              <w:spacing w:after="120" w:line="259" w:lineRule="auto"/>
+              <w:jc w:val="left"/>
+            </w:pPr>
+            <w:r>
+              <w:rPr>
+                <w:rFonts w:ascii="Calibri" w:hAnsi="Calibri" w:cs="Arial"/>
+                <w:sz w:val="18"/>
+                <w:szCs w:val="18"/>
+                <w:lang w:eastAsia="es-CL"/>
+              </w:rPr>
+              <w:t xml:space="preserve">Raúl y Benjamín</w:t>
+            </w:r>
+          </w:p>
+        </w:tc>
+        <w:tc>
+          <w:tcPr>
+            <w:tcW w:w="1350" w:type="dxa"/>
+          </w:tcPr>
+          <w:p>
+            <w:pPr>
+              <w:spacing w:after="120" w:line="259" w:lineRule="auto"/>
+              <w:jc w:val="left"/>
+            </w:pPr>
+            <w:r>
+              <w:rPr>
+                <w:rFonts w:ascii="Calibri" w:hAnsi="Calibri" w:cs="Arial"/>
+                <w:sz w:val="18"/>
+                <w:szCs w:val="18"/>
+                <w:lang w:eastAsia="es-CL"/>
+              </w:rPr>
+              <w:t xml:space="preserve">Aparecieron dos tipos de viaje</w:t>
+            </w:r>
+          </w:p>
+        </w:tc>
+        <w:tc>
+          <w:tcPr>
+            <w:tcW w:w="1170" w:type="dxa"/>
+          </w:tcPr>
+          <w:p>
+            <w:pPr>
+              <w:spacing w:after="120" w:line="259" w:lineRule="auto"/>
+              <w:jc w:val="left"/>
+            </w:pPr>
+            <w:r>
+              <w:rPr>
+                <w:rFonts w:ascii="Calibri" w:hAnsi="Calibri" w:cs="Arial"/>
+                <w:sz w:val="18"/>
+                <w:szCs w:val="18"/>
+                <w:lang w:eastAsia="es-CL"/>
+              </w:rPr>
+              <w:t xml:space="preserve">Completado</w:t>
+            </w:r>
+          </w:p>
+        </w:tc>
+        <w:tc>
+          <w:tcPr>
+            <w:tcW w:w="1370" w:type="dxa"/>
+          </w:tcPr>
+          <w:p>
+            <w:pPr>
+              <w:spacing w:after="120" w:line="259" w:lineRule="auto"/>
+              <w:jc w:val="left"/>
+            </w:pPr>
+            <w:r>
+              <w:rPr>
+                <w:rFonts w:ascii="Calibri" w:hAnsi="Calibri" w:cs="Arial"/>
+                <w:sz w:val="18"/>
+                <w:szCs w:val="18"/>
+                <w:lang w:eastAsia="es-CL"/>
+              </w:rPr>
+              <w:t xml:space="preserve">Manifiestos de reparto y de traspaso, con PDF</w:t>
+            </w:r>
+          </w:p>
+        </w:tc>
+      </w:tr>
+      <w:tr>
+        <w:trPr>
+          <w:cantSplit/>
+        </w:trPr>
+        <w:tc>
+          <w:tcPr>
+            <w:tcW w:w="1360" w:type="dxa"/>
+          </w:tcPr>
+          <w:p>
+            <w:pPr>
+              <w:spacing w:after="120" w:line="259" w:lineRule="auto"/>
+              <w:jc w:val="left"/>
+            </w:pPr>
+            <w:r>
+              <w:rPr>
+                <w:rFonts w:ascii="Calibri" w:hAnsi="Calibri" w:cs="Arial"/>
+                <w:sz w:val="18"/>
+                <w:szCs w:val="18"/>
+                <w:lang w:eastAsia="es-CL"/>
+              </w:rPr>
+              <w:t xml:space="preserve">Competencias 1, 2 y 5</w:t>
+            </w:r>
+          </w:p>
+        </w:tc>
+        <w:tc>
+          <w:tcPr>
+            <w:tcW w:w="1350" w:type="dxa"/>
+          </w:tcPr>
+          <w:p>
+            <w:pPr>
+              <w:spacing w:after="120" w:line="259" w:lineRule="auto"/>
+              <w:jc w:val="left"/>
+            </w:pPr>
+            <w:r>
+              <w:rPr>
+                <w:rFonts w:ascii="Calibri" w:hAnsi="Calibri" w:cs="Arial"/>
+                <w:sz w:val="18"/>
+                <w:szCs w:val="18"/>
+                <w:lang w:eastAsia="es-CL"/>
+              </w:rPr>
+              <w:t xml:space="preserve">Portal del cliente (actividad nueva)</w:t>
+            </w:r>
+          </w:p>
+        </w:tc>
+        <w:tc>
+          <w:tcPr>
+            <w:tcW w:w="1400" w:type="dxa"/>
+          </w:tcPr>
+          <w:p>
+            <w:pPr>
+              <w:spacing w:after="120" w:line="259" w:lineRule="auto"/>
+              <w:jc w:val="left"/>
+            </w:pPr>
+            <w:r>
+              <w:rPr>
+                <w:rFonts w:ascii="Calibri" w:hAnsi="Calibri" w:cs="Arial"/>
+                <w:sz w:val="18"/>
+                <w:szCs w:val="18"/>
+                <w:lang w:eastAsia="es-CL"/>
+              </w:rPr>
+              <w:t xml:space="preserve">React, Express, Prisma</w:t>
+            </w:r>
+          </w:p>
+        </w:tc>
+        <w:tc>
+          <w:tcPr>
+            <w:tcW w:w="1050" w:type="dxa"/>
+          </w:tcPr>
+          <w:p>
+            <w:pPr>
+              <w:spacing w:after="120" w:line="259" w:lineRule="auto"/>
+              <w:jc w:val="left"/>
+            </w:pPr>
+            <w:r>
+              <w:rPr>
+                <w:rFonts w:ascii="Calibri" w:hAnsi="Calibri" w:cs="Arial"/>
+                <w:sz w:val="18"/>
+                <w:szCs w:val="18"/>
+                <w:lang w:eastAsia="es-CL"/>
+              </w:rPr>
+              <w:t xml:space="preserve">1 semana</w:t>
+            </w:r>
+          </w:p>
+        </w:tc>
+        <w:tc>
+          <w:tcPr>
+            <w:tcW w:w="1250" w:type="dxa"/>
+          </w:tcPr>
+          <w:p>
+            <w:pPr>
+              <w:spacing w:after="120" w:line="259" w:lineRule="auto"/>
+              <w:jc w:val="left"/>
+            </w:pPr>
+            <w:r>
+              <w:rPr>
+                <w:rFonts w:ascii="Calibri" w:hAnsi="Calibri" w:cs="Arial"/>
+                <w:sz w:val="18"/>
+                <w:szCs w:val="18"/>
+                <w:lang w:eastAsia="es-CL"/>
+              </w:rPr>
+              <w:t xml:space="preserve">Benjamín</w:t>
+            </w:r>
+          </w:p>
+        </w:tc>
+        <w:tc>
+          <w:tcPr>
+            <w:tcW w:w="1350" w:type="dxa"/>
+          </w:tcPr>
+          <w:p>
+            <w:pPr>
+              <w:spacing w:after="120" w:line="259" w:lineRule="auto"/>
+              <w:jc w:val="left"/>
+            </w:pPr>
+            <w:r>
+              <w:rPr>
+                <w:rFonts w:ascii="Calibri" w:hAnsi="Calibri" w:cs="Arial"/>
+                <w:sz w:val="18"/>
+                <w:szCs w:val="18"/>
+                <w:lang w:eastAsia="es-CL"/>
+              </w:rPr>
+              <w:t xml:space="preserve">Surgió al separar lo que puede ver el cliente</w:t>
+            </w:r>
+          </w:p>
+        </w:tc>
+        <w:tc>
+          <w:tcPr>
+            <w:tcW w:w="1170" w:type="dxa"/>
+          </w:tcPr>
+          <w:p>
+            <w:pPr>
+              <w:spacing w:after="120" w:line="259" w:lineRule="auto"/>
+              <w:jc w:val="left"/>
+            </w:pPr>
+            <w:r>
+              <w:rPr>
+                <w:rFonts w:ascii="Calibri" w:hAnsi="Calibri" w:cs="Arial"/>
+                <w:sz w:val="18"/>
+                <w:szCs w:val="18"/>
+                <w:lang w:eastAsia="es-CL"/>
+              </w:rPr>
+              <w:t xml:space="preserve">Completado</w:t>
+            </w:r>
+          </w:p>
+        </w:tc>
+        <w:tc>
+          <w:tcPr>
+            <w:tcW w:w="1370" w:type="dxa"/>
+          </w:tcPr>
+          <w:p>
+            <w:pPr>
+              <w:spacing w:after="120" w:line="259" w:lineRule="auto"/>
+              <w:jc w:val="left"/>
+            </w:pPr>
+            <w:r>
+              <w:rPr>
+                <w:rFonts w:ascii="Calibri" w:hAnsi="Calibri" w:cs="Arial"/>
+                <w:sz w:val="18"/>
+                <w:szCs w:val="18"/>
+                <w:lang w:eastAsia="es-CL"/>
+              </w:rPr>
+              <w:t xml:space="preserve">Se agregó al plan en esta fase</w:t>
+            </w:r>
+          </w:p>
+        </w:tc>
+      </w:tr>
+      <w:tr>
+        <w:trPr>
+          <w:cantSplit/>
+        </w:trPr>
+        <w:tc>
+          <w:tcPr>
+            <w:tcW w:w="1360" w:type="dxa"/>
+          </w:tcPr>
+          <w:p>
+            <w:pPr>
+              <w:spacing w:after="120" w:line="259" w:lineRule="auto"/>
+              <w:jc w:val="left"/>
+            </w:pPr>
+            <w:r>
+              <w:rPr>
+                <w:rFonts w:ascii="Calibri" w:hAnsi="Calibri" w:cs="Arial"/>
+                <w:sz w:val="18"/>
+                <w:szCs w:val="18"/>
+                <w:lang w:eastAsia="es-CL"/>
+              </w:rPr>
+              <w:t xml:space="preserve">Competencias 1, 2 y 5</w:t>
+            </w:r>
+          </w:p>
+        </w:tc>
+        <w:tc>
+          <w:tcPr>
+            <w:tcW w:w="1350" w:type="dxa"/>
+          </w:tcPr>
+          <w:p>
+            <w:pPr>
+              <w:spacing w:after="120" w:line="259" w:lineRule="auto"/>
+              <w:jc w:val="left"/>
+            </w:pPr>
+            <w:r>
+              <w:rPr>
+                <w:rFonts w:ascii="Calibri" w:hAnsi="Calibri" w:cs="Arial"/>
+                <w:sz w:val="18"/>
+                <w:szCs w:val="18"/>
+                <w:lang w:eastAsia="es-CL"/>
+              </w:rPr>
+              <w:t xml:space="preserve">Seguimiento de envíos por la web</w:t>
+            </w:r>
+          </w:p>
+        </w:tc>
+        <w:tc>
+          <w:tcPr>
+            <w:tcW w:w="1400" w:type="dxa"/>
+          </w:tcPr>
+          <w:p>
+            <w:pPr>
+              <w:spacing w:after="120" w:line="259" w:lineRule="auto"/>
+              <w:jc w:val="left"/>
+            </w:pPr>
+            <w:r>
+              <w:rPr>
+                <w:rFonts w:ascii="Calibri" w:hAnsi="Calibri" w:cs="Arial"/>
+                <w:sz w:val="18"/>
+                <w:szCs w:val="18"/>
+                <w:lang w:eastAsia="es-CL"/>
+              </w:rPr>
+              <w:t xml:space="preserve">React, API REST, MySQL</w:t>
+            </w:r>
+          </w:p>
+        </w:tc>
+        <w:tc>
+          <w:tcPr>
+            <w:tcW w:w="1050" w:type="dxa"/>
+          </w:tcPr>
+          <w:p>
+            <w:pPr>
+              <w:spacing w:after="120" w:line="259" w:lineRule="auto"/>
+              <w:jc w:val="left"/>
+            </w:pPr>
+            <w:r>
+              <w:rPr>
+                <w:rFonts w:ascii="Calibri" w:hAnsi="Calibri" w:cs="Arial"/>
+                <w:sz w:val="18"/>
+                <w:szCs w:val="18"/>
+                <w:lang w:eastAsia="es-CL"/>
+              </w:rPr>
+              <w:t xml:space="preserve">1 semana</w:t>
+            </w:r>
+          </w:p>
+        </w:tc>
+        <w:tc>
+          <w:tcPr>
+            <w:tcW w:w="1250" w:type="dxa"/>
+          </w:tcPr>
+          <w:p>
+            <w:pPr>
+              <w:spacing w:after="120" w:line="259" w:lineRule="auto"/>
+              <w:jc w:val="left"/>
+            </w:pPr>
+            <w:r>
+              <w:rPr>
+                <w:rFonts w:ascii="Calibri" w:hAnsi="Calibri" w:cs="Arial"/>
+                <w:sz w:val="18"/>
+                <w:szCs w:val="18"/>
+                <w:lang w:eastAsia="es-CL"/>
+              </w:rPr>
+              <w:t xml:space="preserve">Benjamín (APIs de Raúl)</w:t>
+            </w:r>
+          </w:p>
+        </w:tc>
+        <w:tc>
+          <w:tcPr>
+            <w:tcW w:w="1350" w:type="dxa"/>
+          </w:tcPr>
+          <w:p>
+            <w:pPr>
+              <w:spacing w:after="120" w:line="259" w:lineRule="auto"/>
+              <w:jc w:val="left"/>
+            </w:pPr>
+            <w:r>
+              <w:rPr>
+                <w:rFonts w:ascii="Calibri" w:hAnsi="Calibri" w:cs="Arial"/>
+                <w:sz w:val="18"/>
+                <w:szCs w:val="18"/>
+                <w:lang w:eastAsia="es-CL"/>
+              </w:rPr>
+              <w:t xml:space="preserve">Consulta pública sin datos internos</w:t>
+            </w:r>
+          </w:p>
+        </w:tc>
+        <w:tc>
+          <w:tcPr>
+            <w:tcW w:w="1170" w:type="dxa"/>
+          </w:tcPr>
+          <w:p>
+            <w:pPr>
+              <w:spacing w:after="120" w:line="259" w:lineRule="auto"/>
+              <w:jc w:val="left"/>
+            </w:pPr>
+            <w:r>
+              <w:rPr>
+                <w:rFonts w:ascii="Calibri" w:hAnsi="Calibri" w:cs="Arial"/>
+                <w:sz w:val="18"/>
+                <w:szCs w:val="18"/>
+                <w:lang w:eastAsia="es-CL"/>
+              </w:rPr>
+              <w:t xml:space="preserve">Completado</w:t>
+            </w:r>
+          </w:p>
+        </w:tc>
+        <w:tc>
+          <w:tcPr>
+            <w:tcW w:w="1370" w:type="dxa"/>
+          </w:tcPr>
+          <w:p>
+            <w:pPr>
+              <w:spacing w:after="120" w:line="259" w:lineRule="auto"/>
+              <w:jc w:val="left"/>
+            </w:pPr>
+            <w:r>
+              <w:rPr>
+                <w:rFonts w:ascii="Calibri" w:hAnsi="Calibri" w:cs="Arial"/>
+                <w:sz w:val="18"/>
+                <w:szCs w:val="18"/>
+                <w:lang w:eastAsia="es-CL"/>
+              </w:rPr>
+              <w:t xml:space="preserve">Se busca por OT o por código de bulto</w:t>
+            </w:r>
+          </w:p>
+        </w:tc>
+      </w:tr>
+      <w:tr>
+        <w:trPr>
+          <w:cantSplit/>
+        </w:trPr>
+        <w:tc>
+          <w:tcPr>
+            <w:tcW w:w="1360" w:type="dxa"/>
+          </w:tcPr>
+          <w:p>
+            <w:pPr>
+              <w:spacing w:after="120" w:line="259" w:lineRule="auto"/>
+              <w:jc w:val="left"/>
+            </w:pPr>
+            <w:r>
+              <w:rPr>
+                <w:rFonts w:ascii="Calibri" w:hAnsi="Calibri" w:cs="Arial"/>
+                <w:sz w:val="18"/>
+                <w:szCs w:val="18"/>
+                <w:lang w:eastAsia="es-CL"/>
+              </w:rPr>
+              <w:t xml:space="preserve">Competencias 1, 2 y 5</w:t>
+            </w:r>
+          </w:p>
+        </w:tc>
+        <w:tc>
+          <w:tcPr>
+            <w:tcW w:w="1350" w:type="dxa"/>
+          </w:tcPr>
+          <w:p>
+            <w:pPr>
+              <w:spacing w:after="120" w:line="259" w:lineRule="auto"/>
+              <w:jc w:val="left"/>
+            </w:pPr>
+            <w:r>
+              <w:rPr>
+                <w:rFonts w:ascii="Calibri" w:hAnsi="Calibri" w:cs="Arial"/>
+                <w:sz w:val="18"/>
+                <w:szCs w:val="18"/>
+                <w:lang w:eastAsia="es-CL"/>
+              </w:rPr>
+              <w:t xml:space="preserve">Pagos y alertas</w:t>
+            </w:r>
+          </w:p>
+        </w:tc>
+        <w:tc>
+          <w:tcPr>
+            <w:tcW w:w="1400" w:type="dxa"/>
+          </w:tcPr>
+          <w:p>
+            <w:pPr>
+              <w:spacing w:after="120" w:line="259" w:lineRule="auto"/>
+              <w:jc w:val="left"/>
+            </w:pPr>
+            <w:r>
+              <w:rPr>
+                <w:rFonts w:ascii="Calibri" w:hAnsi="Calibri" w:cs="Arial"/>
+                <w:sz w:val="18"/>
+                <w:szCs w:val="18"/>
+                <w:lang w:eastAsia="es-CL"/>
+              </w:rPr>
+              <w:t xml:space="preserve">Node.js, Webpay, MySQL</w:t>
+            </w:r>
+          </w:p>
+        </w:tc>
+        <w:tc>
+          <w:tcPr>
+            <w:tcW w:w="1050" w:type="dxa"/>
+          </w:tcPr>
+          <w:p>
+            <w:pPr>
+              <w:spacing w:after="120" w:line="259" w:lineRule="auto"/>
+              <w:jc w:val="left"/>
+            </w:pPr>
+            <w:r>
+              <w:rPr>
+                <w:rFonts w:ascii="Calibri" w:hAnsi="Calibri" w:cs="Arial"/>
+                <w:sz w:val="18"/>
+                <w:szCs w:val="18"/>
+                <w:lang w:eastAsia="es-CL"/>
+              </w:rPr>
+              <w:t xml:space="preserve">1 semana</w:t>
+            </w:r>
+          </w:p>
+        </w:tc>
+        <w:tc>
+          <w:tcPr>
+            <w:tcW w:w="1250" w:type="dxa"/>
+          </w:tcPr>
+          <w:p>
+            <w:pPr>
+              <w:spacing w:after="120" w:line="259" w:lineRule="auto"/>
+              <w:jc w:val="left"/>
+            </w:pPr>
+            <w:r>
+              <w:rPr>
+                <w:rFonts w:ascii="Calibri" w:hAnsi="Calibri" w:cs="Arial"/>
+                <w:sz w:val="18"/>
+                <w:szCs w:val="18"/>
+                <w:lang w:eastAsia="es-CL"/>
+              </w:rPr>
+              <w:t xml:space="preserve">Raúl (interfaz y pruebas de Benjamín)</w:t>
+            </w:r>
+          </w:p>
+        </w:tc>
+        <w:tc>
+          <w:tcPr>
+            <w:tcW w:w="1350" w:type="dxa"/>
+          </w:tcPr>
+          <w:p>
+            <w:pPr>
+              <w:spacing w:after="120" w:line="259" w:lineRule="auto"/>
+              <w:jc w:val="left"/>
+            </w:pPr>
+            <w:r>
+              <w:rPr>
+                <w:rFonts w:ascii="Calibri" w:hAnsi="Calibri" w:cs="Arial"/>
+                <w:sz w:val="18"/>
+                <w:szCs w:val="18"/>
+                <w:lang w:eastAsia="es-CL"/>
+              </w:rPr>
+              <w:t xml:space="preserve">Webpay solo en ambiente de pruebas</w:t>
+            </w:r>
+          </w:p>
+        </w:tc>
+        <w:tc>
+          <w:tcPr>
+            <w:tcW w:w="1170" w:type="dxa"/>
+          </w:tcPr>
+          <w:p>
+            <w:pPr>
+              <w:spacing w:after="120" w:line="259" w:lineRule="auto"/>
+              <w:jc w:val="left"/>
+            </w:pPr>
+            <w:r>
+              <w:rPr>
+                <w:rFonts w:ascii="Calibri" w:hAnsi="Calibri" w:cs="Arial"/>
+                <w:sz w:val="18"/>
+                <w:szCs w:val="18"/>
+                <w:lang w:eastAsia="es-CL"/>
+              </w:rPr>
+              <w:t xml:space="preserve">En curso</w:t>
+            </w:r>
+          </w:p>
+        </w:tc>
+        <w:tc>
+          <w:tcPr>
+            <w:tcW w:w="1370" w:type="dxa"/>
+          </w:tcPr>
+          <w:p>
+            <w:pPr>
+              <w:spacing w:after="120" w:line="259" w:lineRule="auto"/>
+              <w:jc w:val="left"/>
+            </w:pPr>
+            <w:r>
+              <w:rPr>
+                <w:rFonts w:ascii="Calibri" w:hAnsi="Calibri" w:cs="Arial"/>
+                <w:sz w:val="18"/>
+                <w:szCs w:val="18"/>
+                <w:lang w:eastAsia="es-CL"/>
+              </w:rPr>
+              <w:t xml:space="preserve">Falta la alerta de morosidad</w:t>
+            </w:r>
+          </w:p>
+        </w:tc>
+      </w:tr>
+      <w:tr>
+        <w:trPr>
+          <w:cantSplit/>
+        </w:trPr>
+        <w:tc>
+          <w:tcPr>
+            <w:tcW w:w="1360" w:type="dxa"/>
+          </w:tcPr>
+          <w:p>
+            <w:pPr>
+              <w:spacing w:after="120" w:line="259" w:lineRule="auto"/>
+              <w:jc w:val="left"/>
+            </w:pPr>
+            <w:r>
+              <w:rPr>
+                <w:rFonts w:ascii="Calibri" w:hAnsi="Calibri" w:cs="Arial"/>
+                <w:sz w:val="18"/>
+                <w:szCs w:val="18"/>
+                <w:lang w:eastAsia="es-CL"/>
+              </w:rPr>
+              <w:t xml:space="preserve">Competencias 1, 2, 4 y 5</w:t>
+            </w:r>
+          </w:p>
+        </w:tc>
+        <w:tc>
+          <w:tcPr>
+            <w:tcW w:w="1350" w:type="dxa"/>
+          </w:tcPr>
+          <w:p>
+            <w:pPr>
+              <w:spacing w:after="120" w:line="259" w:lineRule="auto"/>
+              <w:jc w:val="left"/>
+            </w:pPr>
+            <w:r>
+              <w:rPr>
+                <w:rFonts w:ascii="Calibri" w:hAnsi="Calibri" w:cs="Arial"/>
+                <w:sz w:val="18"/>
+                <w:szCs w:val="18"/>
+                <w:lang w:eastAsia="es-CL"/>
+              </w:rPr>
+              <w:t xml:space="preserve">Reportes y Machine Learning</w:t>
+            </w:r>
+          </w:p>
+        </w:tc>
+        <w:tc>
+          <w:tcPr>
+            <w:tcW w:w="1400" w:type="dxa"/>
+          </w:tcPr>
+          <w:p>
+            <w:pPr>
+              <w:spacing w:after="120" w:line="259" w:lineRule="auto"/>
+              <w:jc w:val="left"/>
+            </w:pPr>
+            <w:r>
+              <w:rPr>
+                <w:rFonts w:ascii="Calibri" w:hAnsi="Calibri" w:cs="Arial"/>
+                <w:sz w:val="18"/>
+                <w:szCs w:val="18"/>
+                <w:lang w:eastAsia="es-CL"/>
+              </w:rPr>
+              <w:t xml:space="preserve">SQL, pandas, scikit-learn</w:t>
+            </w:r>
+          </w:p>
+        </w:tc>
+        <w:tc>
+          <w:tcPr>
+            <w:tcW w:w="1050" w:type="dxa"/>
+          </w:tcPr>
+          <w:p>
+            <w:pPr>
+              <w:spacing w:after="120" w:line="259" w:lineRule="auto"/>
+              <w:jc w:val="left"/>
+            </w:pPr>
+            <w:r>
+              <w:rPr>
+                <w:rFonts w:ascii="Calibri" w:hAnsi="Calibri" w:cs="Arial"/>
+                <w:sz w:val="18"/>
+                <w:szCs w:val="18"/>
+                <w:lang w:eastAsia="es-CL"/>
+              </w:rPr>
+              <w:t xml:space="preserve">2 semanas</w:t>
+            </w:r>
+          </w:p>
+        </w:tc>
+        <w:tc>
+          <w:tcPr>
+            <w:tcW w:w="1250" w:type="dxa"/>
+          </w:tcPr>
+          <w:p>
+            <w:pPr>
+              <w:spacing w:after="120" w:line="259" w:lineRule="auto"/>
+              <w:jc w:val="left"/>
+            </w:pPr>
+            <w:r>
+              <w:rPr>
+                <w:rFonts w:ascii="Calibri" w:hAnsi="Calibri" w:cs="Arial"/>
+                <w:sz w:val="18"/>
+                <w:szCs w:val="18"/>
+                <w:lang w:eastAsia="es-CL"/>
+              </w:rPr>
+              <w:t xml:space="preserve">Raúl (ML) y Benjamín (reportes)</w:t>
+            </w:r>
+          </w:p>
+        </w:tc>
+        <w:tc>
+          <w:tcPr>
+            <w:tcW w:w="1350" w:type="dxa"/>
+          </w:tcPr>
+          <w:p>
+            <w:pPr>
+              <w:spacing w:after="120" w:line="259" w:lineRule="auto"/>
+              <w:jc w:val="left"/>
+            </w:pPr>
+            <w:r>
+              <w:rPr>
+                <w:rFonts w:ascii="Calibri" w:hAnsi="Calibri" w:cs="Arial"/>
+                <w:sz w:val="18"/>
+                <w:szCs w:val="18"/>
+                <w:lang w:eastAsia="es-CL"/>
+              </w:rPr>
+              <w:t xml:space="preserve">No hay datos históricos suficientes para ML</w:t>
+            </w:r>
+          </w:p>
+        </w:tc>
+        <w:tc>
+          <w:tcPr>
+            <w:tcW w:w="1170" w:type="dxa"/>
+          </w:tcPr>
+          <w:p>
+            <w:pPr>
+              <w:spacing w:after="120" w:line="259" w:lineRule="auto"/>
+              <w:jc w:val="left"/>
+            </w:pPr>
+            <w:r>
+              <w:rPr>
+                <w:rFonts w:ascii="Calibri" w:hAnsi="Calibri" w:cs="Arial"/>
+                <w:sz w:val="18"/>
+                <w:szCs w:val="18"/>
+                <w:lang w:eastAsia="es-CL"/>
+              </w:rPr>
+              <w:t xml:space="preserve">Ajustada</w:t>
+            </w:r>
+          </w:p>
+        </w:tc>
+        <w:tc>
+          <w:tcPr>
+            <w:tcW w:w="1370" w:type="dxa"/>
+          </w:tcPr>
+          <w:p>
+            <w:pPr>
+              <w:spacing w:after="120" w:line="259" w:lineRule="auto"/>
+              <w:jc w:val="left"/>
+            </w:pPr>
+            <w:r>
+              <w:rPr>
+                <w:rFonts w:ascii="Calibri" w:hAnsi="Calibri" w:cs="Arial"/>
+                <w:sz w:val="18"/>
+                <w:szCs w:val="18"/>
+                <w:lang w:eastAsia="es-CL"/>
+              </w:rPr>
+              <w:t xml:space="preserve">Reportes en curso; ML queda fuera de esta entrega</w:t>
+            </w:r>
+          </w:p>
+        </w:tc>
+      </w:tr>
+      <w:tr>
+        <w:trPr>
+          <w:cantSplit/>
+        </w:trPr>
+        <w:tc>
+          <w:tcPr>
+            <w:tcW w:w="1360" w:type="dxa"/>
+          </w:tcPr>
+          <w:p>
+            <w:pPr>
+              <w:spacing w:after="120" w:line="259" w:lineRule="auto"/>
+              <w:jc w:val="left"/>
+            </w:pPr>
+            <w:r>
+              <w:rPr>
+                <w:rFonts w:ascii="Calibri" w:hAnsi="Calibri" w:cs="Arial"/>
+                <w:sz w:val="18"/>
+                <w:szCs w:val="18"/>
+                <w:lang w:eastAsia="es-CL"/>
+              </w:rPr>
+              <w:t xml:space="preserve">Competencias 1, 2, 4 y 5</w:t>
+            </w:r>
+          </w:p>
+        </w:tc>
+        <w:tc>
+          <w:tcPr>
+            <w:tcW w:w="1350" w:type="dxa"/>
+          </w:tcPr>
+          <w:p>
+            <w:pPr>
+              <w:spacing w:after="120" w:line="259" w:lineRule="auto"/>
+              <w:jc w:val="left"/>
+            </w:pPr>
+            <w:r>
+              <w:rPr>
+                <w:rFonts w:ascii="Calibri" w:hAnsi="Calibri" w:cs="Arial"/>
+                <w:sz w:val="18"/>
+                <w:szCs w:val="18"/>
+                <w:lang w:eastAsia="es-CL"/>
+              </w:rPr>
+              <w:t xml:space="preserve">Pruebas e integración general</w:t>
+            </w:r>
+          </w:p>
+        </w:tc>
+        <w:tc>
+          <w:tcPr>
+            <w:tcW w:w="1400" w:type="dxa"/>
+          </w:tcPr>
+          <w:p>
+            <w:pPr>
+              <w:spacing w:after="120" w:line="259" w:lineRule="auto"/>
+              <w:jc w:val="left"/>
+            </w:pPr>
+            <w:r>
+              <w:rPr>
+                <w:rFonts w:ascii="Calibri" w:hAnsi="Calibri" w:cs="Arial"/>
+                <w:sz w:val="18"/>
+                <w:szCs w:val="18"/>
+                <w:lang w:eastAsia="es-CL"/>
+              </w:rPr>
+              <w:t xml:space="preserve">Postman, GitHub, navegadores</w:t>
+            </w:r>
+          </w:p>
+        </w:tc>
+        <w:tc>
+          <w:tcPr>
+            <w:tcW w:w="1050" w:type="dxa"/>
+          </w:tcPr>
+          <w:p>
+            <w:pPr>
+              <w:spacing w:after="120" w:line="259" w:lineRule="auto"/>
+              <w:jc w:val="left"/>
+            </w:pPr>
+            <w:r>
+              <w:rPr>
+                <w:rFonts w:ascii="Calibri" w:hAnsi="Calibri" w:cs="Arial"/>
+                <w:sz w:val="18"/>
+                <w:szCs w:val="18"/>
+                <w:lang w:eastAsia="es-CL"/>
+              </w:rPr>
+              <w:t xml:space="preserve">2 semanas</w:t>
+            </w:r>
+          </w:p>
+        </w:tc>
+        <w:tc>
+          <w:tcPr>
+            <w:tcW w:w="1250" w:type="dxa"/>
+          </w:tcPr>
+          <w:p>
+            <w:pPr>
+              <w:spacing w:after="120" w:line="259" w:lineRule="auto"/>
+              <w:jc w:val="left"/>
+            </w:pPr>
+            <w:r>
+              <w:rPr>
+                <w:rFonts w:ascii="Calibri" w:hAnsi="Calibri" w:cs="Arial"/>
+                <w:sz w:val="18"/>
+                <w:szCs w:val="18"/>
+                <w:lang w:eastAsia="es-CL"/>
+              </w:rPr>
+              <w:t xml:space="preserve">Raúl y Benjamín</w:t>
+            </w:r>
+          </w:p>
+        </w:tc>
+        <w:tc>
+          <w:tcPr>
+            <w:tcW w:w="1350" w:type="dxa"/>
+          </w:tcPr>
+          <w:p>
+            <w:pPr>
+              <w:spacing w:after="120" w:line="259" w:lineRule="auto"/>
+              <w:jc w:val="left"/>
+            </w:pPr>
+            <w:r>
+              <w:rPr>
+                <w:rFonts w:ascii="Calibri" w:hAnsi="Calibri" w:cs="Arial"/>
+                <w:sz w:val="18"/>
+                <w:szCs w:val="18"/>
+                <w:lang w:eastAsia="es-CL"/>
+              </w:rPr>
+              <w:t xml:space="preserve">Falta automatizar las pruebas</w:t>
+            </w:r>
+          </w:p>
+        </w:tc>
+        <w:tc>
+          <w:tcPr>
+            <w:tcW w:w="1170" w:type="dxa"/>
+          </w:tcPr>
+          <w:p>
+            <w:pPr>
+              <w:spacing w:after="120" w:line="259" w:lineRule="auto"/>
+              <w:jc w:val="left"/>
+            </w:pPr>
+            <w:r>
+              <w:rPr>
+                <w:rFonts w:ascii="Calibri" w:hAnsi="Calibri" w:cs="Arial"/>
+                <w:sz w:val="18"/>
+                <w:szCs w:val="18"/>
+                <w:lang w:eastAsia="es-CL"/>
+              </w:rPr>
+              <w:t xml:space="preserve">En curso</w:t>
+            </w:r>
+          </w:p>
+        </w:tc>
+        <w:tc>
+          <w:tcPr>
+            <w:tcW w:w="1370" w:type="dxa"/>
+          </w:tcPr>
+          <w:p>
+            <w:pPr>
+              <w:spacing w:after="120" w:line="259" w:lineRule="auto"/>
+              <w:jc w:val="left"/>
+            </w:pPr>
+            <w:r>
+              <w:rPr>
+                <w:rFonts w:ascii="Calibri" w:hAnsi="Calibri" w:cs="Arial"/>
+                <w:sz w:val="18"/>
+                <w:szCs w:val="18"/>
+                <w:lang w:eastAsia="es-CL"/>
+              </w:rPr>
+              <w:t xml:space="preserve">Pruebas con Postman en vez de una suite automática</w:t>
+            </w:r>
+          </w:p>
+        </w:tc>
+      </w:tr>
+      <w:tr>
+        <w:trPr>
+          <w:cantSplit/>
+        </w:trPr>
+        <w:tc>
+          <w:tcPr>
+            <w:tcW w:w="1360" w:type="dxa"/>
+          </w:tcPr>
+          <w:p>
+            <w:pPr>
+              <w:spacing w:after="120" w:line="259" w:lineRule="auto"/>
+              <w:jc w:val="left"/>
+            </w:pPr>
+            <w:r>
+              <w:rPr>
+                <w:rFonts w:ascii="Calibri" w:hAnsi="Calibri" w:cs="Arial"/>
+                <w:sz w:val="18"/>
+                <w:szCs w:val="18"/>
+                <w:lang w:eastAsia="es-CL"/>
+              </w:rPr>
+              <w:t xml:space="preserve">Competencias 1, 4 y 5</w:t>
+            </w:r>
+          </w:p>
+        </w:tc>
+        <w:tc>
+          <w:tcPr>
+            <w:tcW w:w="1350" w:type="dxa"/>
+          </w:tcPr>
+          <w:p>
+            <w:pPr>
+              <w:spacing w:after="120" w:line="259" w:lineRule="auto"/>
+              <w:jc w:val="left"/>
+            </w:pPr>
+            <w:r>
+              <w:rPr>
+                <w:rFonts w:ascii="Calibri" w:hAnsi="Calibri" w:cs="Arial"/>
+                <w:sz w:val="18"/>
+                <w:szCs w:val="18"/>
+                <w:lang w:eastAsia="es-CL"/>
+              </w:rPr>
+              <w:t xml:space="preserve">Documentación, evidencias y presentación</w:t>
+            </w:r>
+          </w:p>
+        </w:tc>
+        <w:tc>
+          <w:tcPr>
+            <w:tcW w:w="1400" w:type="dxa"/>
+          </w:tcPr>
+          <w:p>
+            <w:pPr>
+              <w:spacing w:after="120" w:line="259" w:lineRule="auto"/>
+              <w:jc w:val="left"/>
+            </w:pPr>
+            <w:r>
+              <w:rPr>
+                <w:rFonts w:ascii="Calibri" w:hAnsi="Calibri" w:cs="Arial"/>
+                <w:sz w:val="18"/>
+                <w:szCs w:val="18"/>
+                <w:lang w:eastAsia="es-CL"/>
+              </w:rPr>
+              <w:t xml:space="preserve">Word, PowerPoint, GitHub</w:t>
+            </w:r>
+          </w:p>
+        </w:tc>
+        <w:tc>
+          <w:tcPr>
+            <w:tcW w:w="1050" w:type="dxa"/>
+          </w:tcPr>
+          <w:p>
+            <w:pPr>
+              <w:spacing w:after="120" w:line="259" w:lineRule="auto"/>
+              <w:jc w:val="left"/>
+            </w:pPr>
+            <w:r>
+              <w:rPr>
+                <w:rFonts w:ascii="Calibri" w:hAnsi="Calibri" w:cs="Arial"/>
+                <w:sz w:val="18"/>
+                <w:szCs w:val="18"/>
+                <w:lang w:eastAsia="es-CL"/>
+              </w:rPr>
+              <w:t xml:space="preserve">2 semanas</w:t>
+            </w:r>
+          </w:p>
+        </w:tc>
+        <w:tc>
+          <w:tcPr>
+            <w:tcW w:w="1250" w:type="dxa"/>
+          </w:tcPr>
+          <w:p>
+            <w:pPr>
+              <w:spacing w:after="120" w:line="259" w:lineRule="auto"/>
+              <w:jc w:val="left"/>
+            </w:pPr>
+            <w:r>
+              <w:rPr>
+                <w:rFonts w:ascii="Calibri" w:hAnsi="Calibri" w:cs="Arial"/>
+                <w:sz w:val="18"/>
+                <w:szCs w:val="18"/>
+                <w:lang w:eastAsia="es-CL"/>
+              </w:rPr>
+              <w:t xml:space="preserve">Raúl y Benjamín</w:t>
+            </w:r>
+          </w:p>
+        </w:tc>
+        <w:tc>
+          <w:tcPr>
+            <w:tcW w:w="1350" w:type="dxa"/>
+          </w:tcPr>
+          <w:p>
+            <w:pPr>
+              <w:spacing w:after="120" w:line="259" w:lineRule="auto"/>
+              <w:jc w:val="left"/>
+            </w:pPr>
+            <w:r>
+              <w:rPr>
+                <w:rFonts w:ascii="Calibri" w:hAnsi="Calibri" w:cs="Arial"/>
+                <w:sz w:val="18"/>
+                <w:szCs w:val="18"/>
+                <w:lang w:eastAsia="es-CL"/>
+              </w:rPr>
+              <w:t xml:space="preserve">Los informes de esta fase ya están</w:t>
+            </w:r>
+          </w:p>
+        </w:tc>
+        <w:tc>
+          <w:tcPr>
+            <w:tcW w:w="1170" w:type="dxa"/>
+          </w:tcPr>
+          <w:p>
+            <w:pPr>
+              <w:spacing w:after="120" w:line="259" w:lineRule="auto"/>
+              <w:jc w:val="left"/>
+            </w:pPr>
+            <w:r>
+              <w:rPr>
+                <w:rFonts w:ascii="Calibri" w:hAnsi="Calibri" w:cs="Arial"/>
+                <w:sz w:val="18"/>
+                <w:szCs w:val="18"/>
+                <w:lang w:eastAsia="es-CL"/>
+              </w:rPr>
+              <w:t xml:space="preserve">En curso</w:t>
+            </w:r>
+          </w:p>
+        </w:tc>
+        <w:tc>
+          <w:tcPr>
+            <w:tcW w:w="1370" w:type="dxa"/>
+          </w:tcPr>
+          <w:p>
+            <w:pPr>
+              <w:spacing w:after="120" w:line="259" w:lineRule="auto"/>
+              <w:jc w:val="left"/>
+            </w:pPr>
+            <w:r>
+              <w:rPr>
+                <w:rFonts w:ascii="Calibri" w:hAnsi="Calibri" w:cs="Arial"/>
+                <w:sz w:val="18"/>
+                <w:szCs w:val="18"/>
+                <w:lang w:eastAsia="es-CL"/>
+              </w:rPr>
+              <w:t xml:space="preserve">Manual de usuario y video quedan para la Fase 3</w:t>
             </w:r>
           </w:p>
         </w:tc>
@@ -2361,25 +3378,7 @@
                 <w:sz w:val="28"/>
                 <w:szCs w:val="28"/>
               </w:rPr>
-              <w:t>3</w:t>
-            </w:r>
-            <w:r>
-              <w:rPr>
-                <w:b/>
-                <w:color w:val="1F3864" w:themeColor="accent1" w:themeShade="80"/>
-                <w:sz w:val="28"/>
-                <w:szCs w:val="28"/>
-              </w:rPr>
-              <w:t xml:space="preserve">. </w:t>
-            </w:r>
-            <w:r>
-              <w:rPr>
-                <w:b/>
-                <w:color w:val="1F3864" w:themeColor="accent1" w:themeShade="80"/>
-                <w:sz w:val="28"/>
-                <w:szCs w:val="28"/>
-              </w:rPr>
-              <w:t xml:space="preserve">Ajustes a partir del monitoreo </w:t>
+              <w:t xml:space="preserve">3. Ajustes a partir del monitoreo </w:t>
             </w:r>
           </w:p>
         </w:tc>
@@ -2408,56 +3407,7 @@
                 <w:rFonts w:ascii="Calibri" w:hAnsi="Calibri"/>
                 <w:color w:val="1F3864" w:themeColor="accent1" w:themeShade="80"/>
               </w:rPr>
-              <w:t>Profundiza en las observaciones de tu plan de trabajo</w:t>
-            </w:r>
-            <w:r>
-              <w:rPr>
-                <w:rFonts w:ascii="Calibri" w:hAnsi="Calibri"/>
-                <w:color w:val="1F3864" w:themeColor="accent1" w:themeShade="80"/>
-              </w:rPr>
-              <w:t xml:space="preserve">. Analiza las actividades planificadas y señala </w:t>
-            </w:r>
-            <w:r>
-              <w:rPr>
-                <w:rFonts w:ascii="Calibri" w:hAnsi="Calibri"/>
-                <w:color w:val="1F3864" w:themeColor="accent1" w:themeShade="80"/>
-              </w:rPr>
-              <w:t xml:space="preserve">qué </w:t>
-            </w:r>
-            <w:r>
-              <w:rPr>
-                <w:rFonts w:ascii="Calibri" w:hAnsi="Calibri"/>
-                <w:color w:val="1F3864" w:themeColor="accent1" w:themeShade="80"/>
-              </w:rPr>
-              <w:t xml:space="preserve">aspectos facilitaron u </w:t>
-            </w:r>
-            <w:r>
-              <w:rPr>
-                <w:rFonts w:ascii="Calibri" w:hAnsi="Calibri"/>
-                <w:color w:val="1F3864" w:themeColor="accent1" w:themeShade="80"/>
-              </w:rPr>
-              <w:t>obst</w:t>
-            </w:r>
-            <w:r>
-              <w:rPr>
-                <w:rFonts w:ascii="Calibri" w:hAnsi="Calibri"/>
-                <w:color w:val="1F3864" w:themeColor="accent1" w:themeShade="80"/>
-              </w:rPr>
-              <w:t xml:space="preserve">aculizaron la ejecución del plan. Plantea </w:t>
-            </w:r>
-            <w:r>
-              <w:rPr>
-                <w:rFonts w:ascii="Calibri" w:hAnsi="Calibri"/>
-                <w:color w:val="1F3864" w:themeColor="accent1" w:themeShade="80"/>
-              </w:rPr>
-              <w:t>cómo abordaste y/o abordarás</w:t>
-            </w:r>
-            <w:r>
-              <w:rPr>
-                <w:rFonts w:ascii="Calibri" w:hAnsi="Calibri"/>
-                <w:color w:val="1F3864" w:themeColor="accent1" w:themeShade="80"/>
-              </w:rPr>
-              <w:t xml:space="preserve"> los obstáculos. Por último, señala los ajustes que realizaste al plan de trabajo a partir de este análisis.</w:t>
+              <w:t xml:space="preserve">Profundiza en las observaciones de tu plan de trabajo. Analiza las actividades planificadas y señala qué aspectos facilitaron u obstaculizaron la ejecución del plan. Plantea cómo abordaste y/o abordarás los obstáculos. Por último, señala los ajustes que realizaste al plan de trabajo a partir de este análisis.</w:t>
             </w:r>
           </w:p>
         </w:tc>
@@ -2477,8 +3427,8 @@
     <w:tbl>
       <w:tblPr>
         <w:tblStyle w:val="Tablaconcuadrcula"/>
-        <w:tblpPr w:leftFromText="180" w:rightFromText="180" w:vertAnchor="text" w:horzAnchor="margin" w:tblpX="-572" w:tblpY="1"/>
         <w:tblW w:w="5590" w:type="pct"/>
+        <w:tblInd w:w="-572" w:type="dxa"/>
         <w:tblBorders>
           <w:top w:val="single" w:sz="4" w:space="0" w:color="BFBFBF" w:themeColor="background1" w:themeShade="BF"/>
           <w:left w:val="single" w:sz="4" w:space="0" w:color="BFBFBF" w:themeColor="background1" w:themeShade="BF"/>
@@ -2519,35 +3469,7 @@
                 <w:rFonts w:ascii="Calibri" w:hAnsi="Calibri"/>
                 <w:color w:val="1F3864" w:themeColor="accent1" w:themeShade="80"/>
               </w:rPr>
-              <w:t>Factores que han f</w:t>
-            </w:r>
-            <w:r>
-              <w:rPr>
-                <w:rFonts w:ascii="Calibri" w:hAnsi="Calibri"/>
-                <w:color w:val="1F3864" w:themeColor="accent1" w:themeShade="80"/>
-              </w:rPr>
-              <w:t>acilita</w:t>
-            </w:r>
-            <w:r>
-              <w:rPr>
-                <w:rFonts w:ascii="Calibri" w:hAnsi="Calibri"/>
-                <w:color w:val="1F3864" w:themeColor="accent1" w:themeShade="80"/>
-              </w:rPr>
-              <w:t>do y/o</w:t>
-            </w:r>
-            <w:r>
-              <w:rPr>
-                <w:rFonts w:ascii="Calibri" w:hAnsi="Calibri"/>
-                <w:color w:val="1F3864" w:themeColor="accent1" w:themeShade="80"/>
-              </w:rPr>
-              <w:t xml:space="preserve"> </w:t>
-            </w:r>
-            <w:r>
-              <w:rPr>
-                <w:rFonts w:ascii="Calibri" w:hAnsi="Calibri"/>
-                <w:color w:val="1F3864" w:themeColor="accent1" w:themeShade="80"/>
-              </w:rPr>
-              <w:t>dificultado el desarrollo de mi plan de trabajo</w:t>
+              <w:t xml:space="preserve">Factores que han facilitado y/o dificultado el desarrollo de mi plan de trabajo</w:t>
             </w:r>
             <w:r>
               <w:rPr>
@@ -2569,67 +3491,7 @@
                 <w:szCs w:val="20"/>
                 <w:lang w:eastAsia="es-CL"/>
               </w:rPr>
-              <w:t>Describe los factores que han facilitado y</w:t>
-            </w:r>
-            <w:r>
-              <w:rPr>
-                <w:rFonts w:ascii="Calibri" w:hAnsi="Calibri" w:cs="Arial"/>
-                <w:i/>
-                <w:iCs/>
-                <w:color w:val="548DD4"/>
-                <w:sz w:val="20"/>
-                <w:szCs w:val="20"/>
-                <w:lang w:eastAsia="es-CL"/>
-              </w:rPr>
-              <w:t>/o</w:t>
-            </w:r>
-            <w:r>
-              <w:rPr>
-                <w:rFonts w:ascii="Calibri" w:hAnsi="Calibri" w:cs="Arial"/>
-                <w:i/>
-                <w:iCs/>
-                <w:color w:val="548DD4"/>
-                <w:sz w:val="20"/>
-                <w:szCs w:val="20"/>
-                <w:lang w:eastAsia="es-CL"/>
-              </w:rPr>
-              <w:t xml:space="preserve"> dificultado el desarrollo de tu Proyecto APT hasta ahora. En el caso de las dificultades</w:t>
-            </w:r>
-            <w:r>
-              <w:rPr>
-                <w:rFonts w:ascii="Calibri" w:hAnsi="Calibri" w:cs="Arial"/>
-                <w:i/>
-                <w:iCs/>
-                <w:color w:val="548DD4"/>
-                <w:sz w:val="20"/>
-                <w:szCs w:val="20"/>
-                <w:lang w:eastAsia="es-CL"/>
-              </w:rPr>
-              <w:t xml:space="preserve"> debes describir</w:t>
-            </w:r>
-            <w:r>
-              <w:rPr>
-                <w:rFonts w:ascii="Calibri" w:hAnsi="Calibri" w:cs="Arial"/>
-                <w:i/>
-                <w:iCs/>
-                <w:color w:val="548DD4"/>
-                <w:sz w:val="20"/>
-                <w:szCs w:val="20"/>
-                <w:lang w:eastAsia="es-CL"/>
-              </w:rPr>
-              <w:t xml:space="preserve"> qué acciones tomaste y/o tomarás para </w:t>
-            </w:r>
-            <w:r>
-              <w:rPr>
-                <w:rFonts w:ascii="Calibri" w:hAnsi="Calibri" w:cs="Arial"/>
-                <w:i/>
-                <w:iCs/>
-                <w:color w:val="548DD4"/>
-                <w:sz w:val="20"/>
-                <w:szCs w:val="20"/>
-                <w:lang w:eastAsia="es-CL"/>
-              </w:rPr>
-              <w:t xml:space="preserve">solucionarlas. </w:t>
+              <w:t xml:space="preserve">Describe los factores que han facilitado y/o dificultado el desarrollo de tu Proyecto APT hasta ahora. En el caso de las dificultades debes describir qué acciones tomaste y/o tomarás para solucionarlas. </w:t>
             </w:r>
             <w:r>
               <w:rPr>
@@ -2642,58 +3504,83 @@
           </w:p>
           <w:p>
             <w:pPr>
-              <w:rPr>
-                <w:rFonts w:ascii="Calibri" w:hAnsi="Calibri"/>
-                <w:color w:val="1F3864" w:themeColor="accent1" w:themeShade="80"/>
-              </w:rPr>
-            </w:pPr>
-          </w:p>
-          <w:p>
-            <w:pPr>
-              <w:rPr>
-                <w:rFonts w:ascii="Calibri" w:hAnsi="Calibri"/>
-                <w:color w:val="1F3864" w:themeColor="accent1" w:themeShade="80"/>
-              </w:rPr>
-            </w:pPr>
-          </w:p>
-          <w:p>
-            <w:pPr>
+              <w:spacing w:after="120" w:line="259" w:lineRule="auto"/>
               <w:jc w:val="both"/>
-              <w:rPr>
-                <w:rFonts w:ascii="Calibri" w:hAnsi="Calibri" w:cs="Arial"/>
-                <w:i/>
-                <w:color w:val="548DD4"/>
-                <w:sz w:val="20"/>
-                <w:szCs w:val="20"/>
-                <w:lang w:eastAsia="es-CL"/>
-              </w:rPr>
-            </w:pPr>
-          </w:p>
-          <w:p>
-            <w:pPr>
+            </w:pPr>
+            <w:r>
+              <w:rPr>
+                <w:rFonts w:ascii="Calibri" w:hAnsi="Calibri" w:cs="Arial"/>
+                <w:b/>
+                <w:sz w:val="22"/>
+                <w:szCs w:val="22"/>
+                <w:lang w:eastAsia="es-CL"/>
+              </w:rPr>
+              <w:t xml:space="preserve">Lo que nos ayudó: </w:t>
+            </w:r>
+            <w:r>
+              <w:rPr>
+                <w:rFonts w:ascii="Calibri" w:hAnsi="Calibri" w:cs="Arial"/>
+                <w:sz w:val="22"/>
+                <w:szCs w:val="22"/>
+                <w:lang w:eastAsia="es-CL"/>
+              </w:rPr>
+              <w:t xml:space="preserve">ya habíamos trabajado juntos antes y desde la Fase 1 teníamos claro cómo repartirnos. Raúl se enfocó más en el backend, la base de datos, los manifiestos y los pagos, y Benjamín en el frontend, el portal del cliente y las pruebas con Postman. Tener todo en un mismo repositorio también ayudó harto, porque no trabajábamos sobre copias distintas. Y probar con casos reales de la operación nos dejó claras las reglas: quién cobra, cuándo se da de baja una OT y qué viaje no cobra.</w:t>
+            </w:r>
+          </w:p>
+          <w:p>
+            <w:pPr>
+              <w:spacing w:after="120" w:line="259" w:lineRule="auto"/>
               <w:jc w:val="both"/>
-              <w:rPr>
-                <w:rFonts w:ascii="Calibri" w:hAnsi="Calibri" w:cs="Arial"/>
-                <w:i/>
-                <w:color w:val="548DD4"/>
-                <w:sz w:val="20"/>
-                <w:szCs w:val="20"/>
-                <w:lang w:eastAsia="es-CL"/>
-              </w:rPr>
-            </w:pPr>
-          </w:p>
-          <w:p>
-            <w:pPr>
+            </w:pPr>
+            <w:r>
+              <w:rPr>
+                <w:rFonts w:ascii="Calibri" w:hAnsi="Calibri" w:cs="Arial"/>
+                <w:b/>
+                <w:sz w:val="22"/>
+                <w:szCs w:val="22"/>
+                <w:lang w:eastAsia="es-CL"/>
+              </w:rPr>
+              <w:t xml:space="preserve">Lo que nos complicó y cómo lo resolvimos: </w:t>
+            </w:r>
+            <w:r>
+              <w:rPr>
+                <w:rFonts w:ascii="Calibri" w:hAnsi="Calibri" w:cs="Arial"/>
+                <w:sz w:val="22"/>
+                <w:szCs w:val="22"/>
+                <w:lang w:eastAsia="es-CL"/>
+              </w:rPr>
+              <w:t xml:space="preserve">lo más difícil fue el cobro. La primera versión marcaba la OT como pagada apenas el peoneta la entregaba, y eso no calza con cómo trabaja la oficina, que primero revisa el efectivo o la transferencia. Lo cambiamos: ahora la entrega deja la OT por cuadrar y la oficina la da de baja después, orden por orden.</w:t>
+            </w:r>
+          </w:p>
+          <w:p>
+            <w:pPr>
+              <w:spacing w:after="120" w:line="259" w:lineRule="auto"/>
               <w:jc w:val="both"/>
-              <w:rPr>
-                <w:rFonts w:ascii="Calibri" w:hAnsi="Calibri" w:cs="Arial"/>
-                <w:i/>
-                <w:color w:val="548DD4"/>
-                <w:sz w:val="20"/>
-                <w:szCs w:val="20"/>
-                <w:lang w:eastAsia="es-CL"/>
-              </w:rPr>
-            </w:pPr>
+            </w:pPr>
+            <w:r>
+              <w:rPr>
+                <w:rFonts w:ascii="Calibri" w:hAnsi="Calibri" w:cs="Arial"/>
+                <w:sz w:val="22"/>
+                <w:szCs w:val="22"/>
+                <w:lang w:eastAsia="es-CL"/>
+              </w:rPr>
+              <w:t xml:space="preserve">También tuvimos que rehacer las pantallas de caja y de manifiestos, porque al principio no mostraban el detalle que la oficina necesita. Ahora se revisa una orden a la vez, con los mismos datos que salen en el PDF del manifiesto.</w:t>
+            </w:r>
+          </w:p>
+          <w:p>
+            <w:pPr>
+              <w:spacing w:after="120" w:line="259" w:lineRule="auto"/>
+              <w:jc w:val="both"/>
+            </w:pPr>
+            <w:r>
+              <w:rPr>
+                <w:rFonts w:ascii="Calibri" w:hAnsi="Calibri" w:cs="Arial"/>
+                <w:sz w:val="22"/>
+                <w:szCs w:val="22"/>
+                <w:lang w:eastAsia="es-CL"/>
+              </w:rPr>
+              <w:t xml:space="preserve">Otra dificultad fue que algunos cambios en la base de datos no quedaban en el repositorio, y eso hacía difícil levantar el proyecto en otro computador. Lo solucionamos exportando la base y dejando instrucciones para levantar el backend y crear usuarios de prueba. Por último, nos costó ordenarnos con los tiempos; para lo que queda vamos a usar un tablero Kanban con tareas semanales.</w:t>
+            </w:r>
           </w:p>
         </w:tc>
       </w:tr>
@@ -2712,8 +3599,8 @@
     <w:tbl>
       <w:tblPr>
         <w:tblStyle w:val="Tablaconcuadrcula"/>
-        <w:tblpPr w:leftFromText="180" w:rightFromText="180" w:vertAnchor="text" w:horzAnchor="margin" w:tblpX="-572" w:tblpY="107"/>
         <w:tblW w:w="5588" w:type="pct"/>
+        <w:tblInd w:w="-572" w:type="dxa"/>
         <w:tblBorders>
           <w:top w:val="single" w:sz="4" w:space="0" w:color="BFBFBF" w:themeColor="background1" w:themeShade="BF"/>
           <w:left w:val="single" w:sz="4" w:space="0" w:color="BFBFBF" w:themeColor="background1" w:themeShade="BF"/>
@@ -2765,7 +3652,10 @@
                 <w:szCs w:val="20"/>
                 <w:lang w:eastAsia="es-CL"/>
               </w:rPr>
-              <w:t>Señalar los ajustes</w:t>
+              <w:t xml:space="preserve">Señalar los ajustes que realizaste a tu plan de trabajo o actividades que eliminaste y, justifica por qué lo hiciste. </w:t>
+            </w:r>
+            <w:r>
+              <w:t xml:space="preserve"> </w:t>
             </w:r>
             <w:r>
               <w:rPr>
@@ -2776,190 +3666,158 @@
                 <w:szCs w:val="20"/>
                 <w:lang w:eastAsia="es-CL"/>
               </w:rPr>
-              <w:t xml:space="preserve"> que realizaste a tu plan de trabajo o </w:t>
-            </w:r>
-            <w:r>
-              <w:rPr>
-                <w:rFonts w:ascii="Calibri" w:hAnsi="Calibri" w:cs="Arial"/>
-                <w:i/>
-                <w:color w:val="548DD4"/>
-                <w:sz w:val="20"/>
-                <w:szCs w:val="20"/>
-                <w:lang w:eastAsia="es-CL"/>
-              </w:rPr>
-              <w:t>actividades que</w:t>
-            </w:r>
-            <w:r>
-              <w:rPr>
-                <w:rFonts w:ascii="Calibri" w:hAnsi="Calibri" w:cs="Arial"/>
-                <w:i/>
-                <w:color w:val="548DD4"/>
-                <w:sz w:val="20"/>
-                <w:szCs w:val="20"/>
-                <w:lang w:eastAsia="es-CL"/>
-              </w:rPr>
-              <w:t xml:space="preserve"> eliminaste</w:t>
-            </w:r>
-            <w:r>
-              <w:rPr>
-                <w:rFonts w:ascii="Calibri" w:hAnsi="Calibri" w:cs="Arial"/>
-                <w:i/>
-                <w:color w:val="548DD4"/>
-                <w:sz w:val="20"/>
-                <w:szCs w:val="20"/>
-                <w:lang w:eastAsia="es-CL"/>
-              </w:rPr>
-              <w:t xml:space="preserve"> y</w:t>
-            </w:r>
-            <w:r>
-              <w:rPr>
-                <w:rFonts w:ascii="Calibri" w:hAnsi="Calibri" w:cs="Arial"/>
-                <w:i/>
-                <w:color w:val="548DD4"/>
-                <w:sz w:val="20"/>
-                <w:szCs w:val="20"/>
-                <w:lang w:eastAsia="es-CL"/>
-              </w:rPr>
-              <w:t>,</w:t>
-            </w:r>
-            <w:r>
-              <w:rPr>
-                <w:rFonts w:ascii="Calibri" w:hAnsi="Calibri" w:cs="Arial"/>
-                <w:i/>
-                <w:color w:val="548DD4"/>
-                <w:sz w:val="20"/>
-                <w:szCs w:val="20"/>
-                <w:lang w:eastAsia="es-CL"/>
-              </w:rPr>
-              <w:t xml:space="preserve"> justifica por</w:t>
-            </w:r>
-            <w:r>
-              <w:rPr>
-                <w:rFonts w:ascii="Calibri" w:hAnsi="Calibri" w:cs="Arial"/>
-                <w:i/>
-                <w:color w:val="548DD4"/>
-                <w:sz w:val="20"/>
-                <w:szCs w:val="20"/>
-                <w:lang w:eastAsia="es-CL"/>
-              </w:rPr>
-              <w:t xml:space="preserve"> </w:t>
-            </w:r>
-            <w:r>
-              <w:rPr>
-                <w:rFonts w:ascii="Calibri" w:hAnsi="Calibri" w:cs="Arial"/>
-                <w:i/>
-                <w:color w:val="548DD4"/>
-                <w:sz w:val="20"/>
-                <w:szCs w:val="20"/>
-                <w:lang w:eastAsia="es-CL"/>
-              </w:rPr>
-              <w:t xml:space="preserve">qué lo hiciste. </w:t>
-            </w:r>
-            <w:r>
-              <w:t xml:space="preserve"> </w:t>
-            </w:r>
-            <w:r>
-              <w:rPr>
-                <w:rFonts w:ascii="Calibri" w:hAnsi="Calibri" w:cs="Arial"/>
-                <w:i/>
-                <w:color w:val="548DD4"/>
-                <w:sz w:val="20"/>
-                <w:szCs w:val="20"/>
-                <w:lang w:eastAsia="es-CL"/>
-              </w:rPr>
               <w:t>En el caso de que tu plan de trabajo no haya requerido ni requiera ajustes, justifica esta decisión a partir de los facilitadores que te han permitido desarrollarlo como fue planeado.</w:t>
             </w:r>
           </w:p>
           <w:p>
             <w:pPr>
+              <w:spacing w:after="120" w:line="259" w:lineRule="auto"/>
               <w:jc w:val="both"/>
-              <w:rPr>
-                <w:rFonts w:ascii="Calibri" w:hAnsi="Calibri" w:cs="Arial"/>
-                <w:i/>
-                <w:color w:val="548DD4"/>
-                <w:sz w:val="20"/>
-                <w:szCs w:val="20"/>
-                <w:lang w:eastAsia="es-CL"/>
-              </w:rPr>
-            </w:pPr>
-          </w:p>
-          <w:p>
-            <w:pPr>
+            </w:pPr>
+            <w:r>
+              <w:rPr>
+                <w:rFonts w:ascii="Calibri" w:hAnsi="Calibri" w:cs="Arial"/>
+                <w:b/>
+                <w:sz w:val="22"/>
+                <w:szCs w:val="22"/>
+                <w:lang w:eastAsia="es-CL"/>
+              </w:rPr>
+              <w:t xml:space="preserve">Machine Learning: </w:t>
+            </w:r>
+            <w:r>
+              <w:rPr>
+                <w:rFonts w:ascii="Calibri" w:hAnsi="Calibri" w:cs="Arial"/>
+                <w:sz w:val="22"/>
+                <w:szCs w:val="22"/>
+                <w:lang w:eastAsia="es-CL"/>
+              </w:rPr>
+              <w:t xml:space="preserve">no se entrega en esta fase. No hay suficiente historial para entrenar un modelo que sirva, y preferimos no presentar un resultado que el sistema no produce. Mientras tanto, la cuenta corriente clasifica clientes con reglas simples.</w:t>
+            </w:r>
+          </w:p>
+          <w:p>
+            <w:pPr>
+              <w:spacing w:after="120" w:line="259" w:lineRule="auto"/>
               <w:jc w:val="both"/>
-              <w:rPr>
-                <w:rFonts w:ascii="Calibri" w:hAnsi="Calibri" w:cs="Arial"/>
-                <w:i/>
-                <w:color w:val="C00000"/>
-                <w:sz w:val="20"/>
-                <w:szCs w:val="20"/>
-                <w:lang w:eastAsia="es-CL"/>
-              </w:rPr>
-            </w:pPr>
-          </w:p>
-          <w:p>
-            <w:pPr>
+            </w:pPr>
+            <w:r>
+              <w:rPr>
+                <w:rFonts w:ascii="Calibri" w:hAnsi="Calibri" w:cs="Arial"/>
+                <w:b/>
+                <w:sz w:val="22"/>
+                <w:szCs w:val="22"/>
+                <w:lang w:eastAsia="es-CL"/>
+              </w:rPr>
+              <w:t xml:space="preserve">Facturación electrónica: </w:t>
+            </w:r>
+            <w:r>
+              <w:rPr>
+                <w:rFonts w:ascii="Calibri" w:hAnsi="Calibri" w:cs="Arial"/>
+                <w:sz w:val="22"/>
+                <w:szCs w:val="22"/>
+                <w:lang w:eastAsia="es-CL"/>
+              </w:rPr>
+              <w:t xml:space="preserve">la sacamos del menú. Ya en la Fase 1 dependía de la autorización del servicio tributario, y no tenía sentido mostrar una opción que no funciona.</w:t>
+            </w:r>
+          </w:p>
+          <w:p>
+            <w:pPr>
+              <w:spacing w:after="120" w:line="259" w:lineRule="auto"/>
               <w:jc w:val="both"/>
-              <w:rPr>
-                <w:rFonts w:ascii="Calibri" w:hAnsi="Calibri" w:cs="Arial"/>
-                <w:i/>
-                <w:color w:val="548DD4"/>
-                <w:sz w:val="20"/>
-                <w:szCs w:val="20"/>
-                <w:lang w:eastAsia="es-CL"/>
-              </w:rPr>
-            </w:pPr>
-          </w:p>
-          <w:p>
-            <w:pPr>
+            </w:pPr>
+            <w:r>
+              <w:rPr>
+                <w:rFonts w:ascii="Calibri" w:hAnsi="Calibri" w:cs="Arial"/>
+                <w:b/>
+                <w:sz w:val="22"/>
+                <w:szCs w:val="22"/>
+                <w:lang w:eastAsia="es-CL"/>
+              </w:rPr>
+              <w:t xml:space="preserve">Manifiestos: </w:t>
+            </w:r>
+            <w:r>
+              <w:rPr>
+                <w:rFonts w:ascii="Calibri" w:hAnsi="Calibri" w:cs="Arial"/>
+                <w:sz w:val="22"/>
+                <w:szCs w:val="22"/>
+                <w:lang w:eastAsia="es-CL"/>
+              </w:rPr>
+              <w:t xml:space="preserve">los dividimos en dos tipos, reparto y traspaso, porque el traspaso entre bodegas no se entrega ni se cobra en la puerta.</w:t>
+            </w:r>
+          </w:p>
+          <w:p>
+            <w:pPr>
+              <w:spacing w:after="120" w:line="259" w:lineRule="auto"/>
               <w:jc w:val="both"/>
-              <w:rPr>
-                <w:rFonts w:ascii="Calibri" w:hAnsi="Calibri" w:cs="Arial"/>
-                <w:i/>
-                <w:color w:val="548DD4"/>
-                <w:sz w:val="20"/>
-                <w:szCs w:val="20"/>
-                <w:lang w:eastAsia="es-CL"/>
-              </w:rPr>
-            </w:pPr>
-          </w:p>
-          <w:p>
-            <w:pPr>
+            </w:pPr>
+            <w:r>
+              <w:rPr>
+                <w:rFonts w:ascii="Calibri" w:hAnsi="Calibri" w:cs="Arial"/>
+                <w:b/>
+                <w:sz w:val="22"/>
+                <w:szCs w:val="22"/>
+                <w:lang w:eastAsia="es-CL"/>
+              </w:rPr>
+              <w:t xml:space="preserve">Pagos: </w:t>
+            </w:r>
+            <w:r>
+              <w:rPr>
+                <w:rFonts w:ascii="Calibri" w:hAnsi="Calibri" w:cs="Arial"/>
+                <w:sz w:val="22"/>
+                <w:szCs w:val="22"/>
+                <w:lang w:eastAsia="es-CL"/>
+              </w:rPr>
+              <w:t xml:space="preserve">agregamos el cuadre del manifiesto, la caja del mesón y la planilla mensual de la cuenta corriente. No estaban en el plan original, pero la operación los necesitaba.</w:t>
+            </w:r>
+          </w:p>
+          <w:p>
+            <w:pPr>
+              <w:spacing w:after="120" w:line="259" w:lineRule="auto"/>
               <w:jc w:val="both"/>
-              <w:rPr>
-                <w:rFonts w:ascii="Calibri" w:hAnsi="Calibri" w:cs="Arial"/>
-                <w:i/>
-                <w:color w:val="548DD4"/>
-                <w:sz w:val="20"/>
-                <w:szCs w:val="20"/>
-                <w:lang w:eastAsia="es-CL"/>
-              </w:rPr>
-            </w:pPr>
-          </w:p>
-          <w:p>
-            <w:pPr>
+            </w:pPr>
+            <w:r>
+              <w:rPr>
+                <w:rFonts w:ascii="Calibri" w:hAnsi="Calibri" w:cs="Arial"/>
+                <w:b/>
+                <w:sz w:val="22"/>
+                <w:szCs w:val="22"/>
+                <w:lang w:eastAsia="es-CL"/>
+              </w:rPr>
+              <w:t xml:space="preserve">Portal del cliente: </w:t>
+            </w:r>
+            <w:r>
+              <w:rPr>
+                <w:rFonts w:ascii="Calibri" w:hAnsi="Calibri" w:cs="Arial"/>
+                <w:sz w:val="22"/>
+                <w:szCs w:val="22"/>
+                <w:lang w:eastAsia="es-CL"/>
+              </w:rPr>
+              <w:t xml:space="preserve">lo agregamos como actividad nueva, con su propio módulo en el backend, para que cada cliente vea solo sus órdenes y no las de otro.</w:t>
+            </w:r>
+          </w:p>
+          <w:p>
+            <w:pPr>
+              <w:spacing w:after="120" w:line="259" w:lineRule="auto"/>
               <w:jc w:val="both"/>
-              <w:rPr>
-                <w:rFonts w:ascii="Calibri" w:hAnsi="Calibri" w:cs="Arial"/>
-                <w:i/>
-                <w:color w:val="548DD4"/>
-                <w:sz w:val="20"/>
-                <w:szCs w:val="20"/>
-                <w:lang w:eastAsia="es-CL"/>
-              </w:rPr>
-            </w:pPr>
-          </w:p>
-          <w:p>
-            <w:pPr>
-              <w:jc w:val="both"/>
-              <w:rPr>
-                <w:rFonts w:ascii="Calibri" w:hAnsi="Calibri" w:cs="Arial"/>
-                <w:i/>
-                <w:color w:val="548DD4"/>
-                <w:sz w:val="20"/>
-                <w:szCs w:val="20"/>
-                <w:lang w:eastAsia="es-CL"/>
-              </w:rPr>
-            </w:pPr>
+            </w:pPr>
+            <w:r>
+              <w:rPr>
+                <w:rFonts w:ascii="Calibri" w:hAnsi="Calibri" w:cs="Arial"/>
+                <w:b/>
+                <w:sz w:val="22"/>
+                <w:szCs w:val="22"/>
+                <w:lang w:eastAsia="es-CL"/>
+              </w:rPr>
+              <w:t xml:space="preserve">Prototipo: </w:t>
+            </w:r>
+            <w:r>
+              <w:rPr>
+                <w:rFonts w:ascii="Calibri" w:hAnsi="Calibri" w:cs="Arial"/>
+                <w:sz w:val="22"/>
+                <w:szCs w:val="22"/>
+                <w:lang w:eastAsia="es-CL"/>
+              </w:rPr>
+              <w:t xml:space="preserve">el primer frontend fue en HTML y JavaScript para mostrar avances al profesor. Después lo pasamos a React, que era lo planificado.</w:t>
+            </w:r>
           </w:p>
         </w:tc>
       </w:tr>
@@ -3047,40 +3905,7 @@
                 <w:szCs w:val="20"/>
                 <w:lang w:eastAsia="es-CL"/>
               </w:rPr>
-              <w:t xml:space="preserve"> </w:t>
-            </w:r>
-            <w:r>
-              <w:rPr>
-                <w:rFonts w:ascii="Calibri" w:hAnsi="Calibri" w:cs="Arial"/>
-                <w:i/>
-                <w:color w:val="548DD4"/>
-                <w:sz w:val="20"/>
-                <w:szCs w:val="20"/>
-                <w:lang w:eastAsia="es-CL"/>
-              </w:rPr>
-              <w:t>En caso</w:t>
-            </w:r>
-            <w:r>
-              <w:rPr>
-                <w:rFonts w:ascii="Calibri" w:hAnsi="Calibri" w:cs="Arial"/>
-                <w:i/>
-                <w:color w:val="548DD4"/>
-                <w:sz w:val="20"/>
-                <w:szCs w:val="20"/>
-                <w:lang w:eastAsia="es-CL"/>
-              </w:rPr>
-              <w:t xml:space="preserve"> de</w:t>
-            </w:r>
-            <w:r>
-              <w:rPr>
-                <w:rFonts w:ascii="Calibri" w:hAnsi="Calibri" w:cs="Arial"/>
-                <w:i/>
-                <w:color w:val="548DD4"/>
-                <w:sz w:val="20"/>
-                <w:szCs w:val="20"/>
-                <w:lang w:eastAsia="es-CL"/>
-              </w:rPr>
-              <w:t xml:space="preserve"> que </w:t>
+              <w:t xml:space="preserve"> En caso de que </w:t>
             </w:r>
             <w:r>
               <w:rPr>
@@ -3092,210 +3917,145 @@
                 <w:szCs w:val="20"/>
                 <w:lang w:eastAsia="es-CL"/>
               </w:rPr>
-              <w:t>no ha</w:t>
-            </w:r>
-            <w:r>
-              <w:rPr>
-                <w:rFonts w:ascii="Calibri" w:hAnsi="Calibri" w:cs="Arial"/>
-                <w:b/>
+              <w:t xml:space="preserve">no hayas iniciado actividades o estén retrasadas</w:t>
+            </w:r>
+            <w:r>
+              <w:rPr>
+                <w:rFonts w:ascii="Calibri" w:hAnsi="Calibri" w:cs="Arial"/>
                 <w:i/>
                 <w:color w:val="548DD4"/>
                 <w:sz w:val="20"/>
                 <w:szCs w:val="20"/>
                 <w:lang w:eastAsia="es-CL"/>
               </w:rPr>
-              <w:t>yas</w:t>
-            </w:r>
+              <w:t xml:space="preserve"> de acuerdo a tu planificación, señala los motivos por los que no has podido cumplir dichos plazos y qué estrategias utilizarás para avanzar en dichas actividades y no afectar tu proyecto APT. </w:t>
+            </w:r>
+          </w:p>
+          <w:p>
+            <w:pPr>
+              <w:spacing w:after="120" w:line="259" w:lineRule="auto"/>
+              <w:jc w:val="both"/>
+            </w:pPr>
             <w:r>
               <w:rPr>
                 <w:rFonts w:ascii="Calibri" w:hAnsi="Calibri" w:cs="Arial"/>
                 <w:b/>
-                <w:i/>
-                <w:color w:val="548DD4"/>
-                <w:sz w:val="20"/>
-                <w:szCs w:val="20"/>
-                <w:lang w:eastAsia="es-CL"/>
-              </w:rPr>
-              <w:t xml:space="preserve"> iniciado actividades o est</w:t>
-            </w:r>
+                <w:sz w:val="22"/>
+                <w:szCs w:val="22"/>
+                <w:lang w:eastAsia="es-CL"/>
+              </w:rPr>
+              <w:t xml:space="preserve">Machine Learning: </w:t>
+            </w:r>
+            <w:r>
+              <w:rPr>
+                <w:rFonts w:ascii="Calibri" w:hAnsi="Calibri" w:cs="Arial"/>
+                <w:sz w:val="22"/>
+                <w:szCs w:val="22"/>
+                <w:lang w:eastAsia="es-CL"/>
+              </w:rPr>
+              <w:t xml:space="preserve">no está iniciado (0 % en la carta Gantt). Lo dejamos como proyección y, si alcanzamos a juntar historial, la base serían los datos de la cuenta corriente.</w:t>
+            </w:r>
+          </w:p>
+          <w:p>
+            <w:pPr>
+              <w:spacing w:after="120" w:line="259" w:lineRule="auto"/>
+              <w:jc w:val="both"/>
+            </w:pPr>
             <w:r>
               <w:rPr>
                 <w:rFonts w:ascii="Calibri" w:hAnsi="Calibri" w:cs="Arial"/>
                 <w:b/>
-                <w:i/>
-                <w:color w:val="548DD4"/>
-                <w:sz w:val="20"/>
-                <w:szCs w:val="20"/>
-                <w:lang w:eastAsia="es-CL"/>
-              </w:rPr>
-              <w:t>é</w:t>
-            </w:r>
+                <w:sz w:val="22"/>
+                <w:szCs w:val="22"/>
+                <w:lang w:eastAsia="es-CL"/>
+              </w:rPr>
+              <w:t xml:space="preserve">Alertas y reportes: </w:t>
+            </w:r>
+            <w:r>
+              <w:rPr>
+                <w:rFonts w:ascii="Calibri" w:hAnsi="Calibri" w:cs="Arial"/>
+                <w:sz w:val="22"/>
+                <w:szCs w:val="22"/>
+                <w:lang w:eastAsia="es-CL"/>
+              </w:rPr>
+              <w:t xml:space="preserve">van a medias. Ya funcionan las alertas de OT creada, carga atrasada e intentos de acceso sospechosos, pero falta la de morosidad. Los reportes muestran datos por período, pero faltan algunos de los que propusimos en la Fase 1. La idea es terminarlos en las semanas que la Gantt tiene para pagos y alertas.</w:t>
+            </w:r>
+          </w:p>
+          <w:p>
+            <w:pPr>
+              <w:spacing w:after="120" w:line="259" w:lineRule="auto"/>
+              <w:jc w:val="both"/>
+            </w:pPr>
             <w:r>
               <w:rPr>
                 <w:rFonts w:ascii="Calibri" w:hAnsi="Calibri" w:cs="Arial"/>
                 <w:b/>
-                <w:i/>
-                <w:color w:val="548DD4"/>
-                <w:sz w:val="20"/>
-                <w:szCs w:val="20"/>
-                <w:lang w:eastAsia="es-CL"/>
-              </w:rPr>
-              <w:t>n retrasadas</w:t>
-            </w:r>
-            <w:r>
-              <w:rPr>
-                <w:rFonts w:ascii="Calibri" w:hAnsi="Calibri" w:cs="Arial"/>
-                <w:i/>
-                <w:color w:val="548DD4"/>
-                <w:sz w:val="20"/>
-                <w:szCs w:val="20"/>
-                <w:lang w:eastAsia="es-CL"/>
-              </w:rPr>
-              <w:t xml:space="preserve"> de acuerdo a tu planificación</w:t>
-            </w:r>
-            <w:r>
-              <w:rPr>
-                <w:rFonts w:ascii="Calibri" w:hAnsi="Calibri" w:cs="Arial"/>
-                <w:i/>
-                <w:color w:val="548DD4"/>
-                <w:sz w:val="20"/>
-                <w:szCs w:val="20"/>
-                <w:lang w:eastAsia="es-CL"/>
-              </w:rPr>
-              <w:t>,</w:t>
-            </w:r>
-            <w:r>
-              <w:rPr>
-                <w:rFonts w:ascii="Calibri" w:hAnsi="Calibri" w:cs="Arial"/>
-                <w:i/>
-                <w:color w:val="548DD4"/>
-                <w:sz w:val="20"/>
-                <w:szCs w:val="20"/>
-                <w:lang w:eastAsia="es-CL"/>
-              </w:rPr>
-              <w:t xml:space="preserve"> señala los motivos por lo</w:t>
-            </w:r>
-            <w:r>
-              <w:rPr>
-                <w:rFonts w:ascii="Calibri" w:hAnsi="Calibri" w:cs="Arial"/>
-                <w:i/>
-                <w:color w:val="548DD4"/>
-                <w:sz w:val="20"/>
-                <w:szCs w:val="20"/>
-                <w:lang w:eastAsia="es-CL"/>
-              </w:rPr>
-              <w:t>s</w:t>
-            </w:r>
-            <w:r>
-              <w:rPr>
-                <w:rFonts w:ascii="Calibri" w:hAnsi="Calibri" w:cs="Arial"/>
-                <w:i/>
-                <w:color w:val="548DD4"/>
-                <w:sz w:val="20"/>
-                <w:szCs w:val="20"/>
-                <w:lang w:eastAsia="es-CL"/>
-              </w:rPr>
-              <w:t xml:space="preserve"> que no has podido cumplir dichos plazos y qué estrategias utilizarás para avanzar en dichas actividades y no afectar tu proyecto APT. </w:t>
-            </w:r>
-          </w:p>
-          <w:p>
-            <w:pPr>
+                <w:sz w:val="22"/>
+                <w:szCs w:val="22"/>
+                <w:lang w:eastAsia="es-CL"/>
+              </w:rPr>
+              <w:t xml:space="preserve">Pruebas: </w:t>
+            </w:r>
+            <w:r>
+              <w:rPr>
+                <w:rFonts w:ascii="Calibri" w:hAnsi="Calibri" w:cs="Arial"/>
+                <w:sz w:val="22"/>
+                <w:szCs w:val="22"/>
+                <w:lang w:eastAsia="es-CL"/>
+              </w:rPr>
+              <w:t xml:space="preserve">tenemos la colección de Postman y el informe de pruebas, pero no una batería automática. Vamos a priorizar los flujos principales (crear OT, manifiesto, entrega y pago) para dejarlos probados antes de la etapa de verificación.</w:t>
+            </w:r>
+          </w:p>
+          <w:p>
+            <w:pPr>
+              <w:spacing w:after="120" w:line="259" w:lineRule="auto"/>
               <w:jc w:val="both"/>
-              <w:rPr>
-                <w:rFonts w:ascii="Calibri" w:hAnsi="Calibri" w:cs="Arial"/>
-                <w:i/>
-                <w:color w:val="548DD4"/>
-                <w:sz w:val="20"/>
-                <w:szCs w:val="20"/>
-                <w:lang w:eastAsia="es-CL"/>
-              </w:rPr>
-            </w:pPr>
-          </w:p>
-          <w:p>
-            <w:pPr>
+            </w:pPr>
+            <w:r>
+              <w:rPr>
+                <w:rFonts w:ascii="Calibri" w:hAnsi="Calibri" w:cs="Arial"/>
+                <w:b/>
+                <w:sz w:val="22"/>
+                <w:szCs w:val="22"/>
+                <w:lang w:eastAsia="es-CL"/>
+              </w:rPr>
+              <w:t xml:space="preserve">Documentación y video: </w:t>
+            </w:r>
+            <w:r>
+              <w:rPr>
+                <w:rFonts w:ascii="Calibri" w:hAnsi="Calibri" w:cs="Arial"/>
+                <w:sz w:val="22"/>
+                <w:szCs w:val="22"/>
+                <w:lang w:eastAsia="es-CL"/>
+              </w:rPr>
+              <w:t xml:space="preserve">los informes de esta fase ya están, pero el manual de usuario y el video demostrativo son parte de la entrega final, así que quedan para la Fase 3.</w:t>
+            </w:r>
+          </w:p>
+          <w:p>
+            <w:pPr>
+              <w:spacing w:after="120" w:line="259" w:lineRule="auto"/>
               <w:jc w:val="both"/>
-              <w:rPr>
-                <w:rFonts w:ascii="Calibri" w:hAnsi="Calibri" w:cs="Arial"/>
-                <w:i/>
-                <w:color w:val="548DD4"/>
-                <w:sz w:val="20"/>
-                <w:szCs w:val="20"/>
-                <w:lang w:eastAsia="es-CL"/>
-              </w:rPr>
-            </w:pPr>
-          </w:p>
-          <w:p>
-            <w:pPr>
-              <w:jc w:val="both"/>
-              <w:rPr>
-                <w:rFonts w:ascii="Calibri" w:hAnsi="Calibri" w:cs="Arial"/>
-                <w:i/>
-                <w:color w:val="548DD4"/>
-                <w:sz w:val="20"/>
-                <w:szCs w:val="20"/>
-                <w:lang w:eastAsia="es-CL"/>
-              </w:rPr>
-            </w:pPr>
-          </w:p>
-          <w:p>
-            <w:pPr>
-              <w:jc w:val="both"/>
-              <w:rPr>
-                <w:rFonts w:ascii="Calibri" w:hAnsi="Calibri" w:cs="Arial"/>
-                <w:i/>
-                <w:color w:val="548DD4"/>
-                <w:sz w:val="20"/>
-                <w:szCs w:val="20"/>
-                <w:lang w:eastAsia="es-CL"/>
-              </w:rPr>
-            </w:pPr>
-          </w:p>
-          <w:p>
-            <w:pPr>
-              <w:jc w:val="both"/>
-              <w:rPr>
-                <w:rFonts w:ascii="Calibri" w:hAnsi="Calibri" w:cs="Arial"/>
-                <w:i/>
-                <w:color w:val="548DD4"/>
-                <w:sz w:val="20"/>
-                <w:szCs w:val="20"/>
-                <w:lang w:eastAsia="es-CL"/>
-              </w:rPr>
-            </w:pPr>
-          </w:p>
-          <w:p>
-            <w:pPr>
-              <w:jc w:val="both"/>
-              <w:rPr>
-                <w:rFonts w:ascii="Calibri" w:hAnsi="Calibri" w:cs="Arial"/>
-                <w:i/>
-                <w:color w:val="548DD4"/>
-                <w:sz w:val="20"/>
-                <w:szCs w:val="20"/>
-                <w:lang w:eastAsia="es-CL"/>
-              </w:rPr>
-            </w:pPr>
-          </w:p>
-          <w:p>
-            <w:pPr>
-              <w:jc w:val="both"/>
-              <w:rPr>
-                <w:rFonts w:ascii="Calibri" w:hAnsi="Calibri" w:cs="Arial"/>
-                <w:i/>
-                <w:color w:val="548DD4"/>
-                <w:sz w:val="20"/>
-                <w:szCs w:val="20"/>
-                <w:lang w:eastAsia="es-CL"/>
-              </w:rPr>
-            </w:pPr>
+            </w:pPr>
+            <w:r>
+              <w:rPr>
+                <w:rFonts w:ascii="Calibri" w:hAnsi="Calibri" w:cs="Arial"/>
+                <w:sz w:val="22"/>
+                <w:szCs w:val="22"/>
+                <w:lang w:eastAsia="es-CL"/>
+              </w:rPr>
+              <w:t xml:space="preserve">En general, no cumplimos todo exactamente en las fechas del plan, porque algunas tareas resultaron más complejas de lo que pensábamos. Aun así, el núcleo del sistema quedó listo dentro de la Fase 2.</w:t>
+            </w:r>
           </w:p>
         </w:tc>
       </w:tr>
     </w:tbl>
     <w:p>
       <w:pPr>
+        <w:spacing w:before="0" w:after="0" w:line="120" w:lineRule="exact"/>
         <w:rPr>
           <w:lang w:val="es-ES"/>
+          <w:sz w:val="4"/>
+          <w:szCs w:val="4"/>
         </w:rPr>
       </w:pPr>
     </w:p>

--- a/FASE 2/avances grupales/2.4_GuiaEstudiante_Fase 2_DesarrolloProyecto APT.docx
+++ b/FASE 2/avances grupales/2.4_GuiaEstudiante_Fase 2_DesarrolloProyecto APT.docx
@@ -1,11 +1,8 @@
 
 <file path=word/document.xml><?xml version="1.0" encoding="utf-8"?>
-<w:document xmlns:wpc="http://schemas.microsoft.com/office/word/2010/wordprocessingCanvas" xmlns:cx="http://schemas.microsoft.com/office/drawing/2014/chartex" xmlns:mc="http://schemas.openxmlformats.org/markup-compatibility/2006" xmlns:o="urn:schemas-microsoft-com:office:office" xmlns:r="http://schemas.openxmlformats.org/officeDocument/2006/relationships" xmlns:m="http://schemas.openxmlformats.org/officeDocument/2006/math" xmlns:v="urn:schemas-microsoft-com:vml" xmlns:wp14="http://schemas.microsoft.com/office/word/2010/wordprocessingDrawing" xmlns:wp="http://schemas.openxmlformats.org/drawingml/2006/wordprocessingDrawing" xmlns:w10="urn:schemas-microsoft-com:office:word" xmlns:w="http://schemas.openxmlformats.org/wordprocessingml/2006/main" xmlns:w14="http://schemas.microsoft.com/office/word/2010/wordml" xmlns:w15="http://schemas.microsoft.com/office/word/2012/wordml" xmlns:w16se="http://schemas.microsoft.com/office/word/2015/wordml/symex" xmlns:wpg="http://schemas.microsoft.com/office/word/2010/wordprocessingGroup" xmlns:wpi="http://schemas.microsoft.com/office/word/2010/wordprocessingInk" xmlns:wne="http://schemas.microsoft.com/office/word/2006/wordml" xmlns:wps="http://schemas.microsoft.com/office/word/2010/wordprocessingShape" mc:Ignorable="w14 w15 w16se wp14">
+<w:document xmlns:wpc="http://schemas.microsoft.com/office/word/2010/wordprocessingCanvas" xmlns:cx="http://schemas.microsoft.com/office/drawing/2014/chartex" xmlns:cx1="http://schemas.microsoft.com/office/drawing/2015/9/8/chartex" xmlns:cx2="http://schemas.microsoft.com/office/drawing/2015/10/21/chartex" xmlns:cx3="http://schemas.microsoft.com/office/drawing/2016/5/9/chartex" xmlns:cx4="http://schemas.microsoft.com/office/drawing/2016/5/10/chartex" xmlns:cx5="http://schemas.microsoft.com/office/drawing/2016/5/11/chartex" xmlns:cx6="http://schemas.microsoft.com/office/drawing/2016/5/12/chartex" xmlns:cx7="http://schemas.microsoft.com/office/drawing/2016/5/13/chartex" xmlns:cx8="http://schemas.microsoft.com/office/drawing/2016/5/14/chartex" xmlns:mc="http://schemas.openxmlformats.org/markup-compatibility/2006" xmlns:aink="http://schemas.microsoft.com/office/drawing/2016/ink" xmlns:am3d="http://schemas.microsoft.com/office/drawing/2017/model3d" xmlns:o="urn:schemas-microsoft-com:office:office" xmlns:oel="http://schemas.microsoft.com/office/2019/extlst" xmlns:r="http://schemas.openxmlformats.org/officeDocument/2006/relationships" xmlns:m="http://schemas.openxmlformats.org/officeDocument/2006/math" xmlns:v="urn:schemas-microsoft-com:vml" xmlns:wp14="http://schemas.microsoft.com/office/word/2010/wordprocessingDrawing" xmlns:wp="http://schemas.openxmlformats.org/drawingml/2006/wordprocessingDrawing" xmlns:w10="urn:schemas-microsoft-com:office:word" xmlns:w="http://schemas.openxmlformats.org/wordprocessingml/2006/main" xmlns:w14="http://schemas.microsoft.com/office/word/2010/wordml" xmlns:w15="http://schemas.microsoft.com/office/word/2012/wordml" xmlns:w16cex="http://schemas.microsoft.com/office/word/2018/wordml/cex" xmlns:w16cid="http://schemas.microsoft.com/office/word/2016/wordml/cid" xmlns:w16="http://schemas.microsoft.com/office/word/2018/wordml" xmlns:w16du="http://schemas.microsoft.com/office/word/2023/wordml/word16du" xmlns:w16sdtdh="http://schemas.microsoft.com/office/word/2020/wordml/sdtdatahash" xmlns:w16sdtfl="http://schemas.microsoft.com/office/word/2024/wordml/sdtformatlock" xmlns:w16se="http://schemas.microsoft.com/office/word/2015/wordml/symex" xmlns:wpg="http://schemas.microsoft.com/office/word/2010/wordprocessingGroup" xmlns:wpi="http://schemas.microsoft.com/office/word/2010/wordprocessingInk" xmlns:wne="http://schemas.microsoft.com/office/word/2006/wordml" xmlns:wps="http://schemas.microsoft.com/office/word/2010/wordprocessingShape" mc:Ignorable="w14 w15 w16se w16cid w16 w16cex w16sdtdh w16sdtfl w16du wp14">
   <w:body>
-    <w:p>
-      <w:bookmarkStart w:id="0" w:name="_GoBack"/>
-      <w:bookmarkEnd w:id="0"/>
-    </w:p>
+    <w:p/>
     <w:p>
       <w:pPr>
         <w:rPr>
@@ -118,7 +115,7 @@
                                   <w:sz w:val="48"/>
                                   <w:szCs w:val="48"/>
                                 </w:rPr>
-                                <w:t xml:space="preserve">Asignatura Capstone</w:t>
+                                <w:t>Asignatura Capstone</w:t>
                               </w:r>
                             </w:p>
                           </w:txbxContent>
@@ -363,7 +360,7 @@
                 <w:sz w:val="28"/>
                 <w:szCs w:val="28"/>
               </w:rPr>
-              <w:t xml:space="preserve">1. Resumen avance Proyecto APT</w:t>
+              <w:t>1. Resumen avance Proyecto APT</w:t>
             </w:r>
           </w:p>
         </w:tc>
@@ -459,7 +456,7 @@
                 <w:rFonts w:ascii="Calibri" w:hAnsi="Calibri"/>
                 <w:color w:val="1F3864" w:themeColor="accent1" w:themeShade="80"/>
               </w:rPr>
-              <w:t xml:space="preserve">Resumen de avance proyecto APT</w:t>
+              <w:t>Resumen de avance proyecto APT</w:t>
             </w:r>
           </w:p>
         </w:tc>
@@ -469,47 +466,41 @@
           </w:tcPr>
           <w:p>
             <w:pPr>
-              <w:spacing w:after="120" w:line="259" w:lineRule="auto"/>
+              <w:spacing w:after="120"/>
               <w:jc w:val="both"/>
             </w:pPr>
             <w:r>
               <w:rPr>
                 <w:rFonts w:ascii="Calibri" w:hAnsi="Calibri" w:cs="Arial"/>
-                <w:sz w:val="22"/>
-                <w:szCs w:val="22"/>
-                <w:lang w:eastAsia="es-CL"/>
-              </w:rPr>
-              <w:t xml:space="preserve">En esta fase nos dedicamos a construir el núcleo del sistema. Partimos por la base de datos en MySQL, que conectamos al backend con Prisma, y la API en Node.js con Express. Después fuimos sumando los módulos uno por uno y conectándolos al frontend en React.</w:t>
-            </w:r>
-          </w:p>
-          <w:p>
-            <w:pPr>
-              <w:spacing w:after="120" w:line="259" w:lineRule="auto"/>
+                <w:lang w:eastAsia="es-CL"/>
+              </w:rPr>
+              <w:t>En esta fase nos dedicamos a construir el núcleo del sistema. Partimos por la base de datos en MySQL, que conectamos al backend con Prisma, y la API en Node.js con Express. Después fuimos sumando los módulos uno por uno y conectándolos al frontend en React.</w:t>
+            </w:r>
+          </w:p>
+          <w:p>
+            <w:pPr>
+              <w:spacing w:after="120"/>
               <w:jc w:val="both"/>
             </w:pPr>
             <w:r>
               <w:rPr>
                 <w:rFonts w:ascii="Calibri" w:hAnsi="Calibri" w:cs="Arial"/>
-                <w:sz w:val="22"/>
-                <w:szCs w:val="22"/>
-                <w:lang w:eastAsia="es-CL"/>
-              </w:rPr>
-              <w:t xml:space="preserve">Hoy el sistema ya permite entrar con usuario y contraseña más un código que llega al correo, y cada persona entra a su panel según su rol: administrador, operador, peoneta o cliente. Lo que ya funciona es crear órdenes de transporte con el precio calculado (por peso o por volumen, el que salga mayor) y con su historial; recibir los bultos en bodega con su código; armar manifiestos de reparto y de traspaso escaneando los bultos; registrar la entrega o el rechazo desde la vista del peoneta; cobrar en caja y con Webpay en ambiente de pruebas; llevar la cuenta corriente con su planilla del mes; el seguimiento público por número de OT; y el portal del cliente, donde el cliente con cuenta corriente además puede pagar sus pendientes y cotizar.</w:t>
-            </w:r>
-          </w:p>
-          <w:p>
-            <w:pPr>
-              <w:spacing w:after="120" w:line="259" w:lineRule="auto"/>
+                <w:lang w:eastAsia="es-CL"/>
+              </w:rPr>
+              <w:t>Hoy el sistema ya permite entrar con usuario y contraseña más un código que llega al correo, y cada persona entra a su panel según su rol: administrador, operador, peoneta o cliente. Lo que ya funciona es crear órdenes de transporte con el precio calculado (por peso o por volumen, el que salga mayor) y con su historial; recibir los bultos en bodega con su código; armar manifiestos de reparto y de traspaso escaneando los bultos; registrar la entrega o el rechazo desde la vista del peoneta; cobrar en caja y con Webpay en ambiente de pruebas; llevar la cuenta corriente con su planilla del mes; el seguimiento público por número de OT; y el portal del cliente, donde el cliente con cuenta corriente además puede pagar sus pendientes y cotizar.</w:t>
+            </w:r>
+          </w:p>
+          <w:p>
+            <w:pPr>
+              <w:spacing w:after="120"/>
               <w:jc w:val="both"/>
             </w:pPr>
             <w:r>
               <w:rPr>
                 <w:rFonts w:ascii="Calibri" w:hAnsi="Calibri" w:cs="Arial"/>
-                <w:sz w:val="22"/>
-                <w:szCs w:val="22"/>
-                <w:lang w:eastAsia="es-CL"/>
-              </w:rPr>
-              <w:t xml:space="preserve">De los objetivos específicos, tenemos cumplidos los de requerimientos, modelo de datos, OT con trazabilidad, tarifas y maestros, manifiestos, seguimiento web y Webpay en pruebas. Las alertas y los reportes están avanzados pero no terminados. El de Machine Learning todavía no lo empezamos y lo explicamos más abajo.</w:t>
+                <w:lang w:eastAsia="es-CL"/>
+              </w:rPr>
+              <w:t>De los objetivos específicos, tenemos cumplidos los de requerimientos, modelo de datos, OT con trazabilidad, tarifas y maestros, manifiestos, seguimiento web y Webpay en pruebas. Las alertas y los reportes están avanzados pero no terminados. El de Machine Learning todavía no lo empezamos y lo explicamos más abajo.</w:t>
             </w:r>
           </w:p>
         </w:tc>
@@ -546,32 +537,29 @@
           </w:tcPr>
           <w:p>
             <w:pPr>
-              <w:spacing w:after="120" w:line="259" w:lineRule="auto"/>
+              <w:spacing w:after="120"/>
               <w:jc w:val="both"/>
             </w:pPr>
             <w:r>
               <w:rPr>
                 <w:rFonts w:ascii="Calibri" w:hAnsi="Calibri" w:cs="Arial"/>
-                <w:sz w:val="22"/>
-                <w:szCs w:val="22"/>
-                <w:lang w:eastAsia="es-CL"/>
-              </w:rPr>
-              <w:t xml:space="preserve">El objetivo general y los objetivos específicos siguen siendo los mismos de la Fase 1. El único cambio es el de Machine Learning: lo mantenemos como meta del proyecto, pero no lo vamos a entregar en esta fase, porque todavía no hay datos históricos suficientes para entrenar un modelo que le sirva a la empresa. Mientras tanto, la cuenta corriente clasifica a los clientes con reglas simples (con deuda, al día, frecuentes o con posible baja).</w:t>
-            </w:r>
-          </w:p>
-          <w:p>
-            <w:pPr>
-              <w:spacing w:after="120" w:line="259" w:lineRule="auto"/>
+                <w:lang w:eastAsia="es-CL"/>
+              </w:rPr>
+              <w:t>El objetivo general y los objetivos específicos siguen siendo los mismos de la Fase 1. El único cambio es el de Machine Learning: lo mantenemos como meta del proyecto, pero no lo vamos a entregar en esta fase, porque todavía no hay datos históricos suficientes para entrenar un modelo que le sirva a la empresa. Mientras tanto, la cuenta corriente clasifica a los clientes con reglas simples (con deuda, al día, frecuentes o con posible baja).</w:t>
+            </w:r>
+          </w:p>
+          <w:p>
+            <w:pPr>
+              <w:spacing w:after="120"/>
               <w:jc w:val="both"/>
             </w:pPr>
             <w:r>
               <w:rPr>
                 <w:rFonts w:ascii="Calibri" w:hAnsi="Calibri" w:cs="Arial"/>
-                <w:sz w:val="22"/>
-                <w:szCs w:val="22"/>
-                <w:lang w:eastAsia="es-CL"/>
-              </w:rPr>
-              <w:t xml:space="preserve">Además, la facturación electrónica, que en la Fase 1 ya dependía de la autorización del servicio tributario, la sacamos del menú para no mostrar algo que el sistema no hace.</w:t>
+                <w:lang w:eastAsia="es-CL"/>
+              </w:rPr>
+              <w:lastRenderedPageBreak/>
+              <w:t>Además, la facturación electrónica, que en la Fase 1 ya dependía de la autorización del servicio tributario, la sacamos del menú para no mostrar algo que el sistema no hace.</w:t>
             </w:r>
           </w:p>
         </w:tc>
@@ -597,6 +585,7 @@
                 <w:rFonts w:ascii="Calibri" w:hAnsi="Calibri"/>
                 <w:color w:val="1F3864" w:themeColor="accent1" w:themeShade="80"/>
               </w:rPr>
+              <w:lastRenderedPageBreak/>
               <w:t>Metodología</w:t>
             </w:r>
           </w:p>
@@ -608,32 +597,28 @@
           </w:tcPr>
           <w:p>
             <w:pPr>
-              <w:spacing w:after="120" w:line="259" w:lineRule="auto"/>
+              <w:spacing w:after="120"/>
               <w:jc w:val="both"/>
             </w:pPr>
             <w:r>
               <w:rPr>
                 <w:rFonts w:ascii="Calibri" w:hAnsi="Calibri" w:cs="Arial"/>
-                <w:sz w:val="22"/>
-                <w:szCs w:val="22"/>
-                <w:lang w:eastAsia="es-CL"/>
-              </w:rPr>
-              <w:t xml:space="preserve">Seguimos con la metodología iterativa e incremental de la Fase 1, adaptada a un equipo de dos. Cada módulo lo pensamos primero con la operación de Marexpress, lo agregamos al modelo de datos, lo programamos en la API y en la pantalla del rol que lo usa, y lo probamos con datos de la base local antes de pasar al siguiente.</w:t>
-            </w:r>
-          </w:p>
-          <w:p>
-            <w:pPr>
-              <w:spacing w:after="120" w:line="259" w:lineRule="auto"/>
+                <w:lang w:eastAsia="es-CL"/>
+              </w:rPr>
+              <w:t>Seguimos con la metodología iterativa e incremental de la Fase 1, adaptada a un equipo de dos. Cada módulo lo pensamos primero con la operación de Marexpress, lo agregamos al modelo de datos, lo programamos en la API y en la pantalla del rol que lo usa, y lo probamos con datos de la base local antes de pasar al siguiente.</w:t>
+            </w:r>
+          </w:p>
+          <w:p>
+            <w:pPr>
+              <w:spacing w:after="120"/>
               <w:jc w:val="both"/>
             </w:pPr>
             <w:r>
               <w:rPr>
                 <w:rFonts w:ascii="Calibri" w:hAnsi="Calibri" w:cs="Arial"/>
-                <w:sz w:val="22"/>
-                <w:szCs w:val="22"/>
-                <w:lang w:eastAsia="es-CL"/>
-              </w:rPr>
-              <w:t xml:space="preserve">Lo que cambió en la práctica es que varias reglas aparecieron recién cuando empezamos a usar el sistema, por ejemplo que un manifiesto de traspaso no cobra o que el peoneta no debe dejar una OT como pagada en la calle. Por eso tuvimos que volver a módulos que creíamos terminados. Para coordinarnos usamos el repositorio de GitHub: cada uno trabajó su parte y juntamos los cambios con un pull request.</w:t>
+                <w:lang w:eastAsia="es-CL"/>
+              </w:rPr>
+              <w:t>Lo que cambió en la práctica es que varias reglas aparecieron recién cuando empezamos a usar el sistema, por ejemplo que un manifiesto de traspaso no cobra o que el peoneta no debe dejar una OT como pagada en la calle. Por eso tuvimos que volver a módulos que creíamos terminados. Para coordinarnos usamos el repositorio de GitHub: cada uno trabajó su parte y juntamos los cambios con un pull request.</w:t>
             </w:r>
           </w:p>
         </w:tc>
@@ -670,30 +655,26 @@
           </w:tcPr>
           <w:p>
             <w:pPr>
-              <w:spacing w:after="120" w:line="259" w:lineRule="auto"/>
+              <w:spacing w:after="120"/>
               <w:jc w:val="both"/>
             </w:pPr>
             <w:r>
               <w:rPr>
                 <w:rFonts w:ascii="Calibri" w:hAnsi="Calibri" w:cs="Arial"/>
-                <w:sz w:val="22"/>
-                <w:szCs w:val="22"/>
-                <w:lang w:eastAsia="es-CL"/>
-              </w:rPr>
-              <w:t xml:space="preserve">Las evidencias que presentamos en este avance son:</w:t>
-            </w:r>
-          </w:p>
-          <w:p>
-            <w:pPr>
-              <w:spacing w:after="120" w:line="259" w:lineRule="auto"/>
+                <w:lang w:eastAsia="es-CL"/>
+              </w:rPr>
+              <w:t>Las evidencias que presentamos en este avance son:</w:t>
+            </w:r>
+          </w:p>
+          <w:p>
+            <w:pPr>
+              <w:spacing w:after="120"/>
               <w:jc w:val="both"/>
             </w:pPr>
             <w:r>
               <w:rPr>
                 <w:rFonts w:ascii="Calibri" w:hAnsi="Calibri" w:cs="Arial"/>
                 <w:b/>
-                <w:sz w:val="22"/>
-                <w:szCs w:val="22"/>
                 <w:lang w:eastAsia="es-CL"/>
               </w:rPr>
               <w:t xml:space="preserve">Código del sistema: </w:t>
@@ -701,24 +682,20 @@
             <w:r>
               <w:rPr>
                 <w:rFonts w:ascii="Calibri" w:hAnsi="Calibri" w:cs="Arial"/>
-                <w:sz w:val="22"/>
-                <w:szCs w:val="22"/>
-                <w:lang w:eastAsia="es-CL"/>
-              </w:rPr>
-              <w:t xml:space="preserve">la API dividida en módulos (FASE 2/avances grupales/backend/src/modules), las vistas de cada rol en React (frontend/src/sistema) y el sitio público con el seguimiento.</w:t>
-            </w:r>
-          </w:p>
-          <w:p>
-            <w:pPr>
-              <w:spacing w:after="120" w:line="259" w:lineRule="auto"/>
+                <w:lang w:eastAsia="es-CL"/>
+              </w:rPr>
+              <w:t>la API dividida en módulos (FASE 2/avances grupales/backend/src/modules), las vistas de cada rol en React (frontend/src/sistema) y el sitio público con el seguimiento.</w:t>
+            </w:r>
+          </w:p>
+          <w:p>
+            <w:pPr>
+              <w:spacing w:after="120"/>
               <w:jc w:val="both"/>
             </w:pPr>
             <w:r>
               <w:rPr>
                 <w:rFonts w:ascii="Calibri" w:hAnsi="Calibri" w:cs="Arial"/>
                 <w:b/>
-                <w:sz w:val="22"/>
-                <w:szCs w:val="22"/>
                 <w:lang w:eastAsia="es-CL"/>
               </w:rPr>
               <w:t xml:space="preserve">Modelo de datos: </w:t>
@@ -726,24 +703,20 @@
             <w:r>
               <w:rPr>
                 <w:rFonts w:ascii="Calibri" w:hAnsi="Calibri" w:cs="Arial"/>
-                <w:sz w:val="22"/>
-                <w:szCs w:val="22"/>
-                <w:lang w:eastAsia="es-CL"/>
-              </w:rPr>
-              <w:t xml:space="preserve">el archivo schema.prisma y la base marexpress_db, con sus claves foráneas y los triggers que controlan el estado de los bultos.</w:t>
-            </w:r>
-          </w:p>
-          <w:p>
-            <w:pPr>
-              <w:spacing w:after="120" w:line="259" w:lineRule="auto"/>
+                <w:lang w:eastAsia="es-CL"/>
+              </w:rPr>
+              <w:t>el archivo schema.prisma y la base marexpress_db, con sus claves foráneas y los triggers que controlan el estado de los bultos.</w:t>
+            </w:r>
+          </w:p>
+          <w:p>
+            <w:pPr>
+              <w:spacing w:after="120"/>
               <w:jc w:val="both"/>
             </w:pPr>
             <w:r>
               <w:rPr>
                 <w:rFonts w:ascii="Calibri" w:hAnsi="Calibri" w:cs="Arial"/>
                 <w:b/>
-                <w:sz w:val="22"/>
-                <w:szCs w:val="22"/>
                 <w:lang w:eastAsia="es-CL"/>
               </w:rPr>
               <w:t xml:space="preserve">Colección de Postman </w:t>
@@ -751,24 +724,20 @@
             <w:r>
               <w:rPr>
                 <w:rFonts w:ascii="Calibri" w:hAnsi="Calibri" w:cs="Arial"/>
-                <w:sz w:val="22"/>
-                <w:szCs w:val="22"/>
-                <w:lang w:eastAsia="es-CL"/>
-              </w:rPr>
-              <w:t xml:space="preserve">(backend/postman): sirve para llamar cada módulo con el rol que corresponde y comprobar que responde bien.</w:t>
-            </w:r>
-          </w:p>
-          <w:p>
-            <w:pPr>
-              <w:spacing w:after="120" w:line="259" w:lineRule="auto"/>
+                <w:lang w:eastAsia="es-CL"/>
+              </w:rPr>
+              <w:t>(backend/postman): sirve para llamar cada módulo con el rol que corresponde y comprobar que responde bien.</w:t>
+            </w:r>
+          </w:p>
+          <w:p>
+            <w:pPr>
+              <w:spacing w:after="120"/>
               <w:jc w:val="both"/>
             </w:pPr>
             <w:r>
               <w:rPr>
                 <w:rFonts w:ascii="Calibri" w:hAnsi="Calibri" w:cs="Arial"/>
                 <w:b/>
-                <w:sz w:val="22"/>
-                <w:szCs w:val="22"/>
                 <w:lang w:eastAsia="es-CL"/>
               </w:rPr>
               <w:t xml:space="preserve">Informes de pruebas, roles y códigos </w:t>
@@ -776,24 +745,20 @@
             <w:r>
               <w:rPr>
                 <w:rFonts w:ascii="Calibri" w:hAnsi="Calibri" w:cs="Arial"/>
-                <w:sz w:val="22"/>
-                <w:szCs w:val="22"/>
-                <w:lang w:eastAsia="es-CL"/>
-              </w:rPr>
-              <w:t xml:space="preserve">(carpeta informes). En las pruebas hicimos 108 comprobaciones contra la API y la base, y las 108 quedaron correctas después de arreglar un error en la entrega del peoneta.</w:t>
-            </w:r>
-          </w:p>
-          <w:p>
-            <w:pPr>
-              <w:spacing w:after="120" w:line="259" w:lineRule="auto"/>
+                <w:lang w:eastAsia="es-CL"/>
+              </w:rPr>
+              <w:t>(carpeta informes). En las pruebas hicimos 108 comprobaciones contra la API y la base, y las 108 quedaron correctas después de arreglar un error en la entrega del peoneta.</w:t>
+            </w:r>
+          </w:p>
+          <w:p>
+            <w:pPr>
+              <w:spacing w:after="120"/>
               <w:jc w:val="both"/>
             </w:pPr>
             <w:r>
               <w:rPr>
                 <w:rFonts w:ascii="Calibri" w:hAnsi="Calibri" w:cs="Arial"/>
                 <w:b/>
-                <w:sz w:val="22"/>
-                <w:szCs w:val="22"/>
                 <w:lang w:eastAsia="es-CL"/>
               </w:rPr>
               <w:t xml:space="preserve">Carta Gantt actualizada al 18 de octubre, </w:t>
@@ -801,26 +766,22 @@
             <w:r>
               <w:rPr>
                 <w:rFonts w:ascii="Calibri" w:hAnsi="Calibri" w:cs="Arial"/>
-                <w:sz w:val="22"/>
-                <w:szCs w:val="22"/>
-                <w:lang w:eastAsia="es-CL"/>
-              </w:rPr>
-              <w:t xml:space="preserve">con el porcentaje real de avance de cada tarea, y el historial de commits en GitHub, donde se ve lo que hizo cada uno.</w:t>
-            </w:r>
-          </w:p>
-          <w:p>
-            <w:pPr>
-              <w:spacing w:after="120" w:line="259" w:lineRule="auto"/>
+                <w:lang w:eastAsia="es-CL"/>
+              </w:rPr>
+              <w:t>con el porcentaje real de avance de cada tarea, y el historial de commits en GitHub, donde se ve lo que hizo cada uno.</w:t>
+            </w:r>
+          </w:p>
+          <w:p>
+            <w:pPr>
+              <w:spacing w:after="120"/>
               <w:jc w:val="both"/>
             </w:pPr>
             <w:r>
               <w:rPr>
                 <w:rFonts w:ascii="Calibri" w:hAnsi="Calibri" w:cs="Arial"/>
-                <w:sz w:val="22"/>
-                <w:szCs w:val="22"/>
-                <w:lang w:eastAsia="es-CL"/>
-              </w:rPr>
-              <w:t xml:space="preserve">Con esto se puede ver el sistema funcionando y no solo descrito. Para cuidar la calidad separamos el sistema en capas y por rol, revisamos los permisos en el backend y no solo en la pantalla, guardamos las contraseñas con hash, pedimos un código por correo para entrar y dejamos que la base de datos bloquee estados que no corresponden (por ejemplo, subir a un camión un bulto que no está en bodega). Lo que nos falta es una batería de pruebas automáticas; por ahora probamos con Postman y revisando las pantallas.</w:t>
+                <w:lang w:eastAsia="es-CL"/>
+              </w:rPr>
+              <w:t>Con esto se puede ver el sistema funcionando y no solo descrito. Para cuidar la calidad separamos el sistema en capas y por rol, revisamos los permisos en el backend y no solo en la pantalla, guardamos las contraseñas con hash, pedimos un código por correo para entrar y dejamos que la base de datos bloquee estados que no corresponden (por ejemplo, subir a un camión un bulto que no está en bodega). Lo que nos falta es una batería de pruebas automáticas; por ahora probamos con Postman y revisando las pantallas.</w:t>
             </w:r>
           </w:p>
         </w:tc>
@@ -898,7 +859,7 @@
                 <w:rFonts w:ascii="Calibri" w:hAnsi="Calibri"/>
                 <w:color w:val="1F3864" w:themeColor="accent1" w:themeShade="80"/>
               </w:rPr>
-              <w:t xml:space="preserve">Examina cuidadosamente tu plan de trabajo, enfocándote especialmente en la columna de estado de avance y ajustes.</w:t>
+              <w:t>Examina cuidadosamente tu plan de trabajo, enfocándote especialmente en la columna de estado de avance y ajustes.</w:t>
             </w:r>
           </w:p>
         </w:tc>
@@ -945,6 +906,7 @@
       <w:tr>
         <w:trPr>
           <w:trHeight w:val="415"/>
+          <w:jc w:val="center"/>
         </w:trPr>
         <w:tc>
           <w:tcPr>
@@ -975,6 +937,7 @@
       <w:tr>
         <w:trPr>
           <w:trHeight w:val="711"/>
+          <w:jc w:val="center"/>
         </w:trPr>
         <w:tc>
           <w:tcPr>
@@ -996,7 +959,7 @@
                 <w:color w:val="1F3864" w:themeColor="accent1" w:themeShade="80"/>
                 <w:sz w:val="18"/>
               </w:rPr>
-              <w:t xml:space="preserve">Competencia o unidades de competencias</w:t>
+              <w:t>Competencia o unidades de competencias</w:t>
             </w:r>
           </w:p>
         </w:tc>
@@ -1181,6 +1144,7 @@
       <w:tr>
         <w:trPr>
           <w:cantSplit/>
+          <w:jc w:val="center"/>
         </w:trPr>
         <w:tc>
           <w:tcPr>
@@ -1188,17 +1152,16 @@
           </w:tcPr>
           <w:p>
             <w:pPr>
-              <w:spacing w:after="120" w:line="259" w:lineRule="auto"/>
-              <w:jc w:val="left"/>
-            </w:pPr>
-            <w:r>
-              <w:rPr>
-                <w:rFonts w:ascii="Calibri" w:hAnsi="Calibri" w:cs="Arial"/>
-                <w:sz w:val="18"/>
-                <w:szCs w:val="18"/>
-                <w:lang w:eastAsia="es-CL"/>
-              </w:rPr>
-              <w:t xml:space="preserve">Competencias 1, 3, 4 y 5</w:t>
+              <w:spacing w:after="120"/>
+            </w:pPr>
+            <w:r>
+              <w:rPr>
+                <w:rFonts w:ascii="Calibri" w:hAnsi="Calibri" w:cs="Arial"/>
+                <w:sz w:val="18"/>
+                <w:szCs w:val="18"/>
+                <w:lang w:eastAsia="es-CL"/>
+              </w:rPr>
+              <w:t>Competencias 1, 3, 4 y 5</w:t>
             </w:r>
           </w:p>
         </w:tc>
@@ -1208,17 +1171,16 @@
           </w:tcPr>
           <w:p>
             <w:pPr>
-              <w:spacing w:after="120" w:line="259" w:lineRule="auto"/>
-              <w:jc w:val="left"/>
-            </w:pPr>
-            <w:r>
-              <w:rPr>
-                <w:rFonts w:ascii="Calibri" w:hAnsi="Calibri" w:cs="Arial"/>
-                <w:sz w:val="18"/>
-                <w:szCs w:val="18"/>
-                <w:lang w:eastAsia="es-CL"/>
-              </w:rPr>
-              <w:t xml:space="preserve">Levantamiento y validación de requerimientos</w:t>
+              <w:spacing w:after="120"/>
+            </w:pPr>
+            <w:r>
+              <w:rPr>
+                <w:rFonts w:ascii="Calibri" w:hAnsi="Calibri" w:cs="Arial"/>
+                <w:sz w:val="18"/>
+                <w:szCs w:val="18"/>
+                <w:lang w:eastAsia="es-CL"/>
+              </w:rPr>
+              <w:t>Levantamiento y validación de requerimientos</w:t>
             </w:r>
           </w:p>
         </w:tc>
@@ -1228,17 +1190,16 @@
           </w:tcPr>
           <w:p>
             <w:pPr>
-              <w:spacing w:after="120" w:line="259" w:lineRule="auto"/>
-              <w:jc w:val="left"/>
-            </w:pPr>
-            <w:r>
-              <w:rPr>
-                <w:rFonts w:ascii="Calibri" w:hAnsi="Calibri" w:cs="Arial"/>
-                <w:sz w:val="18"/>
-                <w:szCs w:val="18"/>
-                <w:lang w:eastAsia="es-CL"/>
-              </w:rPr>
-              <w:t xml:space="preserve">Reuniones, documentación, GitHub</w:t>
+              <w:spacing w:after="120"/>
+            </w:pPr>
+            <w:r>
+              <w:rPr>
+                <w:rFonts w:ascii="Calibri" w:hAnsi="Calibri" w:cs="Arial"/>
+                <w:sz w:val="18"/>
+                <w:szCs w:val="18"/>
+                <w:lang w:eastAsia="es-CL"/>
+              </w:rPr>
+              <w:t>Reuniones, documentación, GitHub</w:t>
             </w:r>
           </w:p>
         </w:tc>
@@ -1248,17 +1209,16 @@
           </w:tcPr>
           <w:p>
             <w:pPr>
-              <w:spacing w:after="120" w:line="259" w:lineRule="auto"/>
-              <w:jc w:val="left"/>
-            </w:pPr>
-            <w:r>
-              <w:rPr>
-                <w:rFonts w:ascii="Calibri" w:hAnsi="Calibri" w:cs="Arial"/>
-                <w:sz w:val="18"/>
-                <w:szCs w:val="18"/>
-                <w:lang w:eastAsia="es-CL"/>
-              </w:rPr>
-              <w:t xml:space="preserve">1 semana</w:t>
+              <w:spacing w:after="120"/>
+            </w:pPr>
+            <w:r>
+              <w:rPr>
+                <w:rFonts w:ascii="Calibri" w:hAnsi="Calibri" w:cs="Arial"/>
+                <w:sz w:val="18"/>
+                <w:szCs w:val="18"/>
+                <w:lang w:eastAsia="es-CL"/>
+              </w:rPr>
+              <w:t>1 semana</w:t>
             </w:r>
           </w:p>
         </w:tc>
@@ -1268,17 +1228,16 @@
           </w:tcPr>
           <w:p>
             <w:pPr>
-              <w:spacing w:after="120" w:line="259" w:lineRule="auto"/>
-              <w:jc w:val="left"/>
-            </w:pPr>
-            <w:r>
-              <w:rPr>
-                <w:rFonts w:ascii="Calibri" w:hAnsi="Calibri" w:cs="Arial"/>
-                <w:sz w:val="18"/>
-                <w:szCs w:val="18"/>
-                <w:lang w:eastAsia="es-CL"/>
-              </w:rPr>
-              <w:t xml:space="preserve">Raúl y Benjamín</w:t>
+              <w:spacing w:after="120"/>
+            </w:pPr>
+            <w:r>
+              <w:rPr>
+                <w:rFonts w:ascii="Calibri" w:hAnsi="Calibri" w:cs="Arial"/>
+                <w:sz w:val="18"/>
+                <w:szCs w:val="18"/>
+                <w:lang w:eastAsia="es-CL"/>
+              </w:rPr>
+              <w:t>Raúl y Benjamín</w:t>
             </w:r>
           </w:p>
         </w:tc>
@@ -1288,17 +1247,16 @@
           </w:tcPr>
           <w:p>
             <w:pPr>
-              <w:spacing w:after="120" w:line="259" w:lineRule="auto"/>
-              <w:jc w:val="left"/>
-            </w:pPr>
-            <w:r>
-              <w:rPr>
-                <w:rFonts w:ascii="Calibri" w:hAnsi="Calibri" w:cs="Arial"/>
-                <w:sz w:val="18"/>
-                <w:szCs w:val="18"/>
-                <w:lang w:eastAsia="es-CL"/>
-              </w:rPr>
-              <w:t xml:space="preserve">Las reglas de cobro se terminaron de aclarar al usar el sistema</w:t>
+              <w:spacing w:after="120"/>
+            </w:pPr>
+            <w:r>
+              <w:rPr>
+                <w:rFonts w:ascii="Calibri" w:hAnsi="Calibri" w:cs="Arial"/>
+                <w:sz w:val="18"/>
+                <w:szCs w:val="18"/>
+                <w:lang w:eastAsia="es-CL"/>
+              </w:rPr>
+              <w:t>Las reglas de cobro se terminaron de aclarar al usar el sistema</w:t>
             </w:r>
           </w:p>
         </w:tc>
@@ -1308,17 +1266,16 @@
           </w:tcPr>
           <w:p>
             <w:pPr>
-              <w:spacing w:after="120" w:line="259" w:lineRule="auto"/>
-              <w:jc w:val="left"/>
-            </w:pPr>
-            <w:r>
-              <w:rPr>
-                <w:rFonts w:ascii="Calibri" w:hAnsi="Calibri" w:cs="Arial"/>
-                <w:sz w:val="18"/>
-                <w:szCs w:val="18"/>
-                <w:lang w:eastAsia="es-CL"/>
-              </w:rPr>
-              <w:t xml:space="preserve">Completado</w:t>
+              <w:spacing w:after="120"/>
+            </w:pPr>
+            <w:r>
+              <w:rPr>
+                <w:rFonts w:ascii="Calibri" w:hAnsi="Calibri" w:cs="Arial"/>
+                <w:sz w:val="18"/>
+                <w:szCs w:val="18"/>
+                <w:lang w:eastAsia="es-CL"/>
+              </w:rPr>
+              <w:t>Completado</w:t>
             </w:r>
           </w:p>
         </w:tc>
@@ -1328,17 +1285,16 @@
           </w:tcPr>
           <w:p>
             <w:pPr>
-              <w:spacing w:after="120" w:line="259" w:lineRule="auto"/>
-              <w:jc w:val="left"/>
-            </w:pPr>
-            <w:r>
-              <w:rPr>
-                <w:rFonts w:ascii="Calibri" w:hAnsi="Calibri" w:cs="Arial"/>
-                <w:sz w:val="18"/>
-                <w:szCs w:val="18"/>
-                <w:lang w:eastAsia="es-CL"/>
-              </w:rPr>
-              <w:t xml:space="preserve">Se agregaron reglas de caja y cuadre</w:t>
+              <w:spacing w:after="120"/>
+            </w:pPr>
+            <w:r>
+              <w:rPr>
+                <w:rFonts w:ascii="Calibri" w:hAnsi="Calibri" w:cs="Arial"/>
+                <w:sz w:val="18"/>
+                <w:szCs w:val="18"/>
+                <w:lang w:eastAsia="es-CL"/>
+              </w:rPr>
+              <w:t>Se agregaron reglas de caja y cuadre</w:t>
             </w:r>
           </w:p>
         </w:tc>
@@ -1346,6 +1302,7 @@
       <w:tr>
         <w:trPr>
           <w:cantSplit/>
+          <w:jc w:val="center"/>
         </w:trPr>
         <w:tc>
           <w:tcPr>
@@ -1353,17 +1310,16 @@
           </w:tcPr>
           <w:p>
             <w:pPr>
-              <w:spacing w:after="120" w:line="259" w:lineRule="auto"/>
-              <w:jc w:val="left"/>
-            </w:pPr>
-            <w:r>
-              <w:rPr>
-                <w:rFonts w:ascii="Calibri" w:hAnsi="Calibri" w:cs="Arial"/>
-                <w:sz w:val="18"/>
-                <w:szCs w:val="18"/>
-                <w:lang w:eastAsia="es-CL"/>
-              </w:rPr>
-              <w:t xml:space="preserve">Competencias 1, 2, 3 y 5</w:t>
+              <w:spacing w:after="120"/>
+            </w:pPr>
+            <w:r>
+              <w:rPr>
+                <w:rFonts w:ascii="Calibri" w:hAnsi="Calibri" w:cs="Arial"/>
+                <w:sz w:val="18"/>
+                <w:szCs w:val="18"/>
+                <w:lang w:eastAsia="es-CL"/>
+              </w:rPr>
+              <w:t>Competencias 1, 2, 3 y 5</w:t>
             </w:r>
           </w:p>
         </w:tc>
@@ -1373,17 +1329,16 @@
           </w:tcPr>
           <w:p>
             <w:pPr>
-              <w:spacing w:after="120" w:line="259" w:lineRule="auto"/>
-              <w:jc w:val="left"/>
-            </w:pPr>
-            <w:r>
-              <w:rPr>
-                <w:rFonts w:ascii="Calibri" w:hAnsi="Calibri" w:cs="Arial"/>
-                <w:sz w:val="18"/>
-                <w:szCs w:val="18"/>
-                <w:lang w:eastAsia="es-CL"/>
-              </w:rPr>
-              <w:t xml:space="preserve">Arquitectura y base de datos</w:t>
+              <w:spacing w:after="120"/>
+            </w:pPr>
+            <w:r>
+              <w:rPr>
+                <w:rFonts w:ascii="Calibri" w:hAnsi="Calibri" w:cs="Arial"/>
+                <w:sz w:val="18"/>
+                <w:szCs w:val="18"/>
+                <w:lang w:eastAsia="es-CL"/>
+              </w:rPr>
+              <w:t>Arquitectura y base de datos</w:t>
             </w:r>
           </w:p>
         </w:tc>
@@ -1393,17 +1348,19 @@
           </w:tcPr>
           <w:p>
             <w:pPr>
-              <w:spacing w:after="120" w:line="259" w:lineRule="auto"/>
-              <w:jc w:val="left"/>
-            </w:pPr>
-            <w:r>
-              <w:rPr>
-                <w:rFonts w:ascii="Calibri" w:hAnsi="Calibri" w:cs="Arial"/>
-                <w:sz w:val="18"/>
-                <w:szCs w:val="18"/>
-                <w:lang w:eastAsia="es-CL"/>
-              </w:rPr>
-              <w:t xml:space="preserve">MySQL, Workbench, Prisma, Node.js</w:t>
+              <w:spacing w:after="120"/>
+              <w:rPr>
+                <w:lang w:val="en-US"/>
+              </w:rPr>
+            </w:pPr>
+            <w:r>
+              <w:rPr>
+                <w:rFonts w:ascii="Calibri" w:hAnsi="Calibri" w:cs="Arial"/>
+                <w:sz w:val="18"/>
+                <w:szCs w:val="18"/>
+                <w:lang w:val="en-US" w:eastAsia="es-CL"/>
+              </w:rPr>
+              <w:t>MySQL, Workbench, Prisma, Node.js</w:t>
             </w:r>
           </w:p>
         </w:tc>
@@ -1413,17 +1370,16 @@
           </w:tcPr>
           <w:p>
             <w:pPr>
-              <w:spacing w:after="120" w:line="259" w:lineRule="auto"/>
-              <w:jc w:val="left"/>
-            </w:pPr>
-            <w:r>
-              <w:rPr>
-                <w:rFonts w:ascii="Calibri" w:hAnsi="Calibri" w:cs="Arial"/>
-                <w:sz w:val="18"/>
-                <w:szCs w:val="18"/>
-                <w:lang w:eastAsia="es-CL"/>
-              </w:rPr>
-              <w:t xml:space="preserve">1 semana</w:t>
+              <w:spacing w:after="120"/>
+            </w:pPr>
+            <w:r>
+              <w:rPr>
+                <w:rFonts w:ascii="Calibri" w:hAnsi="Calibri" w:cs="Arial"/>
+                <w:sz w:val="18"/>
+                <w:szCs w:val="18"/>
+                <w:lang w:eastAsia="es-CL"/>
+              </w:rPr>
+              <w:t>1 semana</w:t>
             </w:r>
           </w:p>
         </w:tc>
@@ -1433,17 +1389,16 @@
           </w:tcPr>
           <w:p>
             <w:pPr>
-              <w:spacing w:after="120" w:line="259" w:lineRule="auto"/>
-              <w:jc w:val="left"/>
-            </w:pPr>
-            <w:r>
-              <w:rPr>
-                <w:rFonts w:ascii="Calibri" w:hAnsi="Calibri" w:cs="Arial"/>
-                <w:sz w:val="18"/>
-                <w:szCs w:val="18"/>
-                <w:lang w:eastAsia="es-CL"/>
-              </w:rPr>
-              <w:t xml:space="preserve">Raúl (revisión de Benjamín)</w:t>
+              <w:spacing w:after="120"/>
+            </w:pPr>
+            <w:r>
+              <w:rPr>
+                <w:rFonts w:ascii="Calibri" w:hAnsi="Calibri" w:cs="Arial"/>
+                <w:sz w:val="18"/>
+                <w:szCs w:val="18"/>
+                <w:lang w:eastAsia="es-CL"/>
+              </w:rPr>
+              <w:t>Raúl (revisión de Benjamín)</w:t>
             </w:r>
           </w:p>
         </w:tc>
@@ -1453,17 +1408,16 @@
           </w:tcPr>
           <w:p>
             <w:pPr>
-              <w:spacing w:after="120" w:line="259" w:lineRule="auto"/>
-              <w:jc w:val="left"/>
-            </w:pPr>
-            <w:r>
-              <w:rPr>
-                <w:rFonts w:ascii="Calibri" w:hAnsi="Calibri" w:cs="Arial"/>
-                <w:sz w:val="18"/>
-                <w:szCs w:val="18"/>
-                <w:lang w:eastAsia="es-CL"/>
-              </w:rPr>
-              <w:t xml:space="preserve">El modelo creció más de lo planeado</w:t>
+              <w:spacing w:after="120"/>
+            </w:pPr>
+            <w:r>
+              <w:rPr>
+                <w:rFonts w:ascii="Calibri" w:hAnsi="Calibri" w:cs="Arial"/>
+                <w:sz w:val="18"/>
+                <w:szCs w:val="18"/>
+                <w:lang w:eastAsia="es-CL"/>
+              </w:rPr>
+              <w:t>El modelo creció más de lo planeado</w:t>
             </w:r>
           </w:p>
         </w:tc>
@@ -1473,17 +1427,16 @@
           </w:tcPr>
           <w:p>
             <w:pPr>
-              <w:spacing w:after="120" w:line="259" w:lineRule="auto"/>
-              <w:jc w:val="left"/>
-            </w:pPr>
-            <w:r>
-              <w:rPr>
-                <w:rFonts w:ascii="Calibri" w:hAnsi="Calibri" w:cs="Arial"/>
-                <w:sz w:val="18"/>
-                <w:szCs w:val="18"/>
-                <w:lang w:eastAsia="es-CL"/>
-              </w:rPr>
-              <w:t xml:space="preserve">Completado</w:t>
+              <w:spacing w:after="120"/>
+            </w:pPr>
+            <w:r>
+              <w:rPr>
+                <w:rFonts w:ascii="Calibri" w:hAnsi="Calibri" w:cs="Arial"/>
+                <w:sz w:val="18"/>
+                <w:szCs w:val="18"/>
+                <w:lang w:eastAsia="es-CL"/>
+              </w:rPr>
+              <w:t>Completado</w:t>
             </w:r>
           </w:p>
         </w:tc>
@@ -1493,17 +1446,16 @@
           </w:tcPr>
           <w:p>
             <w:pPr>
-              <w:spacing w:after="120" w:line="259" w:lineRule="auto"/>
-              <w:jc w:val="left"/>
-            </w:pPr>
-            <w:r>
-              <w:rPr>
-                <w:rFonts w:ascii="Calibri" w:hAnsi="Calibri" w:cs="Arial"/>
-                <w:sz w:val="18"/>
-                <w:szCs w:val="18"/>
-                <w:lang w:eastAsia="es-CL"/>
-              </w:rPr>
-              <w:t xml:space="preserve">Se agregaron tablas de bultos, alertas y cotizaciones</w:t>
+              <w:spacing w:after="120"/>
+            </w:pPr>
+            <w:r>
+              <w:rPr>
+                <w:rFonts w:ascii="Calibri" w:hAnsi="Calibri" w:cs="Arial"/>
+                <w:sz w:val="18"/>
+                <w:szCs w:val="18"/>
+                <w:lang w:eastAsia="es-CL"/>
+              </w:rPr>
+              <w:t>Se agregaron tablas de bultos, alertas y cotizaciones</w:t>
             </w:r>
           </w:p>
         </w:tc>
@@ -1511,6 +1463,7 @@
       <w:tr>
         <w:trPr>
           <w:cantSplit/>
+          <w:jc w:val="center"/>
         </w:trPr>
         <w:tc>
           <w:tcPr>
@@ -1518,17 +1471,16 @@
           </w:tcPr>
           <w:p>
             <w:pPr>
-              <w:spacing w:after="120" w:line="259" w:lineRule="auto"/>
-              <w:jc w:val="left"/>
-            </w:pPr>
-            <w:r>
-              <w:rPr>
-                <w:rFonts w:ascii="Calibri" w:hAnsi="Calibri" w:cs="Arial"/>
-                <w:sz w:val="18"/>
-                <w:szCs w:val="18"/>
-                <w:lang w:eastAsia="es-CL"/>
-              </w:rPr>
-              <w:t xml:space="preserve">Competencias 1, 2 y 5</w:t>
+              <w:spacing w:after="120"/>
+            </w:pPr>
+            <w:r>
+              <w:rPr>
+                <w:rFonts w:ascii="Calibri" w:hAnsi="Calibri" w:cs="Arial"/>
+                <w:sz w:val="18"/>
+                <w:szCs w:val="18"/>
+                <w:lang w:eastAsia="es-CL"/>
+              </w:rPr>
+              <w:t>Competencias 1, 2 y 5</w:t>
             </w:r>
           </w:p>
         </w:tc>
@@ -1538,17 +1490,16 @@
           </w:tcPr>
           <w:p>
             <w:pPr>
-              <w:spacing w:after="120" w:line="259" w:lineRule="auto"/>
-              <w:jc w:val="left"/>
-            </w:pPr>
-            <w:r>
-              <w:rPr>
-                <w:rFonts w:ascii="Calibri" w:hAnsi="Calibri" w:cs="Arial"/>
-                <w:sz w:val="18"/>
-                <w:szCs w:val="18"/>
-                <w:lang w:eastAsia="es-CL"/>
-              </w:rPr>
-              <w:t xml:space="preserve">Prototipos, interfaz y navegación</w:t>
+              <w:spacing w:after="120"/>
+            </w:pPr>
+            <w:r>
+              <w:rPr>
+                <w:rFonts w:ascii="Calibri" w:hAnsi="Calibri" w:cs="Arial"/>
+                <w:sz w:val="18"/>
+                <w:szCs w:val="18"/>
+                <w:lang w:eastAsia="es-CL"/>
+              </w:rPr>
+              <w:t>Prototipos, interfaz y navegación</w:t>
             </w:r>
           </w:p>
         </w:tc>
@@ -1558,17 +1509,16 @@
           </w:tcPr>
           <w:p>
             <w:pPr>
-              <w:spacing w:after="120" w:line="259" w:lineRule="auto"/>
-              <w:jc w:val="left"/>
-            </w:pPr>
-            <w:r>
-              <w:rPr>
-                <w:rFonts w:ascii="Calibri" w:hAnsi="Calibri" w:cs="Arial"/>
-                <w:sz w:val="18"/>
-                <w:szCs w:val="18"/>
-                <w:lang w:eastAsia="es-CL"/>
-              </w:rPr>
-              <w:t xml:space="preserve">HTML, CSS, React, Tailwind</w:t>
+              <w:spacing w:after="120"/>
+            </w:pPr>
+            <w:r>
+              <w:rPr>
+                <w:rFonts w:ascii="Calibri" w:hAnsi="Calibri" w:cs="Arial"/>
+                <w:sz w:val="18"/>
+                <w:szCs w:val="18"/>
+                <w:lang w:eastAsia="es-CL"/>
+              </w:rPr>
+              <w:t>HTML, CSS, React, Tailwind</w:t>
             </w:r>
           </w:p>
         </w:tc>
@@ -1578,17 +1528,16 @@
           </w:tcPr>
           <w:p>
             <w:pPr>
-              <w:spacing w:after="120" w:line="259" w:lineRule="auto"/>
-              <w:jc w:val="left"/>
-            </w:pPr>
-            <w:r>
-              <w:rPr>
-                <w:rFonts w:ascii="Calibri" w:hAnsi="Calibri" w:cs="Arial"/>
-                <w:sz w:val="18"/>
-                <w:szCs w:val="18"/>
-                <w:lang w:eastAsia="es-CL"/>
-              </w:rPr>
-              <w:t xml:space="preserve">1 semana</w:t>
+              <w:spacing w:after="120"/>
+            </w:pPr>
+            <w:r>
+              <w:rPr>
+                <w:rFonts w:ascii="Calibri" w:hAnsi="Calibri" w:cs="Arial"/>
+                <w:sz w:val="18"/>
+                <w:szCs w:val="18"/>
+                <w:lang w:eastAsia="es-CL"/>
+              </w:rPr>
+              <w:t>1 semana</w:t>
             </w:r>
           </w:p>
         </w:tc>
@@ -1598,17 +1547,16 @@
           </w:tcPr>
           <w:p>
             <w:pPr>
-              <w:spacing w:after="120" w:line="259" w:lineRule="auto"/>
-              <w:jc w:val="left"/>
-            </w:pPr>
-            <w:r>
-              <w:rPr>
-                <w:rFonts w:ascii="Calibri" w:hAnsi="Calibri" w:cs="Arial"/>
-                <w:sz w:val="18"/>
-                <w:szCs w:val="18"/>
-                <w:lang w:eastAsia="es-CL"/>
-              </w:rPr>
-              <w:t xml:space="preserve">Benjamín (apoyo de Raúl)</w:t>
+              <w:spacing w:after="120"/>
+            </w:pPr>
+            <w:r>
+              <w:rPr>
+                <w:rFonts w:ascii="Calibri" w:hAnsi="Calibri" w:cs="Arial"/>
+                <w:sz w:val="18"/>
+                <w:szCs w:val="18"/>
+                <w:lang w:eastAsia="es-CL"/>
+              </w:rPr>
+              <w:t>Benjamín (apoyo de Raúl)</w:t>
             </w:r>
           </w:p>
         </w:tc>
@@ -1618,17 +1566,16 @@
           </w:tcPr>
           <w:p>
             <w:pPr>
-              <w:spacing w:after="120" w:line="259" w:lineRule="auto"/>
-              <w:jc w:val="left"/>
-            </w:pPr>
-            <w:r>
-              <w:rPr>
-                <w:rFonts w:ascii="Calibri" w:hAnsi="Calibri" w:cs="Arial"/>
-                <w:sz w:val="18"/>
-                <w:szCs w:val="18"/>
-                <w:lang w:eastAsia="es-CL"/>
-              </w:rPr>
-              <w:t xml:space="preserve">Primero se hizo un prototipo en HTML para mostrar avances</w:t>
+              <w:spacing w:after="120"/>
+            </w:pPr>
+            <w:r>
+              <w:rPr>
+                <w:rFonts w:ascii="Calibri" w:hAnsi="Calibri" w:cs="Arial"/>
+                <w:sz w:val="18"/>
+                <w:szCs w:val="18"/>
+                <w:lang w:eastAsia="es-CL"/>
+              </w:rPr>
+              <w:t>Primero se hizo un prototipo en HTML para mostrar avances</w:t>
             </w:r>
           </w:p>
         </w:tc>
@@ -1638,17 +1585,16 @@
           </w:tcPr>
           <w:p>
             <w:pPr>
-              <w:spacing w:after="120" w:line="259" w:lineRule="auto"/>
-              <w:jc w:val="left"/>
-            </w:pPr>
-            <w:r>
-              <w:rPr>
-                <w:rFonts w:ascii="Calibri" w:hAnsi="Calibri" w:cs="Arial"/>
-                <w:sz w:val="18"/>
-                <w:szCs w:val="18"/>
-                <w:lang w:eastAsia="es-CL"/>
-              </w:rPr>
-              <w:t xml:space="preserve">Completado</w:t>
+              <w:spacing w:after="120"/>
+            </w:pPr>
+            <w:r>
+              <w:rPr>
+                <w:rFonts w:ascii="Calibri" w:hAnsi="Calibri" w:cs="Arial"/>
+                <w:sz w:val="18"/>
+                <w:szCs w:val="18"/>
+                <w:lang w:eastAsia="es-CL"/>
+              </w:rPr>
+              <w:t>Completado</w:t>
             </w:r>
           </w:p>
         </w:tc>
@@ -1658,17 +1604,16 @@
           </w:tcPr>
           <w:p>
             <w:pPr>
-              <w:spacing w:after="120" w:line="259" w:lineRule="auto"/>
-              <w:jc w:val="left"/>
-            </w:pPr>
-            <w:r>
-              <w:rPr>
-                <w:rFonts w:ascii="Calibri" w:hAnsi="Calibri" w:cs="Arial"/>
-                <w:sz w:val="18"/>
-                <w:szCs w:val="18"/>
-                <w:lang w:eastAsia="es-CL"/>
-              </w:rPr>
-              <w:t xml:space="preserve">Se pasó del prototipo a React</w:t>
+              <w:spacing w:after="120"/>
+            </w:pPr>
+            <w:r>
+              <w:rPr>
+                <w:rFonts w:ascii="Calibri" w:hAnsi="Calibri" w:cs="Arial"/>
+                <w:sz w:val="18"/>
+                <w:szCs w:val="18"/>
+                <w:lang w:eastAsia="es-CL"/>
+              </w:rPr>
+              <w:t>Se pasó del prototipo a React</w:t>
             </w:r>
           </w:p>
         </w:tc>
@@ -1676,6 +1621,7 @@
       <w:tr>
         <w:trPr>
           <w:cantSplit/>
+          <w:jc w:val="center"/>
         </w:trPr>
         <w:tc>
           <w:tcPr>
@@ -1683,17 +1629,16 @@
           </w:tcPr>
           <w:p>
             <w:pPr>
-              <w:spacing w:after="120" w:line="259" w:lineRule="auto"/>
-              <w:jc w:val="left"/>
-            </w:pPr>
-            <w:r>
-              <w:rPr>
-                <w:rFonts w:ascii="Calibri" w:hAnsi="Calibri" w:cs="Arial"/>
-                <w:sz w:val="18"/>
-                <w:szCs w:val="18"/>
-                <w:lang w:eastAsia="es-CL"/>
-              </w:rPr>
-              <w:t xml:space="preserve">Competencias 1, 2 y 5</w:t>
+              <w:spacing w:after="120"/>
+            </w:pPr>
+            <w:r>
+              <w:rPr>
+                <w:rFonts w:ascii="Calibri" w:hAnsi="Calibri" w:cs="Arial"/>
+                <w:sz w:val="18"/>
+                <w:szCs w:val="18"/>
+                <w:lang w:eastAsia="es-CL"/>
+              </w:rPr>
+              <w:t>Competencias 1, 2 y 5</w:t>
             </w:r>
           </w:p>
         </w:tc>
@@ -1703,17 +1648,16 @@
           </w:tcPr>
           <w:p>
             <w:pPr>
-              <w:spacing w:after="120" w:line="259" w:lineRule="auto"/>
-              <w:jc w:val="left"/>
-            </w:pPr>
-            <w:r>
-              <w:rPr>
-                <w:rFonts w:ascii="Calibri" w:hAnsi="Calibri" w:cs="Arial"/>
-                <w:sz w:val="18"/>
-                <w:szCs w:val="18"/>
-                <w:lang w:eastAsia="es-CL"/>
-              </w:rPr>
-              <w:t xml:space="preserve">Autenticación y maestros</w:t>
+              <w:spacing w:after="120"/>
+            </w:pPr>
+            <w:r>
+              <w:rPr>
+                <w:rFonts w:ascii="Calibri" w:hAnsi="Calibri" w:cs="Arial"/>
+                <w:sz w:val="18"/>
+                <w:szCs w:val="18"/>
+                <w:lang w:eastAsia="es-CL"/>
+              </w:rPr>
+              <w:t>Autenticación y maestros</w:t>
             </w:r>
           </w:p>
         </w:tc>
@@ -1723,17 +1667,16 @@
           </w:tcPr>
           <w:p>
             <w:pPr>
-              <w:spacing w:after="120" w:line="259" w:lineRule="auto"/>
-              <w:jc w:val="left"/>
-            </w:pPr>
-            <w:r>
-              <w:rPr>
-                <w:rFonts w:ascii="Calibri" w:hAnsi="Calibri" w:cs="Arial"/>
-                <w:sz w:val="18"/>
-                <w:szCs w:val="18"/>
-                <w:lang w:eastAsia="es-CL"/>
-              </w:rPr>
-              <w:t xml:space="preserve">Node.js, Prisma, MySQL, React</w:t>
+              <w:spacing w:after="120"/>
+            </w:pPr>
+            <w:r>
+              <w:rPr>
+                <w:rFonts w:ascii="Calibri" w:hAnsi="Calibri" w:cs="Arial"/>
+                <w:sz w:val="18"/>
+                <w:szCs w:val="18"/>
+                <w:lang w:eastAsia="es-CL"/>
+              </w:rPr>
+              <w:t>Node.js, Prisma, MySQL, React</w:t>
             </w:r>
           </w:p>
         </w:tc>
@@ -1743,17 +1686,16 @@
           </w:tcPr>
           <w:p>
             <w:pPr>
-              <w:spacing w:after="120" w:line="259" w:lineRule="auto"/>
-              <w:jc w:val="left"/>
-            </w:pPr>
-            <w:r>
-              <w:rPr>
-                <w:rFonts w:ascii="Calibri" w:hAnsi="Calibri" w:cs="Arial"/>
-                <w:sz w:val="18"/>
-                <w:szCs w:val="18"/>
-                <w:lang w:eastAsia="es-CL"/>
-              </w:rPr>
-              <w:t xml:space="preserve">1 semana</w:t>
+              <w:spacing w:after="120"/>
+            </w:pPr>
+            <w:r>
+              <w:rPr>
+                <w:rFonts w:ascii="Calibri" w:hAnsi="Calibri" w:cs="Arial"/>
+                <w:sz w:val="18"/>
+                <w:szCs w:val="18"/>
+                <w:lang w:eastAsia="es-CL"/>
+              </w:rPr>
+              <w:t>1 semana</w:t>
             </w:r>
           </w:p>
         </w:tc>
@@ -1763,17 +1705,16 @@
           </w:tcPr>
           <w:p>
             <w:pPr>
-              <w:spacing w:after="120" w:line="259" w:lineRule="auto"/>
-              <w:jc w:val="left"/>
-            </w:pPr>
-            <w:r>
-              <w:rPr>
-                <w:rFonts w:ascii="Calibri" w:hAnsi="Calibri" w:cs="Arial"/>
-                <w:sz w:val="18"/>
-                <w:szCs w:val="18"/>
-                <w:lang w:eastAsia="es-CL"/>
-              </w:rPr>
-              <w:t xml:space="preserve">Raúl y Benjamín</w:t>
+              <w:spacing w:after="120"/>
+            </w:pPr>
+            <w:r>
+              <w:rPr>
+                <w:rFonts w:ascii="Calibri" w:hAnsi="Calibri" w:cs="Arial"/>
+                <w:sz w:val="18"/>
+                <w:szCs w:val="18"/>
+                <w:lang w:eastAsia="es-CL"/>
+              </w:rPr>
+              <w:t>Raúl y Benjamín</w:t>
             </w:r>
           </w:p>
         </w:tc>
@@ -1783,17 +1724,16 @@
           </w:tcPr>
           <w:p>
             <w:pPr>
-              <w:spacing w:after="120" w:line="259" w:lineRule="auto"/>
-              <w:jc w:val="left"/>
-            </w:pPr>
-            <w:r>
-              <w:rPr>
-                <w:rFonts w:ascii="Calibri" w:hAnsi="Calibri" w:cs="Arial"/>
-                <w:sz w:val="18"/>
-                <w:szCs w:val="18"/>
-                <w:lang w:eastAsia="es-CL"/>
-              </w:rPr>
-              <w:t xml:space="preserve">Sin mayores problemas</w:t>
+              <w:spacing w:after="120"/>
+            </w:pPr>
+            <w:r>
+              <w:rPr>
+                <w:rFonts w:ascii="Calibri" w:hAnsi="Calibri" w:cs="Arial"/>
+                <w:sz w:val="18"/>
+                <w:szCs w:val="18"/>
+                <w:lang w:eastAsia="es-CL"/>
+              </w:rPr>
+              <w:t>Sin mayores problemas</w:t>
             </w:r>
           </w:p>
         </w:tc>
@@ -1803,17 +1743,16 @@
           </w:tcPr>
           <w:p>
             <w:pPr>
-              <w:spacing w:after="120" w:line="259" w:lineRule="auto"/>
-              <w:jc w:val="left"/>
-            </w:pPr>
-            <w:r>
-              <w:rPr>
-                <w:rFonts w:ascii="Calibri" w:hAnsi="Calibri" w:cs="Arial"/>
-                <w:sz w:val="18"/>
-                <w:szCs w:val="18"/>
-                <w:lang w:eastAsia="es-CL"/>
-              </w:rPr>
-              <w:t xml:space="preserve">Completado</w:t>
+              <w:spacing w:after="120"/>
+            </w:pPr>
+            <w:r>
+              <w:rPr>
+                <w:rFonts w:ascii="Calibri" w:hAnsi="Calibri" w:cs="Arial"/>
+                <w:sz w:val="18"/>
+                <w:szCs w:val="18"/>
+                <w:lang w:eastAsia="es-CL"/>
+              </w:rPr>
+              <w:t>Completado</w:t>
             </w:r>
           </w:p>
         </w:tc>
@@ -1823,17 +1762,16 @@
           </w:tcPr>
           <w:p>
             <w:pPr>
-              <w:spacing w:after="120" w:line="259" w:lineRule="auto"/>
-              <w:jc w:val="left"/>
-            </w:pPr>
-            <w:r>
-              <w:rPr>
-                <w:rFonts w:ascii="Calibri" w:hAnsi="Calibri" w:cs="Arial"/>
-                <w:sz w:val="18"/>
-                <w:szCs w:val="18"/>
-                <w:lang w:eastAsia="es-CL"/>
-              </w:rPr>
-              <w:t xml:space="preserve">Se sumó el código de verificación por correo</w:t>
+              <w:spacing w:after="120"/>
+            </w:pPr>
+            <w:r>
+              <w:rPr>
+                <w:rFonts w:ascii="Calibri" w:hAnsi="Calibri" w:cs="Arial"/>
+                <w:sz w:val="18"/>
+                <w:szCs w:val="18"/>
+                <w:lang w:eastAsia="es-CL"/>
+              </w:rPr>
+              <w:t>Se sumó el código de verificación por correo</w:t>
             </w:r>
           </w:p>
         </w:tc>
@@ -1841,6 +1779,7 @@
       <w:tr>
         <w:trPr>
           <w:cantSplit/>
+          <w:jc w:val="center"/>
         </w:trPr>
         <w:tc>
           <w:tcPr>
@@ -1848,17 +1787,16 @@
           </w:tcPr>
           <w:p>
             <w:pPr>
-              <w:spacing w:after="120" w:line="259" w:lineRule="auto"/>
-              <w:jc w:val="left"/>
-            </w:pPr>
-            <w:r>
-              <w:rPr>
-                <w:rFonts w:ascii="Calibri" w:hAnsi="Calibri" w:cs="Arial"/>
-                <w:sz w:val="18"/>
-                <w:szCs w:val="18"/>
-                <w:lang w:eastAsia="es-CL"/>
-              </w:rPr>
-              <w:t xml:space="preserve">Competencias 1, 2, 3 y 5</w:t>
+              <w:spacing w:after="120"/>
+            </w:pPr>
+            <w:r>
+              <w:rPr>
+                <w:rFonts w:ascii="Calibri" w:hAnsi="Calibri" w:cs="Arial"/>
+                <w:sz w:val="18"/>
+                <w:szCs w:val="18"/>
+                <w:lang w:eastAsia="es-CL"/>
+              </w:rPr>
+              <w:t>Competencias 1, 2, 3 y 5</w:t>
             </w:r>
           </w:p>
         </w:tc>
@@ -1868,17 +1806,16 @@
           </w:tcPr>
           <w:p>
             <w:pPr>
-              <w:spacing w:after="120" w:line="259" w:lineRule="auto"/>
-              <w:jc w:val="left"/>
-            </w:pPr>
-            <w:r>
-              <w:rPr>
-                <w:rFonts w:ascii="Calibri" w:hAnsi="Calibri" w:cs="Arial"/>
-                <w:sz w:val="18"/>
-                <w:szCs w:val="18"/>
-                <w:lang w:eastAsia="es-CL"/>
-              </w:rPr>
-              <w:t xml:space="preserve">Módulo de Orden de Transporte</w:t>
+              <w:spacing w:after="120"/>
+            </w:pPr>
+            <w:r>
+              <w:rPr>
+                <w:rFonts w:ascii="Calibri" w:hAnsi="Calibri" w:cs="Arial"/>
+                <w:sz w:val="18"/>
+                <w:szCs w:val="18"/>
+                <w:lang w:eastAsia="es-CL"/>
+              </w:rPr>
+              <w:t>Módulo de Orden de Transporte</w:t>
             </w:r>
           </w:p>
         </w:tc>
@@ -1888,17 +1825,16 @@
           </w:tcPr>
           <w:p>
             <w:pPr>
-              <w:spacing w:after="120" w:line="259" w:lineRule="auto"/>
-              <w:jc w:val="left"/>
-            </w:pPr>
-            <w:r>
-              <w:rPr>
-                <w:rFonts w:ascii="Calibri" w:hAnsi="Calibri" w:cs="Arial"/>
-                <w:sz w:val="18"/>
-                <w:szCs w:val="18"/>
-                <w:lang w:eastAsia="es-CL"/>
-              </w:rPr>
-              <w:t xml:space="preserve">Node.js, Prisma, MySQL, React</w:t>
+              <w:spacing w:after="120"/>
+            </w:pPr>
+            <w:r>
+              <w:rPr>
+                <w:rFonts w:ascii="Calibri" w:hAnsi="Calibri" w:cs="Arial"/>
+                <w:sz w:val="18"/>
+                <w:szCs w:val="18"/>
+                <w:lang w:eastAsia="es-CL"/>
+              </w:rPr>
+              <w:t>Node.js, Prisma, MySQL, React</w:t>
             </w:r>
           </w:p>
         </w:tc>
@@ -1908,17 +1844,16 @@
           </w:tcPr>
           <w:p>
             <w:pPr>
-              <w:spacing w:after="120" w:line="259" w:lineRule="auto"/>
-              <w:jc w:val="left"/>
-            </w:pPr>
-            <w:r>
-              <w:rPr>
-                <w:rFonts w:ascii="Calibri" w:hAnsi="Calibri" w:cs="Arial"/>
-                <w:sz w:val="18"/>
-                <w:szCs w:val="18"/>
-                <w:lang w:eastAsia="es-CL"/>
-              </w:rPr>
-              <w:t xml:space="preserve">2 semanas</w:t>
+              <w:spacing w:after="120"/>
+            </w:pPr>
+            <w:r>
+              <w:rPr>
+                <w:rFonts w:ascii="Calibri" w:hAnsi="Calibri" w:cs="Arial"/>
+                <w:sz w:val="18"/>
+                <w:szCs w:val="18"/>
+                <w:lang w:eastAsia="es-CL"/>
+              </w:rPr>
+              <w:t>2 semanas</w:t>
             </w:r>
           </w:p>
         </w:tc>
@@ -1928,17 +1863,19 @@
           </w:tcPr>
           <w:p>
             <w:pPr>
-              <w:spacing w:after="120" w:line="259" w:lineRule="auto"/>
-              <w:jc w:val="left"/>
-            </w:pPr>
-            <w:r>
-              <w:rPr>
-                <w:rFonts w:ascii="Calibri" w:hAnsi="Calibri" w:cs="Arial"/>
-                <w:sz w:val="18"/>
-                <w:szCs w:val="18"/>
-                <w:lang w:eastAsia="es-CL"/>
-              </w:rPr>
-              <w:t xml:space="preserve">Raúl (backend) y Benjamín (interfaz)</w:t>
+              <w:spacing w:after="120"/>
+              <w:rPr>
+                <w:lang w:val="en-US"/>
+              </w:rPr>
+            </w:pPr>
+            <w:r>
+              <w:rPr>
+                <w:rFonts w:ascii="Calibri" w:hAnsi="Calibri" w:cs="Arial"/>
+                <w:sz w:val="18"/>
+                <w:szCs w:val="18"/>
+                <w:lang w:val="en-US" w:eastAsia="es-CL"/>
+              </w:rPr>
+              <w:t>Raúl (backend) y Benjamín (interfaz)</w:t>
             </w:r>
           </w:p>
         </w:tc>
@@ -1948,17 +1885,16 @@
           </w:tcPr>
           <w:p>
             <w:pPr>
-              <w:spacing w:after="120" w:line="259" w:lineRule="auto"/>
-              <w:jc w:val="left"/>
-            </w:pPr>
-            <w:r>
-              <w:rPr>
-                <w:rFonts w:ascii="Calibri" w:hAnsi="Calibri" w:cs="Arial"/>
-                <w:sz w:val="18"/>
-                <w:szCs w:val="18"/>
-                <w:lang w:eastAsia="es-CL"/>
-              </w:rPr>
-              <w:t xml:space="preserve">El cálculo de tarifas tomó más tiempo</w:t>
+              <w:spacing w:after="120"/>
+            </w:pPr>
+            <w:r>
+              <w:rPr>
+                <w:rFonts w:ascii="Calibri" w:hAnsi="Calibri" w:cs="Arial"/>
+                <w:sz w:val="18"/>
+                <w:szCs w:val="18"/>
+                <w:lang w:eastAsia="es-CL"/>
+              </w:rPr>
+              <w:t>El cálculo de tarifas tomó más tiempo</w:t>
             </w:r>
           </w:p>
         </w:tc>
@@ -1968,17 +1904,16 @@
           </w:tcPr>
           <w:p>
             <w:pPr>
-              <w:spacing w:after="120" w:line="259" w:lineRule="auto"/>
-              <w:jc w:val="left"/>
-            </w:pPr>
-            <w:r>
-              <w:rPr>
-                <w:rFonts w:ascii="Calibri" w:hAnsi="Calibri" w:cs="Arial"/>
-                <w:sz w:val="18"/>
-                <w:szCs w:val="18"/>
-                <w:lang w:eastAsia="es-CL"/>
-              </w:rPr>
-              <w:t xml:space="preserve">Completado</w:t>
+              <w:spacing w:after="120"/>
+            </w:pPr>
+            <w:r>
+              <w:rPr>
+                <w:rFonts w:ascii="Calibri" w:hAnsi="Calibri" w:cs="Arial"/>
+                <w:sz w:val="18"/>
+                <w:szCs w:val="18"/>
+                <w:lang w:eastAsia="es-CL"/>
+              </w:rPr>
+              <w:t>Completado</w:t>
             </w:r>
           </w:p>
         </w:tc>
@@ -1988,17 +1923,16 @@
           </w:tcPr>
           <w:p>
             <w:pPr>
-              <w:spacing w:after="120" w:line="259" w:lineRule="auto"/>
-              <w:jc w:val="left"/>
-            </w:pPr>
-            <w:r>
-              <w:rPr>
-                <w:rFonts w:ascii="Calibri" w:hAnsi="Calibri" w:cs="Arial"/>
-                <w:sz w:val="18"/>
-                <w:szCs w:val="18"/>
-                <w:lang w:eastAsia="es-CL"/>
-              </w:rPr>
-              <w:t xml:space="preserve">Tarifas por ruta y por tramo de peso</w:t>
+              <w:spacing w:after="120"/>
+            </w:pPr>
+            <w:r>
+              <w:rPr>
+                <w:rFonts w:ascii="Calibri" w:hAnsi="Calibri" w:cs="Arial"/>
+                <w:sz w:val="18"/>
+                <w:szCs w:val="18"/>
+                <w:lang w:eastAsia="es-CL"/>
+              </w:rPr>
+              <w:t>Tarifas por ruta y por tramo de peso</w:t>
             </w:r>
           </w:p>
         </w:tc>
@@ -2006,6 +1940,7 @@
       <w:tr>
         <w:trPr>
           <w:cantSplit/>
+          <w:jc w:val="center"/>
         </w:trPr>
         <w:tc>
           <w:tcPr>
@@ -2013,17 +1948,16 @@
           </w:tcPr>
           <w:p>
             <w:pPr>
-              <w:spacing w:after="120" w:line="259" w:lineRule="auto"/>
-              <w:jc w:val="left"/>
-            </w:pPr>
-            <w:r>
-              <w:rPr>
-                <w:rFonts w:ascii="Calibri" w:hAnsi="Calibri" w:cs="Arial"/>
-                <w:sz w:val="18"/>
-                <w:szCs w:val="18"/>
-                <w:lang w:eastAsia="es-CL"/>
-              </w:rPr>
-              <w:t xml:space="preserve">Competencias 1, 2 y 5</w:t>
+              <w:spacing w:after="120"/>
+            </w:pPr>
+            <w:r>
+              <w:rPr>
+                <w:rFonts w:ascii="Calibri" w:hAnsi="Calibri" w:cs="Arial"/>
+                <w:sz w:val="18"/>
+                <w:szCs w:val="18"/>
+                <w:lang w:eastAsia="es-CL"/>
+              </w:rPr>
+              <w:t>Competencias 1, 2 y 5</w:t>
             </w:r>
           </w:p>
         </w:tc>
@@ -2033,17 +1967,16 @@
           </w:tcPr>
           <w:p>
             <w:pPr>
-              <w:spacing w:after="120" w:line="259" w:lineRule="auto"/>
-              <w:jc w:val="left"/>
-            </w:pPr>
-            <w:r>
-              <w:rPr>
-                <w:rFonts w:ascii="Calibri" w:hAnsi="Calibri" w:cs="Arial"/>
-                <w:sz w:val="18"/>
-                <w:szCs w:val="18"/>
-                <w:lang w:eastAsia="es-CL"/>
-              </w:rPr>
-              <w:t xml:space="preserve">Auditoría y recuperación de OT</w:t>
+              <w:spacing w:after="120"/>
+            </w:pPr>
+            <w:r>
+              <w:rPr>
+                <w:rFonts w:ascii="Calibri" w:hAnsi="Calibri" w:cs="Arial"/>
+                <w:sz w:val="18"/>
+                <w:szCs w:val="18"/>
+                <w:lang w:eastAsia="es-CL"/>
+              </w:rPr>
+              <w:t>Auditoría y recuperación de OT</w:t>
             </w:r>
           </w:p>
         </w:tc>
@@ -2053,17 +1986,16 @@
           </w:tcPr>
           <w:p>
             <w:pPr>
-              <w:spacing w:after="120" w:line="259" w:lineRule="auto"/>
-              <w:jc w:val="left"/>
-            </w:pPr>
-            <w:r>
-              <w:rPr>
-                <w:rFonts w:ascii="Calibri" w:hAnsi="Calibri" w:cs="Arial"/>
-                <w:sz w:val="18"/>
-                <w:szCs w:val="18"/>
-                <w:lang w:eastAsia="es-CL"/>
-              </w:rPr>
-              <w:t xml:space="preserve">Node.js, Prisma, MySQL</w:t>
+              <w:spacing w:after="120"/>
+            </w:pPr>
+            <w:r>
+              <w:rPr>
+                <w:rFonts w:ascii="Calibri" w:hAnsi="Calibri" w:cs="Arial"/>
+                <w:sz w:val="18"/>
+                <w:szCs w:val="18"/>
+                <w:lang w:eastAsia="es-CL"/>
+              </w:rPr>
+              <w:t>Node.js, Prisma, MySQL</w:t>
             </w:r>
           </w:p>
         </w:tc>
@@ -2073,17 +2005,16 @@
           </w:tcPr>
           <w:p>
             <w:pPr>
-              <w:spacing w:after="120" w:line="259" w:lineRule="auto"/>
-              <w:jc w:val="left"/>
-            </w:pPr>
-            <w:r>
-              <w:rPr>
-                <w:rFonts w:ascii="Calibri" w:hAnsi="Calibri" w:cs="Arial"/>
-                <w:sz w:val="18"/>
-                <w:szCs w:val="18"/>
-                <w:lang w:eastAsia="es-CL"/>
-              </w:rPr>
-              <w:t xml:space="preserve">1 semana</w:t>
+              <w:spacing w:after="120"/>
+            </w:pPr>
+            <w:r>
+              <w:rPr>
+                <w:rFonts w:ascii="Calibri" w:hAnsi="Calibri" w:cs="Arial"/>
+                <w:sz w:val="18"/>
+                <w:szCs w:val="18"/>
+                <w:lang w:eastAsia="es-CL"/>
+              </w:rPr>
+              <w:t>1 semana</w:t>
             </w:r>
           </w:p>
         </w:tc>
@@ -2093,17 +2024,16 @@
           </w:tcPr>
           <w:p>
             <w:pPr>
-              <w:spacing w:after="120" w:line="259" w:lineRule="auto"/>
-              <w:jc w:val="left"/>
-            </w:pPr>
-            <w:r>
-              <w:rPr>
-                <w:rFonts w:ascii="Calibri" w:hAnsi="Calibri" w:cs="Arial"/>
-                <w:sz w:val="18"/>
-                <w:szCs w:val="18"/>
-                <w:lang w:eastAsia="es-CL"/>
-              </w:rPr>
-              <w:t xml:space="preserve">Raúl (pruebas de Benjamín)</w:t>
+              <w:spacing w:after="120"/>
+            </w:pPr>
+            <w:r>
+              <w:rPr>
+                <w:rFonts w:ascii="Calibri" w:hAnsi="Calibri" w:cs="Arial"/>
+                <w:sz w:val="18"/>
+                <w:szCs w:val="18"/>
+                <w:lang w:eastAsia="es-CL"/>
+              </w:rPr>
+              <w:t>Raúl (pruebas de Benjamín)</w:t>
             </w:r>
           </w:p>
         </w:tc>
@@ -2113,17 +2043,16 @@
           </w:tcPr>
           <w:p>
             <w:pPr>
-              <w:spacing w:after="120" w:line="259" w:lineRule="auto"/>
-              <w:jc w:val="left"/>
-            </w:pPr>
-            <w:r>
-              <w:rPr>
-                <w:rFonts w:ascii="Calibri" w:hAnsi="Calibri" w:cs="Arial"/>
-                <w:sz w:val="18"/>
-                <w:szCs w:val="18"/>
-                <w:lang w:eastAsia="es-CL"/>
-              </w:rPr>
-              <w:t xml:space="preserve">Cada evento de la OT queda con usuario y fecha</w:t>
+              <w:spacing w:after="120"/>
+            </w:pPr>
+            <w:r>
+              <w:rPr>
+                <w:rFonts w:ascii="Calibri" w:hAnsi="Calibri" w:cs="Arial"/>
+                <w:sz w:val="18"/>
+                <w:szCs w:val="18"/>
+                <w:lang w:eastAsia="es-CL"/>
+              </w:rPr>
+              <w:t>Cada evento de la OT queda con usuario y fecha</w:t>
             </w:r>
           </w:p>
         </w:tc>
@@ -2133,17 +2062,16 @@
           </w:tcPr>
           <w:p>
             <w:pPr>
-              <w:spacing w:after="120" w:line="259" w:lineRule="auto"/>
-              <w:jc w:val="left"/>
-            </w:pPr>
-            <w:r>
-              <w:rPr>
-                <w:rFonts w:ascii="Calibri" w:hAnsi="Calibri" w:cs="Arial"/>
-                <w:sz w:val="18"/>
-                <w:szCs w:val="18"/>
-                <w:lang w:eastAsia="es-CL"/>
-              </w:rPr>
-              <w:t xml:space="preserve">Completado</w:t>
+              <w:spacing w:after="120"/>
+            </w:pPr>
+            <w:r>
+              <w:rPr>
+                <w:rFonts w:ascii="Calibri" w:hAnsi="Calibri" w:cs="Arial"/>
+                <w:sz w:val="18"/>
+                <w:szCs w:val="18"/>
+                <w:lang w:eastAsia="es-CL"/>
+              </w:rPr>
+              <w:t>Completado</w:t>
             </w:r>
           </w:p>
         </w:tc>
@@ -2153,17 +2081,16 @@
           </w:tcPr>
           <w:p>
             <w:pPr>
-              <w:spacing w:after="120" w:line="259" w:lineRule="auto"/>
-              <w:jc w:val="left"/>
-            </w:pPr>
-            <w:r>
-              <w:rPr>
-                <w:rFonts w:ascii="Calibri" w:hAnsi="Calibri" w:cs="Arial"/>
-                <w:sz w:val="18"/>
-                <w:szCs w:val="18"/>
-                <w:lang w:eastAsia="es-CL"/>
-              </w:rPr>
-              <w:t xml:space="preserve">Falta guardar el detalle de cada campo editado</w:t>
+              <w:spacing w:after="120"/>
+            </w:pPr>
+            <w:r>
+              <w:rPr>
+                <w:rFonts w:ascii="Calibri" w:hAnsi="Calibri" w:cs="Arial"/>
+                <w:sz w:val="18"/>
+                <w:szCs w:val="18"/>
+                <w:lang w:eastAsia="es-CL"/>
+              </w:rPr>
+              <w:t>Falta guardar el detalle de cada campo editado</w:t>
             </w:r>
           </w:p>
         </w:tc>
@@ -2171,6 +2098,7 @@
       <w:tr>
         <w:trPr>
           <w:cantSplit/>
+          <w:jc w:val="center"/>
         </w:trPr>
         <w:tc>
           <w:tcPr>
@@ -2178,17 +2106,16 @@
           </w:tcPr>
           <w:p>
             <w:pPr>
-              <w:spacing w:after="120" w:line="259" w:lineRule="auto"/>
-              <w:jc w:val="left"/>
-            </w:pPr>
-            <w:r>
-              <w:rPr>
-                <w:rFonts w:ascii="Calibri" w:hAnsi="Calibri" w:cs="Arial"/>
-                <w:sz w:val="18"/>
-                <w:szCs w:val="18"/>
-                <w:lang w:eastAsia="es-CL"/>
-              </w:rPr>
-              <w:t xml:space="preserve">Competencias 1, 2 y 5</w:t>
+              <w:spacing w:after="120"/>
+            </w:pPr>
+            <w:r>
+              <w:rPr>
+                <w:rFonts w:ascii="Calibri" w:hAnsi="Calibri" w:cs="Arial"/>
+                <w:sz w:val="18"/>
+                <w:szCs w:val="18"/>
+                <w:lang w:eastAsia="es-CL"/>
+              </w:rPr>
+              <w:t>Competencias 1, 2 y 5</w:t>
             </w:r>
           </w:p>
         </w:tc>
@@ -2198,17 +2125,16 @@
           </w:tcPr>
           <w:p>
             <w:pPr>
-              <w:spacing w:after="120" w:line="259" w:lineRule="auto"/>
-              <w:jc w:val="left"/>
-            </w:pPr>
-            <w:r>
-              <w:rPr>
-                <w:rFonts w:ascii="Calibri" w:hAnsi="Calibri" w:cs="Arial"/>
-                <w:sz w:val="18"/>
-                <w:szCs w:val="18"/>
-                <w:lang w:eastAsia="es-CL"/>
-              </w:rPr>
-              <w:t xml:space="preserve">Manifiesto y control de carga</w:t>
+              <w:spacing w:after="120"/>
+            </w:pPr>
+            <w:r>
+              <w:rPr>
+                <w:rFonts w:ascii="Calibri" w:hAnsi="Calibri" w:cs="Arial"/>
+                <w:sz w:val="18"/>
+                <w:szCs w:val="18"/>
+                <w:lang w:eastAsia="es-CL"/>
+              </w:rPr>
+              <w:t>Manifiesto y control de carga</w:t>
             </w:r>
           </w:p>
         </w:tc>
@@ -2218,17 +2144,16 @@
           </w:tcPr>
           <w:p>
             <w:pPr>
-              <w:spacing w:after="120" w:line="259" w:lineRule="auto"/>
-              <w:jc w:val="left"/>
-            </w:pPr>
-            <w:r>
-              <w:rPr>
-                <w:rFonts w:ascii="Calibri" w:hAnsi="Calibri" w:cs="Arial"/>
-                <w:sz w:val="18"/>
-                <w:szCs w:val="18"/>
-                <w:lang w:eastAsia="es-CL"/>
-              </w:rPr>
-              <w:t xml:space="preserve">API REST, MySQL, lector de código de barras</w:t>
+              <w:spacing w:after="120"/>
+            </w:pPr>
+            <w:r>
+              <w:rPr>
+                <w:rFonts w:ascii="Calibri" w:hAnsi="Calibri" w:cs="Arial"/>
+                <w:sz w:val="18"/>
+                <w:szCs w:val="18"/>
+                <w:lang w:eastAsia="es-CL"/>
+              </w:rPr>
+              <w:t>API REST, MySQL, lector de código de barras</w:t>
             </w:r>
           </w:p>
         </w:tc>
@@ -2238,17 +2163,16 @@
           </w:tcPr>
           <w:p>
             <w:pPr>
-              <w:spacing w:after="120" w:line="259" w:lineRule="auto"/>
-              <w:jc w:val="left"/>
-            </w:pPr>
-            <w:r>
-              <w:rPr>
-                <w:rFonts w:ascii="Calibri" w:hAnsi="Calibri" w:cs="Arial"/>
-                <w:sz w:val="18"/>
-                <w:szCs w:val="18"/>
-                <w:lang w:eastAsia="es-CL"/>
-              </w:rPr>
-              <w:t xml:space="preserve">2 semanas</w:t>
+              <w:spacing w:after="120"/>
+            </w:pPr>
+            <w:r>
+              <w:rPr>
+                <w:rFonts w:ascii="Calibri" w:hAnsi="Calibri" w:cs="Arial"/>
+                <w:sz w:val="18"/>
+                <w:szCs w:val="18"/>
+                <w:lang w:eastAsia="es-CL"/>
+              </w:rPr>
+              <w:t>2 semanas</w:t>
             </w:r>
           </w:p>
         </w:tc>
@@ -2258,17 +2182,16 @@
           </w:tcPr>
           <w:p>
             <w:pPr>
-              <w:spacing w:after="120" w:line="259" w:lineRule="auto"/>
-              <w:jc w:val="left"/>
-            </w:pPr>
-            <w:r>
-              <w:rPr>
-                <w:rFonts w:ascii="Calibri" w:hAnsi="Calibri" w:cs="Arial"/>
-                <w:sz w:val="18"/>
-                <w:szCs w:val="18"/>
-                <w:lang w:eastAsia="es-CL"/>
-              </w:rPr>
-              <w:t xml:space="preserve">Raúl y Benjamín</w:t>
+              <w:spacing w:after="120"/>
+            </w:pPr>
+            <w:r>
+              <w:rPr>
+                <w:rFonts w:ascii="Calibri" w:hAnsi="Calibri" w:cs="Arial"/>
+                <w:sz w:val="18"/>
+                <w:szCs w:val="18"/>
+                <w:lang w:eastAsia="es-CL"/>
+              </w:rPr>
+              <w:t>Raúl y Benjamín</w:t>
             </w:r>
           </w:p>
         </w:tc>
@@ -2278,17 +2201,16 @@
           </w:tcPr>
           <w:p>
             <w:pPr>
-              <w:spacing w:after="120" w:line="259" w:lineRule="auto"/>
-              <w:jc w:val="left"/>
-            </w:pPr>
-            <w:r>
-              <w:rPr>
-                <w:rFonts w:ascii="Calibri" w:hAnsi="Calibri" w:cs="Arial"/>
-                <w:sz w:val="18"/>
-                <w:szCs w:val="18"/>
-                <w:lang w:eastAsia="es-CL"/>
-              </w:rPr>
-              <w:t xml:space="preserve">Aparecieron dos tipos de viaje</w:t>
+              <w:spacing w:after="120"/>
+            </w:pPr>
+            <w:r>
+              <w:rPr>
+                <w:rFonts w:ascii="Calibri" w:hAnsi="Calibri" w:cs="Arial"/>
+                <w:sz w:val="18"/>
+                <w:szCs w:val="18"/>
+                <w:lang w:eastAsia="es-CL"/>
+              </w:rPr>
+              <w:t>Aparecieron dos tipos de viaje</w:t>
             </w:r>
           </w:p>
         </w:tc>
@@ -2298,17 +2220,16 @@
           </w:tcPr>
           <w:p>
             <w:pPr>
-              <w:spacing w:after="120" w:line="259" w:lineRule="auto"/>
-              <w:jc w:val="left"/>
-            </w:pPr>
-            <w:r>
-              <w:rPr>
-                <w:rFonts w:ascii="Calibri" w:hAnsi="Calibri" w:cs="Arial"/>
-                <w:sz w:val="18"/>
-                <w:szCs w:val="18"/>
-                <w:lang w:eastAsia="es-CL"/>
-              </w:rPr>
-              <w:t xml:space="preserve">Completado</w:t>
+              <w:spacing w:after="120"/>
+            </w:pPr>
+            <w:r>
+              <w:rPr>
+                <w:rFonts w:ascii="Calibri" w:hAnsi="Calibri" w:cs="Arial"/>
+                <w:sz w:val="18"/>
+                <w:szCs w:val="18"/>
+                <w:lang w:eastAsia="es-CL"/>
+              </w:rPr>
+              <w:t>Completado</w:t>
             </w:r>
           </w:p>
         </w:tc>
@@ -2318,17 +2239,16 @@
           </w:tcPr>
           <w:p>
             <w:pPr>
-              <w:spacing w:after="120" w:line="259" w:lineRule="auto"/>
-              <w:jc w:val="left"/>
-            </w:pPr>
-            <w:r>
-              <w:rPr>
-                <w:rFonts w:ascii="Calibri" w:hAnsi="Calibri" w:cs="Arial"/>
-                <w:sz w:val="18"/>
-                <w:szCs w:val="18"/>
-                <w:lang w:eastAsia="es-CL"/>
-              </w:rPr>
-              <w:t xml:space="preserve">Manifiestos de reparto y de traspaso, con PDF</w:t>
+              <w:spacing w:after="120"/>
+            </w:pPr>
+            <w:r>
+              <w:rPr>
+                <w:rFonts w:ascii="Calibri" w:hAnsi="Calibri" w:cs="Arial"/>
+                <w:sz w:val="18"/>
+                <w:szCs w:val="18"/>
+                <w:lang w:eastAsia="es-CL"/>
+              </w:rPr>
+              <w:t>Manifiestos de reparto y de traspaso, con PDF</w:t>
             </w:r>
           </w:p>
         </w:tc>
@@ -2336,6 +2256,7 @@
       <w:tr>
         <w:trPr>
           <w:cantSplit/>
+          <w:jc w:val="center"/>
         </w:trPr>
         <w:tc>
           <w:tcPr>
@@ -2343,17 +2264,16 @@
           </w:tcPr>
           <w:p>
             <w:pPr>
-              <w:spacing w:after="120" w:line="259" w:lineRule="auto"/>
-              <w:jc w:val="left"/>
-            </w:pPr>
-            <w:r>
-              <w:rPr>
-                <w:rFonts w:ascii="Calibri" w:hAnsi="Calibri" w:cs="Arial"/>
-                <w:sz w:val="18"/>
-                <w:szCs w:val="18"/>
-                <w:lang w:eastAsia="es-CL"/>
-              </w:rPr>
-              <w:t xml:space="preserve">Competencias 1, 2 y 5</w:t>
+              <w:spacing w:after="120"/>
+            </w:pPr>
+            <w:r>
+              <w:rPr>
+                <w:rFonts w:ascii="Calibri" w:hAnsi="Calibri" w:cs="Arial"/>
+                <w:sz w:val="18"/>
+                <w:szCs w:val="18"/>
+                <w:lang w:eastAsia="es-CL"/>
+              </w:rPr>
+              <w:t>Competencias 1, 2 y 5</w:t>
             </w:r>
           </w:p>
         </w:tc>
@@ -2363,17 +2283,16 @@
           </w:tcPr>
           <w:p>
             <w:pPr>
-              <w:spacing w:after="120" w:line="259" w:lineRule="auto"/>
-              <w:jc w:val="left"/>
-            </w:pPr>
-            <w:r>
-              <w:rPr>
-                <w:rFonts w:ascii="Calibri" w:hAnsi="Calibri" w:cs="Arial"/>
-                <w:sz w:val="18"/>
-                <w:szCs w:val="18"/>
-                <w:lang w:eastAsia="es-CL"/>
-              </w:rPr>
-              <w:t xml:space="preserve">Portal del cliente (actividad nueva)</w:t>
+              <w:spacing w:after="120"/>
+            </w:pPr>
+            <w:r>
+              <w:rPr>
+                <w:rFonts w:ascii="Calibri" w:hAnsi="Calibri" w:cs="Arial"/>
+                <w:sz w:val="18"/>
+                <w:szCs w:val="18"/>
+                <w:lang w:eastAsia="es-CL"/>
+              </w:rPr>
+              <w:t>Portal del cliente (actividad nueva)</w:t>
             </w:r>
           </w:p>
         </w:tc>
@@ -2383,17 +2302,16 @@
           </w:tcPr>
           <w:p>
             <w:pPr>
-              <w:spacing w:after="120" w:line="259" w:lineRule="auto"/>
-              <w:jc w:val="left"/>
-            </w:pPr>
-            <w:r>
-              <w:rPr>
-                <w:rFonts w:ascii="Calibri" w:hAnsi="Calibri" w:cs="Arial"/>
-                <w:sz w:val="18"/>
-                <w:szCs w:val="18"/>
-                <w:lang w:eastAsia="es-CL"/>
-              </w:rPr>
-              <w:t xml:space="preserve">React, Express, Prisma</w:t>
+              <w:spacing w:after="120"/>
+            </w:pPr>
+            <w:r>
+              <w:rPr>
+                <w:rFonts w:ascii="Calibri" w:hAnsi="Calibri" w:cs="Arial"/>
+                <w:sz w:val="18"/>
+                <w:szCs w:val="18"/>
+                <w:lang w:eastAsia="es-CL"/>
+              </w:rPr>
+              <w:t>React, Express, Prisma</w:t>
             </w:r>
           </w:p>
         </w:tc>
@@ -2403,17 +2321,16 @@
           </w:tcPr>
           <w:p>
             <w:pPr>
-              <w:spacing w:after="120" w:line="259" w:lineRule="auto"/>
-              <w:jc w:val="left"/>
-            </w:pPr>
-            <w:r>
-              <w:rPr>
-                <w:rFonts w:ascii="Calibri" w:hAnsi="Calibri" w:cs="Arial"/>
-                <w:sz w:val="18"/>
-                <w:szCs w:val="18"/>
-                <w:lang w:eastAsia="es-CL"/>
-              </w:rPr>
-              <w:t xml:space="preserve">1 semana</w:t>
+              <w:spacing w:after="120"/>
+            </w:pPr>
+            <w:r>
+              <w:rPr>
+                <w:rFonts w:ascii="Calibri" w:hAnsi="Calibri" w:cs="Arial"/>
+                <w:sz w:val="18"/>
+                <w:szCs w:val="18"/>
+                <w:lang w:eastAsia="es-CL"/>
+              </w:rPr>
+              <w:t>1 semana</w:t>
             </w:r>
           </w:p>
         </w:tc>
@@ -2423,17 +2340,16 @@
           </w:tcPr>
           <w:p>
             <w:pPr>
-              <w:spacing w:after="120" w:line="259" w:lineRule="auto"/>
-              <w:jc w:val="left"/>
-            </w:pPr>
-            <w:r>
-              <w:rPr>
-                <w:rFonts w:ascii="Calibri" w:hAnsi="Calibri" w:cs="Arial"/>
-                <w:sz w:val="18"/>
-                <w:szCs w:val="18"/>
-                <w:lang w:eastAsia="es-CL"/>
-              </w:rPr>
-              <w:t xml:space="preserve">Benjamín</w:t>
+              <w:spacing w:after="120"/>
+            </w:pPr>
+            <w:r>
+              <w:rPr>
+                <w:rFonts w:ascii="Calibri" w:hAnsi="Calibri" w:cs="Arial"/>
+                <w:sz w:val="18"/>
+                <w:szCs w:val="18"/>
+                <w:lang w:eastAsia="es-CL"/>
+              </w:rPr>
+              <w:t>Benjamín</w:t>
             </w:r>
           </w:p>
         </w:tc>
@@ -2443,17 +2359,16 @@
           </w:tcPr>
           <w:p>
             <w:pPr>
-              <w:spacing w:after="120" w:line="259" w:lineRule="auto"/>
-              <w:jc w:val="left"/>
-            </w:pPr>
-            <w:r>
-              <w:rPr>
-                <w:rFonts w:ascii="Calibri" w:hAnsi="Calibri" w:cs="Arial"/>
-                <w:sz w:val="18"/>
-                <w:szCs w:val="18"/>
-                <w:lang w:eastAsia="es-CL"/>
-              </w:rPr>
-              <w:t xml:space="preserve">Surgió al separar lo que puede ver el cliente</w:t>
+              <w:spacing w:after="120"/>
+            </w:pPr>
+            <w:r>
+              <w:rPr>
+                <w:rFonts w:ascii="Calibri" w:hAnsi="Calibri" w:cs="Arial"/>
+                <w:sz w:val="18"/>
+                <w:szCs w:val="18"/>
+                <w:lang w:eastAsia="es-CL"/>
+              </w:rPr>
+              <w:t>Surgió al separar lo que puede ver el cliente</w:t>
             </w:r>
           </w:p>
         </w:tc>
@@ -2463,17 +2378,16 @@
           </w:tcPr>
           <w:p>
             <w:pPr>
-              <w:spacing w:after="120" w:line="259" w:lineRule="auto"/>
-              <w:jc w:val="left"/>
-            </w:pPr>
-            <w:r>
-              <w:rPr>
-                <w:rFonts w:ascii="Calibri" w:hAnsi="Calibri" w:cs="Arial"/>
-                <w:sz w:val="18"/>
-                <w:szCs w:val="18"/>
-                <w:lang w:eastAsia="es-CL"/>
-              </w:rPr>
-              <w:t xml:space="preserve">Completado</w:t>
+              <w:spacing w:after="120"/>
+            </w:pPr>
+            <w:r>
+              <w:rPr>
+                <w:rFonts w:ascii="Calibri" w:hAnsi="Calibri" w:cs="Arial"/>
+                <w:sz w:val="18"/>
+                <w:szCs w:val="18"/>
+                <w:lang w:eastAsia="es-CL"/>
+              </w:rPr>
+              <w:t>Completado</w:t>
             </w:r>
           </w:p>
         </w:tc>
@@ -2483,17 +2397,16 @@
           </w:tcPr>
           <w:p>
             <w:pPr>
-              <w:spacing w:after="120" w:line="259" w:lineRule="auto"/>
-              <w:jc w:val="left"/>
-            </w:pPr>
-            <w:r>
-              <w:rPr>
-                <w:rFonts w:ascii="Calibri" w:hAnsi="Calibri" w:cs="Arial"/>
-                <w:sz w:val="18"/>
-                <w:szCs w:val="18"/>
-                <w:lang w:eastAsia="es-CL"/>
-              </w:rPr>
-              <w:t xml:space="preserve">Se agregó al plan en esta fase</w:t>
+              <w:spacing w:after="120"/>
+            </w:pPr>
+            <w:r>
+              <w:rPr>
+                <w:rFonts w:ascii="Calibri" w:hAnsi="Calibri" w:cs="Arial"/>
+                <w:sz w:val="18"/>
+                <w:szCs w:val="18"/>
+                <w:lang w:eastAsia="es-CL"/>
+              </w:rPr>
+              <w:t>Se agregó al plan en esta fase</w:t>
             </w:r>
           </w:p>
         </w:tc>
@@ -2501,6 +2414,7 @@
       <w:tr>
         <w:trPr>
           <w:cantSplit/>
+          <w:jc w:val="center"/>
         </w:trPr>
         <w:tc>
           <w:tcPr>
@@ -2508,17 +2422,17 @@
           </w:tcPr>
           <w:p>
             <w:pPr>
-              <w:spacing w:after="120" w:line="259" w:lineRule="auto"/>
-              <w:jc w:val="left"/>
-            </w:pPr>
-            <w:r>
-              <w:rPr>
-                <w:rFonts w:ascii="Calibri" w:hAnsi="Calibri" w:cs="Arial"/>
-                <w:sz w:val="18"/>
-                <w:szCs w:val="18"/>
-                <w:lang w:eastAsia="es-CL"/>
-              </w:rPr>
-              <w:t xml:space="preserve">Competencias 1, 2 y 5</w:t>
+              <w:spacing w:after="120"/>
+            </w:pPr>
+            <w:r>
+              <w:rPr>
+                <w:rFonts w:ascii="Calibri" w:hAnsi="Calibri" w:cs="Arial"/>
+                <w:sz w:val="18"/>
+                <w:szCs w:val="18"/>
+                <w:lang w:eastAsia="es-CL"/>
+              </w:rPr>
+              <w:lastRenderedPageBreak/>
+              <w:t>Competencias 1, 2 y 5</w:t>
             </w:r>
           </w:p>
         </w:tc>
@@ -2528,17 +2442,16 @@
           </w:tcPr>
           <w:p>
             <w:pPr>
-              <w:spacing w:after="120" w:line="259" w:lineRule="auto"/>
-              <w:jc w:val="left"/>
-            </w:pPr>
-            <w:r>
-              <w:rPr>
-                <w:rFonts w:ascii="Calibri" w:hAnsi="Calibri" w:cs="Arial"/>
-                <w:sz w:val="18"/>
-                <w:szCs w:val="18"/>
-                <w:lang w:eastAsia="es-CL"/>
-              </w:rPr>
-              <w:t xml:space="preserve">Seguimiento de envíos por la web</w:t>
+              <w:spacing w:after="120"/>
+            </w:pPr>
+            <w:r>
+              <w:rPr>
+                <w:rFonts w:ascii="Calibri" w:hAnsi="Calibri" w:cs="Arial"/>
+                <w:sz w:val="18"/>
+                <w:szCs w:val="18"/>
+                <w:lang w:eastAsia="es-CL"/>
+              </w:rPr>
+              <w:t>Seguimiento de envíos por la web</w:t>
             </w:r>
           </w:p>
         </w:tc>
@@ -2548,17 +2461,16 @@
           </w:tcPr>
           <w:p>
             <w:pPr>
-              <w:spacing w:after="120" w:line="259" w:lineRule="auto"/>
-              <w:jc w:val="left"/>
-            </w:pPr>
-            <w:r>
-              <w:rPr>
-                <w:rFonts w:ascii="Calibri" w:hAnsi="Calibri" w:cs="Arial"/>
-                <w:sz w:val="18"/>
-                <w:szCs w:val="18"/>
-                <w:lang w:eastAsia="es-CL"/>
-              </w:rPr>
-              <w:t xml:space="preserve">React, API REST, MySQL</w:t>
+              <w:spacing w:after="120"/>
+            </w:pPr>
+            <w:r>
+              <w:rPr>
+                <w:rFonts w:ascii="Calibri" w:hAnsi="Calibri" w:cs="Arial"/>
+                <w:sz w:val="18"/>
+                <w:szCs w:val="18"/>
+                <w:lang w:eastAsia="es-CL"/>
+              </w:rPr>
+              <w:t>React, API REST, MySQL</w:t>
             </w:r>
           </w:p>
         </w:tc>
@@ -2568,17 +2480,16 @@
           </w:tcPr>
           <w:p>
             <w:pPr>
-              <w:spacing w:after="120" w:line="259" w:lineRule="auto"/>
-              <w:jc w:val="left"/>
-            </w:pPr>
-            <w:r>
-              <w:rPr>
-                <w:rFonts w:ascii="Calibri" w:hAnsi="Calibri" w:cs="Arial"/>
-                <w:sz w:val="18"/>
-                <w:szCs w:val="18"/>
-                <w:lang w:eastAsia="es-CL"/>
-              </w:rPr>
-              <w:t xml:space="preserve">1 semana</w:t>
+              <w:spacing w:after="120"/>
+            </w:pPr>
+            <w:r>
+              <w:rPr>
+                <w:rFonts w:ascii="Calibri" w:hAnsi="Calibri" w:cs="Arial"/>
+                <w:sz w:val="18"/>
+                <w:szCs w:val="18"/>
+                <w:lang w:eastAsia="es-CL"/>
+              </w:rPr>
+              <w:t>1 semana</w:t>
             </w:r>
           </w:p>
         </w:tc>
@@ -2588,17 +2499,16 @@
           </w:tcPr>
           <w:p>
             <w:pPr>
-              <w:spacing w:after="120" w:line="259" w:lineRule="auto"/>
-              <w:jc w:val="left"/>
-            </w:pPr>
-            <w:r>
-              <w:rPr>
-                <w:rFonts w:ascii="Calibri" w:hAnsi="Calibri" w:cs="Arial"/>
-                <w:sz w:val="18"/>
-                <w:szCs w:val="18"/>
-                <w:lang w:eastAsia="es-CL"/>
-              </w:rPr>
-              <w:t xml:space="preserve">Benjamín (APIs de Raúl)</w:t>
+              <w:spacing w:after="120"/>
+            </w:pPr>
+            <w:r>
+              <w:rPr>
+                <w:rFonts w:ascii="Calibri" w:hAnsi="Calibri" w:cs="Arial"/>
+                <w:sz w:val="18"/>
+                <w:szCs w:val="18"/>
+                <w:lang w:eastAsia="es-CL"/>
+              </w:rPr>
+              <w:t>Benjamín (APIs de Raúl)</w:t>
             </w:r>
           </w:p>
         </w:tc>
@@ -2608,17 +2518,16 @@
           </w:tcPr>
           <w:p>
             <w:pPr>
-              <w:spacing w:after="120" w:line="259" w:lineRule="auto"/>
-              <w:jc w:val="left"/>
-            </w:pPr>
-            <w:r>
-              <w:rPr>
-                <w:rFonts w:ascii="Calibri" w:hAnsi="Calibri" w:cs="Arial"/>
-                <w:sz w:val="18"/>
-                <w:szCs w:val="18"/>
-                <w:lang w:eastAsia="es-CL"/>
-              </w:rPr>
-              <w:t xml:space="preserve">Consulta pública sin datos internos</w:t>
+              <w:spacing w:after="120"/>
+            </w:pPr>
+            <w:r>
+              <w:rPr>
+                <w:rFonts w:ascii="Calibri" w:hAnsi="Calibri" w:cs="Arial"/>
+                <w:sz w:val="18"/>
+                <w:szCs w:val="18"/>
+                <w:lang w:eastAsia="es-CL"/>
+              </w:rPr>
+              <w:t>Consulta pública sin datos internos</w:t>
             </w:r>
           </w:p>
         </w:tc>
@@ -2628,17 +2537,16 @@
           </w:tcPr>
           <w:p>
             <w:pPr>
-              <w:spacing w:after="120" w:line="259" w:lineRule="auto"/>
-              <w:jc w:val="left"/>
-            </w:pPr>
-            <w:r>
-              <w:rPr>
-                <w:rFonts w:ascii="Calibri" w:hAnsi="Calibri" w:cs="Arial"/>
-                <w:sz w:val="18"/>
-                <w:szCs w:val="18"/>
-                <w:lang w:eastAsia="es-CL"/>
-              </w:rPr>
-              <w:t xml:space="preserve">Completado</w:t>
+              <w:spacing w:after="120"/>
+            </w:pPr>
+            <w:r>
+              <w:rPr>
+                <w:rFonts w:ascii="Calibri" w:hAnsi="Calibri" w:cs="Arial"/>
+                <w:sz w:val="18"/>
+                <w:szCs w:val="18"/>
+                <w:lang w:eastAsia="es-CL"/>
+              </w:rPr>
+              <w:t>Completado</w:t>
             </w:r>
           </w:p>
         </w:tc>
@@ -2648,17 +2556,16 @@
           </w:tcPr>
           <w:p>
             <w:pPr>
-              <w:spacing w:after="120" w:line="259" w:lineRule="auto"/>
-              <w:jc w:val="left"/>
-            </w:pPr>
-            <w:r>
-              <w:rPr>
-                <w:rFonts w:ascii="Calibri" w:hAnsi="Calibri" w:cs="Arial"/>
-                <w:sz w:val="18"/>
-                <w:szCs w:val="18"/>
-                <w:lang w:eastAsia="es-CL"/>
-              </w:rPr>
-              <w:t xml:space="preserve">Se busca por OT o por código de bulto</w:t>
+              <w:spacing w:after="120"/>
+            </w:pPr>
+            <w:r>
+              <w:rPr>
+                <w:rFonts w:ascii="Calibri" w:hAnsi="Calibri" w:cs="Arial"/>
+                <w:sz w:val="18"/>
+                <w:szCs w:val="18"/>
+                <w:lang w:eastAsia="es-CL"/>
+              </w:rPr>
+              <w:t>Se busca por OT o por código de bulto</w:t>
             </w:r>
           </w:p>
         </w:tc>
@@ -2666,6 +2573,7 @@
       <w:tr>
         <w:trPr>
           <w:cantSplit/>
+          <w:jc w:val="center"/>
         </w:trPr>
         <w:tc>
           <w:tcPr>
@@ -2673,17 +2581,16 @@
           </w:tcPr>
           <w:p>
             <w:pPr>
-              <w:spacing w:after="120" w:line="259" w:lineRule="auto"/>
-              <w:jc w:val="left"/>
-            </w:pPr>
-            <w:r>
-              <w:rPr>
-                <w:rFonts w:ascii="Calibri" w:hAnsi="Calibri" w:cs="Arial"/>
-                <w:sz w:val="18"/>
-                <w:szCs w:val="18"/>
-                <w:lang w:eastAsia="es-CL"/>
-              </w:rPr>
-              <w:t xml:space="preserve">Competencias 1, 2 y 5</w:t>
+              <w:spacing w:after="120"/>
+            </w:pPr>
+            <w:r>
+              <w:rPr>
+                <w:rFonts w:ascii="Calibri" w:hAnsi="Calibri" w:cs="Arial"/>
+                <w:sz w:val="18"/>
+                <w:szCs w:val="18"/>
+                <w:lang w:eastAsia="es-CL"/>
+              </w:rPr>
+              <w:t>Competencias 1, 2 y 5</w:t>
             </w:r>
           </w:p>
         </w:tc>
@@ -2693,17 +2600,16 @@
           </w:tcPr>
           <w:p>
             <w:pPr>
-              <w:spacing w:after="120" w:line="259" w:lineRule="auto"/>
-              <w:jc w:val="left"/>
-            </w:pPr>
-            <w:r>
-              <w:rPr>
-                <w:rFonts w:ascii="Calibri" w:hAnsi="Calibri" w:cs="Arial"/>
-                <w:sz w:val="18"/>
-                <w:szCs w:val="18"/>
-                <w:lang w:eastAsia="es-CL"/>
-              </w:rPr>
-              <w:t xml:space="preserve">Pagos y alertas</w:t>
+              <w:spacing w:after="120"/>
+            </w:pPr>
+            <w:r>
+              <w:rPr>
+                <w:rFonts w:ascii="Calibri" w:hAnsi="Calibri" w:cs="Arial"/>
+                <w:sz w:val="18"/>
+                <w:szCs w:val="18"/>
+                <w:lang w:eastAsia="es-CL"/>
+              </w:rPr>
+              <w:t>Pagos y alertas</w:t>
             </w:r>
           </w:p>
         </w:tc>
@@ -2713,17 +2619,16 @@
           </w:tcPr>
           <w:p>
             <w:pPr>
-              <w:spacing w:after="120" w:line="259" w:lineRule="auto"/>
-              <w:jc w:val="left"/>
-            </w:pPr>
-            <w:r>
-              <w:rPr>
-                <w:rFonts w:ascii="Calibri" w:hAnsi="Calibri" w:cs="Arial"/>
-                <w:sz w:val="18"/>
-                <w:szCs w:val="18"/>
-                <w:lang w:eastAsia="es-CL"/>
-              </w:rPr>
-              <w:t xml:space="preserve">Node.js, Webpay, MySQL</w:t>
+              <w:spacing w:after="120"/>
+            </w:pPr>
+            <w:r>
+              <w:rPr>
+                <w:rFonts w:ascii="Calibri" w:hAnsi="Calibri" w:cs="Arial"/>
+                <w:sz w:val="18"/>
+                <w:szCs w:val="18"/>
+                <w:lang w:eastAsia="es-CL"/>
+              </w:rPr>
+              <w:t>Node.js, Webpay, MySQL</w:t>
             </w:r>
           </w:p>
         </w:tc>
@@ -2733,17 +2638,16 @@
           </w:tcPr>
           <w:p>
             <w:pPr>
-              <w:spacing w:after="120" w:line="259" w:lineRule="auto"/>
-              <w:jc w:val="left"/>
-            </w:pPr>
-            <w:r>
-              <w:rPr>
-                <w:rFonts w:ascii="Calibri" w:hAnsi="Calibri" w:cs="Arial"/>
-                <w:sz w:val="18"/>
-                <w:szCs w:val="18"/>
-                <w:lang w:eastAsia="es-CL"/>
-              </w:rPr>
-              <w:t xml:space="preserve">1 semana</w:t>
+              <w:spacing w:after="120"/>
+            </w:pPr>
+            <w:r>
+              <w:rPr>
+                <w:rFonts w:ascii="Calibri" w:hAnsi="Calibri" w:cs="Arial"/>
+                <w:sz w:val="18"/>
+                <w:szCs w:val="18"/>
+                <w:lang w:eastAsia="es-CL"/>
+              </w:rPr>
+              <w:t>1 semana</w:t>
             </w:r>
           </w:p>
         </w:tc>
@@ -2753,17 +2657,16 @@
           </w:tcPr>
           <w:p>
             <w:pPr>
-              <w:spacing w:after="120" w:line="259" w:lineRule="auto"/>
-              <w:jc w:val="left"/>
-            </w:pPr>
-            <w:r>
-              <w:rPr>
-                <w:rFonts w:ascii="Calibri" w:hAnsi="Calibri" w:cs="Arial"/>
-                <w:sz w:val="18"/>
-                <w:szCs w:val="18"/>
-                <w:lang w:eastAsia="es-CL"/>
-              </w:rPr>
-              <w:t xml:space="preserve">Raúl (interfaz y pruebas de Benjamín)</w:t>
+              <w:spacing w:after="120"/>
+            </w:pPr>
+            <w:r>
+              <w:rPr>
+                <w:rFonts w:ascii="Calibri" w:hAnsi="Calibri" w:cs="Arial"/>
+                <w:sz w:val="18"/>
+                <w:szCs w:val="18"/>
+                <w:lang w:eastAsia="es-CL"/>
+              </w:rPr>
+              <w:t>Raúl (interfaz y pruebas de Benjamín)</w:t>
             </w:r>
           </w:p>
         </w:tc>
@@ -2773,17 +2676,16 @@
           </w:tcPr>
           <w:p>
             <w:pPr>
-              <w:spacing w:after="120" w:line="259" w:lineRule="auto"/>
-              <w:jc w:val="left"/>
-            </w:pPr>
-            <w:r>
-              <w:rPr>
-                <w:rFonts w:ascii="Calibri" w:hAnsi="Calibri" w:cs="Arial"/>
-                <w:sz w:val="18"/>
-                <w:szCs w:val="18"/>
-                <w:lang w:eastAsia="es-CL"/>
-              </w:rPr>
-              <w:t xml:space="preserve">Webpay solo en ambiente de pruebas</w:t>
+              <w:spacing w:after="120"/>
+            </w:pPr>
+            <w:r>
+              <w:rPr>
+                <w:rFonts w:ascii="Calibri" w:hAnsi="Calibri" w:cs="Arial"/>
+                <w:sz w:val="18"/>
+                <w:szCs w:val="18"/>
+                <w:lang w:eastAsia="es-CL"/>
+              </w:rPr>
+              <w:t>Webpay solo en ambiente de pruebas</w:t>
             </w:r>
           </w:p>
         </w:tc>
@@ -2793,17 +2695,16 @@
           </w:tcPr>
           <w:p>
             <w:pPr>
-              <w:spacing w:after="120" w:line="259" w:lineRule="auto"/>
-              <w:jc w:val="left"/>
-            </w:pPr>
-            <w:r>
-              <w:rPr>
-                <w:rFonts w:ascii="Calibri" w:hAnsi="Calibri" w:cs="Arial"/>
-                <w:sz w:val="18"/>
-                <w:szCs w:val="18"/>
-                <w:lang w:eastAsia="es-CL"/>
-              </w:rPr>
-              <w:t xml:space="preserve">En curso</w:t>
+              <w:spacing w:after="120"/>
+            </w:pPr>
+            <w:r>
+              <w:rPr>
+                <w:rFonts w:ascii="Calibri" w:hAnsi="Calibri" w:cs="Arial"/>
+                <w:sz w:val="18"/>
+                <w:szCs w:val="18"/>
+                <w:lang w:eastAsia="es-CL"/>
+              </w:rPr>
+              <w:t>En curso</w:t>
             </w:r>
           </w:p>
         </w:tc>
@@ -2813,17 +2714,16 @@
           </w:tcPr>
           <w:p>
             <w:pPr>
-              <w:spacing w:after="120" w:line="259" w:lineRule="auto"/>
-              <w:jc w:val="left"/>
-            </w:pPr>
-            <w:r>
-              <w:rPr>
-                <w:rFonts w:ascii="Calibri" w:hAnsi="Calibri" w:cs="Arial"/>
-                <w:sz w:val="18"/>
-                <w:szCs w:val="18"/>
-                <w:lang w:eastAsia="es-CL"/>
-              </w:rPr>
-              <w:t xml:space="preserve">Falta la alerta de morosidad</w:t>
+              <w:spacing w:after="120"/>
+            </w:pPr>
+            <w:r>
+              <w:rPr>
+                <w:rFonts w:ascii="Calibri" w:hAnsi="Calibri" w:cs="Arial"/>
+                <w:sz w:val="18"/>
+                <w:szCs w:val="18"/>
+                <w:lang w:eastAsia="es-CL"/>
+              </w:rPr>
+              <w:t>Falta la alerta de morosidad</w:t>
             </w:r>
           </w:p>
         </w:tc>
@@ -2831,6 +2731,7 @@
       <w:tr>
         <w:trPr>
           <w:cantSplit/>
+          <w:jc w:val="center"/>
         </w:trPr>
         <w:tc>
           <w:tcPr>
@@ -2838,17 +2739,16 @@
           </w:tcPr>
           <w:p>
             <w:pPr>
-              <w:spacing w:after="120" w:line="259" w:lineRule="auto"/>
-              <w:jc w:val="left"/>
-            </w:pPr>
-            <w:r>
-              <w:rPr>
-                <w:rFonts w:ascii="Calibri" w:hAnsi="Calibri" w:cs="Arial"/>
-                <w:sz w:val="18"/>
-                <w:szCs w:val="18"/>
-                <w:lang w:eastAsia="es-CL"/>
-              </w:rPr>
-              <w:t xml:space="preserve">Competencias 1, 2, 4 y 5</w:t>
+              <w:spacing w:after="120"/>
+            </w:pPr>
+            <w:r>
+              <w:rPr>
+                <w:rFonts w:ascii="Calibri" w:hAnsi="Calibri" w:cs="Arial"/>
+                <w:sz w:val="18"/>
+                <w:szCs w:val="18"/>
+                <w:lang w:eastAsia="es-CL"/>
+              </w:rPr>
+              <w:t>Competencias 1, 2, 4 y 5</w:t>
             </w:r>
           </w:p>
         </w:tc>
@@ -2858,17 +2758,16 @@
           </w:tcPr>
           <w:p>
             <w:pPr>
-              <w:spacing w:after="120" w:line="259" w:lineRule="auto"/>
-              <w:jc w:val="left"/>
-            </w:pPr>
-            <w:r>
-              <w:rPr>
-                <w:rFonts w:ascii="Calibri" w:hAnsi="Calibri" w:cs="Arial"/>
-                <w:sz w:val="18"/>
-                <w:szCs w:val="18"/>
-                <w:lang w:eastAsia="es-CL"/>
-              </w:rPr>
-              <w:t xml:space="preserve">Reportes y Machine Learning</w:t>
+              <w:spacing w:after="120"/>
+            </w:pPr>
+            <w:r>
+              <w:rPr>
+                <w:rFonts w:ascii="Calibri" w:hAnsi="Calibri" w:cs="Arial"/>
+                <w:sz w:val="18"/>
+                <w:szCs w:val="18"/>
+                <w:lang w:eastAsia="es-CL"/>
+              </w:rPr>
+              <w:t>Reportes y Machine Learning</w:t>
             </w:r>
           </w:p>
         </w:tc>
@@ -2878,17 +2777,16 @@
           </w:tcPr>
           <w:p>
             <w:pPr>
-              <w:spacing w:after="120" w:line="259" w:lineRule="auto"/>
-              <w:jc w:val="left"/>
-            </w:pPr>
-            <w:r>
-              <w:rPr>
-                <w:rFonts w:ascii="Calibri" w:hAnsi="Calibri" w:cs="Arial"/>
-                <w:sz w:val="18"/>
-                <w:szCs w:val="18"/>
-                <w:lang w:eastAsia="es-CL"/>
-              </w:rPr>
-              <w:t xml:space="preserve">SQL, pandas, scikit-learn</w:t>
+              <w:spacing w:after="120"/>
+            </w:pPr>
+            <w:r>
+              <w:rPr>
+                <w:rFonts w:ascii="Calibri" w:hAnsi="Calibri" w:cs="Arial"/>
+                <w:sz w:val="18"/>
+                <w:szCs w:val="18"/>
+                <w:lang w:eastAsia="es-CL"/>
+              </w:rPr>
+              <w:t>SQL, pandas, scikit-learn</w:t>
             </w:r>
           </w:p>
         </w:tc>
@@ -2898,17 +2796,16 @@
           </w:tcPr>
           <w:p>
             <w:pPr>
-              <w:spacing w:after="120" w:line="259" w:lineRule="auto"/>
-              <w:jc w:val="left"/>
-            </w:pPr>
-            <w:r>
-              <w:rPr>
-                <w:rFonts w:ascii="Calibri" w:hAnsi="Calibri" w:cs="Arial"/>
-                <w:sz w:val="18"/>
-                <w:szCs w:val="18"/>
-                <w:lang w:eastAsia="es-CL"/>
-              </w:rPr>
-              <w:t xml:space="preserve">2 semanas</w:t>
+              <w:spacing w:after="120"/>
+            </w:pPr>
+            <w:r>
+              <w:rPr>
+                <w:rFonts w:ascii="Calibri" w:hAnsi="Calibri" w:cs="Arial"/>
+                <w:sz w:val="18"/>
+                <w:szCs w:val="18"/>
+                <w:lang w:eastAsia="es-CL"/>
+              </w:rPr>
+              <w:t>2 semanas</w:t>
             </w:r>
           </w:p>
         </w:tc>
@@ -2918,17 +2815,16 @@
           </w:tcPr>
           <w:p>
             <w:pPr>
-              <w:spacing w:after="120" w:line="259" w:lineRule="auto"/>
-              <w:jc w:val="left"/>
-            </w:pPr>
-            <w:r>
-              <w:rPr>
-                <w:rFonts w:ascii="Calibri" w:hAnsi="Calibri" w:cs="Arial"/>
-                <w:sz w:val="18"/>
-                <w:szCs w:val="18"/>
-                <w:lang w:eastAsia="es-CL"/>
-              </w:rPr>
-              <w:t xml:space="preserve">Raúl (ML) y Benjamín (reportes)</w:t>
+              <w:spacing w:after="120"/>
+            </w:pPr>
+            <w:r>
+              <w:rPr>
+                <w:rFonts w:ascii="Calibri" w:hAnsi="Calibri" w:cs="Arial"/>
+                <w:sz w:val="18"/>
+                <w:szCs w:val="18"/>
+                <w:lang w:eastAsia="es-CL"/>
+              </w:rPr>
+              <w:t>Raúl (ML) y Benjamín (reportes)</w:t>
             </w:r>
           </w:p>
         </w:tc>
@@ -2938,17 +2834,16 @@
           </w:tcPr>
           <w:p>
             <w:pPr>
-              <w:spacing w:after="120" w:line="259" w:lineRule="auto"/>
-              <w:jc w:val="left"/>
-            </w:pPr>
-            <w:r>
-              <w:rPr>
-                <w:rFonts w:ascii="Calibri" w:hAnsi="Calibri" w:cs="Arial"/>
-                <w:sz w:val="18"/>
-                <w:szCs w:val="18"/>
-                <w:lang w:eastAsia="es-CL"/>
-              </w:rPr>
-              <w:t xml:space="preserve">No hay datos históricos suficientes para ML</w:t>
+              <w:spacing w:after="120"/>
+            </w:pPr>
+            <w:r>
+              <w:rPr>
+                <w:rFonts w:ascii="Calibri" w:hAnsi="Calibri" w:cs="Arial"/>
+                <w:sz w:val="18"/>
+                <w:szCs w:val="18"/>
+                <w:lang w:eastAsia="es-CL"/>
+              </w:rPr>
+              <w:t>No hay datos históricos suficientes para ML</w:t>
             </w:r>
           </w:p>
         </w:tc>
@@ -2958,17 +2853,16 @@
           </w:tcPr>
           <w:p>
             <w:pPr>
-              <w:spacing w:after="120" w:line="259" w:lineRule="auto"/>
-              <w:jc w:val="left"/>
-            </w:pPr>
-            <w:r>
-              <w:rPr>
-                <w:rFonts w:ascii="Calibri" w:hAnsi="Calibri" w:cs="Arial"/>
-                <w:sz w:val="18"/>
-                <w:szCs w:val="18"/>
-                <w:lang w:eastAsia="es-CL"/>
-              </w:rPr>
-              <w:t xml:space="preserve">Ajustada</w:t>
+              <w:spacing w:after="120"/>
+            </w:pPr>
+            <w:r>
+              <w:rPr>
+                <w:rFonts w:ascii="Calibri" w:hAnsi="Calibri" w:cs="Arial"/>
+                <w:sz w:val="18"/>
+                <w:szCs w:val="18"/>
+                <w:lang w:eastAsia="es-CL"/>
+              </w:rPr>
+              <w:t>Ajustada</w:t>
             </w:r>
           </w:p>
         </w:tc>
@@ -2978,17 +2872,16 @@
           </w:tcPr>
           <w:p>
             <w:pPr>
-              <w:spacing w:after="120" w:line="259" w:lineRule="auto"/>
-              <w:jc w:val="left"/>
-            </w:pPr>
-            <w:r>
-              <w:rPr>
-                <w:rFonts w:ascii="Calibri" w:hAnsi="Calibri" w:cs="Arial"/>
-                <w:sz w:val="18"/>
-                <w:szCs w:val="18"/>
-                <w:lang w:eastAsia="es-CL"/>
-              </w:rPr>
-              <w:t xml:space="preserve">Reportes en curso; ML queda fuera de esta entrega</w:t>
+              <w:spacing w:after="120"/>
+            </w:pPr>
+            <w:r>
+              <w:rPr>
+                <w:rFonts w:ascii="Calibri" w:hAnsi="Calibri" w:cs="Arial"/>
+                <w:sz w:val="18"/>
+                <w:szCs w:val="18"/>
+                <w:lang w:eastAsia="es-CL"/>
+              </w:rPr>
+              <w:t>Reportes en curso; ML queda fuera de esta entrega</w:t>
             </w:r>
           </w:p>
         </w:tc>
@@ -2996,6 +2889,7 @@
       <w:tr>
         <w:trPr>
           <w:cantSplit/>
+          <w:jc w:val="center"/>
         </w:trPr>
         <w:tc>
           <w:tcPr>
@@ -3003,17 +2897,16 @@
           </w:tcPr>
           <w:p>
             <w:pPr>
-              <w:spacing w:after="120" w:line="259" w:lineRule="auto"/>
-              <w:jc w:val="left"/>
-            </w:pPr>
-            <w:r>
-              <w:rPr>
-                <w:rFonts w:ascii="Calibri" w:hAnsi="Calibri" w:cs="Arial"/>
-                <w:sz w:val="18"/>
-                <w:szCs w:val="18"/>
-                <w:lang w:eastAsia="es-CL"/>
-              </w:rPr>
-              <w:t xml:space="preserve">Competencias 1, 2, 4 y 5</w:t>
+              <w:spacing w:after="120"/>
+            </w:pPr>
+            <w:r>
+              <w:rPr>
+                <w:rFonts w:ascii="Calibri" w:hAnsi="Calibri" w:cs="Arial"/>
+                <w:sz w:val="18"/>
+                <w:szCs w:val="18"/>
+                <w:lang w:eastAsia="es-CL"/>
+              </w:rPr>
+              <w:t>Competencias 1, 2, 4 y 5</w:t>
             </w:r>
           </w:p>
         </w:tc>
@@ -3023,17 +2916,16 @@
           </w:tcPr>
           <w:p>
             <w:pPr>
-              <w:spacing w:after="120" w:line="259" w:lineRule="auto"/>
-              <w:jc w:val="left"/>
-            </w:pPr>
-            <w:r>
-              <w:rPr>
-                <w:rFonts w:ascii="Calibri" w:hAnsi="Calibri" w:cs="Arial"/>
-                <w:sz w:val="18"/>
-                <w:szCs w:val="18"/>
-                <w:lang w:eastAsia="es-CL"/>
-              </w:rPr>
-              <w:t xml:space="preserve">Pruebas e integración general</w:t>
+              <w:spacing w:after="120"/>
+            </w:pPr>
+            <w:r>
+              <w:rPr>
+                <w:rFonts w:ascii="Calibri" w:hAnsi="Calibri" w:cs="Arial"/>
+                <w:sz w:val="18"/>
+                <w:szCs w:val="18"/>
+                <w:lang w:eastAsia="es-CL"/>
+              </w:rPr>
+              <w:t>Pruebas e integración general</w:t>
             </w:r>
           </w:p>
         </w:tc>
@@ -3043,17 +2935,16 @@
           </w:tcPr>
           <w:p>
             <w:pPr>
-              <w:spacing w:after="120" w:line="259" w:lineRule="auto"/>
-              <w:jc w:val="left"/>
-            </w:pPr>
-            <w:r>
-              <w:rPr>
-                <w:rFonts w:ascii="Calibri" w:hAnsi="Calibri" w:cs="Arial"/>
-                <w:sz w:val="18"/>
-                <w:szCs w:val="18"/>
-                <w:lang w:eastAsia="es-CL"/>
-              </w:rPr>
-              <w:t xml:space="preserve">Postman, GitHub, navegadores</w:t>
+              <w:spacing w:after="120"/>
+            </w:pPr>
+            <w:r>
+              <w:rPr>
+                <w:rFonts w:ascii="Calibri" w:hAnsi="Calibri" w:cs="Arial"/>
+                <w:sz w:val="18"/>
+                <w:szCs w:val="18"/>
+                <w:lang w:eastAsia="es-CL"/>
+              </w:rPr>
+              <w:t>Postman, GitHub, navegadores</w:t>
             </w:r>
           </w:p>
         </w:tc>
@@ -3063,17 +2954,16 @@
           </w:tcPr>
           <w:p>
             <w:pPr>
-              <w:spacing w:after="120" w:line="259" w:lineRule="auto"/>
-              <w:jc w:val="left"/>
-            </w:pPr>
-            <w:r>
-              <w:rPr>
-                <w:rFonts w:ascii="Calibri" w:hAnsi="Calibri" w:cs="Arial"/>
-                <w:sz w:val="18"/>
-                <w:szCs w:val="18"/>
-                <w:lang w:eastAsia="es-CL"/>
-              </w:rPr>
-              <w:t xml:space="preserve">2 semanas</w:t>
+              <w:spacing w:after="120"/>
+            </w:pPr>
+            <w:r>
+              <w:rPr>
+                <w:rFonts w:ascii="Calibri" w:hAnsi="Calibri" w:cs="Arial"/>
+                <w:sz w:val="18"/>
+                <w:szCs w:val="18"/>
+                <w:lang w:eastAsia="es-CL"/>
+              </w:rPr>
+              <w:t>2 semanas</w:t>
             </w:r>
           </w:p>
         </w:tc>
@@ -3083,17 +2973,16 @@
           </w:tcPr>
           <w:p>
             <w:pPr>
-              <w:spacing w:after="120" w:line="259" w:lineRule="auto"/>
-              <w:jc w:val="left"/>
-            </w:pPr>
-            <w:r>
-              <w:rPr>
-                <w:rFonts w:ascii="Calibri" w:hAnsi="Calibri" w:cs="Arial"/>
-                <w:sz w:val="18"/>
-                <w:szCs w:val="18"/>
-                <w:lang w:eastAsia="es-CL"/>
-              </w:rPr>
-              <w:t xml:space="preserve">Raúl y Benjamín</w:t>
+              <w:spacing w:after="120"/>
+            </w:pPr>
+            <w:r>
+              <w:rPr>
+                <w:rFonts w:ascii="Calibri" w:hAnsi="Calibri" w:cs="Arial"/>
+                <w:sz w:val="18"/>
+                <w:szCs w:val="18"/>
+                <w:lang w:eastAsia="es-CL"/>
+              </w:rPr>
+              <w:t>Raúl y Benjamín</w:t>
             </w:r>
           </w:p>
         </w:tc>
@@ -3103,17 +2992,16 @@
           </w:tcPr>
           <w:p>
             <w:pPr>
-              <w:spacing w:after="120" w:line="259" w:lineRule="auto"/>
-              <w:jc w:val="left"/>
-            </w:pPr>
-            <w:r>
-              <w:rPr>
-                <w:rFonts w:ascii="Calibri" w:hAnsi="Calibri" w:cs="Arial"/>
-                <w:sz w:val="18"/>
-                <w:szCs w:val="18"/>
-                <w:lang w:eastAsia="es-CL"/>
-              </w:rPr>
-              <w:t xml:space="preserve">Falta automatizar las pruebas</w:t>
+              <w:spacing w:after="120"/>
+            </w:pPr>
+            <w:r>
+              <w:rPr>
+                <w:rFonts w:ascii="Calibri" w:hAnsi="Calibri" w:cs="Arial"/>
+                <w:sz w:val="18"/>
+                <w:szCs w:val="18"/>
+                <w:lang w:eastAsia="es-CL"/>
+              </w:rPr>
+              <w:t>Falta automatizar las pruebas</w:t>
             </w:r>
           </w:p>
         </w:tc>
@@ -3123,17 +3011,16 @@
           </w:tcPr>
           <w:p>
             <w:pPr>
-              <w:spacing w:after="120" w:line="259" w:lineRule="auto"/>
-              <w:jc w:val="left"/>
-            </w:pPr>
-            <w:r>
-              <w:rPr>
-                <w:rFonts w:ascii="Calibri" w:hAnsi="Calibri" w:cs="Arial"/>
-                <w:sz w:val="18"/>
-                <w:szCs w:val="18"/>
-                <w:lang w:eastAsia="es-CL"/>
-              </w:rPr>
-              <w:t xml:space="preserve">En curso</w:t>
+              <w:spacing w:after="120"/>
+            </w:pPr>
+            <w:r>
+              <w:rPr>
+                <w:rFonts w:ascii="Calibri" w:hAnsi="Calibri" w:cs="Arial"/>
+                <w:sz w:val="18"/>
+                <w:szCs w:val="18"/>
+                <w:lang w:eastAsia="es-CL"/>
+              </w:rPr>
+              <w:t>En curso</w:t>
             </w:r>
           </w:p>
         </w:tc>
@@ -3143,17 +3030,16 @@
           </w:tcPr>
           <w:p>
             <w:pPr>
-              <w:spacing w:after="120" w:line="259" w:lineRule="auto"/>
-              <w:jc w:val="left"/>
-            </w:pPr>
-            <w:r>
-              <w:rPr>
-                <w:rFonts w:ascii="Calibri" w:hAnsi="Calibri" w:cs="Arial"/>
-                <w:sz w:val="18"/>
-                <w:szCs w:val="18"/>
-                <w:lang w:eastAsia="es-CL"/>
-              </w:rPr>
-              <w:t xml:space="preserve">Pruebas con Postman en vez de una suite automática</w:t>
+              <w:spacing w:after="120"/>
+            </w:pPr>
+            <w:r>
+              <w:rPr>
+                <w:rFonts w:ascii="Calibri" w:hAnsi="Calibri" w:cs="Arial"/>
+                <w:sz w:val="18"/>
+                <w:szCs w:val="18"/>
+                <w:lang w:eastAsia="es-CL"/>
+              </w:rPr>
+              <w:t>Pruebas con Postman en vez de una suite automática</w:t>
             </w:r>
           </w:p>
         </w:tc>
@@ -3161,6 +3047,7 @@
       <w:tr>
         <w:trPr>
           <w:cantSplit/>
+          <w:jc w:val="center"/>
         </w:trPr>
         <w:tc>
           <w:tcPr>
@@ -3168,17 +3055,16 @@
           </w:tcPr>
           <w:p>
             <w:pPr>
-              <w:spacing w:after="120" w:line="259" w:lineRule="auto"/>
-              <w:jc w:val="left"/>
-            </w:pPr>
-            <w:r>
-              <w:rPr>
-                <w:rFonts w:ascii="Calibri" w:hAnsi="Calibri" w:cs="Arial"/>
-                <w:sz w:val="18"/>
-                <w:szCs w:val="18"/>
-                <w:lang w:eastAsia="es-CL"/>
-              </w:rPr>
-              <w:t xml:space="preserve">Competencias 1, 4 y 5</w:t>
+              <w:spacing w:after="120"/>
+            </w:pPr>
+            <w:r>
+              <w:rPr>
+                <w:rFonts w:ascii="Calibri" w:hAnsi="Calibri" w:cs="Arial"/>
+                <w:sz w:val="18"/>
+                <w:szCs w:val="18"/>
+                <w:lang w:eastAsia="es-CL"/>
+              </w:rPr>
+              <w:t>Competencias 1, 4 y 5</w:t>
             </w:r>
           </w:p>
         </w:tc>
@@ -3188,17 +3074,16 @@
           </w:tcPr>
           <w:p>
             <w:pPr>
-              <w:spacing w:after="120" w:line="259" w:lineRule="auto"/>
-              <w:jc w:val="left"/>
-            </w:pPr>
-            <w:r>
-              <w:rPr>
-                <w:rFonts w:ascii="Calibri" w:hAnsi="Calibri" w:cs="Arial"/>
-                <w:sz w:val="18"/>
-                <w:szCs w:val="18"/>
-                <w:lang w:eastAsia="es-CL"/>
-              </w:rPr>
-              <w:t xml:space="preserve">Documentación, evidencias y presentación</w:t>
+              <w:spacing w:after="120"/>
+            </w:pPr>
+            <w:r>
+              <w:rPr>
+                <w:rFonts w:ascii="Calibri" w:hAnsi="Calibri" w:cs="Arial"/>
+                <w:sz w:val="18"/>
+                <w:szCs w:val="18"/>
+                <w:lang w:eastAsia="es-CL"/>
+              </w:rPr>
+              <w:t>Documentación, evidencias y presentación</w:t>
             </w:r>
           </w:p>
         </w:tc>
@@ -3208,17 +3093,16 @@
           </w:tcPr>
           <w:p>
             <w:pPr>
-              <w:spacing w:after="120" w:line="259" w:lineRule="auto"/>
-              <w:jc w:val="left"/>
-            </w:pPr>
-            <w:r>
-              <w:rPr>
-                <w:rFonts w:ascii="Calibri" w:hAnsi="Calibri" w:cs="Arial"/>
-                <w:sz w:val="18"/>
-                <w:szCs w:val="18"/>
-                <w:lang w:eastAsia="es-CL"/>
-              </w:rPr>
-              <w:t xml:space="preserve">Word, PowerPoint, GitHub</w:t>
+              <w:spacing w:after="120"/>
+            </w:pPr>
+            <w:r>
+              <w:rPr>
+                <w:rFonts w:ascii="Calibri" w:hAnsi="Calibri" w:cs="Arial"/>
+                <w:sz w:val="18"/>
+                <w:szCs w:val="18"/>
+                <w:lang w:eastAsia="es-CL"/>
+              </w:rPr>
+              <w:t>Word, PowerPoint, GitHub</w:t>
             </w:r>
           </w:p>
         </w:tc>
@@ -3228,17 +3112,16 @@
           </w:tcPr>
           <w:p>
             <w:pPr>
-              <w:spacing w:after="120" w:line="259" w:lineRule="auto"/>
-              <w:jc w:val="left"/>
-            </w:pPr>
-            <w:r>
-              <w:rPr>
-                <w:rFonts w:ascii="Calibri" w:hAnsi="Calibri" w:cs="Arial"/>
-                <w:sz w:val="18"/>
-                <w:szCs w:val="18"/>
-                <w:lang w:eastAsia="es-CL"/>
-              </w:rPr>
-              <w:t xml:space="preserve">2 semanas</w:t>
+              <w:spacing w:after="120"/>
+            </w:pPr>
+            <w:r>
+              <w:rPr>
+                <w:rFonts w:ascii="Calibri" w:hAnsi="Calibri" w:cs="Arial"/>
+                <w:sz w:val="18"/>
+                <w:szCs w:val="18"/>
+                <w:lang w:eastAsia="es-CL"/>
+              </w:rPr>
+              <w:t>2 semanas</w:t>
             </w:r>
           </w:p>
         </w:tc>
@@ -3248,17 +3131,16 @@
           </w:tcPr>
           <w:p>
             <w:pPr>
-              <w:spacing w:after="120" w:line="259" w:lineRule="auto"/>
-              <w:jc w:val="left"/>
-            </w:pPr>
-            <w:r>
-              <w:rPr>
-                <w:rFonts w:ascii="Calibri" w:hAnsi="Calibri" w:cs="Arial"/>
-                <w:sz w:val="18"/>
-                <w:szCs w:val="18"/>
-                <w:lang w:eastAsia="es-CL"/>
-              </w:rPr>
-              <w:t xml:space="preserve">Raúl y Benjamín</w:t>
+              <w:spacing w:after="120"/>
+            </w:pPr>
+            <w:r>
+              <w:rPr>
+                <w:rFonts w:ascii="Calibri" w:hAnsi="Calibri" w:cs="Arial"/>
+                <w:sz w:val="18"/>
+                <w:szCs w:val="18"/>
+                <w:lang w:eastAsia="es-CL"/>
+              </w:rPr>
+              <w:t>Raúl y Benjamín</w:t>
             </w:r>
           </w:p>
         </w:tc>
@@ -3268,17 +3150,16 @@
           </w:tcPr>
           <w:p>
             <w:pPr>
-              <w:spacing w:after="120" w:line="259" w:lineRule="auto"/>
-              <w:jc w:val="left"/>
-            </w:pPr>
-            <w:r>
-              <w:rPr>
-                <w:rFonts w:ascii="Calibri" w:hAnsi="Calibri" w:cs="Arial"/>
-                <w:sz w:val="18"/>
-                <w:szCs w:val="18"/>
-                <w:lang w:eastAsia="es-CL"/>
-              </w:rPr>
-              <w:t xml:space="preserve">Los informes de esta fase ya están</w:t>
+              <w:spacing w:after="120"/>
+            </w:pPr>
+            <w:r>
+              <w:rPr>
+                <w:rFonts w:ascii="Calibri" w:hAnsi="Calibri" w:cs="Arial"/>
+                <w:sz w:val="18"/>
+                <w:szCs w:val="18"/>
+                <w:lang w:eastAsia="es-CL"/>
+              </w:rPr>
+              <w:t>Los informes de esta fase ya están</w:t>
             </w:r>
           </w:p>
         </w:tc>
@@ -3288,17 +3169,16 @@
           </w:tcPr>
           <w:p>
             <w:pPr>
-              <w:spacing w:after="120" w:line="259" w:lineRule="auto"/>
-              <w:jc w:val="left"/>
-            </w:pPr>
-            <w:r>
-              <w:rPr>
-                <w:rFonts w:ascii="Calibri" w:hAnsi="Calibri" w:cs="Arial"/>
-                <w:sz w:val="18"/>
-                <w:szCs w:val="18"/>
-                <w:lang w:eastAsia="es-CL"/>
-              </w:rPr>
-              <w:t xml:space="preserve">En curso</w:t>
+              <w:spacing w:after="120"/>
+            </w:pPr>
+            <w:r>
+              <w:rPr>
+                <w:rFonts w:ascii="Calibri" w:hAnsi="Calibri" w:cs="Arial"/>
+                <w:sz w:val="18"/>
+                <w:szCs w:val="18"/>
+                <w:lang w:eastAsia="es-CL"/>
+              </w:rPr>
+              <w:t>En curso</w:t>
             </w:r>
           </w:p>
         </w:tc>
@@ -3308,17 +3188,16 @@
           </w:tcPr>
           <w:p>
             <w:pPr>
-              <w:spacing w:after="120" w:line="259" w:lineRule="auto"/>
-              <w:jc w:val="left"/>
-            </w:pPr>
-            <w:r>
-              <w:rPr>
-                <w:rFonts w:ascii="Calibri" w:hAnsi="Calibri" w:cs="Arial"/>
-                <w:sz w:val="18"/>
-                <w:szCs w:val="18"/>
-                <w:lang w:eastAsia="es-CL"/>
-              </w:rPr>
-              <w:t xml:space="preserve">Manual de usuario y video quedan para la Fase 3</w:t>
+              <w:spacing w:after="120"/>
+            </w:pPr>
+            <w:r>
+              <w:rPr>
+                <w:rFonts w:ascii="Calibri" w:hAnsi="Calibri" w:cs="Arial"/>
+                <w:sz w:val="18"/>
+                <w:szCs w:val="18"/>
+                <w:lang w:eastAsia="es-CL"/>
+              </w:rPr>
+              <w:t>Manual de usuario y video quedan para la Fase 3</w:t>
             </w:r>
           </w:p>
         </w:tc>
@@ -3407,7 +3286,7 @@
                 <w:rFonts w:ascii="Calibri" w:hAnsi="Calibri"/>
                 <w:color w:val="1F3864" w:themeColor="accent1" w:themeShade="80"/>
               </w:rPr>
-              <w:t xml:space="preserve">Profundiza en las observaciones de tu plan de trabajo. Analiza las actividades planificadas y señala qué aspectos facilitaron u obstaculizaron la ejecución del plan. Plantea cómo abordaste y/o abordarás los obstáculos. Por último, señala los ajustes que realizaste al plan de trabajo a partir de este análisis.</w:t>
+              <w:t>Profundiza en las observaciones de tu plan de trabajo. Analiza las actividades planificadas y señala qué aspectos facilitaron u obstaculizaron la ejecución del plan. Plantea cómo abordaste y/o abordarás los obstáculos. Por último, señala los ajustes que realizaste al plan de trabajo a partir de este análisis.</w:t>
             </w:r>
           </w:p>
         </w:tc>
@@ -3469,7 +3348,7 @@
                 <w:rFonts w:ascii="Calibri" w:hAnsi="Calibri"/>
                 <w:color w:val="1F3864" w:themeColor="accent1" w:themeShade="80"/>
               </w:rPr>
-              <w:t xml:space="preserve">Factores que han facilitado y/o dificultado el desarrollo de mi plan de trabajo</w:t>
+              <w:t>Factores que han facilitado y/o dificultado el desarrollo de mi plan de trabajo</w:t>
             </w:r>
             <w:r>
               <w:rPr>
@@ -3504,15 +3383,13 @@
           </w:p>
           <w:p>
             <w:pPr>
-              <w:spacing w:after="120" w:line="259" w:lineRule="auto"/>
+              <w:spacing w:after="120"/>
               <w:jc w:val="both"/>
             </w:pPr>
             <w:r>
               <w:rPr>
                 <w:rFonts w:ascii="Calibri" w:hAnsi="Calibri" w:cs="Arial"/>
                 <w:b/>
-                <w:sz w:val="22"/>
-                <w:szCs w:val="22"/>
                 <w:lang w:eastAsia="es-CL"/>
               </w:rPr>
               <w:t xml:space="preserve">Lo que nos ayudó: </w:t>
@@ -3520,24 +3397,48 @@
             <w:r>
               <w:rPr>
                 <w:rFonts w:ascii="Calibri" w:hAnsi="Calibri" w:cs="Arial"/>
-                <w:sz w:val="22"/>
-                <w:szCs w:val="22"/>
-                <w:lang w:eastAsia="es-CL"/>
-              </w:rPr>
-              <w:t xml:space="preserve">ya habíamos trabajado juntos antes y desde la Fase 1 teníamos claro cómo repartirnos. Raúl se enfocó más en el backend, la base de datos, los manifiestos y los pagos, y Benjamín en el frontend, el portal del cliente y las pruebas con Postman. Tener todo en un mismo repositorio también ayudó harto, porque no trabajábamos sobre copias distintas. Y probar con casos reales de la operación nos dejó claras las reglas: quién cobra, cuándo se da de baja una OT y qué viaje no cobra.</w:t>
-            </w:r>
-          </w:p>
-          <w:p>
-            <w:pPr>
-              <w:spacing w:after="120" w:line="259" w:lineRule="auto"/>
+                <w:lang w:eastAsia="es-CL"/>
+              </w:rPr>
+              <w:t xml:space="preserve">ya habíamos trabajado juntos antes y desde la Fase 1 teníamos claro cómo repartirnos. Raúl se enfocó más en el backend, la base de datos, los manifiestos y los pagos, y </w:t>
+            </w:r>
+            <w:r>
+              <w:rPr>
+                <w:rFonts w:ascii="Calibri" w:hAnsi="Calibri" w:cs="Arial"/>
+                <w:lang w:eastAsia="es-CL"/>
+              </w:rPr>
+              <w:t>yo (</w:t>
+            </w:r>
+            <w:r>
+              <w:rPr>
+                <w:rFonts w:ascii="Calibri" w:hAnsi="Calibri" w:cs="Arial"/>
+                <w:lang w:eastAsia="es-CL"/>
+              </w:rPr>
+              <w:t>Benjamín</w:t>
+            </w:r>
+            <w:r>
+              <w:rPr>
+                <w:rFonts w:ascii="Calibri" w:hAnsi="Calibri" w:cs="Arial"/>
+                <w:lang w:eastAsia="es-CL"/>
+              </w:rPr>
+              <w:t>)</w:t>
+            </w:r>
+            <w:r>
+              <w:rPr>
+                <w:rFonts w:ascii="Calibri" w:hAnsi="Calibri" w:cs="Arial"/>
+                <w:lang w:eastAsia="es-CL"/>
+              </w:rPr>
+              <w:t xml:space="preserve"> en el frontend, el portal del cliente y las pruebas con Postman. Tener todo en un mismo repositorio también ayudó harto, porque no trabajábamos sobre copias distintas. Y probar con casos reales de la operación nos dejó claras las reglas: quién cobra, cuándo se da de baja una OT y qué viaje no cobra.</w:t>
+            </w:r>
+          </w:p>
+          <w:p>
+            <w:pPr>
+              <w:spacing w:after="120"/>
               <w:jc w:val="both"/>
             </w:pPr>
             <w:r>
               <w:rPr>
                 <w:rFonts w:ascii="Calibri" w:hAnsi="Calibri" w:cs="Arial"/>
                 <w:b/>
-                <w:sz w:val="22"/>
-                <w:szCs w:val="22"/>
                 <w:lang w:eastAsia="es-CL"/>
               </w:rPr>
               <w:t xml:space="preserve">Lo que nos complicó y cómo lo resolvimos: </w:t>
@@ -3545,41 +3446,35 @@
             <w:r>
               <w:rPr>
                 <w:rFonts w:ascii="Calibri" w:hAnsi="Calibri" w:cs="Arial"/>
-                <w:sz w:val="22"/>
-                <w:szCs w:val="22"/>
-                <w:lang w:eastAsia="es-CL"/>
-              </w:rPr>
-              <w:t xml:space="preserve">lo más difícil fue el cobro. La primera versión marcaba la OT como pagada apenas el peoneta la entregaba, y eso no calza con cómo trabaja la oficina, que primero revisa el efectivo o la transferencia. Lo cambiamos: ahora la entrega deja la OT por cuadrar y la oficina la da de baja después, orden por orden.</w:t>
-            </w:r>
-          </w:p>
-          <w:p>
-            <w:pPr>
-              <w:spacing w:after="120" w:line="259" w:lineRule="auto"/>
+                <w:lang w:eastAsia="es-CL"/>
+              </w:rPr>
+              <w:t>lo más difícil fue el cobro. La primera versión marcaba la OT como pagada apenas el peoneta la entregaba, y eso no calza con cómo trabaja la oficina, que primero revisa el efectivo o la transferencia. Lo cambiamos: ahora la entrega deja la OT por cuadrar y la oficina la da de baja después, orden por orden.</w:t>
+            </w:r>
+          </w:p>
+          <w:p>
+            <w:pPr>
+              <w:spacing w:after="120"/>
               <w:jc w:val="both"/>
             </w:pPr>
             <w:r>
               <w:rPr>
                 <w:rFonts w:ascii="Calibri" w:hAnsi="Calibri" w:cs="Arial"/>
-                <w:sz w:val="22"/>
-                <w:szCs w:val="22"/>
-                <w:lang w:eastAsia="es-CL"/>
-              </w:rPr>
-              <w:t xml:space="preserve">También tuvimos que rehacer las pantallas de caja y de manifiestos, porque al principio no mostraban el detalle que la oficina necesita. Ahora se revisa una orden a la vez, con los mismos datos que salen en el PDF del manifiesto.</w:t>
-            </w:r>
-          </w:p>
-          <w:p>
-            <w:pPr>
-              <w:spacing w:after="120" w:line="259" w:lineRule="auto"/>
+                <w:lang w:eastAsia="es-CL"/>
+              </w:rPr>
+              <w:t>También tuvimos que rehacer las pantallas de caja y de manifiestos, porque al principio no mostraban el detalle que la oficina necesita. Ahora se revisa una orden a la vez, con los mismos datos que salen en el PDF del manifiesto.</w:t>
+            </w:r>
+          </w:p>
+          <w:p>
+            <w:pPr>
+              <w:spacing w:after="120"/>
               <w:jc w:val="both"/>
             </w:pPr>
             <w:r>
               <w:rPr>
                 <w:rFonts w:ascii="Calibri" w:hAnsi="Calibri" w:cs="Arial"/>
-                <w:sz w:val="22"/>
-                <w:szCs w:val="22"/>
-                <w:lang w:eastAsia="es-CL"/>
-              </w:rPr>
-              <w:t xml:space="preserve">Otra dificultad fue que algunos cambios en la base de datos no quedaban en el repositorio, y eso hacía difícil levantar el proyecto en otro computador. Lo solucionamos exportando la base y dejando instrucciones para levantar el backend y crear usuarios de prueba. Por último, nos costó ordenarnos con los tiempos; para lo que queda vamos a usar un tablero Kanban con tareas semanales.</w:t>
+                <w:lang w:eastAsia="es-CL"/>
+              </w:rPr>
+              <w:t>Otra dificultad fue que algunos cambios en la base de datos no quedaban en el repositorio, y eso hacía difícil levantar el proyecto en otro computador. Lo solucionamos exportando la base y dejando instrucciones para levantar el backend y crear usuarios de prueba. Por último, nos costó ordenarnos con los tiempos; para lo que queda vamos a usar un tablero Kanban con tareas semanales.</w:t>
             </w:r>
           </w:p>
         </w:tc>
@@ -3640,7 +3535,6 @@
                 <w:rFonts w:ascii="Calibri" w:hAnsi="Calibri"/>
                 <w:color w:val="1F3864" w:themeColor="accent1" w:themeShade="80"/>
               </w:rPr>
-              <w:lastRenderedPageBreak/>
               <w:t xml:space="preserve">Actividades ajustadas o eliminadas: </w:t>
             </w:r>
             <w:r>
@@ -3671,15 +3565,13 @@
           </w:p>
           <w:p>
             <w:pPr>
-              <w:spacing w:after="120" w:line="259" w:lineRule="auto"/>
+              <w:spacing w:after="120"/>
               <w:jc w:val="both"/>
             </w:pPr>
             <w:r>
               <w:rPr>
                 <w:rFonts w:ascii="Calibri" w:hAnsi="Calibri" w:cs="Arial"/>
                 <w:b/>
-                <w:sz w:val="22"/>
-                <w:szCs w:val="22"/>
                 <w:lang w:eastAsia="es-CL"/>
               </w:rPr>
               <w:t xml:space="preserve">Machine Learning: </w:t>
@@ -3687,24 +3579,20 @@
             <w:r>
               <w:rPr>
                 <w:rFonts w:ascii="Calibri" w:hAnsi="Calibri" w:cs="Arial"/>
-                <w:sz w:val="22"/>
-                <w:szCs w:val="22"/>
-                <w:lang w:eastAsia="es-CL"/>
-              </w:rPr>
-              <w:t xml:space="preserve">no se entrega en esta fase. No hay suficiente historial para entrenar un modelo que sirva, y preferimos no presentar un resultado que el sistema no produce. Mientras tanto, la cuenta corriente clasifica clientes con reglas simples.</w:t>
-            </w:r>
-          </w:p>
-          <w:p>
-            <w:pPr>
-              <w:spacing w:after="120" w:line="259" w:lineRule="auto"/>
+                <w:lang w:eastAsia="es-CL"/>
+              </w:rPr>
+              <w:t>no se entrega en esta fase. No hay suficiente historial para entrenar un modelo que sirva, y preferimos no presentar un resultado que el sistema no produce. Mientras tanto, la cuenta corriente clasifica clientes con reglas simples.</w:t>
+            </w:r>
+          </w:p>
+          <w:p>
+            <w:pPr>
+              <w:spacing w:after="120"/>
               <w:jc w:val="both"/>
             </w:pPr>
             <w:r>
               <w:rPr>
                 <w:rFonts w:ascii="Calibri" w:hAnsi="Calibri" w:cs="Arial"/>
                 <w:b/>
-                <w:sz w:val="22"/>
-                <w:szCs w:val="22"/>
                 <w:lang w:eastAsia="es-CL"/>
               </w:rPr>
               <w:t xml:space="preserve">Facturación electrónica: </w:t>
@@ -3712,24 +3600,20 @@
             <w:r>
               <w:rPr>
                 <w:rFonts w:ascii="Calibri" w:hAnsi="Calibri" w:cs="Arial"/>
-                <w:sz w:val="22"/>
-                <w:szCs w:val="22"/>
-                <w:lang w:eastAsia="es-CL"/>
-              </w:rPr>
-              <w:t xml:space="preserve">la sacamos del menú. Ya en la Fase 1 dependía de la autorización del servicio tributario, y no tenía sentido mostrar una opción que no funciona.</w:t>
-            </w:r>
-          </w:p>
-          <w:p>
-            <w:pPr>
-              <w:spacing w:after="120" w:line="259" w:lineRule="auto"/>
+                <w:lang w:eastAsia="es-CL"/>
+              </w:rPr>
+              <w:t>la sacamos del menú. Ya en la Fase 1 dependía de la autorización del servicio tributario, y no tenía sentido mostrar una opción que no funciona.</w:t>
+            </w:r>
+          </w:p>
+          <w:p>
+            <w:pPr>
+              <w:spacing w:after="120"/>
               <w:jc w:val="both"/>
             </w:pPr>
             <w:r>
               <w:rPr>
                 <w:rFonts w:ascii="Calibri" w:hAnsi="Calibri" w:cs="Arial"/>
                 <w:b/>
-                <w:sz w:val="22"/>
-                <w:szCs w:val="22"/>
                 <w:lang w:eastAsia="es-CL"/>
               </w:rPr>
               <w:t xml:space="preserve">Manifiestos: </w:t>
@@ -3737,24 +3621,20 @@
             <w:r>
               <w:rPr>
                 <w:rFonts w:ascii="Calibri" w:hAnsi="Calibri" w:cs="Arial"/>
-                <w:sz w:val="22"/>
-                <w:szCs w:val="22"/>
-                <w:lang w:eastAsia="es-CL"/>
-              </w:rPr>
-              <w:t xml:space="preserve">los dividimos en dos tipos, reparto y traspaso, porque el traspaso entre bodegas no se entrega ni se cobra en la puerta.</w:t>
-            </w:r>
-          </w:p>
-          <w:p>
-            <w:pPr>
-              <w:spacing w:after="120" w:line="259" w:lineRule="auto"/>
+                <w:lang w:eastAsia="es-CL"/>
+              </w:rPr>
+              <w:t>los dividimos en dos tipos, reparto y traspaso, porque el traspaso entre bodegas no se entrega ni se cobra en la puerta.</w:t>
+            </w:r>
+          </w:p>
+          <w:p>
+            <w:pPr>
+              <w:spacing w:after="120"/>
               <w:jc w:val="both"/>
             </w:pPr>
             <w:r>
               <w:rPr>
                 <w:rFonts w:ascii="Calibri" w:hAnsi="Calibri" w:cs="Arial"/>
                 <w:b/>
-                <w:sz w:val="22"/>
-                <w:szCs w:val="22"/>
                 <w:lang w:eastAsia="es-CL"/>
               </w:rPr>
               <w:t xml:space="preserve">Pagos: </w:t>
@@ -3762,24 +3642,20 @@
             <w:r>
               <w:rPr>
                 <w:rFonts w:ascii="Calibri" w:hAnsi="Calibri" w:cs="Arial"/>
-                <w:sz w:val="22"/>
-                <w:szCs w:val="22"/>
-                <w:lang w:eastAsia="es-CL"/>
-              </w:rPr>
-              <w:t xml:space="preserve">agregamos el cuadre del manifiesto, la caja del mesón y la planilla mensual de la cuenta corriente. No estaban en el plan original, pero la operación los necesitaba.</w:t>
-            </w:r>
-          </w:p>
-          <w:p>
-            <w:pPr>
-              <w:spacing w:after="120" w:line="259" w:lineRule="auto"/>
+                <w:lang w:eastAsia="es-CL"/>
+              </w:rPr>
+              <w:t>agregamos el cuadre del manifiesto, la caja del mesón y la planilla mensual de la cuenta corriente. No estaban en el plan original, pero la operación los necesitaba.</w:t>
+            </w:r>
+          </w:p>
+          <w:p>
+            <w:pPr>
+              <w:spacing w:after="120"/>
               <w:jc w:val="both"/>
             </w:pPr>
             <w:r>
               <w:rPr>
                 <w:rFonts w:ascii="Calibri" w:hAnsi="Calibri" w:cs="Arial"/>
                 <w:b/>
-                <w:sz w:val="22"/>
-                <w:szCs w:val="22"/>
                 <w:lang w:eastAsia="es-CL"/>
               </w:rPr>
               <w:t xml:space="preserve">Portal del cliente: </w:t>
@@ -3787,24 +3663,20 @@
             <w:r>
               <w:rPr>
                 <w:rFonts w:ascii="Calibri" w:hAnsi="Calibri" w:cs="Arial"/>
-                <w:sz w:val="22"/>
-                <w:szCs w:val="22"/>
-                <w:lang w:eastAsia="es-CL"/>
-              </w:rPr>
-              <w:t xml:space="preserve">lo agregamos como actividad nueva, con su propio módulo en el backend, para que cada cliente vea solo sus órdenes y no las de otro.</w:t>
-            </w:r>
-          </w:p>
-          <w:p>
-            <w:pPr>
-              <w:spacing w:after="120" w:line="259" w:lineRule="auto"/>
+                <w:lang w:eastAsia="es-CL"/>
+              </w:rPr>
+              <w:t>lo agregamos como actividad nueva, con su propio módulo en el backend, para que cada cliente vea solo sus órdenes y no las de otro.</w:t>
+            </w:r>
+          </w:p>
+          <w:p>
+            <w:pPr>
+              <w:spacing w:after="120"/>
               <w:jc w:val="both"/>
             </w:pPr>
             <w:r>
               <w:rPr>
                 <w:rFonts w:ascii="Calibri" w:hAnsi="Calibri" w:cs="Arial"/>
                 <w:b/>
-                <w:sz w:val="22"/>
-                <w:szCs w:val="22"/>
                 <w:lang w:eastAsia="es-CL"/>
               </w:rPr>
               <w:t xml:space="preserve">Prototipo: </w:t>
@@ -3812,11 +3684,9 @@
             <w:r>
               <w:rPr>
                 <w:rFonts w:ascii="Calibri" w:hAnsi="Calibri" w:cs="Arial"/>
-                <w:sz w:val="22"/>
-                <w:szCs w:val="22"/>
-                <w:lang w:eastAsia="es-CL"/>
-              </w:rPr>
-              <w:t xml:space="preserve">el primer frontend fue en HTML y JavaScript para mostrar avances al profesor. Después lo pasamos a React, que era lo planificado.</w:t>
+                <w:lang w:eastAsia="es-CL"/>
+              </w:rPr>
+              <w:t>el primer frontend fue en HTML y JavaScript para mostrar avances al profesor. Después lo pasamos a React, que era lo planificado.</w:t>
             </w:r>
           </w:p>
         </w:tc>
@@ -3917,7 +3787,7 @@
                 <w:szCs w:val="20"/>
                 <w:lang w:eastAsia="es-CL"/>
               </w:rPr>
-              <w:t xml:space="preserve">no hayas iniciado actividades o estén retrasadas</w:t>
+              <w:t>no hayas iniciado actividades o estén retrasadas</w:t>
             </w:r>
             <w:r>
               <w:rPr>
@@ -3933,15 +3803,13 @@
           </w:p>
           <w:p>
             <w:pPr>
-              <w:spacing w:after="120" w:line="259" w:lineRule="auto"/>
+              <w:spacing w:after="120"/>
               <w:jc w:val="both"/>
             </w:pPr>
             <w:r>
               <w:rPr>
                 <w:rFonts w:ascii="Calibri" w:hAnsi="Calibri" w:cs="Arial"/>
                 <w:b/>
-                <w:sz w:val="22"/>
-                <w:szCs w:val="22"/>
                 <w:lang w:eastAsia="es-CL"/>
               </w:rPr>
               <w:t xml:space="preserve">Machine Learning: </w:t>
@@ -3949,24 +3817,20 @@
             <w:r>
               <w:rPr>
                 <w:rFonts w:ascii="Calibri" w:hAnsi="Calibri" w:cs="Arial"/>
-                <w:sz w:val="22"/>
-                <w:szCs w:val="22"/>
-                <w:lang w:eastAsia="es-CL"/>
-              </w:rPr>
-              <w:t xml:space="preserve">no está iniciado (0 % en la carta Gantt). Lo dejamos como proyección y, si alcanzamos a juntar historial, la base serían los datos de la cuenta corriente.</w:t>
-            </w:r>
-          </w:p>
-          <w:p>
-            <w:pPr>
-              <w:spacing w:after="120" w:line="259" w:lineRule="auto"/>
+                <w:lang w:eastAsia="es-CL"/>
+              </w:rPr>
+              <w:t>no está iniciado (0 % en la carta Gantt). Lo dejamos como proyección y, si alcanzamos a juntar historial, la base serían los datos de la cuenta corriente.</w:t>
+            </w:r>
+          </w:p>
+          <w:p>
+            <w:pPr>
+              <w:spacing w:after="120"/>
               <w:jc w:val="both"/>
             </w:pPr>
             <w:r>
               <w:rPr>
                 <w:rFonts w:ascii="Calibri" w:hAnsi="Calibri" w:cs="Arial"/>
                 <w:b/>
-                <w:sz w:val="22"/>
-                <w:szCs w:val="22"/>
                 <w:lang w:eastAsia="es-CL"/>
               </w:rPr>
               <w:t xml:space="preserve">Alertas y reportes: </w:t>
@@ -3974,24 +3838,20 @@
             <w:r>
               <w:rPr>
                 <w:rFonts w:ascii="Calibri" w:hAnsi="Calibri" w:cs="Arial"/>
-                <w:sz w:val="22"/>
-                <w:szCs w:val="22"/>
-                <w:lang w:eastAsia="es-CL"/>
-              </w:rPr>
-              <w:t xml:space="preserve">van a medias. Ya funcionan las alertas de OT creada, carga atrasada e intentos de acceso sospechosos, pero falta la de morosidad. Los reportes muestran datos por período, pero faltan algunos de los que propusimos en la Fase 1. La idea es terminarlos en las semanas que la Gantt tiene para pagos y alertas.</w:t>
-            </w:r>
-          </w:p>
-          <w:p>
-            <w:pPr>
-              <w:spacing w:after="120" w:line="259" w:lineRule="auto"/>
+                <w:lang w:eastAsia="es-CL"/>
+              </w:rPr>
+              <w:t>van a medias. Ya funcionan las alertas de OT creada, carga atrasada e intentos de acceso sospechosos, pero falta la de morosidad. Los reportes muestran datos por período, pero faltan algunos de los que propusimos en la Fase 1. La idea es terminarlos en las semanas que la Gantt tiene para pagos y alertas.</w:t>
+            </w:r>
+          </w:p>
+          <w:p>
+            <w:pPr>
+              <w:spacing w:after="120"/>
               <w:jc w:val="both"/>
             </w:pPr>
             <w:r>
               <w:rPr>
                 <w:rFonts w:ascii="Calibri" w:hAnsi="Calibri" w:cs="Arial"/>
                 <w:b/>
-                <w:sz w:val="22"/>
-                <w:szCs w:val="22"/>
                 <w:lang w:eastAsia="es-CL"/>
               </w:rPr>
               <w:t xml:space="preserve">Pruebas: </w:t>
@@ -3999,24 +3859,20 @@
             <w:r>
               <w:rPr>
                 <w:rFonts w:ascii="Calibri" w:hAnsi="Calibri" w:cs="Arial"/>
-                <w:sz w:val="22"/>
-                <w:szCs w:val="22"/>
-                <w:lang w:eastAsia="es-CL"/>
-              </w:rPr>
-              <w:t xml:space="preserve">tenemos la colección de Postman y el informe de pruebas, pero no una batería automática. Vamos a priorizar los flujos principales (crear OT, manifiesto, entrega y pago) para dejarlos probados antes de la etapa de verificación.</w:t>
-            </w:r>
-          </w:p>
-          <w:p>
-            <w:pPr>
-              <w:spacing w:after="120" w:line="259" w:lineRule="auto"/>
+                <w:lang w:eastAsia="es-CL"/>
+              </w:rPr>
+              <w:t>tenemos la colección de Postman y el informe de pruebas, pero no una batería automática. Vamos a priorizar los flujos principales (crear OT, manifiesto, entrega y pago) para dejarlos probados antes de la etapa de verificación.</w:t>
+            </w:r>
+          </w:p>
+          <w:p>
+            <w:pPr>
+              <w:spacing w:after="120"/>
               <w:jc w:val="both"/>
             </w:pPr>
             <w:r>
               <w:rPr>
                 <w:rFonts w:ascii="Calibri" w:hAnsi="Calibri" w:cs="Arial"/>
                 <w:b/>
-                <w:sz w:val="22"/>
-                <w:szCs w:val="22"/>
                 <w:lang w:eastAsia="es-CL"/>
               </w:rPr>
               <w:t xml:space="preserve">Documentación y video: </w:t>
@@ -4024,26 +3880,22 @@
             <w:r>
               <w:rPr>
                 <w:rFonts w:ascii="Calibri" w:hAnsi="Calibri" w:cs="Arial"/>
-                <w:sz w:val="22"/>
-                <w:szCs w:val="22"/>
-                <w:lang w:eastAsia="es-CL"/>
-              </w:rPr>
-              <w:t xml:space="preserve">los informes de esta fase ya están, pero el manual de usuario y el video demostrativo son parte de la entrega final, así que quedan para la Fase 3.</w:t>
-            </w:r>
-          </w:p>
-          <w:p>
-            <w:pPr>
-              <w:spacing w:after="120" w:line="259" w:lineRule="auto"/>
+                <w:lang w:eastAsia="es-CL"/>
+              </w:rPr>
+              <w:t>los informes de esta fase ya están, pero el manual de usuario y el video demostrativo son parte de la entrega final, así que quedan para la Fase 3.</w:t>
+            </w:r>
+          </w:p>
+          <w:p>
+            <w:pPr>
+              <w:spacing w:after="120"/>
               <w:jc w:val="both"/>
             </w:pPr>
             <w:r>
               <w:rPr>
                 <w:rFonts w:ascii="Calibri" w:hAnsi="Calibri" w:cs="Arial"/>
-                <w:sz w:val="22"/>
-                <w:szCs w:val="22"/>
-                <w:lang w:eastAsia="es-CL"/>
-              </w:rPr>
-              <w:t xml:space="preserve">En general, no cumplimos todo exactamente en las fechas del plan, porque algunas tareas resultaron más complejas de lo que pensábamos. Aun así, el núcleo del sistema quedó listo dentro de la Fase 2.</w:t>
+                <w:lang w:eastAsia="es-CL"/>
+              </w:rPr>
+              <w:t>En general, no cumplimos todo exactamente en las fechas del plan, porque algunas tareas resultaron más complejas de lo que pensábamos. Aun así, el núcleo del sistema quedó listo dentro de la Fase 2.</w:t>
             </w:r>
           </w:p>
         </w:tc>
@@ -4051,11 +3903,11 @@
     </w:tbl>
     <w:p>
       <w:pPr>
-        <w:spacing w:before="0" w:after="0" w:line="120" w:lineRule="exact"/>
+        <w:spacing w:after="0" w:line="120" w:lineRule="exact"/>
         <w:rPr>
-          <w:lang w:val="es-ES"/>
           <w:sz w:val="4"/>
           <w:szCs w:val="4"/>
+          <w:lang w:val="es-ES"/>
         </w:rPr>
       </w:pPr>
     </w:p>
@@ -4071,7 +3923,7 @@
 </file>
 
 <file path=word/endnotes.xml><?xml version="1.0" encoding="utf-8"?>
-<w:endnotes xmlns:wpc="http://schemas.microsoft.com/office/word/2010/wordprocessingCanvas" xmlns:cx="http://schemas.microsoft.com/office/drawing/2014/chartex" xmlns:mc="http://schemas.openxmlformats.org/markup-compatibility/2006" xmlns:o="urn:schemas-microsoft-com:office:office" xmlns:r="http://schemas.openxmlformats.org/officeDocument/2006/relationships" xmlns:m="http://schemas.openxmlformats.org/officeDocument/2006/math" xmlns:v="urn:schemas-microsoft-com:vml" xmlns:wp14="http://schemas.microsoft.com/office/word/2010/wordprocessingDrawing" xmlns:wp="http://schemas.openxmlformats.org/drawingml/2006/wordprocessingDrawing" xmlns:w10="urn:schemas-microsoft-com:office:word" xmlns:w="http://schemas.openxmlformats.org/wordprocessingml/2006/main" xmlns:w14="http://schemas.microsoft.com/office/word/2010/wordml" xmlns:w15="http://schemas.microsoft.com/office/word/2012/wordml" xmlns:w16se="http://schemas.microsoft.com/office/word/2015/wordml/symex" xmlns:wpg="http://schemas.microsoft.com/office/word/2010/wordprocessingGroup" xmlns:wpi="http://schemas.microsoft.com/office/word/2010/wordprocessingInk" xmlns:wne="http://schemas.microsoft.com/office/word/2006/wordml" xmlns:wps="http://schemas.microsoft.com/office/word/2010/wordprocessingShape" mc:Ignorable="w14 w15 w16se wp14">
+<w:endnotes xmlns:wpc="http://schemas.microsoft.com/office/word/2010/wordprocessingCanvas" xmlns:cx="http://schemas.microsoft.com/office/drawing/2014/chartex" xmlns:cx1="http://schemas.microsoft.com/office/drawing/2015/9/8/chartex" xmlns:cx2="http://schemas.microsoft.com/office/drawing/2015/10/21/chartex" xmlns:cx3="http://schemas.microsoft.com/office/drawing/2016/5/9/chartex" xmlns:cx4="http://schemas.microsoft.com/office/drawing/2016/5/10/chartex" xmlns:cx5="http://schemas.microsoft.com/office/drawing/2016/5/11/chartex" xmlns:cx6="http://schemas.microsoft.com/office/drawing/2016/5/12/chartex" xmlns:cx7="http://schemas.microsoft.com/office/drawing/2016/5/13/chartex" xmlns:cx8="http://schemas.microsoft.com/office/drawing/2016/5/14/chartex" xmlns:mc="http://schemas.openxmlformats.org/markup-compatibility/2006" xmlns:aink="http://schemas.microsoft.com/office/drawing/2016/ink" xmlns:am3d="http://schemas.microsoft.com/office/drawing/2017/model3d" xmlns:o="urn:schemas-microsoft-com:office:office" xmlns:oel="http://schemas.microsoft.com/office/2019/extlst" xmlns:r="http://schemas.openxmlformats.org/officeDocument/2006/relationships" xmlns:m="http://schemas.openxmlformats.org/officeDocument/2006/math" xmlns:v="urn:schemas-microsoft-com:vml" xmlns:wp14="http://schemas.microsoft.com/office/word/2010/wordprocessingDrawing" xmlns:wp="http://schemas.openxmlformats.org/drawingml/2006/wordprocessingDrawing" xmlns:w10="urn:schemas-microsoft-com:office:word" xmlns:w="http://schemas.openxmlformats.org/wordprocessingml/2006/main" xmlns:w14="http://schemas.microsoft.com/office/word/2010/wordml" xmlns:w15="http://schemas.microsoft.com/office/word/2012/wordml" xmlns:w16cex="http://schemas.microsoft.com/office/word/2018/wordml/cex" xmlns:w16cid="http://schemas.microsoft.com/office/word/2016/wordml/cid" xmlns:w16="http://schemas.microsoft.com/office/word/2018/wordml" xmlns:w16du="http://schemas.microsoft.com/office/word/2023/wordml/word16du" xmlns:w16sdtdh="http://schemas.microsoft.com/office/word/2020/wordml/sdtdatahash" xmlns:w16sdtfl="http://schemas.microsoft.com/office/word/2024/wordml/sdtformatlock" xmlns:w16se="http://schemas.microsoft.com/office/word/2015/wordml/symex" xmlns:wpg="http://schemas.microsoft.com/office/word/2010/wordprocessingGroup" xmlns:wpi="http://schemas.microsoft.com/office/word/2010/wordprocessingInk" xmlns:wne="http://schemas.microsoft.com/office/word/2006/wordml" xmlns:wps="http://schemas.microsoft.com/office/word/2010/wordprocessingShape" mc:Ignorable="w14 w15 w16se w16cid w16 w16cex w16sdtdh w16sdtfl w16du wp14">
   <w:endnote w:type="separator" w:id="-1">
     <w:p>
       <w:pPr>
@@ -4096,7 +3948,7 @@
 </file>
 
 <file path=word/footnotes.xml><?xml version="1.0" encoding="utf-8"?>
-<w:footnotes xmlns:wpc="http://schemas.microsoft.com/office/word/2010/wordprocessingCanvas" xmlns:cx="http://schemas.microsoft.com/office/drawing/2014/chartex" xmlns:mc="http://schemas.openxmlformats.org/markup-compatibility/2006" xmlns:o="urn:schemas-microsoft-com:office:office" xmlns:r="http://schemas.openxmlformats.org/officeDocument/2006/relationships" xmlns:m="http://schemas.openxmlformats.org/officeDocument/2006/math" xmlns:v="urn:schemas-microsoft-com:vml" xmlns:wp14="http://schemas.microsoft.com/office/word/2010/wordprocessingDrawing" xmlns:wp="http://schemas.openxmlformats.org/drawingml/2006/wordprocessingDrawing" xmlns:w10="urn:schemas-microsoft-com:office:word" xmlns:w="http://schemas.openxmlformats.org/wordprocessingml/2006/main" xmlns:w14="http://schemas.microsoft.com/office/word/2010/wordml" xmlns:w15="http://schemas.microsoft.com/office/word/2012/wordml" xmlns:w16se="http://schemas.microsoft.com/office/word/2015/wordml/symex" xmlns:wpg="http://schemas.microsoft.com/office/word/2010/wordprocessingGroup" xmlns:wpi="http://schemas.microsoft.com/office/word/2010/wordprocessingInk" xmlns:wne="http://schemas.microsoft.com/office/word/2006/wordml" xmlns:wps="http://schemas.microsoft.com/office/word/2010/wordprocessingShape" mc:Ignorable="w14 w15 w16se wp14">
+<w:footnotes xmlns:wpc="http://schemas.microsoft.com/office/word/2010/wordprocessingCanvas" xmlns:cx="http://schemas.microsoft.com/office/drawing/2014/chartex" xmlns:cx1="http://schemas.microsoft.com/office/drawing/2015/9/8/chartex" xmlns:cx2="http://schemas.microsoft.com/office/drawing/2015/10/21/chartex" xmlns:cx3="http://schemas.microsoft.com/office/drawing/2016/5/9/chartex" xmlns:cx4="http://schemas.microsoft.com/office/drawing/2016/5/10/chartex" xmlns:cx5="http://schemas.microsoft.com/office/drawing/2016/5/11/chartex" xmlns:cx6="http://schemas.microsoft.com/office/drawing/2016/5/12/chartex" xmlns:cx7="http://schemas.microsoft.com/office/drawing/2016/5/13/chartex" xmlns:cx8="http://schemas.microsoft.com/office/drawing/2016/5/14/chartex" xmlns:mc="http://schemas.openxmlformats.org/markup-compatibility/2006" xmlns:aink="http://schemas.microsoft.com/office/drawing/2016/ink" xmlns:am3d="http://schemas.microsoft.com/office/drawing/2017/model3d" xmlns:o="urn:schemas-microsoft-com:office:office" xmlns:oel="http://schemas.microsoft.com/office/2019/extlst" xmlns:r="http://schemas.openxmlformats.org/officeDocument/2006/relationships" xmlns:m="http://schemas.openxmlformats.org/officeDocument/2006/math" xmlns:v="urn:schemas-microsoft-com:vml" xmlns:wp14="http://schemas.microsoft.com/office/word/2010/wordprocessingDrawing" xmlns:wp="http://schemas.openxmlformats.org/drawingml/2006/wordprocessingDrawing" xmlns:w10="urn:schemas-microsoft-com:office:word" xmlns:w="http://schemas.openxmlformats.org/wordprocessingml/2006/main" xmlns:w14="http://schemas.microsoft.com/office/word/2010/wordml" xmlns:w15="http://schemas.microsoft.com/office/word/2012/wordml" xmlns:w16cex="http://schemas.microsoft.com/office/word/2018/wordml/cex" xmlns:w16cid="http://schemas.microsoft.com/office/word/2016/wordml/cid" xmlns:w16="http://schemas.microsoft.com/office/word/2018/wordml" xmlns:w16du="http://schemas.microsoft.com/office/word/2023/wordml/word16du" xmlns:w16sdtdh="http://schemas.microsoft.com/office/word/2020/wordml/sdtdatahash" xmlns:w16sdtfl="http://schemas.microsoft.com/office/word/2024/wordml/sdtformatlock" xmlns:w16se="http://schemas.microsoft.com/office/word/2015/wordml/symex" xmlns:wpg="http://schemas.microsoft.com/office/word/2010/wordprocessingGroup" xmlns:wpi="http://schemas.microsoft.com/office/word/2010/wordprocessingInk" xmlns:wne="http://schemas.microsoft.com/office/word/2006/wordml" xmlns:wps="http://schemas.microsoft.com/office/word/2010/wordprocessingShape" mc:Ignorable="w14 w15 w16se w16cid w16 w16cex w16sdtdh w16sdtfl w16du wp14">
   <w:footnote w:type="separator" w:id="-1">
     <w:p>
       <w:pPr>
@@ -4179,7 +4031,7 @@
 </file>
 
 <file path=word/header1.xml><?xml version="1.0" encoding="utf-8"?>
-<w:hdr xmlns:wpc="http://schemas.microsoft.com/office/word/2010/wordprocessingCanvas" xmlns:cx="http://schemas.microsoft.com/office/drawing/2014/chartex" xmlns:mc="http://schemas.openxmlformats.org/markup-compatibility/2006" xmlns:o="urn:schemas-microsoft-com:office:office" xmlns:r="http://schemas.openxmlformats.org/officeDocument/2006/relationships" xmlns:m="http://schemas.openxmlformats.org/officeDocument/2006/math" xmlns:v="urn:schemas-microsoft-com:vml" xmlns:wp14="http://schemas.microsoft.com/office/word/2010/wordprocessingDrawing" xmlns:wp="http://schemas.openxmlformats.org/drawingml/2006/wordprocessingDrawing" xmlns:w10="urn:schemas-microsoft-com:office:word" xmlns:w="http://schemas.openxmlformats.org/wordprocessingml/2006/main" xmlns:w14="http://schemas.microsoft.com/office/word/2010/wordml" xmlns:w15="http://schemas.microsoft.com/office/word/2012/wordml" xmlns:w16se="http://schemas.microsoft.com/office/word/2015/wordml/symex" xmlns:wpg="http://schemas.microsoft.com/office/word/2010/wordprocessingGroup" xmlns:wpi="http://schemas.microsoft.com/office/word/2010/wordprocessingInk" xmlns:wne="http://schemas.microsoft.com/office/word/2006/wordml" xmlns:wps="http://schemas.microsoft.com/office/word/2010/wordprocessingShape" mc:Ignorable="w14 w15 w16se wp14">
+<w:hdr xmlns:wpc="http://schemas.microsoft.com/office/word/2010/wordprocessingCanvas" xmlns:cx="http://schemas.microsoft.com/office/drawing/2014/chartex" xmlns:cx1="http://schemas.microsoft.com/office/drawing/2015/9/8/chartex" xmlns:cx2="http://schemas.microsoft.com/office/drawing/2015/10/21/chartex" xmlns:cx3="http://schemas.microsoft.com/office/drawing/2016/5/9/chartex" xmlns:cx4="http://schemas.microsoft.com/office/drawing/2016/5/10/chartex" xmlns:cx5="http://schemas.microsoft.com/office/drawing/2016/5/11/chartex" xmlns:cx6="http://schemas.microsoft.com/office/drawing/2016/5/12/chartex" xmlns:cx7="http://schemas.microsoft.com/office/drawing/2016/5/13/chartex" xmlns:cx8="http://schemas.microsoft.com/office/drawing/2016/5/14/chartex" xmlns:mc="http://schemas.openxmlformats.org/markup-compatibility/2006" xmlns:aink="http://schemas.microsoft.com/office/drawing/2016/ink" xmlns:am3d="http://schemas.microsoft.com/office/drawing/2017/model3d" xmlns:o="urn:schemas-microsoft-com:office:office" xmlns:oel="http://schemas.microsoft.com/office/2019/extlst" xmlns:r="http://schemas.openxmlformats.org/officeDocument/2006/relationships" xmlns:m="http://schemas.openxmlformats.org/officeDocument/2006/math" xmlns:v="urn:schemas-microsoft-com:vml" xmlns:wp14="http://schemas.microsoft.com/office/word/2010/wordprocessingDrawing" xmlns:wp="http://schemas.openxmlformats.org/drawingml/2006/wordprocessingDrawing" xmlns:w10="urn:schemas-microsoft-com:office:word" xmlns:w="http://schemas.openxmlformats.org/wordprocessingml/2006/main" xmlns:w14="http://schemas.microsoft.com/office/word/2010/wordml" xmlns:w15="http://schemas.microsoft.com/office/word/2012/wordml" xmlns:w16cex="http://schemas.microsoft.com/office/word/2018/wordml/cex" xmlns:w16cid="http://schemas.microsoft.com/office/word/2016/wordml/cid" xmlns:w16="http://schemas.microsoft.com/office/word/2018/wordml" xmlns:w16du="http://schemas.microsoft.com/office/word/2023/wordml/word16du" xmlns:w16sdtdh="http://schemas.microsoft.com/office/word/2020/wordml/sdtdatahash" xmlns:w16sdtfl="http://schemas.microsoft.com/office/word/2024/wordml/sdtformatlock" xmlns:w16se="http://schemas.microsoft.com/office/word/2015/wordml/symex" xmlns:wpg="http://schemas.microsoft.com/office/word/2010/wordprocessingGroup" xmlns:wpi="http://schemas.microsoft.com/office/word/2010/wordprocessingInk" xmlns:wne="http://schemas.microsoft.com/office/word/2006/wordml" xmlns:wps="http://schemas.microsoft.com/office/word/2010/wordprocessingShape" mc:Ignorable="w14 w15 w16se w16cid w16 w16cex w16sdtdh w16sdtfl w16du wp14">
   <w:tbl>
     <w:tblPr>
       <w:tblStyle w:val="Tablaconcuadrcula1"/>
@@ -4404,7 +4256,7 @@
 </file>
 
 <file path=word/numbering.xml><?xml version="1.0" encoding="utf-8"?>
-<w:numbering xmlns:wpc="http://schemas.microsoft.com/office/word/2010/wordprocessingCanvas" xmlns:cx="http://schemas.microsoft.com/office/drawing/2014/chartex" xmlns:mc="http://schemas.openxmlformats.org/markup-compatibility/2006" xmlns:o="urn:schemas-microsoft-com:office:office" xmlns:r="http://schemas.openxmlformats.org/officeDocument/2006/relationships" xmlns:m="http://schemas.openxmlformats.org/officeDocument/2006/math" xmlns:v="urn:schemas-microsoft-com:vml" xmlns:wp14="http://schemas.microsoft.com/office/word/2010/wordprocessingDrawing" xmlns:wp="http://schemas.openxmlformats.org/drawingml/2006/wordprocessingDrawing" xmlns:w10="urn:schemas-microsoft-com:office:word" xmlns:w="http://schemas.openxmlformats.org/wordprocessingml/2006/main" xmlns:w14="http://schemas.microsoft.com/office/word/2010/wordml" xmlns:w15="http://schemas.microsoft.com/office/word/2012/wordml" xmlns:w16se="http://schemas.microsoft.com/office/word/2015/wordml/symex" xmlns:wpg="http://schemas.microsoft.com/office/word/2010/wordprocessingGroup" xmlns:wpi="http://schemas.microsoft.com/office/word/2010/wordprocessingInk" xmlns:wne="http://schemas.microsoft.com/office/word/2006/wordml" xmlns:wps="http://schemas.microsoft.com/office/word/2010/wordprocessingShape" mc:Ignorable="w14 w15 w16se wp14">
+<w:numbering xmlns:wpc="http://schemas.microsoft.com/office/word/2010/wordprocessingCanvas" xmlns:cx="http://schemas.microsoft.com/office/drawing/2014/chartex" xmlns:cx1="http://schemas.microsoft.com/office/drawing/2015/9/8/chartex" xmlns:cx2="http://schemas.microsoft.com/office/drawing/2015/10/21/chartex" xmlns:cx3="http://schemas.microsoft.com/office/drawing/2016/5/9/chartex" xmlns:cx4="http://schemas.microsoft.com/office/drawing/2016/5/10/chartex" xmlns:cx5="http://schemas.microsoft.com/office/drawing/2016/5/11/chartex" xmlns:cx6="http://schemas.microsoft.com/office/drawing/2016/5/12/chartex" xmlns:cx7="http://schemas.microsoft.com/office/drawing/2016/5/13/chartex" xmlns:cx8="http://schemas.microsoft.com/office/drawing/2016/5/14/chartex" xmlns:mc="http://schemas.openxmlformats.org/markup-compatibility/2006" xmlns:aink="http://schemas.microsoft.com/office/drawing/2016/ink" xmlns:am3d="http://schemas.microsoft.com/office/drawing/2017/model3d" xmlns:o="urn:schemas-microsoft-com:office:office" xmlns:oel="http://schemas.microsoft.com/office/2019/extlst" xmlns:r="http://schemas.openxmlformats.org/officeDocument/2006/relationships" xmlns:m="http://schemas.openxmlformats.org/officeDocument/2006/math" xmlns:v="urn:schemas-microsoft-com:vml" xmlns:wp14="http://schemas.microsoft.com/office/word/2010/wordprocessingDrawing" xmlns:wp="http://schemas.openxmlformats.org/drawingml/2006/wordprocessingDrawing" xmlns:w10="urn:schemas-microsoft-com:office:word" xmlns:w="http://schemas.openxmlformats.org/wordprocessingml/2006/main" xmlns:w14="http://schemas.microsoft.com/office/word/2010/wordml" xmlns:w15="http://schemas.microsoft.com/office/word/2012/wordml" xmlns:w16cex="http://schemas.microsoft.com/office/word/2018/wordml/cex" xmlns:w16cid="http://schemas.microsoft.com/office/word/2016/wordml/cid" xmlns:w16="http://schemas.microsoft.com/office/word/2018/wordml" xmlns:w16du="http://schemas.microsoft.com/office/word/2023/wordml/word16du" xmlns:w16sdtdh="http://schemas.microsoft.com/office/word/2020/wordml/sdtdatahash" xmlns:w16sdtfl="http://schemas.microsoft.com/office/word/2024/wordml/sdtformatlock" xmlns:w16se="http://schemas.microsoft.com/office/word/2015/wordml/symex" xmlns:wpg="http://schemas.microsoft.com/office/word/2010/wordprocessingGroup" xmlns:wpi="http://schemas.microsoft.com/office/word/2010/wordprocessingInk" xmlns:wne="http://schemas.microsoft.com/office/word/2006/wordml" xmlns:wps="http://schemas.microsoft.com/office/word/2010/wordprocessingShape" mc:Ignorable="w14 w15 w16se w16cid w16 w16cex w16sdtdh w16sdtfl w16du wp14">
   <w:abstractNum w:abstractNumId="0" w15:restartNumberingAfterBreak="0">
     <w:nsid w:val="2FFD4C7F"/>
     <w:multiLevelType w:val="multilevel"/>
@@ -4526,14 +4378,14 @@
       </w:rPr>
     </w:lvl>
   </w:abstractNum>
-  <w:num w:numId="1">
+  <w:num w:numId="1" w16cid:durableId="1515070411">
     <w:abstractNumId w:val="0"/>
   </w:num>
 </w:numbering>
 </file>
 
 <file path=word/styles.xml><?xml version="1.0" encoding="utf-8"?>
-<w:styles xmlns:mc="http://schemas.openxmlformats.org/markup-compatibility/2006" xmlns:r="http://schemas.openxmlformats.org/officeDocument/2006/relationships" xmlns:w="http://schemas.openxmlformats.org/wordprocessingml/2006/main" xmlns:w14="http://schemas.microsoft.com/office/word/2010/wordml" xmlns:w15="http://schemas.microsoft.com/office/word/2012/wordml" xmlns:w16se="http://schemas.microsoft.com/office/word/2015/wordml/symex" mc:Ignorable="w14 w15 w16se">
+<w:styles xmlns:mc="http://schemas.openxmlformats.org/markup-compatibility/2006" xmlns:r="http://schemas.openxmlformats.org/officeDocument/2006/relationships" xmlns:w="http://schemas.openxmlformats.org/wordprocessingml/2006/main" xmlns:w14="http://schemas.microsoft.com/office/word/2010/wordml" xmlns:w15="http://schemas.microsoft.com/office/word/2012/wordml" xmlns:w16cex="http://schemas.microsoft.com/office/word/2018/wordml/cex" xmlns:w16cid="http://schemas.microsoft.com/office/word/2016/wordml/cid" xmlns:w16="http://schemas.microsoft.com/office/word/2018/wordml" xmlns:w16du="http://schemas.microsoft.com/office/word/2023/wordml/word16du" xmlns:w16sdtdh="http://schemas.microsoft.com/office/word/2020/wordml/sdtdatahash" xmlns:w16sdtfl="http://schemas.microsoft.com/office/word/2024/wordml/sdtformatlock" xmlns:w16se="http://schemas.microsoft.com/office/word/2015/wordml/symex" mc:Ignorable="w14 w15 w16se w16cid w16 w16cex w16sdtdh w16sdtfl w16du">
   <w:docDefaults>
     <w:rPrDefault>
       <w:rPr>
@@ -4545,7 +4397,7 @@
     </w:rPrDefault>
     <w:pPrDefault/>
   </w:docDefaults>
-  <w:latentStyles w:defLockedState="0" w:defUIPriority="99" w:defSemiHidden="0" w:defUnhideWhenUsed="0" w:defQFormat="0" w:count="371">
+  <w:latentStyles w:defLockedState="0" w:defUIPriority="99" w:defSemiHidden="0" w:defUnhideWhenUsed="0" w:defQFormat="0" w:count="376">
     <w:lsdException w:name="Normal" w:uiPriority="0" w:qFormat="1"/>
     <w:lsdException w:name="heading 1" w:uiPriority="9" w:qFormat="1"/>
     <w:lsdException w:name="heading 2" w:semiHidden="1" w:uiPriority="9" w:unhideWhenUsed="1" w:qFormat="1"/>
@@ -4917,6 +4769,11 @@
     <w:lsdException w:name="List Table 5 Dark Accent 6" w:uiPriority="50"/>
     <w:lsdException w:name="List Table 6 Colorful Accent 6" w:uiPriority="51"/>
     <w:lsdException w:name="List Table 7 Colorful Accent 6" w:uiPriority="52"/>
+    <w:lsdException w:name="Mention" w:semiHidden="1" w:unhideWhenUsed="1"/>
+    <w:lsdException w:name="Smart Hyperlink" w:semiHidden="1" w:unhideWhenUsed="1"/>
+    <w:lsdException w:name="Hashtag" w:semiHidden="1" w:unhideWhenUsed="1"/>
+    <w:lsdException w:name="Unresolved Mention" w:semiHidden="1" w:unhideWhenUsed="1"/>
+    <w:lsdException w:name="Smart Link" w:semiHidden="1" w:unhideWhenUsed="1"/>
   </w:latentStyles>
   <w:style w:type="paragraph" w:default="1" w:styleId="Normal">
     <w:name w:val="Normal"/>
@@ -5519,9 +5376,12 @@
 </file>
 
 <file path=customXml/item1.xml><?xml version="1.0" encoding="utf-8"?>
-<p:properties xmlns:p="http://schemas.microsoft.com/office/2006/metadata/properties" xmlns:xsi="http://www.w3.org/2001/XMLSchema-instance" xmlns:pc="http://schemas.microsoft.com/office/infopath/2007/PartnerControls">
-  <documentManagement/>
-</p:properties>
+<?mso-contentType ?>
+<FormTemplates xmlns="http://schemas.microsoft.com/sharepoint/v3/contenttype/forms">
+  <Display>DocumentLibraryForm</Display>
+  <Edit>DocumentLibraryForm</Edit>
+  <New>DocumentLibraryForm</New>
+</FormTemplates>
 </file>
 
 <file path=customXml/item2.xml><?xml version="1.0" encoding="utf-8"?>
@@ -5657,26 +5517,15 @@
 </file>
 
 <file path=customXml/item3.xml><?xml version="1.0" encoding="utf-8"?>
-<?mso-contentType ?>
-<FormTemplates xmlns="http://schemas.microsoft.com/sharepoint/v3/contenttype/forms">
-  <Display>DocumentLibraryForm</Display>
-  <Edit>DocumentLibraryForm</Edit>
-  <New>DocumentLibraryForm</New>
-</FormTemplates>
+<p:properties xmlns:p="http://schemas.microsoft.com/office/2006/metadata/properties" xmlns:xsi="http://www.w3.org/2001/XMLSchema-instance" xmlns:pc="http://schemas.microsoft.com/office/infopath/2007/PartnerControls">
+  <documentManagement/>
+</p:properties>
 </file>
 
 <file path=customXml/itemProps1.xml><?xml version="1.0" encoding="utf-8"?>
-<ds:datastoreItem xmlns:ds="http://schemas.openxmlformats.org/officeDocument/2006/customXml" ds:itemID="{46CA5683-AF87-4E40-B841-2E23A3B52406}">
+<ds:datastoreItem xmlns:ds="http://schemas.openxmlformats.org/officeDocument/2006/customXml" ds:itemID="{D51C61E4-DB75-4684-AD25-71F546404E96}">
   <ds:schemaRefs>
-    <ds:schemaRef ds:uri="http://purl.org/dc/terms/"/>
-    <ds:schemaRef ds:uri="http://purl.org/dc/elements/1.1/"/>
-    <ds:schemaRef ds:uri="http://schemas.openxmlformats.org/package/2006/metadata/core-properties"/>
-    <ds:schemaRef ds:uri="http://www.w3.org/XML/1998/namespace"/>
-    <ds:schemaRef ds:uri="http://schemas.microsoft.com/office/2006/metadata/properties"/>
-    <ds:schemaRef ds:uri="http://schemas.microsoft.com/office/2006/documentManagement/types"/>
-    <ds:schemaRef ds:uri="http://purl.org/dc/dcmitype/"/>
-    <ds:schemaRef ds:uri="http://schemas.microsoft.com/office/infopath/2007/PartnerControls"/>
-    <ds:schemaRef ds:uri="126e8a1c-9ea9-435a-ac89-d06c80d62e30"/>
+    <ds:schemaRef ds:uri="http://schemas.microsoft.com/sharepoint/v3/contenttype/forms"/>
   </ds:schemaRefs>
 </ds:datastoreItem>
 </file>
@@ -5700,9 +5549,10 @@
 </file>
 
 <file path=customXml/itemProps3.xml><?xml version="1.0" encoding="utf-8"?>
-<ds:datastoreItem xmlns:ds="http://schemas.openxmlformats.org/officeDocument/2006/customXml" ds:itemID="{D51C61E4-DB75-4684-AD25-71F546404E96}">
+<ds:datastoreItem xmlns:ds="http://schemas.openxmlformats.org/officeDocument/2006/customXml" ds:itemID="{46CA5683-AF87-4E40-B841-2E23A3B52406}">
   <ds:schemaRefs>
-    <ds:schemaRef ds:uri="http://schemas.microsoft.com/sharepoint/v3/contenttype/forms"/>
+    <ds:schemaRef ds:uri="http://schemas.microsoft.com/office/2006/metadata/properties"/>
+    <ds:schemaRef ds:uri="http://schemas.microsoft.com/office/infopath/2007/PartnerControls"/>
   </ds:schemaRefs>
 </ds:datastoreItem>
 </file>